--- a/documentos/Entrega 2/Projeto Interdisciplinar/Documento - Projeto de Extensão - COM Empresa - 2026_1.docx
+++ b/documentos/Entrega 2/Projeto Interdisciplinar/Documento - Projeto de Extensão - COM Empresa - 2026_1.docx
@@ -1,6 +1,6 @@
 
 <file path=word/document.xml><?xml version="1.0" encoding="utf-8"?>
-<w:document xmlns:wpc="http://schemas.microsoft.com/office/word/2010/wordprocessingCanvas" xmlns:cx="http://schemas.microsoft.com/office/drawing/2014/chartex" xmlns:cx1="http://schemas.microsoft.com/office/drawing/2015/9/8/chartex" xmlns:cx2="http://schemas.microsoft.com/office/drawing/2015/10/21/chartex" xmlns:cx3="http://schemas.microsoft.com/office/drawing/2016/5/9/chartex" xmlns:cx4="http://schemas.microsoft.com/office/drawing/2016/5/10/chartex" xmlns:cx5="http://schemas.microsoft.com/office/drawing/2016/5/11/chartex" xmlns:cx6="http://schemas.microsoft.com/office/drawing/2016/5/12/chartex" xmlns:cx7="http://schemas.microsoft.com/office/drawing/2016/5/13/chartex" xmlns:cx8="http://schemas.microsoft.com/office/drawing/2016/5/14/chartex" xmlns:mc="http://schemas.openxmlformats.org/markup-compatibility/2006" xmlns:aink="http://schemas.microsoft.com/office/drawing/2016/ink" xmlns:am3d="http://schemas.microsoft.com/office/drawing/2017/model3d" xmlns:o="urn:schemas-microsoft-com:office:office" xmlns:r="http://schemas.openxmlformats.org/officeDocument/2006/relationships" xmlns:m="http://schemas.openxmlformats.org/officeDocument/2006/math" xmlns:v="urn:schemas-microsoft-com:vml" xmlns:wp14="http://schemas.microsoft.com/office/word/2010/wordprocessingDrawing" xmlns:wp="http://schemas.openxmlformats.org/drawingml/2006/wordprocessingDrawing" xmlns:w10="urn:schemas-microsoft-com:office:word" xmlns:w="http://schemas.openxmlformats.org/wordprocessingml/2006/main" xmlns:w14="http://schemas.microsoft.com/office/word/2010/wordml" xmlns:w15="http://schemas.microsoft.com/office/word/2012/wordml" xmlns:w16cid="http://schemas.microsoft.com/office/word/2016/wordml/cid" xmlns:w16se="http://schemas.microsoft.com/office/word/2015/wordml/symex" xmlns:wpg="http://schemas.microsoft.com/office/word/2010/wordprocessingGroup" xmlns:wpi="http://schemas.microsoft.com/office/word/2010/wordprocessingInk" xmlns:wne="http://schemas.microsoft.com/office/word/2006/wordml" xmlns:wps="http://schemas.microsoft.com/office/word/2010/wordprocessingShape" mc:Ignorable="w14 w15 w16se w16cid wp14">
+<w:document xmlns:wpc="http://schemas.microsoft.com/office/word/2010/wordprocessingCanvas" xmlns:cx="http://schemas.microsoft.com/office/drawing/2014/chartex" xmlns:cx1="http://schemas.microsoft.com/office/drawing/2015/9/8/chartex" xmlns:cx2="http://schemas.microsoft.com/office/drawing/2015/10/21/chartex" xmlns:cx3="http://schemas.microsoft.com/office/drawing/2016/5/9/chartex" xmlns:cx4="http://schemas.microsoft.com/office/drawing/2016/5/10/chartex" xmlns:cx5="http://schemas.microsoft.com/office/drawing/2016/5/11/chartex" xmlns:cx6="http://schemas.microsoft.com/office/drawing/2016/5/12/chartex" xmlns:cx7="http://schemas.microsoft.com/office/drawing/2016/5/13/chartex" xmlns:cx8="http://schemas.microsoft.com/office/drawing/2016/5/14/chartex" xmlns:mc="http://schemas.openxmlformats.org/markup-compatibility/2006" xmlns:aink="http://schemas.microsoft.com/office/drawing/2016/ink" xmlns:am3d="http://schemas.microsoft.com/office/drawing/2017/model3d" xmlns:o="urn:schemas-microsoft-com:office:office" xmlns:oel="http://schemas.microsoft.com/office/2019/extlst" xmlns:r="http://schemas.openxmlformats.org/officeDocument/2006/relationships" xmlns:m="http://schemas.openxmlformats.org/officeDocument/2006/math" xmlns:v="urn:schemas-microsoft-com:vml" xmlns:wp14="http://schemas.microsoft.com/office/word/2010/wordprocessingDrawing" xmlns:wp="http://schemas.openxmlformats.org/drawingml/2006/wordprocessingDrawing" xmlns:w10="urn:schemas-microsoft-com:office:word" xmlns:w="http://schemas.openxmlformats.org/wordprocessingml/2006/main" xmlns:w14="http://schemas.microsoft.com/office/word/2010/wordml" xmlns:w15="http://schemas.microsoft.com/office/word/2012/wordml" xmlns:w16cex="http://schemas.microsoft.com/office/word/2018/wordml/cex" xmlns:w16cid="http://schemas.microsoft.com/office/word/2016/wordml/cid" xmlns:w16="http://schemas.microsoft.com/office/word/2018/wordml" xmlns:w16sdtdh="http://schemas.microsoft.com/office/word/2020/wordml/sdtdatahash" xmlns:w16se="http://schemas.microsoft.com/office/word/2015/wordml/symex" xmlns:wpg="http://schemas.microsoft.com/office/word/2010/wordprocessingGroup" xmlns:wpi="http://schemas.microsoft.com/office/word/2010/wordprocessingInk" xmlns:wne="http://schemas.microsoft.com/office/word/2006/wordml" xmlns:wps="http://schemas.microsoft.com/office/word/2010/wordprocessingShape" mc:Ignorable="w14 w15 w16se w16cid w16 w16cex w16sdtdh wp14">
   <w:body>
     <w:p>
       <w:pPr>
@@ -46,18 +46,6 @@
           <w:szCs w:val="24"/>
         </w:rPr>
       </w:pPr>
-    </w:p>
-    <w:p>
-      <w:pPr>
-        <w:spacing w:after="0" w:line="360" w:lineRule="auto"/>
-        <w:jc w:val="both"/>
-        <w:rPr>
-          <w:rFonts w:ascii="Arial" w:eastAsia="Arial" w:hAnsi="Arial" w:cs="Arial"/>
-          <w:b/>
-          <w:sz w:val="24"/>
-          <w:szCs w:val="24"/>
-        </w:rPr>
-      </w:pPr>
       <w:r>
         <w:rPr>
           <w:rFonts w:ascii="Arial" w:eastAsia="Arial" w:hAnsi="Arial" w:cs="Arial"/>
@@ -100,18 +88,6 @@
         </w:rPr>
         <w:t>Urban Chase</w:t>
       </w:r>
-    </w:p>
-    <w:p>
-      <w:pPr>
-        <w:spacing w:after="0" w:line="360" w:lineRule="auto"/>
-        <w:jc w:val="both"/>
-        <w:rPr>
-          <w:rFonts w:ascii="Arial" w:eastAsia="Arial" w:hAnsi="Arial" w:cs="Arial"/>
-          <w:b/>
-          <w:sz w:val="24"/>
-          <w:szCs w:val="24"/>
-        </w:rPr>
-      </w:pPr>
     </w:p>
     <w:tbl>
       <w:tblPr>
@@ -140,64 +116,70 @@
             <w:pPr>
               <w:pStyle w:val="NormalWeb"/>
               <w:spacing w:before="1" w:beforeAutospacing="0" w:after="0" w:afterAutospacing="0" w:line="360" w:lineRule="auto"/>
-              <w:ind w:left="710" w:right="433"/>
-              <w:jc w:val="both"/>
-              <w:rPr>
-                <w:rFonts w:ascii="Arial" w:hAnsi="Arial" w:cs="Arial"/>
-              </w:rPr>
-            </w:pPr>
-            <w:r>
-              <w:rPr>
-                <w:rFonts w:ascii="Arial" w:hAnsi="Arial" w:cs="Arial"/>
-                <w:color w:val="000000"/>
-              </w:rPr>
-              <w:t xml:space="preserve">O </w:t>
-            </w:r>
-            <w:r>
-              <w:rPr>
-                <w:rFonts w:ascii="Arial" w:hAnsi="Arial" w:cs="Arial"/>
-                <w:color w:val="000000"/>
-              </w:rPr>
-              <w:t>Urban Chase</w:t>
-            </w:r>
-            <w:r>
-              <w:rPr>
-                <w:rFonts w:ascii="Arial" w:hAnsi="Arial" w:cs="Arial"/>
-                <w:color w:val="000000"/>
-              </w:rPr>
-              <w:t xml:space="preserve"> consiste em um jogo digital 3D do gênero estratégia/ação com mecânica de intervenção indireta e movimentação WASD, desenvolvido na plataforma Unity utilizando C#. Diferente de jogos tradicionais de perseguição, o jogador controla diretamente o personagem principal em movimento (terceira pessoa), e atua de forma estratégica no ambiente, influenciando o desfecho da perseguição.</w:t>
+              <w:ind w:right="433"/>
+              <w:jc w:val="both"/>
+              <w:rPr>
+                <w:rFonts w:ascii="Arial" w:hAnsi="Arial" w:cs="Arial"/>
+              </w:rPr>
+            </w:pPr>
+            <w:r>
+              <w:rPr>
+                <w:rFonts w:ascii="Arial" w:hAnsi="Arial" w:cs="Arial"/>
+              </w:rPr>
+              <w:t xml:space="preserve">      </w:t>
+            </w:r>
+            <w:r>
+              <w:rPr>
+                <w:rFonts w:ascii="Arial" w:hAnsi="Arial" w:cs="Arial"/>
+              </w:rPr>
+              <w:t>O Urban Chase consiste em um jogo digital 3D do gênero estratégia/ação</w:t>
+            </w:r>
+            <w:r>
+              <w:rPr>
+                <w:rFonts w:ascii="Arial" w:hAnsi="Arial" w:cs="Arial"/>
+              </w:rPr>
+              <w:t xml:space="preserve"> </w:t>
+            </w:r>
+            <w:r>
+              <w:rPr>
+                <w:rFonts w:ascii="Arial" w:hAnsi="Arial" w:cs="Arial"/>
+              </w:rPr>
+              <w:t>com mecânica de intervenção indireta e movimentação WASD, desenvolvido na plataforma Unity utilizando C#. Diferente de jogos tradicionais de perseguição, o jogador controla diretamente o personagem principal em movimento (terceira pessoa), e atua de forma estratégica no ambiente, influenciando o desfecho da perseguição.</w:t>
             </w:r>
           </w:p>
           <w:p>
             <w:pPr>
               <w:pStyle w:val="NormalWeb"/>
               <w:spacing w:before="235" w:beforeAutospacing="0" w:after="0" w:afterAutospacing="0" w:line="360" w:lineRule="auto"/>
-              <w:ind w:left="710" w:right="447"/>
-              <w:jc w:val="both"/>
-              <w:rPr>
-                <w:rFonts w:ascii="Arial" w:hAnsi="Arial" w:cs="Arial"/>
-              </w:rPr>
-            </w:pPr>
-            <w:r>
-              <w:rPr>
-                <w:rFonts w:ascii="Arial" w:hAnsi="Arial" w:cs="Arial"/>
-                <w:color w:val="000000"/>
-              </w:rPr>
-              <w:t>A proposta central</w:t>
-            </w:r>
-            <w:r>
-              <w:rPr>
-                <w:rFonts w:ascii="Arial" w:hAnsi="Arial" w:cs="Arial"/>
-                <w:color w:val="000000"/>
-              </w:rPr>
-              <w:t xml:space="preserve"> dele</w:t>
-            </w:r>
-            <w:r>
-              <w:rPr>
-                <w:rFonts w:ascii="Arial" w:hAnsi="Arial" w:cs="Arial"/>
-                <w:color w:val="000000"/>
-              </w:rPr>
-              <w:t xml:space="preserve"> é unir entretenimento e educação por meio de uma experiência gamificada que estimula a reflexão sobre responsabilidade social e preservação do patrimônio público. O jogo se posiciona como uma solução híbrida entre simulação e jogo educativo, com potencial aplicação em contextos acadêmicos e institucionais.</w:t>
+              <w:ind w:right="447"/>
+              <w:jc w:val="both"/>
+              <w:rPr>
+                <w:rFonts w:ascii="Arial" w:hAnsi="Arial" w:cs="Arial"/>
+              </w:rPr>
+            </w:pPr>
+            <w:r>
+              <w:rPr>
+                <w:rFonts w:ascii="Arial" w:hAnsi="Arial" w:cs="Arial"/>
+              </w:rPr>
+              <w:t xml:space="preserve">       </w:t>
+            </w:r>
+            <w:r>
+              <w:rPr>
+                <w:rFonts w:ascii="Arial" w:hAnsi="Arial" w:cs="Arial"/>
+              </w:rPr>
+              <w:t xml:space="preserve">A proposta central dele é unir entretenimento e educação por meio de uma </w:t>
+            </w:r>
+            <w:r>
+              <w:rPr>
+                <w:rFonts w:ascii="Arial" w:hAnsi="Arial" w:cs="Arial"/>
+              </w:rPr>
+              <w:t>jogabilidade</w:t>
+            </w:r>
+            <w:r>
+              <w:rPr>
+                <w:rFonts w:ascii="Arial" w:hAnsi="Arial" w:cs="Arial"/>
+              </w:rPr>
+              <w:t xml:space="preserve"> que estimula a reflexão sobre responsabilidade social e preservação do patrimônio público. O jogo se posiciona como uma solução híbrida entre simulação e jogo educativo, com potencial aplicação em contextos acadêmicos e institucionais.</w:t>
             </w:r>
           </w:p>
           <w:p>
@@ -207,15 +189,13 @@
               <w:rPr>
                 <w:rFonts w:ascii="Arial" w:eastAsia="Arial" w:hAnsi="Arial" w:cs="Arial"/>
                 <w:b/>
-                <w:color w:val="0C3512" w:themeColor="accent3" w:themeShade="80"/>
-                <w:sz w:val="24"/>
-                <w:szCs w:val="24"/>
-              </w:rPr>
-            </w:pPr>
-            <w:r>
-              <w:rPr>
-                <w:rFonts w:ascii="Arial" w:hAnsi="Arial" w:cs="Arial"/>
-                <w:color w:val="000000"/>
+                <w:sz w:val="24"/>
+                <w:szCs w:val="24"/>
+              </w:rPr>
+            </w:pPr>
+            <w:r>
+              <w:rPr>
+                <w:rFonts w:ascii="Arial" w:hAnsi="Arial" w:cs="Arial"/>
                 <w:sz w:val="24"/>
                 <w:szCs w:val="24"/>
               </w:rPr>
@@ -231,7 +211,6 @@
         <w:jc w:val="both"/>
         <w:rPr>
           <w:rFonts w:ascii="Arial" w:eastAsia="Arial" w:hAnsi="Arial" w:cs="Arial"/>
-          <w:color w:val="FF3333"/>
           <w:sz w:val="24"/>
           <w:szCs w:val="24"/>
         </w:rPr>
@@ -257,26 +236,6 @@
         </w:rPr>
         <w:t>Integrantes da equipe</w:t>
       </w:r>
-    </w:p>
-    <w:p>
-      <w:pPr>
-        <w:pBdr>
-          <w:top w:val="nil"/>
-          <w:left w:val="nil"/>
-          <w:bottom w:val="nil"/>
-          <w:right w:val="nil"/>
-          <w:between w:val="nil"/>
-        </w:pBdr>
-        <w:spacing w:after="0" w:line="360" w:lineRule="auto"/>
-        <w:jc w:val="both"/>
-        <w:rPr>
-          <w:rFonts w:ascii="Arial" w:eastAsia="Arial" w:hAnsi="Arial" w:cs="Arial"/>
-          <w:b/>
-          <w:color w:val="0C3512" w:themeColor="accent3" w:themeShade="80"/>
-          <w:sz w:val="24"/>
-          <w:szCs w:val="24"/>
-        </w:rPr>
-      </w:pPr>
     </w:p>
     <w:tbl>
       <w:tblPr>
@@ -372,15 +331,13 @@
               <w:jc w:val="both"/>
               <w:rPr>
                 <w:rFonts w:ascii="Arial" w:eastAsia="Arial" w:hAnsi="Arial" w:cs="Arial"/>
-                <w:color w:val="0C3512" w:themeColor="accent3" w:themeShade="80"/>
-                <w:sz w:val="24"/>
-                <w:szCs w:val="24"/>
-              </w:rPr>
-            </w:pPr>
-            <w:r>
-              <w:rPr>
-                <w:rFonts w:ascii="Arial" w:eastAsia="Arial" w:hAnsi="Arial" w:cs="Arial"/>
-                <w:color w:val="0C3512" w:themeColor="accent3" w:themeShade="80"/>
+                <w:sz w:val="24"/>
+                <w:szCs w:val="24"/>
+              </w:rPr>
+            </w:pPr>
+            <w:r>
+              <w:rPr>
+                <w:rFonts w:ascii="Arial" w:eastAsia="Arial" w:hAnsi="Arial" w:cs="Arial"/>
                 <w:sz w:val="24"/>
                 <w:szCs w:val="24"/>
               </w:rPr>
@@ -445,7 +402,6 @@
             <w:r>
               <w:rPr>
                 <w:rFonts w:ascii="Arial" w:eastAsia="Arial" w:hAnsi="Arial" w:cs="Arial"/>
-                <w:b/>
                 <w:sz w:val="24"/>
                 <w:szCs w:val="24"/>
               </w:rPr>
@@ -521,7 +477,15 @@
                 <w:sz w:val="24"/>
                 <w:szCs w:val="24"/>
               </w:rPr>
-              <w:t>Davi Moraes Muniz</w:t>
+              <w:t xml:space="preserve">Davi </w:t>
+            </w:r>
+            <w:r>
+              <w:rPr>
+                <w:rFonts w:ascii="Arial" w:eastAsia="Arial" w:hAnsi="Arial" w:cs="Arial"/>
+                <w:sz w:val="24"/>
+                <w:szCs w:val="24"/>
+              </w:rPr>
+              <w:t>Moraes Muniz</w:t>
             </w:r>
           </w:p>
           <w:p>
@@ -644,7 +608,6 @@
         <w:rPr>
           <w:rFonts w:ascii="Arial" w:eastAsia="Arial" w:hAnsi="Arial" w:cs="Arial"/>
           <w:b/>
-          <w:color w:val="000000"/>
           <w:sz w:val="24"/>
           <w:szCs w:val="24"/>
         </w:rPr>
@@ -664,7 +627,44 @@
         <w:rPr>
           <w:rFonts w:ascii="Arial" w:eastAsia="Arial" w:hAnsi="Arial" w:cs="Arial"/>
           <w:b/>
-          <w:color w:val="000000"/>
+          <w:sz w:val="24"/>
+          <w:szCs w:val="24"/>
+        </w:rPr>
+      </w:pPr>
+    </w:p>
+    <w:p>
+      <w:pPr>
+        <w:pBdr>
+          <w:top w:val="nil"/>
+          <w:left w:val="nil"/>
+          <w:bottom w:val="nil"/>
+          <w:right w:val="nil"/>
+          <w:between w:val="nil"/>
+        </w:pBdr>
+        <w:spacing w:after="0" w:line="360" w:lineRule="auto"/>
+        <w:jc w:val="both"/>
+        <w:rPr>
+          <w:rFonts w:ascii="Arial" w:eastAsia="Arial" w:hAnsi="Arial" w:cs="Arial"/>
+          <w:b/>
+          <w:sz w:val="24"/>
+          <w:szCs w:val="24"/>
+        </w:rPr>
+      </w:pPr>
+    </w:p>
+    <w:p>
+      <w:pPr>
+        <w:pBdr>
+          <w:top w:val="nil"/>
+          <w:left w:val="nil"/>
+          <w:bottom w:val="nil"/>
+          <w:right w:val="nil"/>
+          <w:between w:val="nil"/>
+        </w:pBdr>
+        <w:spacing w:after="0" w:line="360" w:lineRule="auto"/>
+        <w:jc w:val="both"/>
+        <w:rPr>
+          <w:rFonts w:ascii="Arial" w:eastAsia="Arial" w:hAnsi="Arial" w:cs="Arial"/>
+          <w:b/>
           <w:sz w:val="24"/>
           <w:szCs w:val="24"/>
         </w:rPr>
@@ -673,11 +673,37 @@
         <w:rPr>
           <w:rFonts w:ascii="Arial" w:eastAsia="Arial" w:hAnsi="Arial" w:cs="Arial"/>
           <w:b/>
-          <w:color w:val="000000"/>
-          <w:sz w:val="24"/>
-          <w:szCs w:val="24"/>
-        </w:rPr>
-        <w:t>Professor responsável</w:t>
+          <w:sz w:val="24"/>
+          <w:szCs w:val="24"/>
+        </w:rPr>
+        <w:t>Professor</w:t>
+      </w:r>
+      <w:r>
+        <w:rPr>
+          <w:rFonts w:ascii="Arial" w:eastAsia="Arial" w:hAnsi="Arial" w:cs="Arial"/>
+          <w:b/>
+          <w:sz w:val="24"/>
+          <w:szCs w:val="24"/>
+        </w:rPr>
+        <w:t>es</w:t>
+      </w:r>
+      <w:r>
+        <w:rPr>
+          <w:rFonts w:ascii="Arial" w:eastAsia="Arial" w:hAnsi="Arial" w:cs="Arial"/>
+          <w:b/>
+          <w:sz w:val="24"/>
+          <w:szCs w:val="24"/>
+        </w:rPr>
+        <w:t xml:space="preserve"> responsáve</w:t>
+      </w:r>
+      <w:r>
+        <w:rPr>
+          <w:rFonts w:ascii="Arial" w:eastAsia="Arial" w:hAnsi="Arial" w:cs="Arial"/>
+          <w:b/>
+          <w:sz w:val="24"/>
+          <w:szCs w:val="24"/>
+        </w:rPr>
+        <w:t>is</w:t>
       </w:r>
     </w:p>
     <w:tbl>
@@ -717,19 +743,105 @@
               <w:rPr>
                 <w:rFonts w:ascii="Arial" w:eastAsia="Arial" w:hAnsi="Arial" w:cs="Arial"/>
                 <w:b/>
-                <w:color w:val="000000"/>
-                <w:sz w:val="24"/>
-                <w:szCs w:val="24"/>
-              </w:rPr>
-            </w:pPr>
-            <w:r>
-              <w:rPr>
-                <w:rFonts w:ascii="Arial" w:hAnsi="Arial" w:cs="Arial"/>
-                <w:color w:val="000000"/>
-                <w:sz w:val="24"/>
-                <w:szCs w:val="24"/>
-              </w:rPr>
-              <w:t>O projeto está sendo desenvolvido no contexto acadêmico e universitário como parte de uma atividade interdisciplinar da Fundação Escola de Comércio Álvares Penteado (FECAP) com o auxílio do professor orientador Victor Rossetti.</w:t>
+                <w:sz w:val="24"/>
+                <w:szCs w:val="24"/>
+              </w:rPr>
+            </w:pPr>
+            <w:r>
+              <w:rPr>
+                <w:rFonts w:ascii="Arial" w:hAnsi="Arial" w:cs="Arial"/>
+                <w:sz w:val="24"/>
+                <w:szCs w:val="24"/>
+              </w:rPr>
+              <w:t xml:space="preserve">Adriano Felix </w:t>
+            </w:r>
+            <w:r>
+              <w:rPr>
+                <w:rFonts w:ascii="Arial" w:hAnsi="Arial" w:cs="Arial"/>
+                <w:sz w:val="24"/>
+                <w:szCs w:val="24"/>
+              </w:rPr>
+              <w:t>Valente,</w:t>
+            </w:r>
+            <w:r>
+              <w:rPr>
+                <w:rFonts w:ascii="Arial" w:hAnsi="Arial" w:cs="Arial"/>
+                <w:sz w:val="24"/>
+                <w:szCs w:val="24"/>
+              </w:rPr>
+              <w:t xml:space="preserve"> </w:t>
+            </w:r>
+            <w:r>
+              <w:rPr>
+                <w:rFonts w:ascii="Arial" w:hAnsi="Arial" w:cs="Arial"/>
+                <w:sz w:val="24"/>
+                <w:szCs w:val="24"/>
+              </w:rPr>
+              <w:t>David de Oliveira Lemes</w:t>
+            </w:r>
+            <w:r>
+              <w:rPr>
+                <w:rFonts w:ascii="Arial" w:hAnsi="Arial" w:cs="Arial"/>
+                <w:sz w:val="24"/>
+                <w:szCs w:val="24"/>
+              </w:rPr>
+              <w:t>,</w:t>
+            </w:r>
+            <w:r>
+              <w:rPr>
+                <w:rFonts w:ascii="Arial" w:hAnsi="Arial" w:cs="Arial"/>
+                <w:sz w:val="24"/>
+                <w:szCs w:val="24"/>
+              </w:rPr>
+              <w:t xml:space="preserve"> </w:t>
+            </w:r>
+            <w:r>
+              <w:rPr>
+                <w:rFonts w:ascii="Arial" w:hAnsi="Arial" w:cs="Arial"/>
+                <w:sz w:val="24"/>
+                <w:szCs w:val="24"/>
+              </w:rPr>
+              <w:t>Eduardo Savino Gomes</w:t>
+            </w:r>
+            <w:r>
+              <w:rPr>
+                <w:rFonts w:ascii="Arial" w:hAnsi="Arial" w:cs="Arial"/>
+                <w:sz w:val="24"/>
+                <w:szCs w:val="24"/>
+              </w:rPr>
+              <w:t xml:space="preserve">, Luis </w:t>
+            </w:r>
+            <w:r>
+              <w:rPr>
+                <w:rFonts w:ascii="Arial" w:hAnsi="Arial" w:cs="Arial"/>
+                <w:sz w:val="24"/>
+                <w:szCs w:val="24"/>
+              </w:rPr>
+              <w:t xml:space="preserve">Pires, </w:t>
+            </w:r>
+            <w:r>
+              <w:rPr>
+                <w:rFonts w:ascii="Arial" w:hAnsi="Arial" w:cs="Arial"/>
+                <w:sz w:val="24"/>
+                <w:szCs w:val="24"/>
+              </w:rPr>
+              <w:t>Renata Muniz do Nascimento</w:t>
+            </w:r>
+            <w:r>
+              <w:rPr>
+                <w:rFonts w:ascii="Arial" w:hAnsi="Arial" w:cs="Arial"/>
+                <w:sz w:val="24"/>
+                <w:szCs w:val="24"/>
+              </w:rPr>
+              <w:t xml:space="preserve">, </w:t>
+            </w:r>
+            <w:r>
+              <w:rPr>
+                <w:rFonts w:ascii="Arial" w:hAnsi="Arial" w:cs="Arial"/>
+                <w:sz w:val="24"/>
+                <w:szCs w:val="24"/>
+              </w:rPr>
+              <w:t>Victor Rossetti.</w:t>
             </w:r>
           </w:p>
         </w:tc>
@@ -749,7 +861,6 @@
         <w:rPr>
           <w:rFonts w:ascii="Arial" w:eastAsia="Arial" w:hAnsi="Arial" w:cs="Arial"/>
           <w:b/>
-          <w:color w:val="000000"/>
           <w:sz w:val="24"/>
           <w:szCs w:val="24"/>
         </w:rPr>
@@ -769,7 +880,6 @@
         <w:rPr>
           <w:rFonts w:ascii="Arial" w:eastAsia="Arial" w:hAnsi="Arial" w:cs="Arial"/>
           <w:b/>
-          <w:color w:val="000000"/>
           <w:sz w:val="24"/>
           <w:szCs w:val="24"/>
         </w:rPr>
@@ -778,7 +888,6 @@
         <w:rPr>
           <w:rFonts w:ascii="Arial" w:eastAsia="Arial" w:hAnsi="Arial" w:cs="Arial"/>
           <w:b/>
-          <w:color w:val="000000"/>
           <w:sz w:val="24"/>
           <w:szCs w:val="24"/>
         </w:rPr>
@@ -822,15 +931,13 @@
               <w:rPr>
                 <w:rFonts w:ascii="Arial" w:eastAsia="Arial" w:hAnsi="Arial" w:cs="Arial"/>
                 <w:b/>
-                <w:color w:val="000000"/>
-                <w:sz w:val="24"/>
-                <w:szCs w:val="24"/>
-              </w:rPr>
-            </w:pPr>
-            <w:r>
-              <w:rPr>
-                <w:rFonts w:ascii="Arial" w:eastAsia="Arial" w:hAnsi="Arial" w:cs="Arial"/>
-                <w:color w:val="0C3512" w:themeColor="accent3" w:themeShade="80"/>
+                <w:sz w:val="24"/>
+                <w:szCs w:val="24"/>
+              </w:rPr>
+            </w:pPr>
+            <w:r>
+              <w:rPr>
+                <w:rFonts w:ascii="Arial" w:eastAsia="Arial" w:hAnsi="Arial" w:cs="Arial"/>
                 <w:sz w:val="24"/>
                 <w:szCs w:val="24"/>
               </w:rPr>
@@ -854,7 +961,6 @@
         <w:rPr>
           <w:rFonts w:ascii="Arial" w:eastAsia="Arial" w:hAnsi="Arial" w:cs="Arial"/>
           <w:b/>
-          <w:color w:val="000000"/>
           <w:sz w:val="24"/>
           <w:szCs w:val="24"/>
         </w:rPr>
@@ -881,46 +987,27 @@
         <w:t>Linha de atuação</w:t>
       </w:r>
     </w:p>
-    <w:p>
-      <w:pPr>
-        <w:spacing w:after="0" w:line="360" w:lineRule="auto"/>
-        <w:jc w:val="both"/>
-        <w:rPr>
-          <w:rFonts w:ascii="Arial" w:eastAsia="Arial" w:hAnsi="Arial" w:cs="Arial"/>
-          <w:b/>
-          <w:sz w:val="24"/>
-          <w:szCs w:val="24"/>
-        </w:rPr>
-      </w:pPr>
-      <w:r>
-        <w:rPr>
-          <w:rFonts w:ascii="Arial" w:eastAsia="Arial" w:hAnsi="Arial" w:cs="Arial"/>
-          <w:b/>
-          <w:color w:val="0C3512" w:themeColor="accent3" w:themeShade="80"/>
-          <w:sz w:val="24"/>
-          <w:szCs w:val="24"/>
-        </w:rPr>
-        <w:t xml:space="preserve"> </w:t>
-      </w:r>
-    </w:p>
     <w:tbl>
       <w:tblPr>
-        <w:tblW w:w="5382" w:type="dxa"/>
+        <w:tblW w:w="7710" w:type="dxa"/>
         <w:tblLayout w:type="fixed"/>
         <w:tblLook w:val="0000" w:firstRow="0" w:lastRow="0" w:firstColumn="0" w:lastColumn="0" w:noHBand="0" w:noVBand="0"/>
       </w:tblPr>
       <w:tblGrid>
         <w:gridCol w:w="4530"/>
-        <w:gridCol w:w="852"/>
+        <w:gridCol w:w="3180"/>
       </w:tblGrid>
       <w:tr>
+        <w:trPr>
+          <w:trHeight w:val="435"/>
+        </w:trPr>
         <w:tc>
           <w:tcPr>
             <w:tcW w:w="4530" w:type="dxa"/>
             <w:tcBorders>
-              <w:top w:val="single" w:sz="4" w:space="0" w:color="000000"/>
-              <w:left w:val="single" w:sz="4" w:space="0" w:color="000000"/>
-              <w:bottom w:val="single" w:sz="4" w:space="0" w:color="000000"/>
+              <w:top w:val="single" w:sz="4" w:space="0" w:color="000000" w:themeColor="text1"/>
+              <w:left w:val="single" w:sz="4" w:space="0" w:color="000000" w:themeColor="text1"/>
+              <w:bottom w:val="single" w:sz="4" w:space="0" w:color="000000" w:themeColor="text1"/>
             </w:tcBorders>
           </w:tcPr>
           <w:p>
@@ -937,15 +1024,13 @@
               <w:jc w:val="both"/>
               <w:rPr>
                 <w:rFonts w:ascii="Arial" w:eastAsia="Arial" w:hAnsi="Arial" w:cs="Arial"/>
-                <w:color w:val="000000"/>
-                <w:sz w:val="24"/>
-                <w:szCs w:val="24"/>
-              </w:rPr>
-            </w:pPr>
-            <w:r>
-              <w:rPr>
-                <w:rFonts w:ascii="Arial" w:eastAsia="Arial" w:hAnsi="Arial" w:cs="Arial"/>
-                <w:color w:val="000000"/>
+                <w:sz w:val="24"/>
+                <w:szCs w:val="24"/>
+              </w:rPr>
+            </w:pPr>
+            <w:r>
+              <w:rPr>
+                <w:rFonts w:ascii="Arial" w:eastAsia="Arial" w:hAnsi="Arial" w:cs="Arial"/>
                 <w:sz w:val="24"/>
                 <w:szCs w:val="24"/>
               </w:rPr>
@@ -955,12 +1040,12 @@
         </w:tc>
         <w:tc>
           <w:tcPr>
-            <w:tcW w:w="852" w:type="dxa"/>
+            <w:tcW w:w="3180" w:type="dxa"/>
             <w:tcBorders>
-              <w:top w:val="single" w:sz="4" w:space="0" w:color="000000"/>
-              <w:left w:val="single" w:sz="4" w:space="0" w:color="000000"/>
-              <w:bottom w:val="single" w:sz="4" w:space="0" w:color="000000"/>
-              <w:right w:val="single" w:sz="4" w:space="0" w:color="000000"/>
+              <w:top w:val="single" w:sz="4" w:space="0" w:color="000000" w:themeColor="text1"/>
+              <w:left w:val="single" w:sz="4" w:space="0" w:color="000000" w:themeColor="text1"/>
+              <w:bottom w:val="single" w:sz="4" w:space="0" w:color="000000" w:themeColor="text1"/>
+              <w:right w:val="single" w:sz="4" w:space="0" w:color="000000" w:themeColor="text1"/>
             </w:tcBorders>
           </w:tcPr>
           <w:p>
@@ -975,8 +1060,8 @@
               <w:spacing w:after="0" w:line="360" w:lineRule="auto"/>
               <w:jc w:val="both"/>
               <w:rPr>
-                <w:rFonts w:ascii="Arial" w:eastAsia="Arial" w:hAnsi="Arial" w:cs="Arial"/>
-                <w:color w:val="000000"/>
+                <w:rFonts w:ascii="Segoe UI Symbol" w:eastAsia="Arial Unicode MS" w:hAnsi="Segoe UI Symbol" w:cs="Segoe UI Symbol"/>
+                <w:b/>
                 <w:sz w:val="24"/>
                 <w:szCs w:val="24"/>
               </w:rPr>
@@ -985,7 +1070,7 @@
               <w:rPr>
                 <w:rFonts w:ascii="Arial" w:eastAsia="Arial Unicode MS" w:hAnsi="Arial" w:cs="Arial"/>
                 <w:b/>
-                <w:color w:val="0C3512" w:themeColor="accent3" w:themeShade="80"/>
+                <w:bCs/>
                 <w:sz w:val="24"/>
                 <w:szCs w:val="24"/>
               </w:rPr>
@@ -993,13 +1078,13 @@
             </w:r>
             <w:r>
               <w:rPr>
-                <w:rFonts w:ascii="Segoe UI Symbol" w:eastAsia="Arial Unicode MS" w:hAnsi="Segoe UI Symbol" w:cs="Segoe UI Symbol"/>
+                <w:rFonts w:ascii="Arial" w:eastAsia="Arial Unicode MS" w:hAnsi="Arial" w:cs="Arial"/>
                 <w:b/>
-                <w:color w:val="0C3512" w:themeColor="accent3" w:themeShade="80"/>
-                <w:sz w:val="24"/>
-                <w:szCs w:val="24"/>
-              </w:rPr>
-              <w:t>✓</w:t>
+                <w:bCs/>
+                <w:sz w:val="24"/>
+                <w:szCs w:val="24"/>
+              </w:rPr>
+              <w:t>Jogos Digitais</w:t>
             </w:r>
           </w:p>
         </w:tc>
@@ -1011,7 +1096,6 @@
         <w:jc w:val="both"/>
         <w:rPr>
           <w:rFonts w:ascii="Arial" w:eastAsia="Arial" w:hAnsi="Arial" w:cs="Arial"/>
-          <w:color w:val="FF3333"/>
           <w:sz w:val="24"/>
           <w:szCs w:val="24"/>
         </w:rPr>
@@ -1037,18 +1121,6 @@
         </w:rPr>
         <w:t>Tipo de projeto</w:t>
       </w:r>
-    </w:p>
-    <w:p>
-      <w:pPr>
-        <w:spacing w:after="0" w:line="360" w:lineRule="auto"/>
-        <w:jc w:val="both"/>
-        <w:rPr>
-          <w:rFonts w:ascii="Arial" w:eastAsia="Arial" w:hAnsi="Arial" w:cs="Arial"/>
-          <w:b/>
-          <w:sz w:val="24"/>
-          <w:szCs w:val="24"/>
-        </w:rPr>
-      </w:pPr>
     </w:p>
     <w:tbl>
       <w:tblPr>
@@ -1104,16 +1176,6 @@
               </w:rPr>
               <w:t xml:space="preserve"> </w:t>
             </w:r>
-            <w:r>
-              <w:rPr>
-                <w:rFonts w:ascii="Segoe UI Symbol" w:eastAsia="Arial Unicode MS" w:hAnsi="Segoe UI Symbol" w:cs="Segoe UI Symbol"/>
-                <w:b/>
-                <w:color w:val="0C3512" w:themeColor="accent3" w:themeShade="80"/>
-                <w:sz w:val="24"/>
-                <w:szCs w:val="24"/>
-              </w:rPr>
-              <w:t>✓</w:t>
-            </w:r>
           </w:p>
           <w:p>
             <w:pPr>
@@ -1121,7 +1183,7 @@
                 <w:ilvl w:val="0"/>
                 <w:numId w:val="1"/>
               </w:numPr>
-              <w:shd w:val="clear" w:color="auto" w:fill="FFFFFF"/>
+              <w:shd w:val="clear" w:color="auto" w:fill="FFFFFF" w:themeFill="background1"/>
               <w:spacing w:after="0" w:line="360" w:lineRule="auto"/>
               <w:jc w:val="both"/>
               <w:rPr>
@@ -1137,6 +1199,24 @@
                 <w:szCs w:val="24"/>
               </w:rPr>
               <w:t>Atividade de Extensão implementado na prática (intervenção executada)</w:t>
+            </w:r>
+            <w:r>
+              <w:rPr>
+                <w:rFonts w:ascii="Arial" w:eastAsia="Arial" w:hAnsi="Arial" w:cs="Arial"/>
+                <w:sz w:val="24"/>
+                <w:szCs w:val="24"/>
+              </w:rPr>
+              <w:t xml:space="preserve"> </w:t>
+            </w:r>
+            <w:r>
+              <w:rPr>
+                <w:rFonts w:ascii="Segoe UI Symbol" w:eastAsia="Arial Unicode MS" w:hAnsi="Segoe UI Symbol" w:cs="Segoe UI Symbol"/>
+                <w:b/>
+                <w:bCs/>
+                <w:sz w:val="24"/>
+                <w:szCs w:val="24"/>
+              </w:rPr>
+              <w:t>✓</w:t>
             </w:r>
           </w:p>
         </w:tc>
@@ -1195,48 +1275,178 @@
             <w:pPr>
               <w:pStyle w:val="NormalWeb"/>
               <w:spacing w:before="0" w:beforeAutospacing="0" w:after="0" w:afterAutospacing="0" w:line="360" w:lineRule="auto"/>
-              <w:ind w:left="710" w:right="435" w:firstLine="720"/>
-              <w:jc w:val="both"/>
-              <w:rPr>
-                <w:rFonts w:ascii="Arial" w:hAnsi="Arial" w:cs="Arial"/>
-              </w:rPr>
-            </w:pPr>
-            <w:r>
-              <w:rPr>
-                <w:rFonts w:ascii="Arial" w:hAnsi="Arial" w:cs="Arial"/>
-                <w:color w:val="000000"/>
-              </w:rPr>
-              <w:t>O Urban Chase tem um significado social, isto é, vai além de apenas um gameplay. Nesse sentido, o jogo procura implementar uma reflexão em seu público-alvo sobre os impactos os quais a demolição constante do patrimônio público pode causar na sociedade e também as dificuldades policiais no dia a dia. Assim, o player terá que desenvolver estratégias e tomar decisões as quais serão responsáveis ou não por causa danos ao cenário.</w:t>
-            </w:r>
-          </w:p>
-          <w:p>
-            <w:pPr>
-              <w:widowControl w:val="0"/>
-              <w:pBdr>
-                <w:top w:val="nil"/>
-                <w:left w:val="nil"/>
-                <w:bottom w:val="nil"/>
-                <w:right w:val="nil"/>
-                <w:between w:val="nil"/>
-              </w:pBdr>
-              <w:spacing w:after="0" w:line="360" w:lineRule="auto"/>
-              <w:jc w:val="both"/>
-              <w:rPr>
-                <w:rFonts w:ascii="Arial" w:eastAsia="Arial" w:hAnsi="Arial" w:cs="Arial"/>
+              <w:ind w:right="435"/>
+              <w:jc w:val="both"/>
+              <w:rPr>
+                <w:rFonts w:ascii="Arial" w:hAnsi="Arial" w:cs="Arial"/>
+              </w:rPr>
+            </w:pPr>
+            <w:r>
+              <w:rPr>
+                <w:rFonts w:ascii="Arial" w:hAnsi="Arial" w:cs="Arial"/>
+              </w:rPr>
+              <w:t xml:space="preserve">  </w:t>
+            </w:r>
+            <w:r>
+              <w:rPr>
+                <w:rFonts w:ascii="Arial" w:hAnsi="Arial" w:cs="Arial"/>
+              </w:rPr>
+              <w:t xml:space="preserve">O Urban Chase tem um significado social, isto é, vai além de apenas um gameplay. Nesse sentido, o jogo procura implementar uma reflexão em seu público-alvo sobre </w:t>
+            </w:r>
+            <w:r>
+              <w:rPr>
+                <w:rFonts w:ascii="Arial" w:hAnsi="Arial" w:cs="Arial"/>
+              </w:rPr>
+              <w:t xml:space="preserve">os seguintes </w:t>
+            </w:r>
+            <w:r>
+              <w:rPr>
+                <w:rFonts w:ascii="Arial" w:hAnsi="Arial" w:cs="Arial"/>
+              </w:rPr>
+              <w:t>fatores:</w:t>
+            </w:r>
+            <w:r>
+              <w:rPr>
+                <w:rFonts w:ascii="Arial" w:hAnsi="Arial" w:cs="Arial"/>
+              </w:rPr>
+              <w:t xml:space="preserve"> a demolição constante do patrimônio público </w:t>
+            </w:r>
+            <w:r>
+              <w:rPr>
+                <w:rFonts w:ascii="Arial" w:hAnsi="Arial" w:cs="Arial"/>
+              </w:rPr>
+              <w:t>e a</w:t>
+            </w:r>
+            <w:r>
+              <w:rPr>
+                <w:rFonts w:ascii="Arial" w:hAnsi="Arial" w:cs="Arial"/>
+              </w:rPr>
+              <w:t xml:space="preserve"> dificuldade enfrentada por </w:t>
+            </w:r>
+            <w:r>
+              <w:rPr>
+                <w:rFonts w:ascii="Arial" w:hAnsi="Arial" w:cs="Arial"/>
+              </w:rPr>
+              <w:t>policiais</w:t>
+            </w:r>
+            <w:r>
+              <w:rPr>
+                <w:rFonts w:ascii="Arial" w:hAnsi="Arial" w:cs="Arial"/>
+              </w:rPr>
+              <w:t xml:space="preserve"> em conter agentes criminosos.</w:t>
+            </w:r>
+          </w:p>
+          <w:p>
+            <w:pPr>
+              <w:pStyle w:val="NormalWeb"/>
+              <w:spacing w:before="0" w:beforeAutospacing="0" w:after="0" w:afterAutospacing="0" w:line="360" w:lineRule="auto"/>
+              <w:ind w:right="435"/>
+              <w:jc w:val="both"/>
+              <w:rPr>
+                <w:rFonts w:ascii="Arial" w:hAnsi="Arial" w:cs="Arial"/>
+              </w:rPr>
+            </w:pPr>
+            <w:r>
+              <w:rPr>
+                <w:rFonts w:ascii="Arial" w:hAnsi="Arial" w:cs="Arial"/>
+              </w:rPr>
+              <w:t xml:space="preserve"> </w:t>
+            </w:r>
+            <w:r>
+              <w:rPr>
+                <w:rFonts w:ascii="Arial" w:hAnsi="Arial" w:cs="Arial"/>
+              </w:rPr>
+              <w:t>A depredação do patrimônio público gera prejuízos diretos à coletividade, comprometendo recursos e serviços essenciais à população. Atos de vandalismo urbano impactam diretamente a qualidade de vida, aumentam gastos públicos e contribuem para a sensação de insegurança social (FÓRUM BRASILEIRO DE SEGURANÇA PÚBLICA, 2025).</w:t>
+            </w:r>
+          </w:p>
+          <w:p>
+            <w:pPr>
+              <w:pStyle w:val="NormalWeb"/>
+              <w:spacing w:before="0" w:beforeAutospacing="0" w:after="0" w:afterAutospacing="0" w:line="360" w:lineRule="auto"/>
+              <w:ind w:right="435"/>
+              <w:jc w:val="both"/>
+              <w:rPr>
+                <w:rFonts w:ascii="Arial" w:hAnsi="Arial" w:cs="Arial"/>
+              </w:rPr>
+            </w:pPr>
+            <w:r>
+              <w:rPr>
+                <w:rFonts w:ascii="Arial" w:hAnsi="Arial" w:cs="Arial"/>
+              </w:rPr>
+              <w:t>A percepção de segurança da população está diretamente ligada à preservação dos espaços urbanos e à confiança nas instituições públicas (LOPES, 2025). Nesse contexto, agentes de segurança enfrentam o desafio de conter ocorrências sem ampliar os danos ao patrimônio e às pessoas ao redor</w:t>
+            </w:r>
+            <w:r>
+              <w:rPr>
+                <w:rFonts w:ascii="Arial" w:hAnsi="Arial" w:cs="Arial"/>
+              </w:rPr>
+              <w:t>.</w:t>
+            </w:r>
+          </w:p>
+          <w:p>
+            <w:pPr>
+              <w:pStyle w:val="NormalWeb"/>
+              <w:spacing w:before="0" w:beforeAutospacing="0" w:after="0" w:afterAutospacing="0" w:line="360" w:lineRule="auto"/>
+              <w:ind w:right="435"/>
+              <w:jc w:val="both"/>
+              <w:rPr>
+                <w:rFonts w:ascii="Arial" w:hAnsi="Arial" w:cs="Arial"/>
+              </w:rPr>
+            </w:pPr>
+            <w:r>
+              <w:rPr>
+                <w:rFonts w:ascii="Arial" w:hAnsi="Arial" w:cs="Arial"/>
+              </w:rPr>
+              <w:t>Diante do crescimento dos casos de vandalismo urbano e dos prejuízos causados ao patrimônio público, a equipe desenvolveu o “</w:t>
+            </w:r>
+            <w:r>
+              <w:rPr>
+                <w:rFonts w:ascii="Arial" w:hAnsi="Arial" w:cs="Arial"/>
+                <w:i/>
+                <w:iCs/>
+              </w:rPr>
+              <w:t>Urban Chase”</w:t>
+            </w:r>
+            <w:r>
+              <w:rPr>
+                <w:rFonts w:ascii="Arial" w:hAnsi="Arial" w:cs="Arial"/>
                 <w:b/>
-                <w:sz w:val="24"/>
-                <w:szCs w:val="24"/>
-              </w:rPr>
-            </w:pPr>
-            <w:r>
-              <w:rPr>
-                <w:rFonts w:ascii="Arial" w:eastAsia="Arial" w:hAnsi="Arial" w:cs="Arial"/>
-                <w:color w:val="0C3512" w:themeColor="accent3" w:themeShade="80"/>
-                <w:sz w:val="24"/>
-                <w:szCs w:val="24"/>
-              </w:rPr>
-              <w:t>.</w:t>
-            </w:r>
+                <w:bCs/>
+              </w:rPr>
+              <w:t xml:space="preserve"> </w:t>
+            </w:r>
+            <w:r>
+              <w:rPr>
+                <w:rFonts w:ascii="Arial" w:hAnsi="Arial" w:cs="Arial"/>
+              </w:rPr>
+              <w:t>com o objetivo de promover conscientização social por meio da gamificação. O projeto foi motivado pela necessidade de representar, de forma interativa, os desafios enfrentados por agentes de segurança ao tentar conter criminosos sem causar danos à cidade e à população.</w:t>
+            </w:r>
+          </w:p>
+          <w:p>
+            <w:pPr>
+              <w:pStyle w:val="NormalWeb"/>
+              <w:spacing w:line="360" w:lineRule="auto"/>
+              <w:ind w:right="435"/>
+              <w:rPr>
+                <w:rFonts w:ascii="Arial" w:hAnsi="Arial" w:cs="Arial"/>
+              </w:rPr>
+            </w:pPr>
+            <w:r>
+              <w:rPr>
+                <w:rFonts w:ascii="Arial" w:hAnsi="Arial" w:cs="Arial"/>
+              </w:rPr>
+              <w:t>A proposta utiliza conceitos de gamificação aplicados à educação e à conscientização social, prática considerada eficiente para aumentar o engajamento e o aprendizado em ambientes digitais (PRENSKY, 2012).</w:t>
+            </w:r>
+          </w:p>
+          <w:p>
+            <w:pPr>
+              <w:pStyle w:val="NormalWeb"/>
+              <w:spacing w:before="0" w:beforeAutospacing="0" w:after="0" w:afterAutospacing="0" w:line="360" w:lineRule="auto"/>
+              <w:ind w:right="435"/>
+              <w:jc w:val="both"/>
+              <w:rPr>
+                <w:rFonts w:ascii="Arial" w:hAnsi="Arial" w:cs="Arial"/>
+              </w:rPr>
+            </w:pPr>
           </w:p>
         </w:tc>
       </w:tr>
@@ -1288,6 +1498,162 @@
           <w:szCs w:val="24"/>
         </w:rPr>
       </w:pPr>
+    </w:p>
+    <w:p>
+      <w:pPr>
+        <w:spacing w:before="240" w:after="0" w:line="360" w:lineRule="auto"/>
+        <w:jc w:val="both"/>
+        <w:rPr>
+          <w:rFonts w:ascii="Arial" w:eastAsia="Arial" w:hAnsi="Arial" w:cs="Arial"/>
+          <w:b/>
+          <w:sz w:val="24"/>
+          <w:szCs w:val="24"/>
+        </w:rPr>
+      </w:pPr>
+    </w:p>
+    <w:p>
+      <w:pPr>
+        <w:spacing w:before="240" w:after="0" w:line="360" w:lineRule="auto"/>
+        <w:jc w:val="both"/>
+        <w:rPr>
+          <w:rFonts w:ascii="Arial" w:eastAsia="Arial" w:hAnsi="Arial" w:cs="Arial"/>
+          <w:b/>
+          <w:sz w:val="24"/>
+          <w:szCs w:val="24"/>
+        </w:rPr>
+      </w:pPr>
+    </w:p>
+    <w:p>
+      <w:pPr>
+        <w:spacing w:before="240" w:after="0" w:line="360" w:lineRule="auto"/>
+        <w:jc w:val="both"/>
+        <w:rPr>
+          <w:rFonts w:ascii="Arial" w:eastAsia="Arial" w:hAnsi="Arial" w:cs="Arial"/>
+          <w:b/>
+          <w:sz w:val="24"/>
+          <w:szCs w:val="24"/>
+        </w:rPr>
+      </w:pPr>
+    </w:p>
+    <w:p>
+      <w:pPr>
+        <w:spacing w:before="240" w:after="0" w:line="360" w:lineRule="auto"/>
+        <w:jc w:val="both"/>
+        <w:rPr>
+          <w:rFonts w:ascii="Arial" w:eastAsia="Arial" w:hAnsi="Arial" w:cs="Arial"/>
+          <w:b/>
+          <w:sz w:val="24"/>
+          <w:szCs w:val="24"/>
+        </w:rPr>
+      </w:pPr>
+    </w:p>
+    <w:p>
+      <w:pPr>
+        <w:spacing w:before="240" w:after="0" w:line="360" w:lineRule="auto"/>
+        <w:jc w:val="both"/>
+        <w:rPr>
+          <w:rFonts w:ascii="Arial" w:eastAsia="Arial" w:hAnsi="Arial" w:cs="Arial"/>
+          <w:b/>
+          <w:sz w:val="24"/>
+          <w:szCs w:val="24"/>
+        </w:rPr>
+      </w:pPr>
+    </w:p>
+    <w:p>
+      <w:pPr>
+        <w:spacing w:before="240" w:after="0" w:line="360" w:lineRule="auto"/>
+        <w:jc w:val="both"/>
+        <w:rPr>
+          <w:rFonts w:ascii="Arial" w:eastAsia="Arial" w:hAnsi="Arial" w:cs="Arial"/>
+          <w:b/>
+          <w:sz w:val="24"/>
+          <w:szCs w:val="24"/>
+        </w:rPr>
+      </w:pPr>
+    </w:p>
+    <w:p>
+      <w:pPr>
+        <w:spacing w:before="240" w:after="0" w:line="360" w:lineRule="auto"/>
+        <w:jc w:val="both"/>
+        <w:rPr>
+          <w:rFonts w:ascii="Arial" w:eastAsia="Arial" w:hAnsi="Arial" w:cs="Arial"/>
+          <w:b/>
+          <w:sz w:val="24"/>
+          <w:szCs w:val="24"/>
+        </w:rPr>
+      </w:pPr>
+    </w:p>
+    <w:p>
+      <w:pPr>
+        <w:spacing w:before="240" w:after="0" w:line="360" w:lineRule="auto"/>
+        <w:jc w:val="both"/>
+        <w:rPr>
+          <w:rFonts w:ascii="Arial" w:eastAsia="Arial" w:hAnsi="Arial" w:cs="Arial"/>
+          <w:b/>
+          <w:sz w:val="24"/>
+          <w:szCs w:val="24"/>
+        </w:rPr>
+      </w:pPr>
+    </w:p>
+    <w:p>
+      <w:pPr>
+        <w:spacing w:before="240" w:after="0" w:line="360" w:lineRule="auto"/>
+        <w:jc w:val="both"/>
+        <w:rPr>
+          <w:rFonts w:ascii="Arial" w:eastAsia="Arial" w:hAnsi="Arial" w:cs="Arial"/>
+          <w:b/>
+          <w:sz w:val="24"/>
+          <w:szCs w:val="24"/>
+        </w:rPr>
+      </w:pPr>
+    </w:p>
+    <w:p>
+      <w:pPr>
+        <w:spacing w:before="240" w:after="0" w:line="360" w:lineRule="auto"/>
+        <w:jc w:val="both"/>
+        <w:rPr>
+          <w:rFonts w:ascii="Arial" w:eastAsia="Arial" w:hAnsi="Arial" w:cs="Arial"/>
+          <w:b/>
+          <w:sz w:val="24"/>
+          <w:szCs w:val="24"/>
+        </w:rPr>
+      </w:pPr>
+    </w:p>
+    <w:p>
+      <w:pPr>
+        <w:spacing w:before="240" w:after="0" w:line="360" w:lineRule="auto"/>
+        <w:jc w:val="both"/>
+        <w:rPr>
+          <w:rFonts w:ascii="Arial" w:eastAsia="Arial" w:hAnsi="Arial" w:cs="Arial"/>
+          <w:b/>
+          <w:sz w:val="24"/>
+          <w:szCs w:val="24"/>
+        </w:rPr>
+      </w:pPr>
+    </w:p>
+    <w:p>
+      <w:pPr>
+        <w:spacing w:before="240" w:after="0" w:line="360" w:lineRule="auto"/>
+        <w:jc w:val="both"/>
+        <w:rPr>
+          <w:rFonts w:ascii="Arial" w:eastAsia="Arial" w:hAnsi="Arial" w:cs="Arial"/>
+          <w:b/>
+          <w:sz w:val="24"/>
+          <w:szCs w:val="24"/>
+        </w:rPr>
+      </w:pPr>
+    </w:p>
+    <w:p>
+      <w:pPr>
+        <w:spacing w:before="240" w:after="0" w:line="360" w:lineRule="auto"/>
+        <w:jc w:val="both"/>
+        <w:rPr>
+          <w:rFonts w:ascii="Arial" w:eastAsia="Arial" w:hAnsi="Arial" w:cs="Arial"/>
+          <w:b/>
+          <w:sz w:val="24"/>
+          <w:szCs w:val="24"/>
+        </w:rPr>
+      </w:pPr>
       <w:r>
         <w:rPr>
           <w:rFonts w:ascii="Arial" w:eastAsia="Arial" w:hAnsi="Arial" w:cs="Arial"/>
@@ -1295,8 +1661,7 @@
           <w:sz w:val="24"/>
           <w:szCs w:val="24"/>
         </w:rPr>
-        <w:lastRenderedPageBreak/>
-        <w:t xml:space="preserve"> Produto decorrente do projeto </w:t>
+        <w:t xml:space="preserve">Produto decorrente do projeto </w:t>
       </w:r>
     </w:p>
     <w:tbl>
@@ -1329,25 +1694,54 @@
               <w:jc w:val="both"/>
               <w:rPr>
                 <w:rFonts w:ascii="Arial" w:eastAsia="Arial" w:hAnsi="Arial" w:cs="Arial"/>
-                <w:color w:val="0C3512" w:themeColor="accent3" w:themeShade="80"/>
-                <w:sz w:val="24"/>
-                <w:szCs w:val="24"/>
-              </w:rPr>
-            </w:pPr>
-            <w:r>
-              <w:rPr>
-                <w:rFonts w:ascii="Arial" w:eastAsia="Arial" w:hAnsi="Arial" w:cs="Arial"/>
+                <w:sz w:val="24"/>
+                <w:szCs w:val="24"/>
+              </w:rPr>
+            </w:pPr>
+            <w:r>
+              <w:rPr>
+                <w:rFonts w:ascii="Arial" w:eastAsia="Arial" w:hAnsi="Arial" w:cs="Arial"/>
+                <w:b/>
+                <w:bCs/>
                 <w:noProof/>
-                <w:color w:val="0C3512" w:themeColor="accent3" w:themeShade="80"/>
                 <w:sz w:val="24"/>
                 <w:szCs w:val="24"/>
                 <w14:ligatures w14:val="standardContextual"/>
               </w:rPr>
+              <w:t>Figura 1:</w:t>
+            </w:r>
+            <w:r>
+              <w:rPr>
+                <w:rFonts w:ascii="Arial" w:eastAsia="Arial" w:hAnsi="Arial" w:cs="Arial"/>
+                <w:noProof/>
+                <w:sz w:val="24"/>
+                <w:szCs w:val="24"/>
+                <w14:ligatures w14:val="standardContextual"/>
+              </w:rPr>
+              <w:t xml:space="preserve"> Capa do Jogo</w:t>
+            </w:r>
+          </w:p>
+          <w:p>
+            <w:pPr>
+              <w:pStyle w:val="NormalWeb"/>
+              <w:spacing w:before="0" w:beforeAutospacing="0" w:after="0" w:afterAutospacing="0" w:line="360" w:lineRule="auto"/>
+              <w:ind w:left="187" w:right="432" w:firstLine="523"/>
+              <w:jc w:val="both"/>
+              <w:rPr>
+                <w:rFonts w:ascii="Arial" w:hAnsi="Arial" w:cs="Arial"/>
+              </w:rPr>
+            </w:pPr>
+            <w:r>
+              <w:rPr>
+                <w:rFonts w:ascii="Arial" w:hAnsi="Arial" w:cs="Arial"/>
+                <w:noProof/>
+                <w14:ligatures w14:val="standardContextual"/>
+              </w:rPr>
               <w:drawing>
-                <wp:inline distT="0" distB="0" distL="0" distR="0" wp14:anchorId="6153D687" wp14:editId="36D2963D">
-                  <wp:extent cx="5958840" cy="3316605"/>
-                  <wp:effectExtent l="0" t="0" r="3810" b="0"/>
-                  <wp:docPr id="1" name="Imagem 1"/>
+                <wp:inline distT="0" distB="0" distL="0" distR="0" wp14:anchorId="6DE26751" wp14:editId="5F89E9D8">
+                  <wp:extent cx="5238750" cy="3178810"/>
+                  <wp:effectExtent l="0" t="0" r="0" b="2540"/>
+                  <wp:docPr id="13" name="Imagem 13" descr="Desenho de carro colorido&#10;&#10;O conteúdo gerado por IA pode estar incorreto."/>
                   <wp:cNvGraphicFramePr>
                     <a:graphicFrameLocks xmlns:a="http://schemas.openxmlformats.org/drawingml/2006/main" noChangeAspect="1"/>
                   </wp:cNvGraphicFramePr>
@@ -1355,7 +1749,7 @@
                     <a:graphicData uri="http://schemas.openxmlformats.org/drawingml/2006/picture">
                       <pic:pic xmlns:pic="http://schemas.openxmlformats.org/drawingml/2006/picture">
                         <pic:nvPicPr>
-                          <pic:cNvPr id="1" name="Urban_Chase.jpg"/>
+                          <pic:cNvPr id="13" name="Imagem 13" descr="Desenho de carro colorido&#10;&#10;O conteúdo gerado por IA pode estar incorreto."/>
                           <pic:cNvPicPr/>
                         </pic:nvPicPr>
                         <pic:blipFill>
@@ -1373,7 +1767,7 @@
                         <pic:spPr>
                           <a:xfrm>
                             <a:off x="0" y="0"/>
-                            <a:ext cx="5958840" cy="3316605"/>
+                            <a:ext cx="5238750" cy="3178810"/>
                           </a:xfrm>
                           <a:prstGeom prst="rect">
                             <a:avLst/>
@@ -1390,49 +1784,7 @@
             <w:pPr>
               <w:pStyle w:val="NormalWeb"/>
               <w:spacing w:before="0" w:beforeAutospacing="0" w:after="0" w:afterAutospacing="0" w:line="360" w:lineRule="auto"/>
-              <w:ind w:left="187" w:right="432" w:firstLine="523"/>
-              <w:jc w:val="both"/>
-              <w:rPr>
-                <w:rFonts w:ascii="Arial" w:hAnsi="Arial" w:cs="Arial"/>
-                <w:color w:val="000000"/>
-              </w:rPr>
-            </w:pPr>
-            <w:r>
-              <w:rPr>
-                <w:rFonts w:ascii="Arial" w:hAnsi="Arial" w:cs="Arial"/>
-                <w:color w:val="000000"/>
-              </w:rPr>
-              <w:t>O Urban Chase é um jogo 3D em terceira pessoa que possui uma dinâmica de perseguição entre dois personagens principais: um policial e um fugitivo. Nesse raciocínio, denota-se que a jogabilidade tem como foco a interação do jogador com o ambiente, o qual, com um sistema point-and-click, irá posicionar obstáculos estratégicos dentro de um cenário urbano, e com a movimentação WASD, acontecerá a perseguição policial</w:t>
-            </w:r>
-          </w:p>
-          <w:p>
-            <w:pPr>
-              <w:pStyle w:val="NormalWeb"/>
-              <w:spacing w:before="240" w:beforeAutospacing="0" w:after="240" w:afterAutospacing="0" w:line="360" w:lineRule="auto"/>
-              <w:jc w:val="both"/>
-              <w:rPr>
-                <w:rFonts w:ascii="Arial" w:hAnsi="Arial" w:cs="Arial"/>
-              </w:rPr>
-            </w:pPr>
-            <w:r>
-              <w:rPr>
-                <w:rFonts w:ascii="Arial" w:hAnsi="Arial" w:cs="Arial"/>
-                <w:color w:val="000000"/>
-              </w:rPr>
-              <w:t xml:space="preserve">        </w:t>
-            </w:r>
-            <w:r>
-              <w:rPr>
-                <w:rFonts w:ascii="Arial" w:hAnsi="Arial" w:cs="Arial"/>
-                <w:color w:val="000000"/>
-              </w:rPr>
-              <w:t>O mecanismo de progressão do jogo é baseado na captura do fugitivo. O jogador assume o papel do policial e deve perseguir o fugitivo pelo mapa, impedindo sua fuga. A pontuação do jogador é afetada ao longo da fase sempre que o fugitivo colide com elementos da cidade, tornando o desempenho visível a todo momento.</w:t>
-            </w:r>
-          </w:p>
-          <w:p>
-            <w:pPr>
-              <w:pStyle w:val="NormalWeb"/>
-              <w:spacing w:before="240" w:beforeAutospacing="0" w:after="240" w:afterAutospacing="0" w:line="360" w:lineRule="auto"/>
+              <w:ind w:right="432"/>
               <w:jc w:val="both"/>
               <w:rPr>
                 <w:rFonts w:ascii="Arial" w:hAnsi="Arial" w:cs="Arial"/>
@@ -1443,122 +1795,53 @@
                 <w:rFonts w:ascii="Arial" w:hAnsi="Arial" w:cs="Arial"/>
                 <w:b/>
                 <w:bCs/>
-                <w:color w:val="000000"/>
-              </w:rPr>
-              <w:t xml:space="preserve">         </w:t>
-            </w:r>
-            <w:r>
-              <w:rPr>
-                <w:rFonts w:ascii="Arial" w:hAnsi="Arial" w:cs="Arial"/>
-                <w:bCs/>
-                <w:color w:val="000000"/>
-              </w:rPr>
-              <w:t>Durante o jogo</w:t>
+              </w:rPr>
+              <w:t xml:space="preserve"> </w:t>
             </w:r>
             <w:r>
               <w:rPr>
                 <w:rFonts w:ascii="Arial" w:hAnsi="Arial" w:cs="Arial"/>
                 <w:b/>
                 <w:bCs/>
-                <w:color w:val="000000"/>
-              </w:rPr>
-              <w:t xml:space="preserve">, </w:t>
-            </w:r>
-            <w:r>
-              <w:rPr>
-                <w:rFonts w:ascii="Arial" w:hAnsi="Arial" w:cs="Arial"/>
-                <w:color w:val="000000"/>
-              </w:rPr>
-              <w:t>O jogador posiciona obstáculos no mapa antes de iniciar a perseguição, definindo sua estratégia para dificultar o caminho do fugitivo.</w:t>
-            </w:r>
-          </w:p>
-          <w:p>
-            <w:pPr>
-              <w:pStyle w:val="NormalWeb"/>
-              <w:spacing w:before="240" w:beforeAutospacing="0" w:after="240" w:afterAutospacing="0" w:line="360" w:lineRule="auto"/>
-              <w:jc w:val="both"/>
-              <w:rPr>
-                <w:rFonts w:ascii="Arial" w:hAnsi="Arial" w:cs="Arial"/>
-              </w:rPr>
-            </w:pPr>
+              </w:rPr>
+              <w:t xml:space="preserve">Figura </w:t>
+            </w:r>
             <w:r>
               <w:rPr>
                 <w:rFonts w:ascii="Arial" w:hAnsi="Arial" w:cs="Arial"/>
                 <w:b/>
                 <w:bCs/>
-                <w:color w:val="000000"/>
-              </w:rPr>
-              <w:t xml:space="preserve">         </w:t>
-            </w:r>
-            <w:r>
-              <w:rPr>
-                <w:rFonts w:ascii="Arial" w:hAnsi="Arial" w:cs="Arial"/>
-                <w:bCs/>
-                <w:color w:val="000000"/>
-              </w:rPr>
-              <w:t>No m</w:t>
-            </w:r>
-            <w:r>
-              <w:rPr>
-                <w:rFonts w:ascii="Arial" w:hAnsi="Arial" w:cs="Arial"/>
-                <w:bCs/>
-                <w:color w:val="000000"/>
-              </w:rPr>
-              <w:t>eio do jog</w:t>
-            </w:r>
-            <w:r>
-              <w:rPr>
-                <w:rFonts w:ascii="Arial" w:hAnsi="Arial" w:cs="Arial"/>
-                <w:bCs/>
-                <w:color w:val="000000"/>
-              </w:rPr>
-              <w:t>o</w:t>
-            </w:r>
-            <w:r>
-              <w:rPr>
-                <w:rFonts w:ascii="Arial" w:hAnsi="Arial" w:cs="Arial"/>
-                <w:color w:val="000000"/>
-              </w:rPr>
-              <w:t>, o</w:t>
-            </w:r>
-            <w:r>
-              <w:rPr>
-                <w:rFonts w:ascii="Arial" w:hAnsi="Arial" w:cs="Arial"/>
-                <w:color w:val="000000"/>
-              </w:rPr>
-              <w:t xml:space="preserve"> policial persegue o fugitivo pelo mapa. A cada colisão do fugitivo com a cidade, a pontuação do jogador é atualizada, refletindo seu desempenho em tempo real.</w:t>
+              </w:rPr>
+              <w:t>2:</w:t>
+            </w:r>
+            <w:r>
+              <w:rPr>
+                <w:rFonts w:ascii="Arial" w:hAnsi="Arial" w:cs="Arial"/>
+              </w:rPr>
+              <w:t xml:space="preserve"> Créditos do Jogo</w:t>
             </w:r>
           </w:p>
           <w:p>
             <w:pPr>
               <w:pStyle w:val="NormalWeb"/>
-              <w:spacing w:before="240" w:beforeAutospacing="0" w:after="240" w:afterAutospacing="0" w:line="360" w:lineRule="auto"/>
-              <w:jc w:val="both"/>
-              <w:rPr>
-                <w:rFonts w:ascii="Arial" w:eastAsia="Arial" w:hAnsi="Arial" w:cs="Arial"/>
-                <w:b/>
-              </w:rPr>
-            </w:pPr>
-            <w:r>
-              <w:rPr>
-                <w:rFonts w:ascii="Arial" w:hAnsi="Arial" w:cs="Arial"/>
-                <w:b/>
-                <w:bCs/>
-                <w:color w:val="000000"/>
-              </w:rPr>
-              <w:lastRenderedPageBreak/>
-              <w:t xml:space="preserve"> </w:t>
-            </w:r>
+              <w:spacing w:before="0" w:beforeAutospacing="0" w:after="0" w:afterAutospacing="0" w:line="360" w:lineRule="auto"/>
+              <w:ind w:left="187" w:right="432" w:firstLine="523"/>
+              <w:jc w:val="both"/>
+              <w:rPr>
+                <w:rFonts w:ascii="Arial" w:hAnsi="Arial" w:cs="Arial"/>
+              </w:rPr>
+            </w:pPr>
             <w:r>
               <w:rPr>
                 <w:rFonts w:ascii="Arial" w:hAnsi="Arial" w:cs="Arial"/>
                 <w:noProof/>
+                <w14:ligatures w14:val="standardContextual"/>
               </w:rPr>
               <w:drawing>
-                <wp:inline distT="0" distB="0" distL="0" distR="0" wp14:anchorId="545EB9F5" wp14:editId="2EAF9BFF">
-                  <wp:extent cx="5410200" cy="5353050"/>
-                  <wp:effectExtent l="0" t="0" r="0" b="0"/>
-                  <wp:docPr id="2" name="Imagem 2" descr="C:\Users\26029198\AppData\Local\Microsoft\Windows\INetCache\Content.MSO\FD0BD42E.tmp"/>
+                <wp:inline distT="0" distB="0" distL="0" distR="0" wp14:anchorId="6D3BD096" wp14:editId="081DC105">
+                  <wp:extent cx="4943475" cy="3234055"/>
+                  <wp:effectExtent l="0" t="0" r="9525" b="4445"/>
+                  <wp:docPr id="15" name="Imagem 15" descr="Interface gráfica do usuário, Texto, Aplicativo&#10;&#10;O conteúdo gerado por IA pode estar incorreto."/>
                   <wp:cNvGraphicFramePr>
                     <a:graphicFrameLocks xmlns:a="http://schemas.openxmlformats.org/drawingml/2006/main" noChangeAspect="1"/>
                   </wp:cNvGraphicFramePr>
@@ -1566,36 +1849,29 @@
                     <a:graphicData uri="http://schemas.openxmlformats.org/drawingml/2006/picture">
                       <pic:pic xmlns:pic="http://schemas.openxmlformats.org/drawingml/2006/picture">
                         <pic:nvPicPr>
-                          <pic:cNvPr id="0" name="Picture 1" descr="C:\Users\26029198\AppData\Local\Microsoft\Windows\INetCache\Content.MSO\FD0BD42E.tmp"/>
-                          <pic:cNvPicPr>
-                            <a:picLocks noChangeAspect="1" noChangeArrowheads="1"/>
-                          </pic:cNvPicPr>
+                          <pic:cNvPr id="15" name="Imagem 15" descr="Interface gráfica do usuário, Texto, Aplicativo&#10;&#10;O conteúdo gerado por IA pode estar incorreto."/>
+                          <pic:cNvPicPr/>
                         </pic:nvPicPr>
                         <pic:blipFill>
-                          <a:blip r:embed="rId11" cstate="print">
+                          <a:blip r:embed="rId11">
                             <a:extLst>
                               <a:ext uri="{28A0092B-C50C-407E-A947-70E740481C1C}">
                                 <a14:useLocalDpi xmlns:a14="http://schemas.microsoft.com/office/drawing/2010/main" val="0"/>
                               </a:ext>
                             </a:extLst>
                           </a:blip>
-                          <a:srcRect/>
                           <a:stretch>
                             <a:fillRect/>
                           </a:stretch>
                         </pic:blipFill>
-                        <pic:spPr bwMode="auto">
+                        <pic:spPr>
                           <a:xfrm>
                             <a:off x="0" y="0"/>
-                            <a:ext cx="5468916" cy="5411146"/>
+                            <a:ext cx="4943475" cy="3234055"/>
                           </a:xfrm>
                           <a:prstGeom prst="rect">
                             <a:avLst/>
                           </a:prstGeom>
-                          <a:noFill/>
-                          <a:ln>
-                            <a:noFill/>
-                          </a:ln>
                         </pic:spPr>
                       </pic:pic>
                     </a:graphicData>
@@ -1603,13 +1879,206 @@
                 </wp:inline>
               </w:drawing>
             </w:r>
-            <w:r>
-              <w:rPr>
-                <w:rFonts w:ascii="Arial" w:eastAsia="Arial" w:hAnsi="Arial" w:cs="Arial"/>
-                <w:color w:val="0C3512" w:themeColor="accent3" w:themeShade="80"/>
-              </w:rPr>
-              <w:t>.</w:t>
-            </w:r>
+          </w:p>
+          <w:p>
+            <w:pPr>
+              <w:pStyle w:val="NormalWeb"/>
+              <w:spacing w:before="240" w:beforeAutospacing="0" w:after="240" w:afterAutospacing="0" w:line="360" w:lineRule="auto"/>
+              <w:jc w:val="both"/>
+              <w:rPr>
+                <w:rFonts w:ascii="Arial" w:hAnsi="Arial" w:cs="Arial"/>
+                <w:b/>
+                <w:bCs/>
+              </w:rPr>
+            </w:pPr>
+          </w:p>
+          <w:p>
+            <w:pPr>
+              <w:pStyle w:val="NormalWeb"/>
+              <w:spacing w:before="240" w:beforeAutospacing="0" w:after="240" w:afterAutospacing="0" w:line="360" w:lineRule="auto"/>
+              <w:jc w:val="both"/>
+              <w:rPr>
+                <w:rFonts w:ascii="Arial" w:hAnsi="Arial" w:cs="Arial"/>
+                <w:b/>
+                <w:bCs/>
+              </w:rPr>
+            </w:pPr>
+          </w:p>
+          <w:p>
+            <w:pPr>
+              <w:pStyle w:val="NormalWeb"/>
+              <w:spacing w:before="240" w:beforeAutospacing="0" w:after="240" w:afterAutospacing="0" w:line="360" w:lineRule="auto"/>
+              <w:jc w:val="both"/>
+              <w:rPr>
+                <w:rFonts w:ascii="Arial" w:hAnsi="Arial" w:cs="Arial"/>
+              </w:rPr>
+            </w:pPr>
+            <w:r>
+              <w:rPr>
+                <w:rFonts w:ascii="Arial" w:hAnsi="Arial" w:cs="Arial"/>
+                <w:b/>
+                <w:bCs/>
+              </w:rPr>
+              <w:t>Figura 3:</w:t>
+            </w:r>
+            <w:r>
+              <w:rPr>
+                <w:rFonts w:ascii="Arial" w:hAnsi="Arial" w:cs="Arial"/>
+              </w:rPr>
+              <w:t xml:space="preserve"> Cena de Planejamento</w:t>
+            </w:r>
+          </w:p>
+          <w:p>
+            <w:pPr>
+              <w:pStyle w:val="NormalWeb"/>
+              <w:spacing w:before="240" w:beforeAutospacing="0" w:after="240" w:afterAutospacing="0" w:line="360" w:lineRule="auto"/>
+              <w:jc w:val="both"/>
+              <w:rPr>
+                <w:rFonts w:ascii="Arial" w:hAnsi="Arial" w:cs="Arial"/>
+              </w:rPr>
+            </w:pPr>
+            <w:r>
+              <w:rPr>
+                <w:rFonts w:ascii="Arial" w:hAnsi="Arial" w:cs="Arial"/>
+                <w:noProof/>
+                <w14:ligatures w14:val="standardContextual"/>
+              </w:rPr>
+              <w:drawing>
+                <wp:inline distT="0" distB="0" distL="0" distR="0" wp14:anchorId="66B361B9" wp14:editId="653C7983">
+                  <wp:extent cx="5873115" cy="3110230"/>
+                  <wp:effectExtent l="0" t="0" r="0" b="0"/>
+                  <wp:docPr id="17" name="Imagem 17" descr="Interface gráfica do usuário&#10;&#10;O conteúdo gerado por IA pode estar incorreto."/>
+                  <wp:cNvGraphicFramePr>
+                    <a:graphicFrameLocks xmlns:a="http://schemas.openxmlformats.org/drawingml/2006/main" noChangeAspect="1"/>
+                  </wp:cNvGraphicFramePr>
+                  <a:graphic xmlns:a="http://schemas.openxmlformats.org/drawingml/2006/main">
+                    <a:graphicData uri="http://schemas.openxmlformats.org/drawingml/2006/picture">
+                      <pic:pic xmlns:pic="http://schemas.openxmlformats.org/drawingml/2006/picture">
+                        <pic:nvPicPr>
+                          <pic:cNvPr id="17" name="Imagem 17" descr="Interface gráfica do usuário&#10;&#10;O conteúdo gerado por IA pode estar incorreto."/>
+                          <pic:cNvPicPr/>
+                        </pic:nvPicPr>
+                        <pic:blipFill>
+                          <a:blip r:embed="rId12">
+                            <a:extLst>
+                              <a:ext uri="{28A0092B-C50C-407E-A947-70E740481C1C}">
+                                <a14:useLocalDpi xmlns:a14="http://schemas.microsoft.com/office/drawing/2010/main" val="0"/>
+                              </a:ext>
+                            </a:extLst>
+                          </a:blip>
+                          <a:stretch>
+                            <a:fillRect/>
+                          </a:stretch>
+                        </pic:blipFill>
+                        <pic:spPr>
+                          <a:xfrm>
+                            <a:off x="0" y="0"/>
+                            <a:ext cx="5873115" cy="3110230"/>
+                          </a:xfrm>
+                          <a:prstGeom prst="rect">
+                            <a:avLst/>
+                          </a:prstGeom>
+                        </pic:spPr>
+                      </pic:pic>
+                    </a:graphicData>
+                  </a:graphic>
+                </wp:inline>
+              </w:drawing>
+            </w:r>
+          </w:p>
+          <w:p>
+            <w:pPr>
+              <w:pStyle w:val="NormalWeb"/>
+              <w:spacing w:before="240" w:beforeAutospacing="0" w:after="240" w:afterAutospacing="0" w:line="360" w:lineRule="auto"/>
+              <w:jc w:val="both"/>
+              <w:rPr>
+                <w:rFonts w:ascii="Arial" w:hAnsi="Arial" w:cs="Arial"/>
+                <w:b/>
+                <w:bCs/>
+              </w:rPr>
+            </w:pPr>
+            <w:r>
+              <w:rPr>
+                <w:rFonts w:ascii="Arial" w:hAnsi="Arial" w:cs="Arial"/>
+                <w:b/>
+                <w:bCs/>
+              </w:rPr>
+              <w:t xml:space="preserve">Figura 4: </w:t>
+            </w:r>
+            <w:r>
+              <w:rPr>
+                <w:rFonts w:ascii="Arial" w:hAnsi="Arial" w:cs="Arial"/>
+              </w:rPr>
+              <w:t>Cena da Gameplay</w:t>
+            </w:r>
+          </w:p>
+          <w:p>
+            <w:pPr>
+              <w:pStyle w:val="NormalWeb"/>
+              <w:spacing w:before="240" w:beforeAutospacing="0" w:after="240" w:afterAutospacing="0" w:line="360" w:lineRule="auto"/>
+              <w:jc w:val="both"/>
+              <w:rPr>
+                <w:rFonts w:ascii="Arial" w:hAnsi="Arial" w:cs="Arial"/>
+              </w:rPr>
+            </w:pPr>
+            <w:r>
+              <w:rPr>
+                <w:rFonts w:ascii="Arial" w:hAnsi="Arial" w:cs="Arial"/>
+                <w:noProof/>
+                <w14:ligatures w14:val="standardContextual"/>
+              </w:rPr>
+              <w:drawing>
+                <wp:inline distT="0" distB="0" distL="0" distR="0" wp14:anchorId="63648A49" wp14:editId="10604F33">
+                  <wp:extent cx="5873115" cy="3236595"/>
+                  <wp:effectExtent l="0" t="0" r="0" b="1905"/>
+                  <wp:docPr id="18" name="Imagem 18" descr="Tela de jogo de vídeo game&#10;&#10;O conteúdo gerado por IA pode estar incorreto."/>
+                  <wp:cNvGraphicFramePr>
+                    <a:graphicFrameLocks xmlns:a="http://schemas.openxmlformats.org/drawingml/2006/main" noChangeAspect="1"/>
+                  </wp:cNvGraphicFramePr>
+                  <a:graphic xmlns:a="http://schemas.openxmlformats.org/drawingml/2006/main">
+                    <a:graphicData uri="http://schemas.openxmlformats.org/drawingml/2006/picture">
+                      <pic:pic xmlns:pic="http://schemas.openxmlformats.org/drawingml/2006/picture">
+                        <pic:nvPicPr>
+                          <pic:cNvPr id="18" name="Imagem 18" descr="Tela de jogo de vídeo game&#10;&#10;O conteúdo gerado por IA pode estar incorreto."/>
+                          <pic:cNvPicPr/>
+                        </pic:nvPicPr>
+                        <pic:blipFill>
+                          <a:blip r:embed="rId13">
+                            <a:extLst>
+                              <a:ext uri="{28A0092B-C50C-407E-A947-70E740481C1C}">
+                                <a14:useLocalDpi xmlns:a14="http://schemas.microsoft.com/office/drawing/2010/main" val="0"/>
+                              </a:ext>
+                            </a:extLst>
+                          </a:blip>
+                          <a:stretch>
+                            <a:fillRect/>
+                          </a:stretch>
+                        </pic:blipFill>
+                        <pic:spPr>
+                          <a:xfrm>
+                            <a:off x="0" y="0"/>
+                            <a:ext cx="5873115" cy="3236595"/>
+                          </a:xfrm>
+                          <a:prstGeom prst="rect">
+                            <a:avLst/>
+                          </a:prstGeom>
+                        </pic:spPr>
+                      </pic:pic>
+                    </a:graphicData>
+                  </a:graphic>
+                </wp:inline>
+              </w:drawing>
+            </w:r>
+          </w:p>
+          <w:p>
+            <w:pPr>
+              <w:pStyle w:val="NormalWeb"/>
+              <w:spacing w:before="240" w:beforeAutospacing="0" w:after="240" w:afterAutospacing="0" w:line="360" w:lineRule="auto"/>
+              <w:jc w:val="both"/>
+              <w:rPr>
+                <w:rFonts w:ascii="Arial" w:hAnsi="Arial" w:cs="Arial"/>
+              </w:rPr>
+            </w:pPr>
           </w:p>
         </w:tc>
       </w:tr>
@@ -1649,114 +2118,6 @@
           <w:szCs w:val="24"/>
         </w:rPr>
       </w:pPr>
-    </w:p>
-    <w:p>
-      <w:pPr>
-        <w:spacing w:after="0" w:line="360" w:lineRule="auto"/>
-        <w:jc w:val="both"/>
-        <w:rPr>
-          <w:rFonts w:ascii="Arial" w:eastAsia="Arial" w:hAnsi="Arial" w:cs="Arial"/>
-          <w:b/>
-          <w:sz w:val="24"/>
-          <w:szCs w:val="24"/>
-        </w:rPr>
-      </w:pPr>
-    </w:p>
-    <w:p>
-      <w:pPr>
-        <w:spacing w:after="0" w:line="360" w:lineRule="auto"/>
-        <w:jc w:val="both"/>
-        <w:rPr>
-          <w:rFonts w:ascii="Arial" w:eastAsia="Arial" w:hAnsi="Arial" w:cs="Arial"/>
-          <w:b/>
-          <w:sz w:val="24"/>
-          <w:szCs w:val="24"/>
-        </w:rPr>
-      </w:pPr>
-    </w:p>
-    <w:p>
-      <w:pPr>
-        <w:spacing w:after="0" w:line="360" w:lineRule="auto"/>
-        <w:jc w:val="both"/>
-        <w:rPr>
-          <w:rFonts w:ascii="Arial" w:eastAsia="Arial" w:hAnsi="Arial" w:cs="Arial"/>
-          <w:b/>
-          <w:sz w:val="24"/>
-          <w:szCs w:val="24"/>
-        </w:rPr>
-      </w:pPr>
-    </w:p>
-    <w:p>
-      <w:pPr>
-        <w:spacing w:after="0" w:line="360" w:lineRule="auto"/>
-        <w:jc w:val="both"/>
-        <w:rPr>
-          <w:rFonts w:ascii="Arial" w:eastAsia="Arial" w:hAnsi="Arial" w:cs="Arial"/>
-          <w:b/>
-          <w:sz w:val="24"/>
-          <w:szCs w:val="24"/>
-        </w:rPr>
-      </w:pPr>
-    </w:p>
-    <w:p>
-      <w:pPr>
-        <w:spacing w:after="0" w:line="360" w:lineRule="auto"/>
-        <w:jc w:val="both"/>
-        <w:rPr>
-          <w:rFonts w:ascii="Arial" w:eastAsia="Arial" w:hAnsi="Arial" w:cs="Arial"/>
-          <w:b/>
-          <w:sz w:val="24"/>
-          <w:szCs w:val="24"/>
-        </w:rPr>
-      </w:pPr>
-    </w:p>
-    <w:p>
-      <w:pPr>
-        <w:spacing w:after="0" w:line="360" w:lineRule="auto"/>
-        <w:jc w:val="both"/>
-        <w:rPr>
-          <w:rFonts w:ascii="Arial" w:eastAsia="Arial" w:hAnsi="Arial" w:cs="Arial"/>
-          <w:b/>
-          <w:sz w:val="24"/>
-          <w:szCs w:val="24"/>
-        </w:rPr>
-      </w:pPr>
-    </w:p>
-    <w:p>
-      <w:pPr>
-        <w:spacing w:after="0" w:line="360" w:lineRule="auto"/>
-        <w:jc w:val="both"/>
-        <w:rPr>
-          <w:rFonts w:ascii="Arial" w:eastAsia="Arial" w:hAnsi="Arial" w:cs="Arial"/>
-          <w:b/>
-          <w:sz w:val="24"/>
-          <w:szCs w:val="24"/>
-        </w:rPr>
-      </w:pPr>
-    </w:p>
-    <w:p>
-      <w:pPr>
-        <w:spacing w:after="0" w:line="360" w:lineRule="auto"/>
-        <w:jc w:val="both"/>
-        <w:rPr>
-          <w:rFonts w:ascii="Arial" w:eastAsia="Arial" w:hAnsi="Arial" w:cs="Arial"/>
-          <w:b/>
-          <w:sz w:val="24"/>
-          <w:szCs w:val="24"/>
-        </w:rPr>
-      </w:pPr>
-    </w:p>
-    <w:p>
-      <w:pPr>
-        <w:spacing w:after="0" w:line="360" w:lineRule="auto"/>
-        <w:jc w:val="both"/>
-        <w:rPr>
-          <w:rFonts w:ascii="Arial" w:eastAsia="Arial" w:hAnsi="Arial" w:cs="Arial"/>
-          <w:b/>
-          <w:sz w:val="24"/>
-          <w:szCs w:val="24"/>
-        </w:rPr>
-      </w:pPr>
       <w:r>
         <w:rPr>
           <w:rFonts w:ascii="Arial" w:eastAsia="Arial" w:hAnsi="Arial" w:cs="Arial"/>
@@ -1764,7 +2125,6 @@
           <w:sz w:val="24"/>
           <w:szCs w:val="24"/>
         </w:rPr>
-        <w:lastRenderedPageBreak/>
         <w:t>2. IDENTIFICAÇÃO DO CENÁRIO DE INTERVENÇÃO E HIPÓTESES DE SOLUÇÃO</w:t>
       </w:r>
     </w:p>
@@ -1787,7 +2147,6 @@
         <w:rPr>
           <w:rFonts w:ascii="Arial" w:eastAsia="Arial" w:hAnsi="Arial" w:cs="Arial"/>
           <w:b/>
-          <w:color w:val="FF3333"/>
           <w:sz w:val="24"/>
           <w:szCs w:val="24"/>
         </w:rPr>
@@ -1835,9 +2194,8 @@
             <w:r>
               <w:rPr>
                 <w:rFonts w:ascii="Arial" w:hAnsi="Arial" w:cs="Arial"/>
-                <w:color w:val="000000"/>
-              </w:rPr>
-              <w:t>O protótipo do jogo é direcionado, em um primeiro momento, a profissionais da Fundação Escola de Comércio Álvares Penteado (FECAP), que atuarão como avaliadores durante a fase inicial de testes.</w:t>
+              </w:rPr>
+              <w:t>O protótipo do jogo é direcionado, em um primeiro momento, profissionais da Fundação Escola de Comércio Álvares Penteado (FECAP), que atuarão como avaliadores durante a fase inicial de testes.</w:t>
             </w:r>
           </w:p>
           <w:p>
@@ -1853,7 +2211,6 @@
             <w:r>
               <w:rPr>
                 <w:rFonts w:ascii="Arial" w:hAnsi="Arial" w:cs="Arial"/>
-                <w:color w:val="000000"/>
               </w:rPr>
               <w:t>Além do ambiente acadêmico, o game será submetido à avaliação de uma coletânea de empresas do setor de tecnologia, que observarão critérios técnicos e empresariais do produto final do projeto.</w:t>
             </w:r>
@@ -1871,15 +2228,13 @@
               <w:jc w:val="both"/>
               <w:rPr>
                 <w:rFonts w:ascii="Arial" w:eastAsia="Arial" w:hAnsi="Arial" w:cs="Arial"/>
-                <w:color w:val="FF3333"/>
-                <w:sz w:val="24"/>
-                <w:szCs w:val="24"/>
-              </w:rPr>
-            </w:pPr>
-            <w:r>
-              <w:rPr>
-                <w:rFonts w:ascii="Arial" w:eastAsia="Arial" w:hAnsi="Arial" w:cs="Arial"/>
-                <w:color w:val="0C3512" w:themeColor="accent3" w:themeShade="80"/>
+                <w:sz w:val="24"/>
+                <w:szCs w:val="24"/>
+              </w:rPr>
+            </w:pPr>
+            <w:r>
+              <w:rPr>
+                <w:rFonts w:ascii="Arial" w:eastAsia="Arial" w:hAnsi="Arial" w:cs="Arial"/>
                 <w:sz w:val="24"/>
                 <w:szCs w:val="24"/>
               </w:rPr>
@@ -1908,7 +2263,6 @@
         <w:rPr>
           <w:rFonts w:ascii="Arial" w:eastAsia="Arial" w:hAnsi="Arial" w:cs="Arial"/>
           <w:b/>
-          <w:color w:val="FF3333"/>
           <w:sz w:val="24"/>
           <w:szCs w:val="24"/>
         </w:rPr>
@@ -1956,49 +2310,156 @@
             <w:r>
               <w:rPr>
                 <w:rFonts w:ascii="Arial" w:hAnsi="Arial" w:cs="Arial"/>
-                <w:color w:val="000000"/>
-              </w:rPr>
-              <w:t>A médio prazo, o jogo é concebido com possibilidade de adaptação destinada ao público geral, especialmente para jogadores interessados em experiências de jogatina com temática urbana e social. No tocante a isso, prevê-se a elaboração de um planejamento estratégico voltado à definição de personas, proposta de valor e desenvolvimento de estratégias administrativas que tem como função ampliar o alcance</w:t>
-            </w:r>
-            <w:r>
-              <w:rPr>
-                <w:rFonts w:ascii="Arial" w:hAnsi="Arial" w:cs="Arial"/>
-                <w:color w:val="000000"/>
-              </w:rPr>
-              <w:t xml:space="preserve"> do jogo.</w:t>
-            </w:r>
-          </w:p>
-          <w:p>
-            <w:pPr>
-              <w:pBdr>
-                <w:top w:val="nil"/>
-                <w:left w:val="nil"/>
-                <w:bottom w:val="nil"/>
-                <w:right w:val="nil"/>
-                <w:between w:val="nil"/>
-              </w:pBdr>
-              <w:spacing w:after="0" w:line="360" w:lineRule="auto"/>
-              <w:jc w:val="both"/>
-              <w:rPr>
-                <w:rFonts w:ascii="Arial" w:eastAsia="Arial" w:hAnsi="Arial" w:cs="Arial"/>
-                <w:color w:val="1F4E79"/>
-                <w:sz w:val="24"/>
-                <w:szCs w:val="24"/>
-              </w:rPr>
-            </w:pPr>
-            <w:r>
-              <w:rPr>
-                <w:rFonts w:ascii="Arial" w:eastAsia="Arial" w:hAnsi="Arial" w:cs="Arial"/>
-                <w:color w:val="0C3512" w:themeColor="accent3" w:themeShade="80"/>
-                <w:sz w:val="24"/>
-                <w:szCs w:val="24"/>
-              </w:rPr>
-              <w:t xml:space="preserve">. </w:t>
+              </w:rPr>
+              <w:t>A médio prazo, o jogo é concebido com possibilidade de adaptação destinada ao público geral, especialmente para jogadores interessados em experiências de jogatina com temática urbana e social. No tocante a isso, prevê-se a elaboração de um planejamento estratégico voltado à definição de personas, proposta de valor e desenvolvimento de estratégias administrativas que tem como função ampliar o alcance do jogo</w:t>
+            </w:r>
+          </w:p>
+          <w:p>
+            <w:pPr>
+              <w:pStyle w:val="NormalWeb"/>
+              <w:spacing w:before="202" w:beforeAutospacing="0" w:after="0" w:afterAutospacing="0" w:line="360" w:lineRule="auto"/>
+              <w:ind w:left="710" w:right="433" w:firstLine="720"/>
+              <w:jc w:val="both"/>
+              <w:rPr>
+                <w:rFonts w:ascii="Arial" w:eastAsia="Arial" w:hAnsi="Arial" w:cs="Arial"/>
+              </w:rPr>
+            </w:pPr>
+            <w:r>
+              <w:rPr>
+                <w:rFonts w:ascii="Arial" w:eastAsia="Arial" w:hAnsi="Arial" w:cs="Arial"/>
+              </w:rPr>
+              <w:t xml:space="preserve">Uma exemplificação do público alvo (persona) do projeto seria: </w:t>
+            </w:r>
+            <w:r>
+              <w:rPr>
+                <w:rFonts w:ascii="Arial" w:eastAsia="Arial" w:hAnsi="Arial" w:cs="Arial"/>
+              </w:rPr>
+              <w:t xml:space="preserve">Pedro, 19 anos, estudante interessado em carros e motos, que frequenta espaços públicos, como as ruas de São </w:t>
+            </w:r>
+            <w:r>
+              <w:rPr>
+                <w:rFonts w:ascii="Arial" w:eastAsia="Arial" w:hAnsi="Arial" w:cs="Arial"/>
+              </w:rPr>
+              <w:t>Paulo.</w:t>
+            </w:r>
+            <w:r>
+              <w:rPr>
+                <w:rFonts w:ascii="Arial" w:eastAsia="Arial" w:hAnsi="Arial" w:cs="Arial"/>
+              </w:rPr>
+              <w:t xml:space="preserve"> </w:t>
             </w:r>
           </w:p>
         </w:tc>
       </w:tr>
     </w:tbl>
+    <w:p>
+      <w:pPr>
+        <w:spacing w:after="0" w:line="360" w:lineRule="auto"/>
+        <w:jc w:val="both"/>
+        <w:rPr>
+          <w:rFonts w:ascii="Arial" w:eastAsia="Arial" w:hAnsi="Arial" w:cs="Arial"/>
+          <w:b/>
+          <w:sz w:val="24"/>
+          <w:szCs w:val="24"/>
+        </w:rPr>
+      </w:pPr>
+    </w:p>
+    <w:p>
+      <w:pPr>
+        <w:spacing w:after="0" w:line="360" w:lineRule="auto"/>
+        <w:jc w:val="both"/>
+        <w:rPr>
+          <w:rFonts w:ascii="Arial" w:eastAsia="Arial" w:hAnsi="Arial" w:cs="Arial"/>
+          <w:b/>
+          <w:sz w:val="24"/>
+          <w:szCs w:val="24"/>
+        </w:rPr>
+      </w:pPr>
+    </w:p>
+    <w:p>
+      <w:pPr>
+        <w:spacing w:after="0" w:line="360" w:lineRule="auto"/>
+        <w:jc w:val="both"/>
+        <w:rPr>
+          <w:rFonts w:ascii="Arial" w:eastAsia="Arial" w:hAnsi="Arial" w:cs="Arial"/>
+          <w:b/>
+          <w:sz w:val="24"/>
+          <w:szCs w:val="24"/>
+        </w:rPr>
+      </w:pPr>
+    </w:p>
+    <w:p>
+      <w:pPr>
+        <w:spacing w:after="0" w:line="360" w:lineRule="auto"/>
+        <w:jc w:val="both"/>
+        <w:rPr>
+          <w:rFonts w:ascii="Arial" w:eastAsia="Arial" w:hAnsi="Arial" w:cs="Arial"/>
+          <w:b/>
+          <w:sz w:val="24"/>
+          <w:szCs w:val="24"/>
+        </w:rPr>
+      </w:pPr>
+    </w:p>
+    <w:p>
+      <w:pPr>
+        <w:spacing w:after="0" w:line="360" w:lineRule="auto"/>
+        <w:jc w:val="both"/>
+        <w:rPr>
+          <w:rFonts w:ascii="Arial" w:eastAsia="Arial" w:hAnsi="Arial" w:cs="Arial"/>
+          <w:b/>
+          <w:sz w:val="24"/>
+          <w:szCs w:val="24"/>
+        </w:rPr>
+      </w:pPr>
+    </w:p>
+    <w:p>
+      <w:pPr>
+        <w:spacing w:after="0" w:line="360" w:lineRule="auto"/>
+        <w:jc w:val="both"/>
+        <w:rPr>
+          <w:rFonts w:ascii="Arial" w:eastAsia="Arial" w:hAnsi="Arial" w:cs="Arial"/>
+          <w:b/>
+          <w:sz w:val="24"/>
+          <w:szCs w:val="24"/>
+        </w:rPr>
+      </w:pPr>
+    </w:p>
+    <w:p>
+      <w:pPr>
+        <w:spacing w:after="0" w:line="360" w:lineRule="auto"/>
+        <w:jc w:val="both"/>
+        <w:rPr>
+          <w:rFonts w:ascii="Arial" w:eastAsia="Arial" w:hAnsi="Arial" w:cs="Arial"/>
+          <w:b/>
+          <w:sz w:val="24"/>
+          <w:szCs w:val="24"/>
+        </w:rPr>
+      </w:pPr>
+    </w:p>
+    <w:p>
+      <w:pPr>
+        <w:spacing w:after="0" w:line="360" w:lineRule="auto"/>
+        <w:jc w:val="both"/>
+        <w:rPr>
+          <w:rFonts w:ascii="Arial" w:eastAsia="Arial" w:hAnsi="Arial" w:cs="Arial"/>
+          <w:b/>
+          <w:sz w:val="24"/>
+          <w:szCs w:val="24"/>
+        </w:rPr>
+      </w:pPr>
+    </w:p>
+    <w:p>
+      <w:pPr>
+        <w:spacing w:after="0" w:line="360" w:lineRule="auto"/>
+        <w:jc w:val="both"/>
+        <w:rPr>
+          <w:rFonts w:ascii="Arial" w:eastAsia="Arial" w:hAnsi="Arial" w:cs="Arial"/>
+          <w:b/>
+          <w:sz w:val="24"/>
+          <w:szCs w:val="24"/>
+        </w:rPr>
+      </w:pPr>
+    </w:p>
     <w:p>
       <w:pPr>
         <w:spacing w:after="0" w:line="360" w:lineRule="auto"/>
@@ -2075,47 +2536,7 @@
                 <w:sz w:val="24"/>
                 <w:szCs w:val="24"/>
               </w:rPr>
-              <w:t xml:space="preserve">                       D</w:t>
-            </w:r>
-            <w:r>
-              <w:rPr>
-                <w:rFonts w:ascii="Arial" w:eastAsia="Arial" w:hAnsi="Arial" w:cs="Arial"/>
-                <w:sz w:val="24"/>
-                <w:szCs w:val="24"/>
-              </w:rPr>
-              <w:t>entro d</w:t>
-            </w:r>
-            <w:r>
-              <w:rPr>
-                <w:rFonts w:ascii="Arial" w:eastAsia="Arial" w:hAnsi="Arial" w:cs="Arial"/>
-                <w:sz w:val="24"/>
-                <w:szCs w:val="24"/>
-              </w:rPr>
-              <w:t>a</w:t>
-            </w:r>
-            <w:r>
-              <w:rPr>
-                <w:rFonts w:ascii="Arial" w:eastAsia="Arial" w:hAnsi="Arial" w:cs="Arial"/>
-                <w:sz w:val="24"/>
-                <w:szCs w:val="24"/>
-              </w:rPr>
-              <w:t xml:space="preserve"> indústria de </w:t>
-            </w:r>
-            <w:r>
-              <w:rPr>
-                <w:rFonts w:ascii="Arial" w:eastAsia="Arial" w:hAnsi="Arial" w:cs="Arial"/>
-                <w:sz w:val="24"/>
-                <w:szCs w:val="24"/>
-              </w:rPr>
-              <w:t xml:space="preserve">games digitais, existe um grande problema: </w:t>
-            </w:r>
-            <w:r>
-              <w:rPr>
-                <w:rFonts w:ascii="Arial" w:eastAsia="Arial" w:hAnsi="Arial" w:cs="Arial"/>
-                <w:sz w:val="24"/>
-                <w:szCs w:val="24"/>
-              </w:rPr>
-              <w:t>lacunas de</w:t>
+              <w:t xml:space="preserve">         Dentro da indústria de games digitais, existe um grande problema: lacunas de</w:t>
             </w:r>
             <w:r>
               <w:rPr>
@@ -2131,31 +2552,7 @@
                 <w:sz w:val="24"/>
                 <w:szCs w:val="24"/>
               </w:rPr>
-              <w:t>mercados totais endereçáveis voltados a</w:t>
-            </w:r>
-            <w:r>
-              <w:rPr>
-                <w:rFonts w:ascii="Arial" w:eastAsia="Arial" w:hAnsi="Arial" w:cs="Arial"/>
-                <w:sz w:val="24"/>
-                <w:szCs w:val="24"/>
-              </w:rPr>
-              <w:t xml:space="preserve"> i</w:t>
-            </w:r>
-            <w:r>
-              <w:rPr>
-                <w:rFonts w:ascii="Arial" w:eastAsia="Arial" w:hAnsi="Arial" w:cs="Arial"/>
-                <w:sz w:val="24"/>
-                <w:szCs w:val="24"/>
-              </w:rPr>
-              <w:t xml:space="preserve">deias que integram a ética </w:t>
-            </w:r>
-            <w:r>
-              <w:rPr>
-                <w:rFonts w:ascii="Arial" w:eastAsia="Arial" w:hAnsi="Arial" w:cs="Arial"/>
-                <w:sz w:val="24"/>
-                <w:szCs w:val="24"/>
-              </w:rPr>
-              <w:t>e a</w:t>
+              <w:t>mercados totais endereçáveis voltados a ideias que integram a ética e a</w:t>
             </w:r>
           </w:p>
           <w:p>
@@ -2181,15 +2578,23 @@
                 <w:sz w:val="24"/>
                 <w:szCs w:val="24"/>
               </w:rPr>
-              <w:t xml:space="preserve">estimulação do fortalecimento do senso comum dos cidadãos </w:t>
-            </w:r>
-            <w:r>
-              <w:rPr>
-                <w:rFonts w:ascii="Arial" w:eastAsia="Arial" w:hAnsi="Arial" w:cs="Arial"/>
-                <w:sz w:val="24"/>
-                <w:szCs w:val="24"/>
-              </w:rPr>
-              <w:t>com os jogos.</w:t>
+              <w:t>estimulação do fortalecimento do senso comum dos cidadãos com os jogos</w:t>
+            </w:r>
+            <w:r>
+              <w:rPr>
+                <w:rFonts w:ascii="Arial" w:eastAsia="Arial" w:hAnsi="Arial" w:cs="Arial"/>
+                <w:sz w:val="24"/>
+                <w:szCs w:val="24"/>
+              </w:rPr>
+              <w:t xml:space="preserve">, ainda mais quando se trata de </w:t>
+            </w:r>
+            <w:r>
+              <w:rPr>
+                <w:rFonts w:ascii="Arial" w:eastAsia="Arial" w:hAnsi="Arial" w:cs="Arial"/>
+                <w:sz w:val="24"/>
+                <w:szCs w:val="24"/>
+              </w:rPr>
+              <w:t>segurança policial e deterioração do patrimônio público.</w:t>
             </w:r>
           </w:p>
           <w:p>
@@ -2209,70 +2614,6 @@
                 <w:szCs w:val="24"/>
               </w:rPr>
             </w:pPr>
-            <w:r>
-              <w:rPr>
-                <w:rFonts w:ascii="Arial" w:eastAsia="Arial" w:hAnsi="Arial" w:cs="Arial"/>
-                <w:sz w:val="24"/>
-                <w:szCs w:val="24"/>
-              </w:rPr>
-              <w:t xml:space="preserve">                      </w:t>
-            </w:r>
-            <w:r>
-              <w:rPr>
-                <w:rFonts w:ascii="Arial" w:eastAsia="Arial" w:hAnsi="Arial" w:cs="Arial"/>
-                <w:sz w:val="24"/>
-                <w:szCs w:val="24"/>
-              </w:rPr>
-              <w:t xml:space="preserve"> Diante desse cenário, O</w:t>
-            </w:r>
-            <w:r>
-              <w:rPr>
-                <w:rFonts w:ascii="Arial" w:eastAsia="Arial" w:hAnsi="Arial" w:cs="Arial"/>
-                <w:sz w:val="24"/>
-                <w:szCs w:val="24"/>
-              </w:rPr>
-              <w:t xml:space="preserve"> Urban Chase é um jogo que tem o potencial de atuar sendo utilizado não</w:t>
-            </w:r>
-            <w:r>
-              <w:rPr>
-                <w:rFonts w:ascii="Arial" w:eastAsia="Arial" w:hAnsi="Arial" w:cs="Arial"/>
-                <w:sz w:val="24"/>
-                <w:szCs w:val="24"/>
-              </w:rPr>
-              <w:t xml:space="preserve"> </w:t>
-            </w:r>
-            <w:r>
-              <w:rPr>
-                <w:rFonts w:ascii="Arial" w:eastAsia="Arial" w:hAnsi="Arial" w:cs="Arial"/>
-                <w:sz w:val="24"/>
-                <w:szCs w:val="24"/>
-              </w:rPr>
-              <w:t>apenas para lazer, mas como um instrumento lúdico em campanhas de educação</w:t>
-            </w:r>
-            <w:r>
-              <w:rPr>
-                <w:rFonts w:ascii="Arial" w:eastAsia="Arial" w:hAnsi="Arial" w:cs="Arial"/>
-                <w:sz w:val="24"/>
-                <w:szCs w:val="24"/>
-              </w:rPr>
-              <w:t xml:space="preserve"> </w:t>
-            </w:r>
-            <w:r>
-              <w:rPr>
-                <w:rFonts w:ascii="Arial" w:eastAsia="Arial" w:hAnsi="Arial" w:cs="Arial"/>
-                <w:sz w:val="24"/>
-                <w:szCs w:val="24"/>
-              </w:rPr>
-              <w:t>patrimonial e cidadã, alinhando o desenvolvimento tecnológico ao bem-estar social</w:t>
-            </w:r>
-            <w:r>
-              <w:rPr>
-                <w:rFonts w:ascii="Arial" w:eastAsia="Arial" w:hAnsi="Arial" w:cs="Arial"/>
-                <w:sz w:val="24"/>
-                <w:szCs w:val="24"/>
-              </w:rPr>
-              <w:t>.</w:t>
-            </w:r>
           </w:p>
           <w:p>
             <w:pPr>
@@ -2291,6 +2632,38 @@
                 <w:szCs w:val="24"/>
               </w:rPr>
             </w:pPr>
+            <w:r>
+              <w:rPr>
+                <w:rFonts w:ascii="Arial" w:eastAsia="Arial" w:hAnsi="Arial" w:cs="Arial"/>
+                <w:sz w:val="24"/>
+                <w:szCs w:val="24"/>
+              </w:rPr>
+              <w:t xml:space="preserve">       </w:t>
+            </w:r>
+            <w:r>
+              <w:rPr>
+                <w:rFonts w:ascii="Arial" w:eastAsia="Arial" w:hAnsi="Arial" w:cs="Arial"/>
+                <w:sz w:val="24"/>
+                <w:szCs w:val="24"/>
+              </w:rPr>
+              <w:t>Diante desse cenário, O Urban Chase é um jogo que tem o potencial de atuar sendo utilizado não apenas para lazer, mas como um instrumento lúdico em campanhas de educação</w:t>
+            </w:r>
+            <w:r>
+              <w:rPr>
+                <w:rFonts w:ascii="Arial" w:eastAsia="Arial" w:hAnsi="Arial" w:cs="Arial"/>
+                <w:sz w:val="24"/>
+                <w:szCs w:val="24"/>
+              </w:rPr>
+              <w:t xml:space="preserve"> </w:t>
+            </w:r>
+            <w:r>
+              <w:rPr>
+                <w:rFonts w:ascii="Arial" w:eastAsia="Arial" w:hAnsi="Arial" w:cs="Arial"/>
+                <w:sz w:val="24"/>
+                <w:szCs w:val="24"/>
+              </w:rPr>
+              <w:t>patrimonial e cidadã, alinhando o desenvolvimento tecnológico ao bem-estar social.</w:t>
+            </w:r>
           </w:p>
           <w:p>
             <w:pPr>
@@ -2309,47 +2682,6 @@
                 <w:szCs w:val="24"/>
               </w:rPr>
             </w:pPr>
-            <w:r>
-              <w:rPr>
-                <w:rFonts w:ascii="Arial" w:eastAsia="Arial" w:hAnsi="Arial" w:cs="Arial"/>
-                <w:sz w:val="24"/>
-                <w:szCs w:val="24"/>
-              </w:rPr>
-              <w:lastRenderedPageBreak/>
-              <w:t xml:space="preserve">                        Isso </w:t>
-            </w:r>
-            <w:r>
-              <w:rPr>
-                <w:rFonts w:ascii="Arial" w:eastAsia="Arial" w:hAnsi="Arial" w:cs="Arial"/>
-                <w:sz w:val="24"/>
-                <w:szCs w:val="24"/>
-              </w:rPr>
-              <w:t>ocorre, pois</w:t>
-            </w:r>
-            <w:r>
-              <w:rPr>
-                <w:rFonts w:ascii="Arial" w:eastAsia="Arial" w:hAnsi="Arial" w:cs="Arial"/>
-                <w:sz w:val="24"/>
-                <w:szCs w:val="24"/>
-              </w:rPr>
-              <w:t>, na sociedade contemporânea não há a criação de games com imersões éticas,</w:t>
-            </w:r>
-            <w:r>
-              <w:rPr>
-                <w:rFonts w:ascii="Arial" w:eastAsia="Arial" w:hAnsi="Arial" w:cs="Arial"/>
-                <w:sz w:val="24"/>
-                <w:szCs w:val="24"/>
-              </w:rPr>
-              <w:t xml:space="preserve"> </w:t>
-            </w:r>
-            <w:r>
-              <w:rPr>
-                <w:rFonts w:ascii="Arial" w:eastAsia="Arial" w:hAnsi="Arial" w:cs="Arial"/>
-                <w:sz w:val="24"/>
-                <w:szCs w:val="24"/>
-              </w:rPr>
-              <w:t>fator que permite o jogo não apenas ser um diferencial, mas também mudar a</w:t>
-            </w:r>
           </w:p>
           <w:p>
             <w:pPr>
@@ -2374,7 +2706,63 @@
                 <w:sz w:val="24"/>
                 <w:szCs w:val="24"/>
               </w:rPr>
-              <w:t>percepção de valor da sociedade sobre como a demolição da União e a falta de</w:t>
+              <w:t xml:space="preserve">      </w:t>
+            </w:r>
+            <w:r>
+              <w:rPr>
+                <w:rFonts w:ascii="Arial" w:eastAsia="Arial" w:hAnsi="Arial" w:cs="Arial"/>
+                <w:sz w:val="24"/>
+                <w:szCs w:val="24"/>
+              </w:rPr>
+              <w:t xml:space="preserve"> </w:t>
+            </w:r>
+            <w:r>
+              <w:rPr>
+                <w:rFonts w:ascii="Arial" w:eastAsia="Arial" w:hAnsi="Arial" w:cs="Arial"/>
+                <w:sz w:val="24"/>
+                <w:szCs w:val="24"/>
+              </w:rPr>
+              <w:t>Sob esse raciocínio,</w:t>
+            </w:r>
+            <w:r>
+              <w:rPr>
+                <w:rFonts w:ascii="Arial" w:eastAsia="Arial" w:hAnsi="Arial" w:cs="Arial"/>
+                <w:sz w:val="24"/>
+                <w:szCs w:val="24"/>
+              </w:rPr>
+              <w:t xml:space="preserve"> nota se que</w:t>
+            </w:r>
+            <w:r>
+              <w:rPr>
+                <w:rFonts w:ascii="Arial" w:eastAsia="Arial" w:hAnsi="Arial" w:cs="Arial"/>
+                <w:sz w:val="24"/>
+                <w:szCs w:val="24"/>
+              </w:rPr>
+              <w:t xml:space="preserve"> há </w:t>
+            </w:r>
+            <w:r>
+              <w:rPr>
+                <w:rFonts w:ascii="Arial" w:eastAsia="Arial" w:hAnsi="Arial" w:cs="Arial"/>
+                <w:sz w:val="24"/>
+                <w:szCs w:val="24"/>
+              </w:rPr>
+              <w:t xml:space="preserve">uma lacuna de mercados totais endereçáveis voltados </w:t>
+            </w:r>
+            <w:r>
+              <w:rPr>
+                <w:rFonts w:ascii="Arial" w:eastAsia="Arial" w:hAnsi="Arial" w:cs="Arial"/>
+                <w:sz w:val="24"/>
+                <w:szCs w:val="24"/>
+              </w:rPr>
+              <w:t>a privacidade e segurança de dados</w:t>
+            </w:r>
+            <w:r>
+              <w:rPr>
+                <w:rFonts w:ascii="Arial" w:eastAsia="Arial" w:hAnsi="Arial" w:cs="Arial"/>
+                <w:sz w:val="24"/>
+                <w:szCs w:val="24"/>
+              </w:rPr>
+              <w:t>.</w:t>
             </w:r>
           </w:p>
           <w:p>
@@ -2394,14 +2782,6 @@
                 <w:szCs w:val="24"/>
               </w:rPr>
             </w:pPr>
-            <w:r>
-              <w:rPr>
-                <w:rFonts w:ascii="Arial" w:eastAsia="Arial" w:hAnsi="Arial" w:cs="Arial"/>
-                <w:sz w:val="24"/>
-                <w:szCs w:val="24"/>
-              </w:rPr>
-              <w:t>fiscalização no ramo de perseguição policial podem impactar sua vida, ainda mais</w:t>
-            </w:r>
           </w:p>
           <w:p>
             <w:pPr>
@@ -2426,24 +2806,300 @@
                 <w:sz w:val="24"/>
                 <w:szCs w:val="24"/>
               </w:rPr>
-              <w:t>em um cenário urbano.</w:t>
+              <w:t xml:space="preserve">     </w:t>
+            </w:r>
+            <w:r>
+              <w:rPr>
+                <w:rFonts w:ascii="Arial" w:eastAsia="Arial" w:hAnsi="Arial" w:cs="Arial"/>
+                <w:sz w:val="24"/>
+                <w:szCs w:val="24"/>
+              </w:rPr>
+              <w:t xml:space="preserve">   </w:t>
+            </w:r>
+            <w:r>
+              <w:rPr>
+                <w:rFonts w:ascii="Arial" w:eastAsia="Arial" w:hAnsi="Arial" w:cs="Arial"/>
+                <w:sz w:val="24"/>
+                <w:szCs w:val="24"/>
+              </w:rPr>
+              <w:t>Com base nisso, o processo utilizado para garantir a</w:t>
+            </w:r>
+            <w:r>
+              <w:rPr>
+                <w:rFonts w:ascii="Arial" w:eastAsia="Arial" w:hAnsi="Arial" w:cs="Arial"/>
+                <w:sz w:val="24"/>
+                <w:szCs w:val="24"/>
+              </w:rPr>
+              <w:t xml:space="preserve"> integridade ética do jogo é o uso do GitHub para controle de versão com práticas as quais evitam a exposição de chaves de API ou dados sensíveis nos repositórios públicos, visto que, relatórios recentes apontam crescimento expressivo de incidentes de vazamento: um levantamento citado pelo MIT indica aumento de 493% nos vazamentos de dados no Brasil em determinados períodos recentes. </w:t>
+            </w:r>
+          </w:p>
+          <w:p>
+            <w:pPr>
+              <w:pBdr>
+                <w:top w:val="nil"/>
+                <w:left w:val="nil"/>
+                <w:bottom w:val="nil"/>
+                <w:right w:val="nil"/>
+                <w:between w:val="nil"/>
+              </w:pBdr>
+              <w:spacing w:after="0" w:line="360" w:lineRule="auto"/>
+              <w:jc w:val="both"/>
+              <w:rPr>
+                <w:rFonts w:ascii="Arial" w:eastAsia="Arial" w:hAnsi="Arial" w:cs="Arial"/>
+                <w:sz w:val="24"/>
+                <w:szCs w:val="24"/>
+              </w:rPr>
+            </w:pPr>
+            <w:r>
+              <w:rPr>
+                <w:rFonts w:ascii="Arial" w:eastAsia="Arial" w:hAnsi="Arial" w:cs="Arial"/>
+                <w:noProof/>
+                <w:sz w:val="24"/>
+                <w:szCs w:val="24"/>
+                <w14:ligatures w14:val="standardContextual"/>
+              </w:rPr>
+              <w:drawing>
+                <wp:inline distT="0" distB="0" distL="0" distR="0" wp14:anchorId="2FF2647C" wp14:editId="6FCBE6D4">
+                  <wp:extent cx="4829175" cy="3209925"/>
+                  <wp:effectExtent l="0" t="0" r="9525" b="9525"/>
+                  <wp:docPr id="9" name="Imagem 9" descr="Gráfico&#10;&#10;O conteúdo gerado por IA pode estar incorreto."/>
+                  <wp:cNvGraphicFramePr>
+                    <a:graphicFrameLocks xmlns:a="http://schemas.openxmlformats.org/drawingml/2006/main" noChangeAspect="1"/>
+                  </wp:cNvGraphicFramePr>
+                  <a:graphic xmlns:a="http://schemas.openxmlformats.org/drawingml/2006/main">
+                    <a:graphicData uri="http://schemas.openxmlformats.org/drawingml/2006/picture">
+                      <pic:pic xmlns:pic="http://schemas.openxmlformats.org/drawingml/2006/picture">
+                        <pic:nvPicPr>
+                          <pic:cNvPr id="9" name="Imagem 9" descr="Gráfico&#10;&#10;O conteúdo gerado por IA pode estar incorreto."/>
+                          <pic:cNvPicPr/>
+                        </pic:nvPicPr>
+                        <pic:blipFill>
+                          <a:blip r:embed="rId14" cstate="print">
+                            <a:extLst>
+                              <a:ext uri="{28A0092B-C50C-407E-A947-70E740481C1C}">
+                                <a14:useLocalDpi xmlns:a14="http://schemas.microsoft.com/office/drawing/2010/main" val="0"/>
+                              </a:ext>
+                            </a:extLst>
+                          </a:blip>
+                          <a:stretch>
+                            <a:fillRect/>
+                          </a:stretch>
+                        </pic:blipFill>
+                        <pic:spPr>
+                          <a:xfrm>
+                            <a:off x="0" y="0"/>
+                            <a:ext cx="4847237" cy="3221931"/>
+                          </a:xfrm>
+                          <a:prstGeom prst="rect">
+                            <a:avLst/>
+                          </a:prstGeom>
+                        </pic:spPr>
+                      </pic:pic>
+                    </a:graphicData>
+                  </a:graphic>
+                </wp:inline>
+              </w:drawing>
+            </w:r>
+          </w:p>
+          <w:p>
+            <w:pPr>
+              <w:pBdr>
+                <w:top w:val="nil"/>
+                <w:left w:val="nil"/>
+                <w:bottom w:val="nil"/>
+                <w:right w:val="nil"/>
+                <w:between w:val="nil"/>
+              </w:pBdr>
+              <w:spacing w:after="0" w:line="360" w:lineRule="auto"/>
+              <w:jc w:val="both"/>
+              <w:rPr>
+                <w:rFonts w:ascii="Arial" w:eastAsia="Arial" w:hAnsi="Arial" w:cs="Arial"/>
+                <w:sz w:val="24"/>
+                <w:szCs w:val="24"/>
+              </w:rPr>
+            </w:pPr>
+            <w:r>
+              <w:rPr>
+                <w:rFonts w:ascii="Arial" w:eastAsia="Arial" w:hAnsi="Arial" w:cs="Arial"/>
+                <w:sz w:val="24"/>
+                <w:szCs w:val="24"/>
+              </w:rPr>
+              <w:t>Outro fator crucial é a equidade. A Pesquisa Game Brasil 2025 mostrou que pessoas de menor renda jogam principalmente no celular, e consoles e PCs gamer continuam concentrados nas classes mais altas.</w:t>
+            </w:r>
+          </w:p>
+          <w:p>
+            <w:pPr>
+              <w:pBdr>
+                <w:top w:val="nil"/>
+                <w:left w:val="nil"/>
+                <w:bottom w:val="nil"/>
+                <w:right w:val="nil"/>
+                <w:between w:val="nil"/>
+              </w:pBdr>
+              <w:spacing w:after="0" w:line="360" w:lineRule="auto"/>
+              <w:jc w:val="both"/>
+              <w:rPr>
+                <w:rFonts w:ascii="Arial" w:eastAsia="Arial" w:hAnsi="Arial" w:cs="Arial"/>
+                <w:sz w:val="24"/>
+                <w:szCs w:val="24"/>
+              </w:rPr>
+            </w:pPr>
+            <w:r>
+              <w:rPr>
+                <w:rFonts w:ascii="Arial" w:eastAsia="Arial" w:hAnsi="Arial" w:cs="Arial"/>
+                <w:noProof/>
+                <w:sz w:val="24"/>
+                <w:szCs w:val="24"/>
+                <w14:ligatures w14:val="standardContextual"/>
+              </w:rPr>
+              <w:drawing>
+                <wp:inline distT="0" distB="0" distL="0" distR="0" wp14:anchorId="0D4E1FB3" wp14:editId="0CC862C4">
+                  <wp:extent cx="5768340" cy="3499485"/>
+                  <wp:effectExtent l="0" t="0" r="3810" b="5715"/>
+                  <wp:docPr id="10" name="Imagem 10" descr="Gráfico, Gráfico de barras&#10;&#10;O conteúdo gerado por IA pode estar incorreto."/>
+                  <wp:cNvGraphicFramePr>
+                    <a:graphicFrameLocks xmlns:a="http://schemas.openxmlformats.org/drawingml/2006/main" noChangeAspect="1"/>
+                  </wp:cNvGraphicFramePr>
+                  <a:graphic xmlns:a="http://schemas.openxmlformats.org/drawingml/2006/main">
+                    <a:graphicData uri="http://schemas.openxmlformats.org/drawingml/2006/picture">
+                      <pic:pic xmlns:pic="http://schemas.openxmlformats.org/drawingml/2006/picture">
+                        <pic:nvPicPr>
+                          <pic:cNvPr id="10" name="Imagem 10" descr="Gráfico, Gráfico de barras&#10;&#10;O conteúdo gerado por IA pode estar incorreto."/>
+                          <pic:cNvPicPr/>
+                        </pic:nvPicPr>
+                        <pic:blipFill>
+                          <a:blip r:embed="rId15" cstate="print">
+                            <a:extLst>
+                              <a:ext uri="{28A0092B-C50C-407E-A947-70E740481C1C}">
+                                <a14:useLocalDpi xmlns:a14="http://schemas.microsoft.com/office/drawing/2010/main" val="0"/>
+                              </a:ext>
+                            </a:extLst>
+                          </a:blip>
+                          <a:stretch>
+                            <a:fillRect/>
+                          </a:stretch>
+                        </pic:blipFill>
+                        <pic:spPr>
+                          <a:xfrm>
+                            <a:off x="0" y="0"/>
+                            <a:ext cx="5768340" cy="3499485"/>
+                          </a:xfrm>
+                          <a:prstGeom prst="rect">
+                            <a:avLst/>
+                          </a:prstGeom>
+                        </pic:spPr>
+                      </pic:pic>
+                    </a:graphicData>
+                  </a:graphic>
+                </wp:inline>
+              </w:drawing>
+            </w:r>
+          </w:p>
+          <w:p>
+            <w:pPr>
+              <w:pBdr>
+                <w:top w:val="nil"/>
+                <w:left w:val="nil"/>
+                <w:bottom w:val="nil"/>
+                <w:right w:val="nil"/>
+                <w:between w:val="nil"/>
+              </w:pBdr>
+              <w:spacing w:after="0" w:line="360" w:lineRule="auto"/>
+              <w:jc w:val="both"/>
+              <w:rPr>
+                <w:rFonts w:ascii="Arial" w:eastAsia="Arial" w:hAnsi="Arial" w:cs="Arial"/>
+                <w:sz w:val="24"/>
+                <w:szCs w:val="24"/>
+              </w:rPr>
+            </w:pPr>
+            <w:r>
+              <w:rPr>
+                <w:rFonts w:ascii="Arial" w:eastAsia="Arial" w:hAnsi="Arial" w:cs="Arial"/>
+                <w:sz w:val="24"/>
+                <w:szCs w:val="24"/>
+              </w:rPr>
+              <w:t xml:space="preserve">Ademais, </w:t>
+            </w:r>
+            <w:r>
+              <w:rPr>
+                <w:rFonts w:ascii="Arial" w:eastAsia="Arial" w:hAnsi="Arial" w:cs="Arial"/>
+                <w:sz w:val="24"/>
+                <w:szCs w:val="24"/>
+              </w:rPr>
+              <w:t>numa realidade de 14,4 milhões de pessoas com deficiência no Brasil, o Urban Chase busca integrar recursos que permitam que qualquer pessoa, independentemente de suas limitações físicas, possa controlar os personagens, devido ao compromisso ético que o jogo visa utilizar e também implementar no pensamento dos players.</w:t>
+            </w:r>
+          </w:p>
+          <w:p>
+            <w:pPr>
+              <w:pBdr>
+                <w:top w:val="nil"/>
+                <w:left w:val="nil"/>
+                <w:bottom w:val="nil"/>
+                <w:right w:val="nil"/>
+                <w:between w:val="nil"/>
+              </w:pBdr>
+              <w:spacing w:after="0" w:line="360" w:lineRule="auto"/>
+              <w:jc w:val="both"/>
+              <w:rPr>
+                <w:rFonts w:ascii="Arial" w:eastAsia="Arial" w:hAnsi="Arial" w:cs="Arial"/>
+                <w:sz w:val="24"/>
+                <w:szCs w:val="24"/>
+              </w:rPr>
+            </w:pPr>
+            <w:r>
+              <w:rPr>
+                <w:rFonts w:ascii="Arial" w:eastAsia="Arial" w:hAnsi="Arial" w:cs="Arial"/>
+                <w:noProof/>
+                <w:sz w:val="24"/>
+                <w:szCs w:val="24"/>
+                <w14:ligatures w14:val="standardContextual"/>
+              </w:rPr>
+              <w:drawing>
+                <wp:inline distT="0" distB="0" distL="0" distR="0" wp14:anchorId="73F740B7" wp14:editId="59C41286">
+                  <wp:extent cx="5768340" cy="3086100"/>
+                  <wp:effectExtent l="0" t="0" r="3810" b="0"/>
+                  <wp:docPr id="11" name="Imagem 11" descr="Gráfico&#10;&#10;O conteúdo gerado por IA pode estar incorreto."/>
+                  <wp:cNvGraphicFramePr>
+                    <a:graphicFrameLocks xmlns:a="http://schemas.openxmlformats.org/drawingml/2006/main" noChangeAspect="1"/>
+                  </wp:cNvGraphicFramePr>
+                  <a:graphic xmlns:a="http://schemas.openxmlformats.org/drawingml/2006/main">
+                    <a:graphicData uri="http://schemas.openxmlformats.org/drawingml/2006/picture">
+                      <pic:pic xmlns:pic="http://schemas.openxmlformats.org/drawingml/2006/picture">
+                        <pic:nvPicPr>
+                          <pic:cNvPr id="11" name="Imagem 11" descr="Gráfico&#10;&#10;O conteúdo gerado por IA pode estar incorreto."/>
+                          <pic:cNvPicPr/>
+                        </pic:nvPicPr>
+                        <pic:blipFill>
+                          <a:blip r:embed="rId16" cstate="print">
+                            <a:extLst>
+                              <a:ext uri="{28A0092B-C50C-407E-A947-70E740481C1C}">
+                                <a14:useLocalDpi xmlns:a14="http://schemas.microsoft.com/office/drawing/2010/main" val="0"/>
+                              </a:ext>
+                            </a:extLst>
+                          </a:blip>
+                          <a:stretch>
+                            <a:fillRect/>
+                          </a:stretch>
+                        </pic:blipFill>
+                        <pic:spPr>
+                          <a:xfrm>
+                            <a:off x="0" y="0"/>
+                            <a:ext cx="5768340" cy="3086100"/>
+                          </a:xfrm>
+                          <a:prstGeom prst="rect">
+                            <a:avLst/>
+                          </a:prstGeom>
+                        </pic:spPr>
+                      </pic:pic>
+                    </a:graphicData>
+                  </a:graphic>
+                </wp:inline>
+              </w:drawing>
             </w:r>
           </w:p>
         </w:tc>
       </w:tr>
     </w:tbl>
-    <w:p>
-      <w:pPr>
-        <w:spacing w:after="0" w:line="360" w:lineRule="auto"/>
-        <w:jc w:val="both"/>
-        <w:rPr>
-          <w:rFonts w:ascii="Arial" w:eastAsia="Arial" w:hAnsi="Arial" w:cs="Arial"/>
-          <w:b/>
-          <w:sz w:val="24"/>
-          <w:szCs w:val="24"/>
-        </w:rPr>
-      </w:pPr>
-    </w:p>
     <w:p>
       <w:pPr>
         <w:spacing w:after="0" w:line="360" w:lineRule="auto"/>
@@ -2498,15 +3154,13 @@
               <w:jc w:val="both"/>
               <w:rPr>
                 <w:rFonts w:ascii="Arial" w:eastAsia="Arial" w:hAnsi="Arial" w:cs="Arial"/>
-                <w:color w:val="0C3512" w:themeColor="accent3" w:themeShade="80"/>
-                <w:sz w:val="24"/>
-                <w:szCs w:val="24"/>
-              </w:rPr>
-            </w:pPr>
-            <w:r>
-              <w:rPr>
-                <w:rFonts w:ascii="Arial" w:eastAsia="Arial" w:hAnsi="Arial" w:cs="Arial"/>
-                <w:color w:val="0C3512" w:themeColor="accent3" w:themeShade="80"/>
+                <w:sz w:val="24"/>
+                <w:szCs w:val="24"/>
+              </w:rPr>
+            </w:pPr>
+            <w:r>
+              <w:rPr>
+                <w:rFonts w:ascii="Arial" w:eastAsia="Arial" w:hAnsi="Arial" w:cs="Arial"/>
                 <w:sz w:val="24"/>
                 <w:szCs w:val="24"/>
               </w:rPr>
@@ -2515,25 +3169,14 @@
             <w:r>
               <w:rPr>
                 <w:rFonts w:ascii="Arial" w:eastAsia="Arial" w:hAnsi="Arial" w:cs="Arial"/>
-                <w:color w:val="0C3512" w:themeColor="accent3" w:themeShade="80"/>
-                <w:sz w:val="24"/>
-                <w:szCs w:val="24"/>
-              </w:rPr>
-              <w:t xml:space="preserve">Para solucionar o problema de lacunas de mercados totais endereçáveis que integram desenvolvimento social com jogos, postula-se </w:t>
-            </w:r>
-            <w:r>
-              <w:rPr>
-                <w:rFonts w:ascii="Arial" w:eastAsia="Arial" w:hAnsi="Arial" w:cs="Arial"/>
-                <w:color w:val="0C3512" w:themeColor="accent3" w:themeShade="80"/>
-                <w:sz w:val="24"/>
-                <w:szCs w:val="24"/>
-              </w:rPr>
-              <w:t>uma responsabilidade social dos</w:t>
-            </w:r>
-            <w:r>
-              <w:rPr>
-                <w:rFonts w:ascii="Arial" w:eastAsia="Arial" w:hAnsi="Arial" w:cs="Arial"/>
-                <w:color w:val="0C3512" w:themeColor="accent3" w:themeShade="80"/>
+                <w:sz w:val="24"/>
+                <w:szCs w:val="24"/>
+              </w:rPr>
+              <w:t>Para solucionar o problema de lacunas de mercados totais endereçáveis que integram desenvolvimento social com jogos, postula-se uma responsabilidade social dos</w:t>
+            </w:r>
+            <w:r>
+              <w:rPr>
+                <w:rFonts w:ascii="Arial" w:eastAsia="Arial" w:hAnsi="Arial" w:cs="Arial"/>
                 <w:sz w:val="24"/>
                 <w:szCs w:val="24"/>
               </w:rPr>
@@ -2542,7 +3185,6 @@
             <w:r>
               <w:rPr>
                 <w:rFonts w:ascii="Arial" w:eastAsia="Arial" w:hAnsi="Arial" w:cs="Arial"/>
-                <w:color w:val="0C3512" w:themeColor="accent3" w:themeShade="80"/>
                 <w:sz w:val="24"/>
                 <w:szCs w:val="24"/>
               </w:rPr>
@@ -2551,7 +3193,6 @@
             <w:r>
               <w:rPr>
                 <w:rFonts w:ascii="Arial" w:eastAsia="Arial" w:hAnsi="Arial" w:cs="Arial"/>
-                <w:color w:val="0C3512" w:themeColor="accent3" w:themeShade="80"/>
                 <w:sz w:val="24"/>
                 <w:szCs w:val="24"/>
               </w:rPr>
@@ -2560,7 +3201,6 @@
             <w:r>
               <w:rPr>
                 <w:rFonts w:ascii="Arial" w:eastAsia="Arial" w:hAnsi="Arial" w:cs="Arial"/>
-                <w:color w:val="0C3512" w:themeColor="accent3" w:themeShade="80"/>
                 <w:sz w:val="24"/>
                 <w:szCs w:val="24"/>
               </w:rPr>
@@ -2569,7 +3209,6 @@
             <w:r>
               <w:rPr>
                 <w:rFonts w:ascii="Arial" w:eastAsia="Arial" w:hAnsi="Arial" w:cs="Arial"/>
-                <w:color w:val="0C3512" w:themeColor="accent3" w:themeShade="80"/>
                 <w:sz w:val="24"/>
                 <w:szCs w:val="24"/>
               </w:rPr>
@@ -2578,7 +3217,6 @@
             <w:r>
               <w:rPr>
                 <w:rFonts w:ascii="Arial" w:eastAsia="Arial" w:hAnsi="Arial" w:cs="Arial"/>
-                <w:color w:val="0C3512" w:themeColor="accent3" w:themeShade="80"/>
                 <w:sz w:val="24"/>
                 <w:szCs w:val="24"/>
               </w:rPr>
@@ -2587,7 +3225,6 @@
             <w:r>
               <w:rPr>
                 <w:rFonts w:ascii="Arial" w:eastAsia="Arial" w:hAnsi="Arial" w:cs="Arial"/>
-                <w:color w:val="0C3512" w:themeColor="accent3" w:themeShade="80"/>
                 <w:sz w:val="24"/>
                 <w:szCs w:val="24"/>
               </w:rPr>
@@ -2596,12 +3233,297 @@
             <w:r>
               <w:rPr>
                 <w:rFonts w:ascii="Arial" w:eastAsia="Arial" w:hAnsi="Arial" w:cs="Arial"/>
-                <w:color w:val="0C3512" w:themeColor="accent3" w:themeShade="80"/>
                 <w:sz w:val="24"/>
                 <w:szCs w:val="24"/>
               </w:rPr>
               <w:t>voltados a segurança urbana e policial.</w:t>
             </w:r>
+          </w:p>
+          <w:p>
+            <w:pPr>
+              <w:pBdr>
+                <w:top w:val="nil"/>
+                <w:left w:val="nil"/>
+                <w:bottom w:val="nil"/>
+                <w:right w:val="nil"/>
+                <w:between w:val="nil"/>
+              </w:pBdr>
+              <w:spacing w:after="0" w:line="360" w:lineRule="auto"/>
+              <w:jc w:val="both"/>
+              <w:rPr>
+                <w:rFonts w:ascii="Arial" w:eastAsia="Arial" w:hAnsi="Arial" w:cs="Arial"/>
+                <w:sz w:val="24"/>
+                <w:szCs w:val="24"/>
+              </w:rPr>
+            </w:pPr>
+          </w:p>
+          <w:p>
+            <w:pPr>
+              <w:pBdr>
+                <w:top w:val="nil"/>
+                <w:left w:val="nil"/>
+                <w:bottom w:val="nil"/>
+                <w:right w:val="nil"/>
+                <w:between w:val="nil"/>
+              </w:pBdr>
+              <w:spacing w:after="0" w:line="360" w:lineRule="auto"/>
+              <w:jc w:val="both"/>
+              <w:rPr>
+                <w:rFonts w:ascii="Arial" w:eastAsia="Arial" w:hAnsi="Arial" w:cs="Arial"/>
+                <w:sz w:val="24"/>
+                <w:szCs w:val="24"/>
+              </w:rPr>
+            </w:pPr>
+            <w:r>
+              <w:rPr>
+                <w:rFonts w:ascii="Arial" w:eastAsia="Arial" w:hAnsi="Arial" w:cs="Arial"/>
+                <w:sz w:val="24"/>
+                <w:szCs w:val="24"/>
+              </w:rPr>
+              <w:t xml:space="preserve"> Como intervenção direta frente </w:t>
+            </w:r>
+            <w:r>
+              <w:rPr>
+                <w:rFonts w:ascii="Arial" w:eastAsia="Arial" w:hAnsi="Arial" w:cs="Arial"/>
+                <w:sz w:val="24"/>
+                <w:szCs w:val="24"/>
+              </w:rPr>
+              <w:t>a falta de segurança e privacidade de dados presentes nos jogos, assim</w:t>
+            </w:r>
+            <w:r>
+              <w:rPr>
+                <w:rFonts w:ascii="Arial" w:eastAsia="Arial" w:hAnsi="Arial" w:cs="Arial"/>
+                <w:sz w:val="24"/>
+                <w:szCs w:val="24"/>
+              </w:rPr>
+              <w:t xml:space="preserve"> como a Nintendo enfatiza a segurança do ambiente para o público infantil, </w:t>
+            </w:r>
+            <w:r>
+              <w:rPr>
+                <w:rFonts w:ascii="Arial" w:eastAsia="Arial" w:hAnsi="Arial" w:cs="Arial"/>
+                <w:sz w:val="24"/>
+                <w:szCs w:val="24"/>
+              </w:rPr>
+              <w:t>especula-se que</w:t>
+            </w:r>
+            <w:r>
+              <w:rPr>
+                <w:rFonts w:ascii="Arial" w:eastAsia="Arial" w:hAnsi="Arial" w:cs="Arial"/>
+                <w:sz w:val="24"/>
+                <w:szCs w:val="24"/>
+              </w:rPr>
+              <w:t xml:space="preserve"> o Urban Chase deseja</w:t>
+            </w:r>
+            <w:r>
+              <w:rPr>
+                <w:rFonts w:ascii="Arial" w:eastAsia="Arial" w:hAnsi="Arial" w:cs="Arial"/>
+                <w:sz w:val="24"/>
+                <w:szCs w:val="24"/>
+              </w:rPr>
+              <w:t xml:space="preserve"> ser um ambiente seguro, priorizando a proteção do usuário acima da monetização de dados, ainda mais tendo em vista que, infelizmente, ainda existem poucos jogos que se preocupam com a segurança dos jogadores.</w:t>
+            </w:r>
+          </w:p>
+          <w:p>
+            <w:pPr>
+              <w:pBdr>
+                <w:top w:val="nil"/>
+                <w:left w:val="nil"/>
+                <w:bottom w:val="nil"/>
+                <w:right w:val="nil"/>
+                <w:between w:val="nil"/>
+              </w:pBdr>
+              <w:spacing w:after="0" w:line="360" w:lineRule="auto"/>
+              <w:jc w:val="both"/>
+              <w:rPr>
+                <w:rFonts w:ascii="Arial" w:eastAsia="Arial" w:hAnsi="Arial" w:cs="Arial"/>
+                <w:sz w:val="24"/>
+                <w:szCs w:val="24"/>
+              </w:rPr>
+            </w:pPr>
+          </w:p>
+          <w:p>
+            <w:pPr>
+              <w:pBdr>
+                <w:top w:val="nil"/>
+                <w:left w:val="nil"/>
+                <w:bottom w:val="nil"/>
+                <w:right w:val="nil"/>
+                <w:between w:val="nil"/>
+              </w:pBdr>
+              <w:spacing w:after="0" w:line="360" w:lineRule="auto"/>
+              <w:jc w:val="both"/>
+              <w:rPr>
+                <w:rFonts w:ascii="Arial" w:eastAsia="Arial" w:hAnsi="Arial" w:cs="Arial"/>
+                <w:sz w:val="24"/>
+                <w:szCs w:val="24"/>
+              </w:rPr>
+            </w:pPr>
+            <w:r>
+              <w:rPr>
+                <w:rFonts w:ascii="Arial" w:eastAsia="Arial" w:hAnsi="Arial" w:cs="Arial"/>
+                <w:sz w:val="24"/>
+                <w:szCs w:val="24"/>
+              </w:rPr>
+              <w:t>Fundamentado nisso</w:t>
+            </w:r>
+            <w:r>
+              <w:rPr>
+                <w:rFonts w:ascii="Arial" w:eastAsia="Arial" w:hAnsi="Arial" w:cs="Arial"/>
+                <w:sz w:val="24"/>
+                <w:szCs w:val="24"/>
+              </w:rPr>
+              <w:t xml:space="preserve">, o modelo de negócios do jogo </w:t>
+            </w:r>
+            <w:r>
+              <w:rPr>
+                <w:rFonts w:ascii="Arial" w:eastAsia="Arial" w:hAnsi="Arial" w:cs="Arial"/>
+                <w:sz w:val="24"/>
+                <w:szCs w:val="24"/>
+              </w:rPr>
+              <w:t xml:space="preserve">é teorizado em </w:t>
+            </w:r>
+            <w:r>
+              <w:rPr>
+                <w:rFonts w:ascii="Arial" w:eastAsia="Arial" w:hAnsi="Arial" w:cs="Arial"/>
+                <w:sz w:val="24"/>
+                <w:szCs w:val="24"/>
+              </w:rPr>
+              <w:t xml:space="preserve">fontes de receita futuras, como licenciamento e parcerias com instituições de ensino ou órgãos públicos, porque este tipo de empreendimento não coloca a integridade dos jogadores em risco e </w:t>
+            </w:r>
+            <w:r>
+              <w:rPr>
+                <w:rFonts w:ascii="Arial" w:eastAsia="Arial" w:hAnsi="Arial" w:cs="Arial"/>
+                <w:sz w:val="24"/>
+                <w:szCs w:val="24"/>
+              </w:rPr>
+              <w:t>ainda,</w:t>
+            </w:r>
+            <w:r>
+              <w:rPr>
+                <w:rFonts w:ascii="Arial" w:eastAsia="Arial" w:hAnsi="Arial" w:cs="Arial"/>
+                <w:sz w:val="24"/>
+                <w:szCs w:val="24"/>
+              </w:rPr>
+              <w:t xml:space="preserve"> de acordo com a SBIE (Simpósio Brasileiro de Informática na Educação</w:t>
+            </w:r>
+            <w:r>
+              <w:rPr>
+                <w:rFonts w:ascii="Arial" w:eastAsia="Arial" w:hAnsi="Arial" w:cs="Arial"/>
+                <w:sz w:val="24"/>
+                <w:szCs w:val="24"/>
+              </w:rPr>
+              <w:t>), mostra</w:t>
+            </w:r>
+            <w:r>
+              <w:rPr>
+                <w:rFonts w:ascii="Arial" w:eastAsia="Arial" w:hAnsi="Arial" w:cs="Arial"/>
+                <w:sz w:val="24"/>
+                <w:szCs w:val="24"/>
+              </w:rPr>
+              <w:t xml:space="preserve"> crescimento do uso de metodologias ágeis, design participativo, aprendizagem baseada em projetos e gamificação escolar.</w:t>
+            </w:r>
+          </w:p>
+          <w:p>
+            <w:pPr>
+              <w:pBdr>
+                <w:top w:val="nil"/>
+                <w:left w:val="nil"/>
+                <w:bottom w:val="nil"/>
+                <w:right w:val="nil"/>
+                <w:between w:val="nil"/>
+              </w:pBdr>
+              <w:spacing w:after="0" w:line="360" w:lineRule="auto"/>
+              <w:jc w:val="both"/>
+              <w:rPr>
+                <w:rFonts w:ascii="Arial" w:eastAsia="Arial" w:hAnsi="Arial" w:cs="Arial"/>
+                <w:sz w:val="24"/>
+                <w:szCs w:val="24"/>
+              </w:rPr>
+            </w:pPr>
+          </w:p>
+          <w:p>
+            <w:pPr>
+              <w:pBdr>
+                <w:top w:val="nil"/>
+                <w:left w:val="nil"/>
+                <w:bottom w:val="nil"/>
+                <w:right w:val="nil"/>
+                <w:between w:val="nil"/>
+              </w:pBdr>
+              <w:spacing w:after="0" w:line="360" w:lineRule="auto"/>
+              <w:jc w:val="both"/>
+              <w:rPr>
+                <w:rFonts w:ascii="Arial" w:eastAsia="Arial" w:hAnsi="Arial" w:cs="Arial"/>
+                <w:sz w:val="24"/>
+                <w:szCs w:val="24"/>
+              </w:rPr>
+            </w:pPr>
+            <w:r>
+              <w:rPr>
+                <w:rFonts w:ascii="Arial" w:eastAsia="Arial" w:hAnsi="Arial" w:cs="Arial"/>
+                <w:sz w:val="24"/>
+                <w:szCs w:val="24"/>
+              </w:rPr>
+              <w:t xml:space="preserve"> </w:t>
+            </w:r>
+            <w:r>
+              <w:rPr>
+                <w:rFonts w:ascii="Arial" w:eastAsia="Arial" w:hAnsi="Arial" w:cs="Arial"/>
+                <w:sz w:val="24"/>
+                <w:szCs w:val="24"/>
+              </w:rPr>
+              <w:t>Além do mais, o</w:t>
+            </w:r>
+            <w:r>
+              <w:rPr>
+                <w:rFonts w:ascii="Arial" w:eastAsia="Arial" w:hAnsi="Arial" w:cs="Arial"/>
+                <w:sz w:val="24"/>
+                <w:szCs w:val="24"/>
+              </w:rPr>
+              <w:t xml:space="preserve"> Urban </w:t>
+            </w:r>
+            <w:r>
+              <w:rPr>
+                <w:rFonts w:ascii="Arial" w:eastAsia="Arial" w:hAnsi="Arial" w:cs="Arial"/>
+                <w:sz w:val="24"/>
+                <w:szCs w:val="24"/>
+              </w:rPr>
+              <w:t xml:space="preserve">Chase, em sua eventualidade, supõe </w:t>
+            </w:r>
+            <w:r>
+              <w:rPr>
+                <w:rFonts w:ascii="Arial" w:eastAsia="Arial" w:hAnsi="Arial" w:cs="Arial"/>
+                <w:sz w:val="24"/>
+                <w:szCs w:val="24"/>
+              </w:rPr>
+              <w:t>premissas que favorecem a inclusão, facilitada pela utilização de uma mecânica de "Controle Indireto", que é um facilitador para jogadores com limitações motoras que não conseguem executar movimentos complexos de joysticks ou teclado em tempo re</w:t>
+            </w:r>
+            <w:r>
+              <w:rPr>
+                <w:rFonts w:ascii="Arial" w:eastAsia="Arial" w:hAnsi="Arial" w:cs="Arial"/>
+                <w:sz w:val="24"/>
+                <w:szCs w:val="24"/>
+              </w:rPr>
+              <w:t>al.</w:t>
+            </w:r>
+          </w:p>
+          <w:p>
+            <w:pPr>
+              <w:pBdr>
+                <w:top w:val="nil"/>
+                <w:left w:val="nil"/>
+                <w:bottom w:val="nil"/>
+                <w:right w:val="nil"/>
+                <w:between w:val="nil"/>
+              </w:pBdr>
+              <w:spacing w:after="0" w:line="360" w:lineRule="auto"/>
+              <w:jc w:val="both"/>
+              <w:rPr>
+                <w:rFonts w:ascii="Arial" w:eastAsia="Arial" w:hAnsi="Arial" w:cs="Arial"/>
+                <w:sz w:val="24"/>
+                <w:szCs w:val="24"/>
+              </w:rPr>
+            </w:pPr>
           </w:p>
         </w:tc>
       </w:tr>
@@ -2696,162 +3618,6 @@
         <w:jc w:val="both"/>
         <w:rPr>
           <w:rFonts w:ascii="Arial" w:eastAsia="Arial" w:hAnsi="Arial" w:cs="Arial"/>
-          <w:b/>
-          <w:sz w:val="24"/>
-          <w:szCs w:val="24"/>
-        </w:rPr>
-      </w:pPr>
-    </w:p>
-    <w:p>
-      <w:pPr>
-        <w:spacing w:after="0" w:line="360" w:lineRule="auto"/>
-        <w:jc w:val="both"/>
-        <w:rPr>
-          <w:rFonts w:ascii="Arial" w:eastAsia="Arial" w:hAnsi="Arial" w:cs="Arial"/>
-          <w:b/>
-          <w:sz w:val="24"/>
-          <w:szCs w:val="24"/>
-        </w:rPr>
-      </w:pPr>
-    </w:p>
-    <w:p>
-      <w:pPr>
-        <w:spacing w:after="0" w:line="360" w:lineRule="auto"/>
-        <w:jc w:val="both"/>
-        <w:rPr>
-          <w:rFonts w:ascii="Arial" w:eastAsia="Arial" w:hAnsi="Arial" w:cs="Arial"/>
-          <w:b/>
-          <w:sz w:val="24"/>
-          <w:szCs w:val="24"/>
-        </w:rPr>
-      </w:pPr>
-    </w:p>
-    <w:p>
-      <w:pPr>
-        <w:spacing w:after="0" w:line="360" w:lineRule="auto"/>
-        <w:jc w:val="both"/>
-        <w:rPr>
-          <w:rFonts w:ascii="Arial" w:eastAsia="Arial" w:hAnsi="Arial" w:cs="Arial"/>
-          <w:b/>
-          <w:sz w:val="24"/>
-          <w:szCs w:val="24"/>
-        </w:rPr>
-      </w:pPr>
-    </w:p>
-    <w:p>
-      <w:pPr>
-        <w:spacing w:after="0" w:line="360" w:lineRule="auto"/>
-        <w:jc w:val="both"/>
-        <w:rPr>
-          <w:rFonts w:ascii="Arial" w:eastAsia="Arial" w:hAnsi="Arial" w:cs="Arial"/>
-          <w:b/>
-          <w:sz w:val="24"/>
-          <w:szCs w:val="24"/>
-        </w:rPr>
-      </w:pPr>
-    </w:p>
-    <w:p>
-      <w:pPr>
-        <w:spacing w:after="0" w:line="360" w:lineRule="auto"/>
-        <w:jc w:val="both"/>
-        <w:rPr>
-          <w:rFonts w:ascii="Arial" w:eastAsia="Arial" w:hAnsi="Arial" w:cs="Arial"/>
-          <w:b/>
-          <w:sz w:val="24"/>
-          <w:szCs w:val="24"/>
-        </w:rPr>
-      </w:pPr>
-    </w:p>
-    <w:p>
-      <w:pPr>
-        <w:spacing w:after="0" w:line="360" w:lineRule="auto"/>
-        <w:jc w:val="both"/>
-        <w:rPr>
-          <w:rFonts w:ascii="Arial" w:eastAsia="Arial" w:hAnsi="Arial" w:cs="Arial"/>
-          <w:b/>
-          <w:sz w:val="24"/>
-          <w:szCs w:val="24"/>
-        </w:rPr>
-      </w:pPr>
-    </w:p>
-    <w:p>
-      <w:pPr>
-        <w:spacing w:after="0" w:line="360" w:lineRule="auto"/>
-        <w:jc w:val="both"/>
-        <w:rPr>
-          <w:rFonts w:ascii="Arial" w:eastAsia="Arial" w:hAnsi="Arial" w:cs="Arial"/>
-          <w:b/>
-          <w:sz w:val="24"/>
-          <w:szCs w:val="24"/>
-        </w:rPr>
-      </w:pPr>
-    </w:p>
-    <w:p>
-      <w:pPr>
-        <w:spacing w:after="0" w:line="360" w:lineRule="auto"/>
-        <w:jc w:val="both"/>
-        <w:rPr>
-          <w:rFonts w:ascii="Arial" w:eastAsia="Arial" w:hAnsi="Arial" w:cs="Arial"/>
-          <w:b/>
-          <w:sz w:val="24"/>
-          <w:szCs w:val="24"/>
-        </w:rPr>
-      </w:pPr>
-    </w:p>
-    <w:p>
-      <w:pPr>
-        <w:spacing w:after="0" w:line="360" w:lineRule="auto"/>
-        <w:jc w:val="both"/>
-        <w:rPr>
-          <w:rFonts w:ascii="Arial" w:eastAsia="Arial" w:hAnsi="Arial" w:cs="Arial"/>
-          <w:b/>
-          <w:sz w:val="24"/>
-          <w:szCs w:val="24"/>
-        </w:rPr>
-      </w:pPr>
-    </w:p>
-    <w:p>
-      <w:pPr>
-        <w:spacing w:after="0" w:line="360" w:lineRule="auto"/>
-        <w:jc w:val="both"/>
-        <w:rPr>
-          <w:rFonts w:ascii="Arial" w:eastAsia="Arial" w:hAnsi="Arial" w:cs="Arial"/>
-          <w:b/>
-          <w:sz w:val="24"/>
-          <w:szCs w:val="24"/>
-        </w:rPr>
-      </w:pPr>
-    </w:p>
-    <w:p>
-      <w:pPr>
-        <w:spacing w:after="0" w:line="360" w:lineRule="auto"/>
-        <w:jc w:val="both"/>
-        <w:rPr>
-          <w:rFonts w:ascii="Arial" w:eastAsia="Arial" w:hAnsi="Arial" w:cs="Arial"/>
-          <w:b/>
-          <w:sz w:val="24"/>
-          <w:szCs w:val="24"/>
-        </w:rPr>
-      </w:pPr>
-    </w:p>
-    <w:p>
-      <w:pPr>
-        <w:spacing w:after="0" w:line="360" w:lineRule="auto"/>
-        <w:jc w:val="both"/>
-        <w:rPr>
-          <w:rFonts w:ascii="Arial" w:eastAsia="Arial" w:hAnsi="Arial" w:cs="Arial"/>
-          <w:b/>
-          <w:sz w:val="24"/>
-          <w:szCs w:val="24"/>
-        </w:rPr>
-      </w:pPr>
-    </w:p>
-    <w:p>
-      <w:pPr>
-        <w:spacing w:after="0" w:line="360" w:lineRule="auto"/>
-        <w:jc w:val="both"/>
-        <w:rPr>
-          <w:rFonts w:ascii="Arial" w:eastAsia="Arial" w:hAnsi="Arial" w:cs="Arial"/>
           <w:sz w:val="24"/>
           <w:szCs w:val="24"/>
         </w:rPr>
@@ -2863,7 +3629,6 @@
           <w:sz w:val="24"/>
           <w:szCs w:val="24"/>
         </w:rPr>
-        <w:lastRenderedPageBreak/>
         <w:t>3 DESCRIÇÃO DO PROJETO</w:t>
       </w:r>
     </w:p>
@@ -2921,7 +3686,12 @@
             <w:r>
               <w:rPr>
                 <w:rFonts w:ascii="Arial" w:hAnsi="Arial" w:cs="Arial"/>
-                <w:color w:val="000000"/>
+              </w:rPr>
+              <w:t xml:space="preserve">            </w:t>
+            </w:r>
+            <w:r>
+              <w:rPr>
+                <w:rFonts w:ascii="Arial" w:hAnsi="Arial" w:cs="Arial"/>
               </w:rPr>
               <w:t>Urban Chase é um jogo casual game que tem como principal base a estratégia em tempo real com o intuito de fazer com que o jogador trabalhe o seu raciocínio e a sua habilidade de perseguição, dessa forma, se tornando mais dinâmico para o usuário.</w:t>
             </w:r>
@@ -2932,7 +3702,6 @@
               <w:jc w:val="both"/>
               <w:rPr>
                 <w:rFonts w:ascii="Arial" w:eastAsia="Arial" w:hAnsi="Arial" w:cs="Arial"/>
-                <w:color w:val="000000"/>
                 <w:sz w:val="24"/>
                 <w:szCs w:val="24"/>
               </w:rPr>
@@ -3007,7 +3776,12 @@
             <w:r>
               <w:rPr>
                 <w:rFonts w:ascii="Arial" w:hAnsi="Arial" w:cs="Arial"/>
-                <w:color w:val="000000"/>
+              </w:rPr>
+              <w:t xml:space="preserve">           </w:t>
+            </w:r>
+            <w:r>
+              <w:rPr>
+                <w:rFonts w:ascii="Arial" w:hAnsi="Arial" w:cs="Arial"/>
               </w:rPr>
               <w:t>O desenvolvimento do projeto surge como uma oportunidade de aprimorar as competências técnicas e criativas inerentes à criação de jogos digitais, especialmente no modelo 3D com a aplicação da linguagem de programação C# na plataforma Unity,</w:t>
             </w:r>
@@ -3025,7 +3799,12 @@
             <w:r>
               <w:rPr>
                 <w:rFonts w:ascii="Arial" w:hAnsi="Arial" w:cs="Arial"/>
-                <w:color w:val="000000"/>
+              </w:rPr>
+              <w:t xml:space="preserve">             </w:t>
+            </w:r>
+            <w:r>
+              <w:rPr>
+                <w:rFonts w:ascii="Arial" w:hAnsi="Arial" w:cs="Arial"/>
               </w:rPr>
               <w:t>O Urban Chase tem como principal finalidade promover a conscientização do jogador acerca das consequências éticas e sociais relacionadas à depredação do patrimônio público e as dificuldades policiais no dia a dia.</w:t>
             </w:r>
@@ -3043,7 +3822,12 @@
             <w:r>
               <w:rPr>
                 <w:rFonts w:ascii="Arial" w:hAnsi="Arial" w:cs="Arial"/>
-                <w:color w:val="000000"/>
+              </w:rPr>
+              <w:t xml:space="preserve">             </w:t>
+            </w:r>
+            <w:r>
+              <w:rPr>
+                <w:rFonts w:ascii="Arial" w:hAnsi="Arial" w:cs="Arial"/>
               </w:rPr>
               <w:t>Durante a jogabilidade, o jogador será incentivado a refletir sobre suas ações dentro do ambiente virtual e como elas se expandem praticamente, tanto no espectro individual, quanto no quesito coletivo.</w:t>
             </w:r>
@@ -3074,8 +3858,6 @@
           <w:szCs w:val="24"/>
         </w:rPr>
       </w:pPr>
-      <w:bookmarkStart w:id="0" w:name="_GoBack"/>
-      <w:bookmarkEnd w:id="0"/>
       <w:r>
         <w:rPr>
           <w:rFonts w:ascii="Arial" w:eastAsia="Arial" w:hAnsi="Arial" w:cs="Arial"/>
@@ -3114,29 +3896,13 @@
               <w:jc w:val="both"/>
               <w:rPr>
                 <w:rFonts w:ascii="Arial" w:hAnsi="Arial" w:cs="Arial"/>
-                <w:color w:val="000000"/>
-              </w:rPr>
-            </w:pPr>
-            <w:r>
-              <w:rPr>
-                <w:rFonts w:ascii="Arial" w:hAnsi="Arial" w:cs="Arial"/>
-                <w:color w:val="000000"/>
-              </w:rPr>
-              <w:t xml:space="preserve">O principal objetivo </w:t>
-            </w:r>
-            <w:r>
-              <w:rPr>
-                <w:rFonts w:ascii="Arial" w:hAnsi="Arial" w:cs="Arial"/>
-                <w:color w:val="000000"/>
-              </w:rPr>
-              <w:t xml:space="preserve">do jogador </w:t>
-            </w:r>
-            <w:r>
-              <w:rPr>
-                <w:rFonts w:ascii="Arial" w:hAnsi="Arial" w:cs="Arial"/>
-                <w:color w:val="000000"/>
-              </w:rPr>
-              <w:t>é minimizar os danos causados ao ambiente urbano enquanto auxilia, diretamente, o policial a capturar o fugitivo.</w:t>
+              </w:rPr>
+            </w:pPr>
+            <w:r>
+              <w:rPr>
+                <w:rFonts w:ascii="Arial" w:hAnsi="Arial" w:cs="Arial"/>
+              </w:rPr>
+              <w:t>O principal objetivo do jogador é minimizar os danos causados ao ambiente urbano enquanto auxilia, diretamente, o policial a capturar o fugitivo.</w:t>
             </w:r>
           </w:p>
           <w:p>
@@ -3159,36 +3925,19 @@
               <w:rPr>
                 <w:rFonts w:ascii="Arial" w:hAnsi="Arial" w:cs="Arial"/>
               </w:rPr>
-              <w:t xml:space="preserve"> </w:t>
-            </w:r>
-            <w:r>
-              <w:rPr>
-                <w:rFonts w:ascii="Arial" w:hAnsi="Arial" w:cs="Arial"/>
-                <w:color w:val="000000"/>
-              </w:rPr>
-              <w:t>criar uma</w:t>
-            </w:r>
-            <w:r>
-              <w:rPr>
-                <w:rFonts w:ascii="Arial" w:hAnsi="Arial" w:cs="Arial"/>
-                <w:color w:val="000000"/>
-              </w:rPr>
-              <w:t xml:space="preserve"> jogabilidade baseada em ação indireta e estratégia </w:t>
-            </w:r>
-            <w:r>
-              <w:rPr>
-                <w:rFonts w:ascii="Arial" w:hAnsi="Arial" w:cs="Arial"/>
-                <w:color w:val="000000"/>
-              </w:rPr>
-              <w:t xml:space="preserve">que </w:t>
-            </w:r>
-            <w:r>
-              <w:rPr>
-                <w:rFonts w:ascii="Arial" w:hAnsi="Arial" w:cs="Arial"/>
-                <w:color w:val="000000"/>
-              </w:rPr>
-              <w:t>proporciona uma experiência imersiva, na qual o jogador interage com um cenário dinâmico e responsivo.</w:t>
-            </w:r>
+              <w:t xml:space="preserve"> criar uma jogabilidade baseada em ação indireta e estratégia que proporciona uma experiência imersiva, na qual o jogador interage com um cenário dinâmico e responsivo.</w:t>
+            </w:r>
+          </w:p>
+          <w:p>
+            <w:pPr>
+              <w:pStyle w:val="NormalWeb"/>
+              <w:spacing w:before="0" w:beforeAutospacing="0" w:after="0" w:afterAutospacing="0" w:line="360" w:lineRule="auto"/>
+              <w:ind w:left="187" w:right="342" w:firstLine="523"/>
+              <w:jc w:val="both"/>
+              <w:rPr>
+                <w:rFonts w:ascii="Arial" w:hAnsi="Arial" w:cs="Arial"/>
+              </w:rPr>
+            </w:pPr>
           </w:p>
           <w:p>
             <w:pPr>
@@ -3199,15 +3948,13 @@
               <w:jc w:val="both"/>
               <w:rPr>
                 <w:rFonts w:ascii="Arial" w:eastAsia="Arial" w:hAnsi="Arial" w:cs="Arial"/>
-                <w:color w:val="FF3333"/>
-                <w:sz w:val="24"/>
-                <w:szCs w:val="24"/>
-              </w:rPr>
-            </w:pPr>
-            <w:r>
-              <w:rPr>
-                <w:rFonts w:ascii="Arial" w:eastAsia="Arial" w:hAnsi="Arial" w:cs="Arial"/>
-                <w:color w:val="0C3512" w:themeColor="accent3" w:themeShade="80"/>
+                <w:sz w:val="24"/>
+                <w:szCs w:val="24"/>
+              </w:rPr>
+            </w:pPr>
+            <w:r>
+              <w:rPr>
+                <w:rFonts w:ascii="Arial" w:eastAsia="Arial" w:hAnsi="Arial" w:cs="Arial"/>
                 <w:sz w:val="24"/>
                 <w:szCs w:val="24"/>
               </w:rPr>
@@ -3223,6 +3970,54 @@
         <w:jc w:val="both"/>
         <w:rPr>
           <w:rFonts w:ascii="Arial" w:eastAsia="Arial" w:hAnsi="Arial" w:cs="Arial"/>
+          <w:sz w:val="24"/>
+          <w:szCs w:val="24"/>
+        </w:rPr>
+      </w:pPr>
+    </w:p>
+    <w:p>
+      <w:pPr>
+        <w:spacing w:after="0" w:line="360" w:lineRule="auto"/>
+        <w:jc w:val="both"/>
+        <w:rPr>
+          <w:rFonts w:ascii="Arial" w:eastAsia="Arial" w:hAnsi="Arial" w:cs="Arial"/>
+          <w:b/>
+          <w:sz w:val="24"/>
+          <w:szCs w:val="24"/>
+        </w:rPr>
+      </w:pPr>
+    </w:p>
+    <w:p>
+      <w:pPr>
+        <w:spacing w:after="0" w:line="360" w:lineRule="auto"/>
+        <w:jc w:val="both"/>
+        <w:rPr>
+          <w:rFonts w:ascii="Arial" w:eastAsia="Arial" w:hAnsi="Arial" w:cs="Arial"/>
+          <w:b/>
+          <w:sz w:val="24"/>
+          <w:szCs w:val="24"/>
+        </w:rPr>
+      </w:pPr>
+    </w:p>
+    <w:p>
+      <w:pPr>
+        <w:spacing w:after="0" w:line="360" w:lineRule="auto"/>
+        <w:jc w:val="both"/>
+        <w:rPr>
+          <w:rFonts w:ascii="Arial" w:eastAsia="Arial" w:hAnsi="Arial" w:cs="Arial"/>
+          <w:b/>
+          <w:sz w:val="24"/>
+          <w:szCs w:val="24"/>
+        </w:rPr>
+      </w:pPr>
+    </w:p>
+    <w:p>
+      <w:pPr>
+        <w:spacing w:after="0" w:line="360" w:lineRule="auto"/>
+        <w:jc w:val="both"/>
+        <w:rPr>
+          <w:rFonts w:ascii="Arial" w:eastAsia="Arial" w:hAnsi="Arial" w:cs="Arial"/>
+          <w:b/>
           <w:sz w:val="24"/>
           <w:szCs w:val="24"/>
         </w:rPr>
@@ -3272,99 +4067,134 @@
             <w:pPr>
               <w:pStyle w:val="NormalWeb"/>
               <w:spacing w:before="0" w:beforeAutospacing="0" w:after="0" w:afterAutospacing="0" w:line="360" w:lineRule="auto"/>
-              <w:ind w:left="720" w:right="432" w:firstLine="172"/>
-              <w:jc w:val="both"/>
-              <w:rPr>
-                <w:rFonts w:ascii="Arial" w:hAnsi="Arial" w:cs="Arial"/>
-                <w:color w:val="000000"/>
-              </w:rPr>
-            </w:pPr>
-            <w:r>
-              <w:rPr>
-                <w:rFonts w:ascii="Arial" w:hAnsi="Arial" w:cs="Arial"/>
-                <w:color w:val="000000"/>
-              </w:rPr>
-              <w:t xml:space="preserve">As principais </w:t>
-            </w:r>
-            <w:r>
-              <w:rPr>
-                <w:rFonts w:ascii="Arial" w:hAnsi="Arial" w:cs="Arial"/>
-                <w:color w:val="000000"/>
-              </w:rPr>
-              <w:t xml:space="preserve">formulações </w:t>
-            </w:r>
-            <w:r>
-              <w:rPr>
-                <w:rFonts w:ascii="Arial" w:hAnsi="Arial" w:cs="Arial"/>
-                <w:color w:val="000000"/>
-              </w:rPr>
-              <w:t xml:space="preserve">desenvolvidas durante o sprint do projeto foram: </w:t>
-            </w:r>
-            <w:r>
-              <w:rPr>
-                <w:rFonts w:ascii="Arial" w:hAnsi="Arial" w:cs="Arial"/>
-                <w:color w:val="000000"/>
-              </w:rPr>
-              <w:t>p</w:t>
-            </w:r>
-            <w:r>
-              <w:rPr>
-                <w:rFonts w:ascii="Arial" w:hAnsi="Arial" w:cs="Arial"/>
-                <w:color w:val="000000"/>
-              </w:rPr>
-              <w:t xml:space="preserve">rogramação voltada a desenvolvimento de jogos com C# e Unity junto à implementação da metodologia Scrum para desenvolver a </w:t>
-            </w:r>
-            <w:r>
-              <w:rPr>
-                <w:rFonts w:ascii="Arial" w:hAnsi="Arial" w:cs="Arial"/>
-                <w:color w:val="000000"/>
-              </w:rPr>
-              <w:lastRenderedPageBreak/>
-              <w:t>prototipagem com o intuito de validá-la no GitHub para versionamento de códigos</w:t>
-            </w:r>
-            <w:r>
-              <w:rPr>
-                <w:rFonts w:ascii="Arial" w:hAnsi="Arial" w:cs="Arial"/>
-                <w:color w:val="000000"/>
-              </w:rPr>
-              <w:t xml:space="preserve"> e organização de tarefas via Kanban aplicado no </w:t>
-            </w:r>
-            <w:r>
-              <w:rPr>
-                <w:rFonts w:ascii="Arial" w:hAnsi="Arial" w:cs="Arial"/>
-                <w:color w:val="000000"/>
-              </w:rPr>
-              <w:t>Notion e</w:t>
-            </w:r>
-            <w:r>
-              <w:rPr>
-                <w:rFonts w:ascii="Arial" w:hAnsi="Arial" w:cs="Arial"/>
-                <w:color w:val="000000"/>
-              </w:rPr>
-              <w:t xml:space="preserve"> no </w:t>
-            </w:r>
-            <w:r>
-              <w:rPr>
-                <w:rFonts w:ascii="Arial" w:hAnsi="Arial" w:cs="Arial"/>
-                <w:color w:val="000000"/>
-              </w:rPr>
-              <w:t xml:space="preserve"> E-mail para organizar tarefas, Microsoft Word para fazer documentos, Claude para automatizar processos, LinkedIn para divulgação.</w:t>
+              <w:ind w:right="432"/>
+              <w:jc w:val="both"/>
+              <w:rPr>
+                <w:rFonts w:ascii="Arial" w:hAnsi="Arial" w:cs="Arial"/>
+              </w:rPr>
+            </w:pPr>
+            <w:r>
+              <w:rPr>
+                <w:rFonts w:ascii="Arial" w:hAnsi="Arial" w:cs="Arial"/>
+              </w:rPr>
+              <w:t xml:space="preserve">          </w:t>
+            </w:r>
+            <w:r>
+              <w:rPr>
+                <w:rFonts w:ascii="Arial" w:hAnsi="Arial" w:cs="Arial"/>
+              </w:rPr>
+              <w:t xml:space="preserve">As principais formulações desenvolvidas durante o sprint </w:t>
+            </w:r>
+            <w:r>
+              <w:rPr>
+                <w:rFonts w:ascii="Arial" w:hAnsi="Arial" w:cs="Arial"/>
+              </w:rPr>
+              <w:t>foram: programação</w:t>
+            </w:r>
+            <w:r>
+              <w:rPr>
+                <w:rFonts w:ascii="Arial" w:hAnsi="Arial" w:cs="Arial"/>
+              </w:rPr>
+              <w:t xml:space="preserve"> voltada a desenvolvimento de jogos com C# e Unity</w:t>
+            </w:r>
+            <w:r>
+              <w:rPr>
+                <w:rFonts w:ascii="Arial" w:hAnsi="Arial" w:cs="Arial"/>
+              </w:rPr>
+              <w:t xml:space="preserve"> </w:t>
+            </w:r>
+            <w:r>
+              <w:rPr>
+                <w:rFonts w:ascii="Arial" w:hAnsi="Arial" w:cs="Arial"/>
+              </w:rPr>
+              <w:t>junto à implementação da metodologia Scrum para desenvolver a prototipagem com o intuito de validá-la no GitHub para versionamento de códigos</w:t>
+            </w:r>
+            <w:r>
+              <w:rPr>
+                <w:rFonts w:ascii="Arial" w:hAnsi="Arial" w:cs="Arial"/>
+              </w:rPr>
+              <w:t>,</w:t>
+            </w:r>
+            <w:r>
+              <w:rPr>
+                <w:rFonts w:ascii="Arial" w:hAnsi="Arial" w:cs="Arial"/>
+              </w:rPr>
+              <w:t xml:space="preserve"> organização de tarefas via Kanban aplicado no Notion e </w:t>
+            </w:r>
+            <w:r>
+              <w:rPr>
+                <w:rFonts w:ascii="Arial" w:hAnsi="Arial" w:cs="Arial"/>
+              </w:rPr>
+              <w:t xml:space="preserve">no </w:t>
+            </w:r>
+            <w:r>
+              <w:rPr>
+                <w:rFonts w:ascii="Arial" w:hAnsi="Arial" w:cs="Arial"/>
+              </w:rPr>
+              <w:t>E-mail,</w:t>
+            </w:r>
+            <w:r>
+              <w:rPr>
+                <w:rFonts w:ascii="Arial" w:hAnsi="Arial" w:cs="Arial"/>
+              </w:rPr>
+              <w:t xml:space="preserve"> </w:t>
+            </w:r>
+            <w:r>
+              <w:rPr>
+                <w:rFonts w:ascii="Arial" w:hAnsi="Arial" w:cs="Arial"/>
+              </w:rPr>
+              <w:t>documentação</w:t>
+            </w:r>
+            <w:r>
+              <w:rPr>
+                <w:rFonts w:ascii="Arial" w:hAnsi="Arial" w:cs="Arial"/>
+              </w:rPr>
+              <w:t xml:space="preserve"> </w:t>
+            </w:r>
+            <w:r>
+              <w:rPr>
+                <w:rFonts w:ascii="Arial" w:hAnsi="Arial" w:cs="Arial"/>
+              </w:rPr>
+              <w:t>via Microsoft Word</w:t>
+            </w:r>
+            <w:r>
+              <w:rPr>
+                <w:rFonts w:ascii="Arial" w:hAnsi="Arial" w:cs="Arial"/>
+              </w:rPr>
+              <w:t xml:space="preserve">, </w:t>
+            </w:r>
+            <w:r>
+              <w:rPr>
+                <w:rFonts w:ascii="Arial" w:hAnsi="Arial" w:cs="Arial"/>
+              </w:rPr>
+              <w:t>automatização dos processos via Claude</w:t>
+            </w:r>
+            <w:r>
+              <w:rPr>
+                <w:rFonts w:ascii="Arial" w:hAnsi="Arial" w:cs="Arial"/>
+              </w:rPr>
+              <w:t xml:space="preserve"> e divulgação via Linkedln.</w:t>
             </w:r>
           </w:p>
           <w:p>
             <w:pPr>
               <w:pStyle w:val="NormalWeb"/>
               <w:spacing w:before="261" w:beforeAutospacing="0" w:after="0" w:afterAutospacing="0" w:line="360" w:lineRule="auto"/>
-              <w:ind w:left="720" w:right="432" w:firstLine="172"/>
-              <w:jc w:val="both"/>
-              <w:rPr>
-                <w:rFonts w:ascii="Arial" w:hAnsi="Arial" w:cs="Arial"/>
-              </w:rPr>
-            </w:pPr>
-            <w:r>
-              <w:rPr>
-                <w:rFonts w:ascii="Arial" w:hAnsi="Arial" w:cs="Arial"/>
-                <w:color w:val="000000"/>
+              <w:ind w:right="432"/>
+              <w:jc w:val="both"/>
+              <w:rPr>
+                <w:rFonts w:ascii="Arial" w:hAnsi="Arial" w:cs="Arial"/>
+              </w:rPr>
+            </w:pPr>
+            <w:r>
+              <w:rPr>
+                <w:rFonts w:ascii="Arial" w:hAnsi="Arial" w:cs="Arial"/>
+              </w:rPr>
+              <w:t xml:space="preserve">            </w:t>
+            </w:r>
+            <w:r>
+              <w:rPr>
+                <w:rFonts w:ascii="Arial" w:hAnsi="Arial" w:cs="Arial"/>
               </w:rPr>
               <w:t>O projeto contempla múltiplos segmentos estratégicos, como o extrato acadêmico da FECAP (estudantes, professores e colaboradores) os quais integrarão e, possivelmente, testarão os protótipos realizados, empresas de tecnologia interessadas em inovação e projetos educacionais, as quais poderão consultar o projeto e transformá-lo em um modelo não apenas escalonável, mas também adaptável no mercado, escolas que buscam novas ferramentas de aprendizagem para integrar o jogo à suas metodologias de ensino, além de órgãos públicos ou governamentais voltados à conscientização social que, mediante a promoção do protótipo, gerarão valores à população.</w:t>
             </w:r>
@@ -3422,7 +4252,7 @@
           <w:sz w:val="24"/>
           <w:szCs w:val="24"/>
         </w:rPr>
-        <w:t>Resultados (ou resultados esperados)</w:t>
+        <w:t xml:space="preserve">Resultados </w:t>
       </w:r>
     </w:p>
     <w:tbl>
@@ -3452,15 +4282,13 @@
               <w:jc w:val="both"/>
               <w:rPr>
                 <w:rFonts w:ascii="Arial" w:eastAsia="Arial" w:hAnsi="Arial" w:cs="Arial"/>
-                <w:color w:val="0C3512" w:themeColor="accent3" w:themeShade="80"/>
-                <w:sz w:val="24"/>
-                <w:szCs w:val="24"/>
-              </w:rPr>
-            </w:pPr>
-            <w:r>
-              <w:rPr>
-                <w:rFonts w:ascii="Arial" w:eastAsia="Arial" w:hAnsi="Arial" w:cs="Arial"/>
-                <w:color w:val="0C3512" w:themeColor="accent3" w:themeShade="80"/>
+                <w:sz w:val="24"/>
+                <w:szCs w:val="24"/>
+              </w:rPr>
+            </w:pPr>
+            <w:r>
+              <w:rPr>
+                <w:rFonts w:ascii="Arial" w:eastAsia="Arial" w:hAnsi="Arial" w:cs="Arial"/>
                 <w:sz w:val="24"/>
                 <w:szCs w:val="24"/>
               </w:rPr>
@@ -3469,11 +4297,26 @@
             <w:r>
               <w:rPr>
                 <w:rFonts w:ascii="Arial" w:eastAsia="Arial" w:hAnsi="Arial" w:cs="Arial"/>
-                <w:color w:val="0C3512" w:themeColor="accent3" w:themeShade="80"/>
-                <w:sz w:val="24"/>
-                <w:szCs w:val="24"/>
-              </w:rPr>
-              <w:t xml:space="preserve"> Urban Chase visa ser um ambiente seguro, priorizando a proteção do</w:t>
+                <w:sz w:val="24"/>
+                <w:szCs w:val="24"/>
+              </w:rPr>
+              <w:t xml:space="preserve"> Urban Chase </w:t>
+            </w:r>
+            <w:r>
+              <w:rPr>
+                <w:rFonts w:ascii="Arial" w:eastAsia="Arial" w:hAnsi="Arial" w:cs="Arial"/>
+                <w:sz w:val="24"/>
+                <w:szCs w:val="24"/>
+              </w:rPr>
+              <w:t>pretende</w:t>
+            </w:r>
+            <w:r>
+              <w:rPr>
+                <w:rFonts w:ascii="Arial" w:eastAsia="Arial" w:hAnsi="Arial" w:cs="Arial"/>
+                <w:sz w:val="24"/>
+                <w:szCs w:val="24"/>
+              </w:rPr>
+              <w:t xml:space="preserve"> ser um ambiente seguro, priorizando a proteção do</w:t>
             </w:r>
           </w:p>
           <w:p>
@@ -3482,15 +4325,13 @@
               <w:jc w:val="both"/>
               <w:rPr>
                 <w:rFonts w:ascii="Arial" w:eastAsia="Arial" w:hAnsi="Arial" w:cs="Arial"/>
-                <w:color w:val="0C3512" w:themeColor="accent3" w:themeShade="80"/>
-                <w:sz w:val="24"/>
-                <w:szCs w:val="24"/>
-              </w:rPr>
-            </w:pPr>
-            <w:r>
-              <w:rPr>
-                <w:rFonts w:ascii="Arial" w:eastAsia="Arial" w:hAnsi="Arial" w:cs="Arial"/>
-                <w:color w:val="0C3512" w:themeColor="accent3" w:themeShade="80"/>
+                <w:sz w:val="24"/>
+                <w:szCs w:val="24"/>
+              </w:rPr>
+            </w:pPr>
+            <w:r>
+              <w:rPr>
+                <w:rFonts w:ascii="Arial" w:eastAsia="Arial" w:hAnsi="Arial" w:cs="Arial"/>
                 <w:sz w:val="24"/>
                 <w:szCs w:val="24"/>
               </w:rPr>
@@ -3499,11 +4340,18 @@
             <w:r>
               <w:rPr>
                 <w:rFonts w:ascii="Arial" w:eastAsia="Arial" w:hAnsi="Arial" w:cs="Arial"/>
-                <w:color w:val="0C3512" w:themeColor="accent3" w:themeShade="80"/>
-                <w:sz w:val="24"/>
-                <w:szCs w:val="24"/>
-              </w:rPr>
-              <w:t>usuário acima da monetização de dados, ainda mais tendo em vista que,</w:t>
+                <w:sz w:val="24"/>
+                <w:szCs w:val="24"/>
+              </w:rPr>
+              <w:t xml:space="preserve">usuário acima da monetização de dados, </w:t>
+            </w:r>
+            <w:r>
+              <w:rPr>
+                <w:rFonts w:ascii="Arial" w:eastAsia="Arial" w:hAnsi="Arial" w:cs="Arial"/>
+                <w:sz w:val="24"/>
+                <w:szCs w:val="24"/>
+              </w:rPr>
+              <w:t>a inclusão, a educação, a conscientização e acessibilidade.</w:t>
             </w:r>
           </w:p>
           <w:p>
@@ -3512,20 +4360,10 @@
               <w:jc w:val="both"/>
               <w:rPr>
                 <w:rFonts w:ascii="Arial" w:eastAsia="Arial" w:hAnsi="Arial" w:cs="Arial"/>
-                <w:color w:val="0C3512" w:themeColor="accent3" w:themeShade="80"/>
-                <w:sz w:val="24"/>
-                <w:szCs w:val="24"/>
-              </w:rPr>
-            </w:pPr>
-            <w:r>
-              <w:rPr>
-                <w:rFonts w:ascii="Arial" w:eastAsia="Arial" w:hAnsi="Arial" w:cs="Arial"/>
-                <w:color w:val="0C3512" w:themeColor="accent3" w:themeShade="80"/>
-                <w:sz w:val="24"/>
-                <w:szCs w:val="24"/>
-              </w:rPr>
-              <w:t>infelizmente, ainda existem poucos jogos que se preocupam com a segurança dos</w:t>
-            </w:r>
+                <w:sz w:val="24"/>
+                <w:szCs w:val="24"/>
+              </w:rPr>
+            </w:pPr>
           </w:p>
           <w:p>
             <w:pPr>
@@ -3533,19 +4371,33 @@
               <w:jc w:val="both"/>
               <w:rPr>
                 <w:rFonts w:ascii="Arial" w:eastAsia="Arial" w:hAnsi="Arial" w:cs="Arial"/>
-                <w:color w:val="0C3512" w:themeColor="accent3" w:themeShade="80"/>
-                <w:sz w:val="24"/>
-                <w:szCs w:val="24"/>
-              </w:rPr>
-            </w:pPr>
-            <w:r>
-              <w:rPr>
-                <w:rFonts w:ascii="Arial" w:eastAsia="Arial" w:hAnsi="Arial" w:cs="Arial"/>
-                <w:color w:val="0C3512" w:themeColor="accent3" w:themeShade="80"/>
-                <w:sz w:val="24"/>
-                <w:szCs w:val="24"/>
-              </w:rPr>
-              <w:t>jogadores.</w:t>
+                <w:sz w:val="24"/>
+                <w:szCs w:val="24"/>
+              </w:rPr>
+            </w:pPr>
+            <w:r>
+              <w:rPr>
+                <w:rFonts w:ascii="Arial" w:eastAsia="Arial" w:hAnsi="Arial" w:cs="Arial"/>
+                <w:sz w:val="24"/>
+                <w:szCs w:val="24"/>
+              </w:rPr>
+              <w:t xml:space="preserve">               </w:t>
+            </w:r>
+            <w:r>
+              <w:rPr>
+                <w:rFonts w:ascii="Arial" w:eastAsia="Arial" w:hAnsi="Arial" w:cs="Arial"/>
+                <w:sz w:val="24"/>
+                <w:szCs w:val="24"/>
+              </w:rPr>
+              <w:t>Fundamentado nisso</w:t>
+            </w:r>
+            <w:r>
+              <w:rPr>
+                <w:rFonts w:ascii="Arial" w:eastAsia="Arial" w:hAnsi="Arial" w:cs="Arial"/>
+                <w:sz w:val="24"/>
+                <w:szCs w:val="24"/>
+              </w:rPr>
+              <w:t>, busca-se integrar recursos que permitam que qualquer</w:t>
             </w:r>
           </w:p>
           <w:p>
@@ -3554,11 +4406,18 @@
               <w:jc w:val="both"/>
               <w:rPr>
                 <w:rFonts w:ascii="Arial" w:eastAsia="Arial" w:hAnsi="Arial" w:cs="Arial"/>
-                <w:color w:val="0C3512" w:themeColor="accent3" w:themeShade="80"/>
-                <w:sz w:val="24"/>
-                <w:szCs w:val="24"/>
-              </w:rPr>
-            </w:pPr>
+                <w:sz w:val="24"/>
+                <w:szCs w:val="24"/>
+              </w:rPr>
+            </w:pPr>
+            <w:r>
+              <w:rPr>
+                <w:rFonts w:ascii="Arial" w:eastAsia="Arial" w:hAnsi="Arial" w:cs="Arial"/>
+                <w:sz w:val="24"/>
+                <w:szCs w:val="24"/>
+              </w:rPr>
+              <w:t>pessoa, independentemente de suas limitações físicas, possa controlar os</w:t>
+            </w:r>
           </w:p>
           <w:p>
             <w:pPr>
@@ -3566,15 +4425,62 @@
               <w:jc w:val="both"/>
               <w:rPr>
                 <w:rFonts w:ascii="Arial" w:eastAsia="Arial" w:hAnsi="Arial" w:cs="Arial"/>
-                <w:color w:val="0C3512" w:themeColor="accent3" w:themeShade="80"/>
-                <w:sz w:val="24"/>
-                <w:szCs w:val="24"/>
-              </w:rPr>
-            </w:pPr>
-            <w:r>
-              <w:rPr>
-                <w:rFonts w:ascii="Arial" w:eastAsia="Arial" w:hAnsi="Arial" w:cs="Arial"/>
-                <w:color w:val="0C3512" w:themeColor="accent3" w:themeShade="80"/>
+                <w:sz w:val="24"/>
+                <w:szCs w:val="24"/>
+              </w:rPr>
+            </w:pPr>
+            <w:r>
+              <w:rPr>
+                <w:rFonts w:ascii="Arial" w:eastAsia="Arial" w:hAnsi="Arial" w:cs="Arial"/>
+                <w:sz w:val="24"/>
+                <w:szCs w:val="24"/>
+              </w:rPr>
+              <w:t>personagens, devido ao compromisso ético que o jogo visa utilizar e também</w:t>
+            </w:r>
+          </w:p>
+          <w:p>
+            <w:pPr>
+              <w:spacing w:after="0" w:line="360" w:lineRule="auto"/>
+              <w:jc w:val="both"/>
+              <w:rPr>
+                <w:rFonts w:ascii="Arial" w:eastAsia="Arial" w:hAnsi="Arial" w:cs="Arial"/>
+                <w:sz w:val="24"/>
+                <w:szCs w:val="24"/>
+              </w:rPr>
+            </w:pPr>
+            <w:r>
+              <w:rPr>
+                <w:rFonts w:ascii="Arial" w:eastAsia="Arial" w:hAnsi="Arial" w:cs="Arial"/>
+                <w:sz w:val="24"/>
+                <w:szCs w:val="24"/>
+              </w:rPr>
+              <w:t>implementar no pensamento dos players.</w:t>
+            </w:r>
+          </w:p>
+          <w:p>
+            <w:pPr>
+              <w:spacing w:after="0" w:line="360" w:lineRule="auto"/>
+              <w:jc w:val="both"/>
+              <w:rPr>
+                <w:rFonts w:ascii="Arial" w:eastAsia="Arial" w:hAnsi="Arial" w:cs="Arial"/>
+                <w:sz w:val="24"/>
+                <w:szCs w:val="24"/>
+              </w:rPr>
+            </w:pPr>
+          </w:p>
+          <w:p>
+            <w:pPr>
+              <w:spacing w:after="0" w:line="360" w:lineRule="auto"/>
+              <w:jc w:val="both"/>
+              <w:rPr>
+                <w:rFonts w:ascii="Arial" w:eastAsia="Arial" w:hAnsi="Arial" w:cs="Arial"/>
+                <w:sz w:val="24"/>
+                <w:szCs w:val="24"/>
+              </w:rPr>
+            </w:pPr>
+            <w:r>
+              <w:rPr>
+                <w:rFonts w:ascii="Arial" w:eastAsia="Arial" w:hAnsi="Arial" w:cs="Arial"/>
                 <w:sz w:val="24"/>
                 <w:szCs w:val="24"/>
               </w:rPr>
@@ -3583,20 +4489,10 @@
             <w:r>
               <w:rPr>
                 <w:rFonts w:ascii="Arial" w:eastAsia="Arial" w:hAnsi="Arial" w:cs="Arial"/>
-                <w:color w:val="0C3512" w:themeColor="accent3" w:themeShade="80"/>
-                <w:sz w:val="24"/>
-                <w:szCs w:val="24"/>
-              </w:rPr>
-              <w:t xml:space="preserve">Além disso, busca-se </w:t>
-            </w:r>
-            <w:r>
-              <w:rPr>
-                <w:rFonts w:ascii="Arial" w:eastAsia="Arial" w:hAnsi="Arial" w:cs="Arial"/>
-                <w:color w:val="0C3512" w:themeColor="accent3" w:themeShade="80"/>
-                <w:sz w:val="24"/>
-                <w:szCs w:val="24"/>
-              </w:rPr>
-              <w:t>integrar recursos que permitam que qualquer</w:t>
+                <w:sz w:val="24"/>
+                <w:szCs w:val="24"/>
+              </w:rPr>
+              <w:t>Ao controlar o Detetive Daniel, o jogador irá dispor de estratégia e raciocínio</w:t>
             </w:r>
           </w:p>
           <w:p>
@@ -3605,19 +4501,17 @@
               <w:jc w:val="both"/>
               <w:rPr>
                 <w:rFonts w:ascii="Arial" w:eastAsia="Arial" w:hAnsi="Arial" w:cs="Arial"/>
-                <w:color w:val="0C3512" w:themeColor="accent3" w:themeShade="80"/>
-                <w:sz w:val="24"/>
-                <w:szCs w:val="24"/>
-              </w:rPr>
-            </w:pPr>
-            <w:r>
-              <w:rPr>
-                <w:rFonts w:ascii="Arial" w:eastAsia="Arial" w:hAnsi="Arial" w:cs="Arial"/>
-                <w:color w:val="0C3512" w:themeColor="accent3" w:themeShade="80"/>
-                <w:sz w:val="24"/>
-                <w:szCs w:val="24"/>
-              </w:rPr>
-              <w:t>pessoa, independentemente de suas limitações físicas, possa controlar os</w:t>
+                <w:sz w:val="24"/>
+                <w:szCs w:val="24"/>
+              </w:rPr>
+            </w:pPr>
+            <w:r>
+              <w:rPr>
+                <w:rFonts w:ascii="Arial" w:eastAsia="Arial" w:hAnsi="Arial" w:cs="Arial"/>
+                <w:sz w:val="24"/>
+                <w:szCs w:val="24"/>
+              </w:rPr>
+              <w:t>tático para promover uma mudança de perspectiva sobre o vandalismo já dentro da</w:t>
             </w:r>
           </w:p>
           <w:p>
@@ -3626,19 +4520,33 @@
               <w:jc w:val="both"/>
               <w:rPr>
                 <w:rFonts w:ascii="Arial" w:eastAsia="Arial" w:hAnsi="Arial" w:cs="Arial"/>
-                <w:color w:val="0C3512" w:themeColor="accent3" w:themeShade="80"/>
-                <w:sz w:val="24"/>
-                <w:szCs w:val="24"/>
-              </w:rPr>
-            </w:pPr>
-            <w:r>
-              <w:rPr>
-                <w:rFonts w:ascii="Arial" w:eastAsia="Arial" w:hAnsi="Arial" w:cs="Arial"/>
-                <w:color w:val="0C3512" w:themeColor="accent3" w:themeShade="80"/>
-                <w:sz w:val="24"/>
-                <w:szCs w:val="24"/>
-              </w:rPr>
-              <w:t>personagens, devido ao compromisso ético que o jogo visa utilizar e também</w:t>
+                <w:sz w:val="24"/>
+                <w:szCs w:val="24"/>
+              </w:rPr>
+            </w:pPr>
+            <w:r>
+              <w:rPr>
+                <w:rFonts w:ascii="Arial" w:eastAsia="Arial" w:hAnsi="Arial" w:cs="Arial"/>
+                <w:sz w:val="24"/>
+                <w:szCs w:val="24"/>
+              </w:rPr>
+              <w:t xml:space="preserve">experiência do game, </w:t>
+            </w:r>
+            <w:r>
+              <w:rPr>
+                <w:rFonts w:ascii="Arial" w:eastAsia="Arial" w:hAnsi="Arial" w:cs="Arial"/>
+                <w:sz w:val="24"/>
+                <w:szCs w:val="24"/>
+              </w:rPr>
+              <w:t>pois,</w:t>
+            </w:r>
+            <w:r>
+              <w:rPr>
+                <w:rFonts w:ascii="Arial" w:eastAsia="Arial" w:hAnsi="Arial" w:cs="Arial"/>
+                <w:sz w:val="24"/>
+                <w:szCs w:val="24"/>
+              </w:rPr>
+              <w:t xml:space="preserve"> o player, para conseguir concluir as fases dele,</w:t>
             </w:r>
           </w:p>
           <w:p>
@@ -3647,19 +4555,17 @@
               <w:jc w:val="both"/>
               <w:rPr>
                 <w:rFonts w:ascii="Arial" w:eastAsia="Arial" w:hAnsi="Arial" w:cs="Arial"/>
-                <w:color w:val="0C3512" w:themeColor="accent3" w:themeShade="80"/>
-                <w:sz w:val="24"/>
-                <w:szCs w:val="24"/>
-              </w:rPr>
-            </w:pPr>
-            <w:r>
-              <w:rPr>
-                <w:rFonts w:ascii="Arial" w:eastAsia="Arial" w:hAnsi="Arial" w:cs="Arial"/>
-                <w:color w:val="0C3512" w:themeColor="accent3" w:themeShade="80"/>
-                <w:sz w:val="24"/>
-                <w:szCs w:val="24"/>
-              </w:rPr>
-              <w:t>implementar no pensamento dos players.</w:t>
+                <w:sz w:val="24"/>
+                <w:szCs w:val="24"/>
+              </w:rPr>
+            </w:pPr>
+            <w:r>
+              <w:rPr>
+                <w:rFonts w:ascii="Arial" w:eastAsia="Arial" w:hAnsi="Arial" w:cs="Arial"/>
+                <w:sz w:val="24"/>
+                <w:szCs w:val="24"/>
+              </w:rPr>
+              <w:t>obrigatoriamente, entenderá o meio ético que o jogo apresenta, isto é, passa a</w:t>
             </w:r>
           </w:p>
           <w:p>
@@ -3672,6 +4578,30 @@
                 <w:szCs w:val="24"/>
               </w:rPr>
             </w:pPr>
+            <w:r>
+              <w:rPr>
+                <w:rFonts w:ascii="Arial" w:eastAsia="Arial" w:hAnsi="Arial" w:cs="Arial"/>
+                <w:sz w:val="24"/>
+                <w:szCs w:val="24"/>
+              </w:rPr>
+              <w:t xml:space="preserve">compreender os danos da depredação </w:t>
+            </w:r>
+            <w:r>
+              <w:rPr>
+                <w:rFonts w:ascii="Arial" w:eastAsia="Arial" w:hAnsi="Arial" w:cs="Arial"/>
+                <w:sz w:val="24"/>
+                <w:szCs w:val="24"/>
+              </w:rPr>
+              <w:t>dos patrimônios</w:t>
+            </w:r>
+            <w:r>
+              <w:rPr>
+                <w:rFonts w:ascii="Arial" w:eastAsia="Arial" w:hAnsi="Arial" w:cs="Arial"/>
+                <w:sz w:val="24"/>
+                <w:szCs w:val="24"/>
+              </w:rPr>
+              <w:t xml:space="preserve"> e a falta de uma perseguição</w:t>
+            </w:r>
           </w:p>
           <w:p>
             <w:pPr>
@@ -3689,15 +4619,7 @@
                 <w:sz w:val="24"/>
                 <w:szCs w:val="24"/>
               </w:rPr>
-              <w:t xml:space="preserve">                </w:t>
-            </w:r>
-            <w:r>
-              <w:rPr>
-                <w:rFonts w:ascii="Arial" w:eastAsia="Arial" w:hAnsi="Arial" w:cs="Arial"/>
-                <w:sz w:val="24"/>
-                <w:szCs w:val="24"/>
-              </w:rPr>
-              <w:t>Ao controlar o Detetive Daniel, o jogador irá dispor de estratégia e raciocínio</w:t>
+              <w:t>policial eficiente, os quais podem ser dados de forma moral ou material</w:t>
             </w:r>
           </w:p>
           <w:p>
@@ -3710,14 +4632,6 @@
                 <w:szCs w:val="24"/>
               </w:rPr>
             </w:pPr>
-            <w:r>
-              <w:rPr>
-                <w:rFonts w:ascii="Arial" w:eastAsia="Arial" w:hAnsi="Arial" w:cs="Arial"/>
-                <w:sz w:val="24"/>
-                <w:szCs w:val="24"/>
-              </w:rPr>
-              <w:t>tático para promover uma mudança de perspectiva sobre o vandalismo já dentro da</w:t>
-            </w:r>
           </w:p>
           <w:p>
             <w:pPr>
@@ -3735,126 +4649,6 @@
                 <w:sz w:val="24"/>
                 <w:szCs w:val="24"/>
               </w:rPr>
-              <w:t xml:space="preserve">experiência do game, </w:t>
-            </w:r>
-            <w:r>
-              <w:rPr>
-                <w:rFonts w:ascii="Arial" w:eastAsia="Arial" w:hAnsi="Arial" w:cs="Arial"/>
-                <w:sz w:val="24"/>
-                <w:szCs w:val="24"/>
-              </w:rPr>
-              <w:t>pois,</w:t>
-            </w:r>
-            <w:r>
-              <w:rPr>
-                <w:rFonts w:ascii="Arial" w:eastAsia="Arial" w:hAnsi="Arial" w:cs="Arial"/>
-                <w:sz w:val="24"/>
-                <w:szCs w:val="24"/>
-              </w:rPr>
-              <w:t xml:space="preserve"> o player, para conseguir concluir as fases dele,</w:t>
-            </w:r>
-          </w:p>
-          <w:p>
-            <w:pPr>
-              <w:spacing w:after="0" w:line="360" w:lineRule="auto"/>
-              <w:jc w:val="both"/>
-              <w:rPr>
-                <w:rFonts w:ascii="Arial" w:eastAsia="Arial" w:hAnsi="Arial" w:cs="Arial"/>
-                <w:sz w:val="24"/>
-                <w:szCs w:val="24"/>
-              </w:rPr>
-            </w:pPr>
-            <w:r>
-              <w:rPr>
-                <w:rFonts w:ascii="Arial" w:eastAsia="Arial" w:hAnsi="Arial" w:cs="Arial"/>
-                <w:sz w:val="24"/>
-                <w:szCs w:val="24"/>
-              </w:rPr>
-              <w:t>obrigatoriamente, entenderá o meio ético que o jogo apresenta, isto é, passa a</w:t>
-            </w:r>
-          </w:p>
-          <w:p>
-            <w:pPr>
-              <w:spacing w:after="0" w:line="360" w:lineRule="auto"/>
-              <w:jc w:val="both"/>
-              <w:rPr>
-                <w:rFonts w:ascii="Arial" w:eastAsia="Arial" w:hAnsi="Arial" w:cs="Arial"/>
-                <w:sz w:val="24"/>
-                <w:szCs w:val="24"/>
-              </w:rPr>
-            </w:pPr>
-            <w:r>
-              <w:rPr>
-                <w:rFonts w:ascii="Arial" w:eastAsia="Arial" w:hAnsi="Arial" w:cs="Arial"/>
-                <w:sz w:val="24"/>
-                <w:szCs w:val="24"/>
-              </w:rPr>
-              <w:t xml:space="preserve">compreender os danos da depredação </w:t>
-            </w:r>
-            <w:r>
-              <w:rPr>
-                <w:rFonts w:ascii="Arial" w:eastAsia="Arial" w:hAnsi="Arial" w:cs="Arial"/>
-                <w:sz w:val="24"/>
-                <w:szCs w:val="24"/>
-              </w:rPr>
-              <w:t>dos patrimônios</w:t>
-            </w:r>
-            <w:r>
-              <w:rPr>
-                <w:rFonts w:ascii="Arial" w:eastAsia="Arial" w:hAnsi="Arial" w:cs="Arial"/>
-                <w:sz w:val="24"/>
-                <w:szCs w:val="24"/>
-              </w:rPr>
-              <w:t xml:space="preserve"> e a falta de uma perseguição</w:t>
-            </w:r>
-          </w:p>
-          <w:p>
-            <w:pPr>
-              <w:spacing w:after="0" w:line="360" w:lineRule="auto"/>
-              <w:jc w:val="both"/>
-              <w:rPr>
-                <w:rFonts w:ascii="Arial" w:eastAsia="Arial" w:hAnsi="Arial" w:cs="Arial"/>
-                <w:sz w:val="24"/>
-                <w:szCs w:val="24"/>
-              </w:rPr>
-            </w:pPr>
-            <w:r>
-              <w:rPr>
-                <w:rFonts w:ascii="Arial" w:eastAsia="Arial" w:hAnsi="Arial" w:cs="Arial"/>
-                <w:sz w:val="24"/>
-                <w:szCs w:val="24"/>
-              </w:rPr>
-              <w:lastRenderedPageBreak/>
-              <w:t>policial eficiente, os quais podem ser dados de forma moral ou material</w:t>
-            </w:r>
-          </w:p>
-          <w:p>
-            <w:pPr>
-              <w:spacing w:after="0" w:line="360" w:lineRule="auto"/>
-              <w:jc w:val="both"/>
-              <w:rPr>
-                <w:rFonts w:ascii="Arial" w:eastAsia="Arial" w:hAnsi="Arial" w:cs="Arial"/>
-                <w:sz w:val="24"/>
-                <w:szCs w:val="24"/>
-              </w:rPr>
-            </w:pPr>
-          </w:p>
-          <w:p>
-            <w:pPr>
-              <w:spacing w:after="0" w:line="360" w:lineRule="auto"/>
-              <w:jc w:val="both"/>
-              <w:rPr>
-                <w:rFonts w:ascii="Arial" w:eastAsia="Arial" w:hAnsi="Arial" w:cs="Arial"/>
-                <w:sz w:val="24"/>
-                <w:szCs w:val="24"/>
-              </w:rPr>
-            </w:pPr>
-            <w:r>
-              <w:rPr>
-                <w:rFonts w:ascii="Arial" w:eastAsia="Arial" w:hAnsi="Arial" w:cs="Arial"/>
-                <w:sz w:val="24"/>
-                <w:szCs w:val="24"/>
-              </w:rPr>
               <w:t xml:space="preserve">       </w:t>
             </w:r>
             <w:r>
@@ -3863,15 +4657,15 @@
                 <w:sz w:val="24"/>
                 <w:szCs w:val="24"/>
               </w:rPr>
-              <w:t xml:space="preserve">Ou seja, </w:t>
-            </w:r>
-            <w:r>
-              <w:rPr>
-                <w:rFonts w:ascii="Arial" w:eastAsia="Arial" w:hAnsi="Arial" w:cs="Arial"/>
-                <w:sz w:val="24"/>
-                <w:szCs w:val="24"/>
-              </w:rPr>
-              <w:t>apesar da natureza local do protótipo, o grupo assume o</w:t>
+              <w:t xml:space="preserve">       </w:t>
+            </w:r>
+            <w:r>
+              <w:rPr>
+                <w:rFonts w:ascii="Arial" w:eastAsia="Arial" w:hAnsi="Arial" w:cs="Arial"/>
+                <w:sz w:val="24"/>
+                <w:szCs w:val="24"/>
+              </w:rPr>
+              <w:t>Ou seja, apesar da natureza local do protótipo, o grupo assume o</w:t>
             </w:r>
           </w:p>
           <w:p>
@@ -4005,7 +4799,23 @@
                 <w:sz w:val="24"/>
                 <w:szCs w:val="24"/>
               </w:rPr>
-              <w:t xml:space="preserve">        </w:t>
+              <w:t xml:space="preserve">       </w:t>
+            </w:r>
+            <w:r>
+              <w:rPr>
+                <w:rFonts w:ascii="Arial" w:eastAsia="Arial" w:hAnsi="Arial" w:cs="Arial"/>
+                <w:sz w:val="24"/>
+                <w:szCs w:val="24"/>
+              </w:rPr>
+              <w:t xml:space="preserve">      </w:t>
+            </w:r>
+            <w:r>
+              <w:rPr>
+                <w:rFonts w:ascii="Arial" w:eastAsia="Arial" w:hAnsi="Arial" w:cs="Arial"/>
+                <w:sz w:val="24"/>
+                <w:szCs w:val="24"/>
+              </w:rPr>
+              <w:t xml:space="preserve"> </w:t>
             </w:r>
             <w:r>
               <w:rPr>
@@ -4123,6 +4933,14 @@
                 <w:sz w:val="24"/>
                 <w:szCs w:val="24"/>
               </w:rPr>
+              <w:t xml:space="preserve">      </w:t>
+            </w:r>
+            <w:r>
+              <w:rPr>
+                <w:rFonts w:ascii="Arial" w:eastAsia="Arial" w:hAnsi="Arial" w:cs="Arial"/>
+                <w:sz w:val="24"/>
+                <w:szCs w:val="24"/>
+              </w:rPr>
               <w:t>Ao centralizar a jogabilidade na preservação do bem comum e no</w:t>
             </w:r>
           </w:p>
@@ -4223,7 +5041,6 @@
               <w:jc w:val="both"/>
               <w:rPr>
                 <w:rFonts w:ascii="Arial" w:eastAsia="Arial" w:hAnsi="Arial" w:cs="Arial"/>
-                <w:color w:val="FF3333"/>
                 <w:sz w:val="24"/>
                 <w:szCs w:val="24"/>
               </w:rPr>
@@ -4418,18 +5235,6 @@
           <w:szCs w:val="24"/>
         </w:rPr>
       </w:pPr>
-    </w:p>
-    <w:p>
-      <w:pPr>
-        <w:spacing w:after="0" w:line="360" w:lineRule="auto"/>
-        <w:jc w:val="both"/>
-        <w:rPr>
-          <w:rFonts w:ascii="Arial" w:eastAsia="Arial" w:hAnsi="Arial" w:cs="Arial"/>
-          <w:b/>
-          <w:sz w:val="24"/>
-          <w:szCs w:val="24"/>
-        </w:rPr>
-      </w:pPr>
       <w:r>
         <w:rPr>
           <w:rFonts w:ascii="Arial" w:eastAsia="Arial" w:hAnsi="Arial" w:cs="Arial"/>
@@ -4437,7 +5242,6 @@
           <w:sz w:val="24"/>
           <w:szCs w:val="24"/>
         </w:rPr>
-        <w:lastRenderedPageBreak/>
         <w:t xml:space="preserve">Referências </w:t>
       </w:r>
     </w:p>
@@ -4532,15 +5336,133 @@
               <w:rPr>
                 <w:rFonts w:ascii="Arial" w:hAnsi="Arial" w:cs="Arial"/>
               </w:rPr>
-              <w:t xml:space="preserve">DRUMMOND, A.; SAUER, J. D. Video game loot boxes are psychologically akin to gambling. </w:t>
-            </w:r>
+              <w:t xml:space="preserve">DRUMMOND, A.; SAUER, J. D. </w:t>
+            </w:r>
+            <w:proofErr w:type="spellStart"/>
+            <w:r>
+              <w:rPr>
+                <w:rFonts w:ascii="Arial" w:hAnsi="Arial" w:cs="Arial"/>
+              </w:rPr>
+              <w:t>Video</w:t>
+            </w:r>
+            <w:proofErr w:type="spellEnd"/>
+            <w:r>
+              <w:rPr>
+                <w:rFonts w:ascii="Arial" w:hAnsi="Arial" w:cs="Arial"/>
+              </w:rPr>
+              <w:t xml:space="preserve"> game </w:t>
+            </w:r>
+            <w:proofErr w:type="spellStart"/>
+            <w:r>
+              <w:rPr>
+                <w:rFonts w:ascii="Arial" w:hAnsi="Arial" w:cs="Arial"/>
+              </w:rPr>
+              <w:t>loot</w:t>
+            </w:r>
+            <w:proofErr w:type="spellEnd"/>
+            <w:r>
+              <w:rPr>
+                <w:rFonts w:ascii="Arial" w:hAnsi="Arial" w:cs="Arial"/>
+              </w:rPr>
+              <w:t xml:space="preserve"> boxes are </w:t>
+            </w:r>
+            <w:proofErr w:type="spellStart"/>
+            <w:r>
+              <w:rPr>
+                <w:rFonts w:ascii="Arial" w:hAnsi="Arial" w:cs="Arial"/>
+              </w:rPr>
+              <w:t>psychologically</w:t>
+            </w:r>
+            <w:proofErr w:type="spellEnd"/>
+            <w:r>
+              <w:rPr>
+                <w:rFonts w:ascii="Arial" w:hAnsi="Arial" w:cs="Arial"/>
+              </w:rPr>
+              <w:t xml:space="preserve"> </w:t>
+            </w:r>
+            <w:proofErr w:type="spellStart"/>
+            <w:r>
+              <w:rPr>
+                <w:rFonts w:ascii="Arial" w:hAnsi="Arial" w:cs="Arial"/>
+              </w:rPr>
+              <w:t>akin</w:t>
+            </w:r>
+            <w:proofErr w:type="spellEnd"/>
+            <w:r>
+              <w:rPr>
+                <w:rFonts w:ascii="Arial" w:hAnsi="Arial" w:cs="Arial"/>
+              </w:rPr>
+              <w:t xml:space="preserve"> </w:t>
+            </w:r>
+            <w:proofErr w:type="spellStart"/>
+            <w:r>
+              <w:rPr>
+                <w:rFonts w:ascii="Arial" w:hAnsi="Arial" w:cs="Arial"/>
+              </w:rPr>
+              <w:t>to</w:t>
+            </w:r>
+            <w:proofErr w:type="spellEnd"/>
+            <w:r>
+              <w:rPr>
+                <w:rFonts w:ascii="Arial" w:hAnsi="Arial" w:cs="Arial"/>
+              </w:rPr>
+              <w:t xml:space="preserve"> </w:t>
+            </w:r>
+            <w:proofErr w:type="spellStart"/>
+            <w:r>
+              <w:rPr>
+                <w:rFonts w:ascii="Arial" w:hAnsi="Arial" w:cs="Arial"/>
+              </w:rPr>
+              <w:t>gambling</w:t>
+            </w:r>
+            <w:proofErr w:type="spellEnd"/>
+            <w:r>
+              <w:rPr>
+                <w:rFonts w:ascii="Arial" w:hAnsi="Arial" w:cs="Arial"/>
+              </w:rPr>
+              <w:t xml:space="preserve">. </w:t>
+            </w:r>
+            <w:proofErr w:type="spellStart"/>
             <w:r>
               <w:rPr>
                 <w:rStyle w:val="nfase"/>
                 <w:rFonts w:ascii="Arial" w:eastAsiaTheme="majorEastAsia" w:hAnsi="Arial" w:cs="Arial"/>
               </w:rPr>
-              <w:t>Nature Human Behaviour</w:t>
-            </w:r>
+              <w:t>Nature</w:t>
+            </w:r>
+            <w:proofErr w:type="spellEnd"/>
+            <w:r>
+              <w:rPr>
+                <w:rStyle w:val="nfase"/>
+                <w:rFonts w:ascii="Arial" w:eastAsiaTheme="majorEastAsia" w:hAnsi="Arial" w:cs="Arial"/>
+              </w:rPr>
+              <w:t xml:space="preserve"> </w:t>
+            </w:r>
+            <w:proofErr w:type="spellStart"/>
+            <w:r>
+              <w:rPr>
+                <w:rStyle w:val="nfase"/>
+                <w:rFonts w:ascii="Arial" w:eastAsiaTheme="majorEastAsia" w:hAnsi="Arial" w:cs="Arial"/>
+              </w:rPr>
+              <w:t>Human</w:t>
+            </w:r>
+            <w:proofErr w:type="spellEnd"/>
+            <w:r>
+              <w:rPr>
+                <w:rStyle w:val="nfase"/>
+                <w:rFonts w:ascii="Arial" w:eastAsiaTheme="majorEastAsia" w:hAnsi="Arial" w:cs="Arial"/>
+              </w:rPr>
+              <w:t xml:space="preserve"> </w:t>
+            </w:r>
+            <w:proofErr w:type="spellStart"/>
+            <w:r>
+              <w:rPr>
+                <w:rStyle w:val="nfase"/>
+                <w:rFonts w:ascii="Arial" w:eastAsiaTheme="majorEastAsia" w:hAnsi="Arial" w:cs="Arial"/>
+              </w:rPr>
+              <w:t>Behaviour</w:t>
+            </w:r>
+            <w:proofErr w:type="spellEnd"/>
             <w:r>
               <w:rPr>
                 <w:rFonts w:ascii="Arial" w:hAnsi="Arial" w:cs="Arial"/>
@@ -4568,8 +5490,17 @@
                 <w:rStyle w:val="nfase"/>
                 <w:rFonts w:ascii="Arial" w:eastAsiaTheme="majorEastAsia" w:hAnsi="Arial" w:cs="Arial"/>
               </w:rPr>
-              <w:t>Road Rash</w:t>
-            </w:r>
+              <w:t xml:space="preserve">Road </w:t>
+            </w:r>
+            <w:proofErr w:type="spellStart"/>
+            <w:r>
+              <w:rPr>
+                <w:rStyle w:val="nfase"/>
+                <w:rFonts w:ascii="Arial" w:eastAsiaTheme="majorEastAsia" w:hAnsi="Arial" w:cs="Arial"/>
+              </w:rPr>
+              <w:t>Rash</w:t>
+            </w:r>
+            <w:proofErr w:type="spellEnd"/>
             <w:r>
               <w:rPr>
                 <w:rFonts w:ascii="Arial" w:hAnsi="Arial" w:cs="Arial"/>
@@ -4591,387 +5522,22 @@
                 <w:rFonts w:ascii="Arial" w:hAnsi="Arial" w:cs="Arial"/>
               </w:rPr>
               <w:t xml:space="preserve">FREESOUND. Disponível em: </w:t>
-            </w:r>
-            <w:hyperlink r:id="rId12" w:history="1">
-              <w:r>
-                <w:rPr>
-                  <w:rStyle w:val="Hyperlink"/>
-                  <w:rFonts w:ascii="Arial" w:eastAsiaTheme="majorEastAsia" w:hAnsi="Arial" w:cs="Arial"/>
-                </w:rPr>
-                <w:t>https://freesound.org/</w:t>
-              </w:r>
-            </w:hyperlink>
-            <w:r>
-              <w:rPr>
-                <w:rFonts w:ascii="Arial" w:hAnsi="Arial" w:cs="Arial"/>
-              </w:rPr>
-              <w:t xml:space="preserve">. Acesso em: </w:t>
-            </w:r>
-            <w:proofErr w:type="gramStart"/>
-            <w:r>
-              <w:rPr>
-                <w:rFonts w:ascii="Arial" w:hAnsi="Arial" w:cs="Arial"/>
-              </w:rPr>
-              <w:t>7 maio 2026</w:t>
-            </w:r>
-            <w:proofErr w:type="gramEnd"/>
-            <w:r>
-              <w:rPr>
-                <w:rFonts w:ascii="Arial" w:hAnsi="Arial" w:cs="Arial"/>
-              </w:rPr>
-              <w:t>.</w:t>
-            </w:r>
-          </w:p>
-          <w:p>
-            <w:pPr>
-              <w:pStyle w:val="NormalWeb"/>
-              <w:spacing w:line="360" w:lineRule="auto"/>
-              <w:jc w:val="both"/>
-              <w:rPr>
-                <w:rFonts w:ascii="Arial" w:hAnsi="Arial" w:cs="Arial"/>
-              </w:rPr>
-            </w:pPr>
-            <w:r>
-              <w:rPr>
-                <w:rFonts w:ascii="Arial" w:hAnsi="Arial" w:cs="Arial"/>
-              </w:rPr>
-              <w:t xml:space="preserve">GABRIELDEJESUS. </w:t>
-            </w:r>
-            <w:r>
-              <w:rPr>
-                <w:rStyle w:val="nfase"/>
-                <w:rFonts w:ascii="Arial" w:eastAsiaTheme="majorEastAsia" w:hAnsi="Arial" w:cs="Arial"/>
-              </w:rPr>
-              <w:t>README Model</w:t>
-            </w:r>
-            <w:r>
-              <w:rPr>
-                <w:rFonts w:ascii="Arial" w:hAnsi="Arial" w:cs="Arial"/>
-              </w:rPr>
-              <w:t xml:space="preserve">. Disponível em: </w:t>
-            </w:r>
-            <w:hyperlink r:id="rId13" w:history="1">
-              <w:r>
-                <w:rPr>
-                  <w:rStyle w:val="Hyperlink"/>
-                  <w:rFonts w:ascii="Arial" w:eastAsiaTheme="majorEastAsia" w:hAnsi="Arial" w:cs="Arial"/>
-                </w:rPr>
-                <w:t>https://github.com/gabrieldejesus/readme-model</w:t>
-              </w:r>
-            </w:hyperlink>
-            <w:r>
-              <w:rPr>
-                <w:rFonts w:ascii="Arial" w:hAnsi="Arial" w:cs="Arial"/>
-              </w:rPr>
-              <w:t xml:space="preserve">. Acesso em: </w:t>
-            </w:r>
-            <w:proofErr w:type="gramStart"/>
-            <w:r>
-              <w:rPr>
-                <w:rFonts w:ascii="Arial" w:hAnsi="Arial" w:cs="Arial"/>
-              </w:rPr>
-              <w:t>7 maio 2026</w:t>
-            </w:r>
-            <w:proofErr w:type="gramEnd"/>
-            <w:r>
-              <w:rPr>
-                <w:rFonts w:ascii="Arial" w:hAnsi="Arial" w:cs="Arial"/>
-              </w:rPr>
-              <w:t>.</w:t>
-            </w:r>
-          </w:p>
-          <w:p>
-            <w:pPr>
-              <w:pStyle w:val="NormalWeb"/>
-              <w:spacing w:line="360" w:lineRule="auto"/>
-              <w:jc w:val="both"/>
-              <w:rPr>
-                <w:rFonts w:ascii="Arial" w:hAnsi="Arial" w:cs="Arial"/>
-              </w:rPr>
-            </w:pPr>
-            <w:r>
-              <w:rPr>
-                <w:rFonts w:ascii="Arial" w:hAnsi="Arial" w:cs="Arial"/>
-              </w:rPr>
-              <w:t xml:space="preserve">IURICODE. </w:t>
-            </w:r>
-            <w:r>
-              <w:rPr>
-                <w:rStyle w:val="nfase"/>
-                <w:rFonts w:ascii="Arial" w:eastAsiaTheme="majorEastAsia" w:hAnsi="Arial" w:cs="Arial"/>
-              </w:rPr>
-              <w:t>README Template</w:t>
-            </w:r>
-            <w:r>
-              <w:rPr>
-                <w:rFonts w:ascii="Arial" w:hAnsi="Arial" w:cs="Arial"/>
-              </w:rPr>
-              <w:t xml:space="preserve">. Disponível em: </w:t>
-            </w:r>
-            <w:hyperlink r:id="rId14" w:history="1">
-              <w:r>
-                <w:rPr>
-                  <w:rStyle w:val="Hyperlink"/>
-                  <w:rFonts w:ascii="Arial" w:eastAsiaTheme="majorEastAsia" w:hAnsi="Arial" w:cs="Arial"/>
-                </w:rPr>
-                <w:t>https://github.com/iuricode/readme-template</w:t>
-              </w:r>
-            </w:hyperlink>
-            <w:r>
-              <w:rPr>
-                <w:rFonts w:ascii="Arial" w:hAnsi="Arial" w:cs="Arial"/>
-              </w:rPr>
-              <w:t xml:space="preserve">. Acesso em: </w:t>
-            </w:r>
-            <w:proofErr w:type="gramStart"/>
-            <w:r>
-              <w:rPr>
-                <w:rFonts w:ascii="Arial" w:hAnsi="Arial" w:cs="Arial"/>
-              </w:rPr>
-              <w:t>7 maio 2026</w:t>
-            </w:r>
-            <w:proofErr w:type="gramEnd"/>
-            <w:r>
-              <w:rPr>
-                <w:rFonts w:ascii="Arial" w:hAnsi="Arial" w:cs="Arial"/>
-              </w:rPr>
-              <w:t>.</w:t>
-            </w:r>
-          </w:p>
-          <w:p>
-            <w:pPr>
-              <w:pStyle w:val="NormalWeb"/>
-              <w:spacing w:line="360" w:lineRule="auto"/>
-              <w:jc w:val="both"/>
-              <w:rPr>
-                <w:rFonts w:ascii="Arial" w:hAnsi="Arial" w:cs="Arial"/>
-              </w:rPr>
-            </w:pPr>
-            <w:r>
-              <w:rPr>
-                <w:rFonts w:ascii="Arial" w:hAnsi="Arial" w:cs="Arial"/>
-              </w:rPr>
-              <w:t xml:space="preserve">MICROSOFT. </w:t>
-            </w:r>
-            <w:r>
-              <w:rPr>
-                <w:rStyle w:val="nfase"/>
-                <w:rFonts w:ascii="Arial" w:eastAsiaTheme="majorEastAsia" w:hAnsi="Arial" w:cs="Arial"/>
-              </w:rPr>
-              <w:t>Xbox Accessibility Guidelines</w:t>
-            </w:r>
-            <w:r>
-              <w:rPr>
-                <w:rFonts w:ascii="Arial" w:hAnsi="Arial" w:cs="Arial"/>
-              </w:rPr>
-              <w:t xml:space="preserve">. Disponível em: </w:t>
-            </w:r>
-            <w:hyperlink r:id="rId15" w:history="1">
-              <w:r>
-                <w:rPr>
-                  <w:rStyle w:val="Hyperlink"/>
-                  <w:rFonts w:ascii="Arial" w:eastAsiaTheme="majorEastAsia" w:hAnsi="Arial" w:cs="Arial"/>
-                </w:rPr>
-                <w:t>https://www.xbox.com/en-US/accessibility</w:t>
-              </w:r>
-            </w:hyperlink>
-            <w:r>
-              <w:rPr>
-                <w:rFonts w:ascii="Arial" w:hAnsi="Arial" w:cs="Arial"/>
-              </w:rPr>
-              <w:t>. Acesso em: maio 2026.</w:t>
-            </w:r>
-          </w:p>
-          <w:p>
-            <w:pPr>
-              <w:pStyle w:val="NormalWeb"/>
-              <w:spacing w:line="360" w:lineRule="auto"/>
-              <w:jc w:val="both"/>
-              <w:rPr>
-                <w:rFonts w:ascii="Arial" w:hAnsi="Arial" w:cs="Arial"/>
-              </w:rPr>
-            </w:pPr>
-            <w:r>
-              <w:rPr>
-                <w:rFonts w:ascii="Arial" w:hAnsi="Arial" w:cs="Arial"/>
-              </w:rPr>
-              <w:t xml:space="preserve">NAUGHTY DOG. </w:t>
-            </w:r>
-            <w:r>
-              <w:rPr>
-                <w:rStyle w:val="nfase"/>
-                <w:rFonts w:ascii="Arial" w:eastAsiaTheme="majorEastAsia" w:hAnsi="Arial" w:cs="Arial"/>
-              </w:rPr>
-              <w:t>The Last of Us Part II – Accessibility Features</w:t>
-            </w:r>
-            <w:r>
-              <w:rPr>
-                <w:rFonts w:ascii="Arial" w:hAnsi="Arial" w:cs="Arial"/>
-              </w:rPr>
-              <w:t>. Sony Interactive Entertainment, 2020.</w:t>
-            </w:r>
-          </w:p>
-          <w:p>
-            <w:pPr>
-              <w:pStyle w:val="NormalWeb"/>
-              <w:spacing w:line="360" w:lineRule="auto"/>
-              <w:jc w:val="both"/>
-              <w:rPr>
-                <w:rFonts w:ascii="Arial" w:hAnsi="Arial" w:cs="Arial"/>
-              </w:rPr>
-            </w:pPr>
-            <w:r>
-              <w:rPr>
-                <w:rFonts w:ascii="Arial" w:hAnsi="Arial" w:cs="Arial"/>
-              </w:rPr>
-              <w:t xml:space="preserve">NINTENDO. </w:t>
-            </w:r>
-            <w:r>
-              <w:rPr>
-                <w:rStyle w:val="nfase"/>
-                <w:rFonts w:ascii="Arial" w:eastAsiaTheme="majorEastAsia" w:hAnsi="Arial" w:cs="Arial"/>
-              </w:rPr>
-              <w:t>Nintendo's Approach to Online Safety and Privacy</w:t>
-            </w:r>
-            <w:r>
-              <w:rPr>
-                <w:rFonts w:ascii="Arial" w:hAnsi="Arial" w:cs="Arial"/>
-              </w:rPr>
-              <w:t xml:space="preserve">. Disponível em: </w:t>
-            </w:r>
-            <w:hyperlink r:id="rId16" w:history="1">
-              <w:r>
-                <w:rPr>
-                  <w:rStyle w:val="Hyperlink"/>
-                  <w:rFonts w:ascii="Arial" w:eastAsiaTheme="majorEastAsia" w:hAnsi="Arial" w:cs="Arial"/>
-                </w:rPr>
-                <w:t>https://www.nintendo.com/</w:t>
-              </w:r>
-            </w:hyperlink>
-            <w:r>
-              <w:rPr>
-                <w:rFonts w:ascii="Arial" w:hAnsi="Arial" w:cs="Arial"/>
-              </w:rPr>
-              <w:t>. Acesso em: maio 2026.</w:t>
-            </w:r>
-          </w:p>
-          <w:p>
-            <w:pPr>
-              <w:pStyle w:val="NormalWeb"/>
-              <w:spacing w:line="360" w:lineRule="auto"/>
-              <w:jc w:val="both"/>
-              <w:rPr>
-                <w:rFonts w:ascii="Arial" w:hAnsi="Arial" w:cs="Arial"/>
-              </w:rPr>
-            </w:pPr>
-            <w:r>
-              <w:rPr>
-                <w:rFonts w:ascii="Arial" w:hAnsi="Arial" w:cs="Arial"/>
-              </w:rPr>
-              <w:t xml:space="preserve">SILICON &amp; SYNAPSE. </w:t>
-            </w:r>
-            <w:r>
-              <w:rPr>
-                <w:rStyle w:val="nfase"/>
-                <w:rFonts w:ascii="Arial" w:eastAsiaTheme="majorEastAsia" w:hAnsi="Arial" w:cs="Arial"/>
-              </w:rPr>
-              <w:t>Rock 'n' Roll Racing</w:t>
-            </w:r>
-            <w:r>
-              <w:rPr>
-                <w:rFonts w:ascii="Arial" w:hAnsi="Arial" w:cs="Arial"/>
-              </w:rPr>
-              <w:t>. Publicado por Interplay Productions. Super Nintendo Entertainment System, 1993. 1 jogo eletrônico.</w:t>
-            </w:r>
-          </w:p>
-          <w:p>
-            <w:pPr>
-              <w:pStyle w:val="NormalWeb"/>
-              <w:spacing w:line="360" w:lineRule="auto"/>
-              <w:jc w:val="both"/>
-              <w:rPr>
-                <w:rFonts w:ascii="Arial" w:hAnsi="Arial" w:cs="Arial"/>
-              </w:rPr>
-            </w:pPr>
-            <w:r>
-              <w:rPr>
-                <w:rFonts w:ascii="Arial" w:hAnsi="Arial" w:cs="Arial"/>
-              </w:rPr>
-              <w:t xml:space="preserve">SINGLETRAC; SONY INTERACTIVE STUDIOS AMERICA. </w:t>
-            </w:r>
-            <w:proofErr w:type="gramStart"/>
-            <w:r>
-              <w:rPr>
-                <w:rStyle w:val="nfase"/>
-                <w:rFonts w:ascii="Arial" w:eastAsiaTheme="majorEastAsia" w:hAnsi="Arial" w:cs="Arial"/>
-              </w:rPr>
-              <w:t>Twisted Metal</w:t>
-            </w:r>
-            <w:proofErr w:type="gramEnd"/>
-            <w:r>
-              <w:rPr>
-                <w:rFonts w:ascii="Arial" w:hAnsi="Arial" w:cs="Arial"/>
-              </w:rPr>
-              <w:t>. Publicado por Sony Computer Entertainment. PlayStation, 1995. 1 jogo eletrônico.</w:t>
-            </w:r>
-          </w:p>
-          <w:p>
-            <w:pPr>
-              <w:pStyle w:val="NormalWeb"/>
-              <w:spacing w:line="360" w:lineRule="auto"/>
-              <w:jc w:val="both"/>
-              <w:rPr>
-                <w:rFonts w:ascii="Arial" w:hAnsi="Arial" w:cs="Arial"/>
-              </w:rPr>
-            </w:pPr>
-            <w:r>
-              <w:rPr>
-                <w:rFonts w:ascii="Arial" w:hAnsi="Arial" w:cs="Arial"/>
-              </w:rPr>
-              <w:lastRenderedPageBreak/>
-              <w:t xml:space="preserve">TOPTAL. </w:t>
-            </w:r>
-            <w:r>
-              <w:rPr>
-                <w:rStyle w:val="nfase"/>
-                <w:rFonts w:ascii="Arial" w:eastAsiaTheme="majorEastAsia" w:hAnsi="Arial" w:cs="Arial"/>
-              </w:rPr>
-              <w:t>Gitignore Generator</w:t>
-            </w:r>
-            <w:r>
-              <w:rPr>
-                <w:rFonts w:ascii="Arial" w:hAnsi="Arial" w:cs="Arial"/>
-              </w:rPr>
-              <w:t xml:space="preserve">. Disponível em: </w:t>
             </w:r>
             <w:hyperlink r:id="rId17" w:history="1">
               <w:r>
                 <w:rPr>
                   <w:rStyle w:val="Hyperlink"/>
                   <w:rFonts w:ascii="Arial" w:eastAsiaTheme="majorEastAsia" w:hAnsi="Arial" w:cs="Arial"/>
+                  <w:color w:val="auto"/>
                 </w:rPr>
-                <w:t>https://www.toptal.com/developers/gitignore</w:t>
+                <w:t>https://freesound.org/</w:t>
               </w:r>
             </w:hyperlink>
             <w:r>
               <w:rPr>
                 <w:rFonts w:ascii="Arial" w:hAnsi="Arial" w:cs="Arial"/>
               </w:rPr>
-              <w:t xml:space="preserve">. Acesso em: </w:t>
-            </w:r>
-            <w:proofErr w:type="gramStart"/>
-            <w:r>
-              <w:rPr>
-                <w:rFonts w:ascii="Arial" w:hAnsi="Arial" w:cs="Arial"/>
-              </w:rPr>
-              <w:t>7 maio 2026</w:t>
-            </w:r>
-            <w:proofErr w:type="gramEnd"/>
-            <w:r>
-              <w:rPr>
-                <w:rFonts w:ascii="Arial" w:hAnsi="Arial" w:cs="Arial"/>
-              </w:rPr>
-              <w:t>.</w:t>
+              <w:t>. Acesso em: 7 maio 2026.</w:t>
             </w:r>
           </w:p>
           <w:p>
@@ -4987,35 +5553,36 @@
               <w:rPr>
                 <w:rFonts w:ascii="Arial" w:hAnsi="Arial" w:cs="Arial"/>
               </w:rPr>
-              <w:t xml:space="preserve">UNITY TECHNOLOGIES. </w:t>
+              <w:t xml:space="preserve">GABRIELDEJESUS. </w:t>
             </w:r>
             <w:r>
               <w:rPr>
                 <w:rStyle w:val="nfase"/>
                 <w:rFonts w:ascii="Arial" w:eastAsiaTheme="majorEastAsia" w:hAnsi="Arial" w:cs="Arial"/>
               </w:rPr>
-              <w:t>Unity Engine</w:t>
-            </w:r>
-            <w:r>
-              <w:rPr>
-                <w:rFonts w:ascii="Arial" w:hAnsi="Arial" w:cs="Arial"/>
-              </w:rPr>
-              <w:t xml:space="preserve">. San Francisco: Unity Technologies, 2005. Disponível em: </w:t>
+              <w:t>README Model</w:t>
+            </w:r>
+            <w:r>
+              <w:rPr>
+                <w:rFonts w:ascii="Arial" w:hAnsi="Arial" w:cs="Arial"/>
+              </w:rPr>
+              <w:t xml:space="preserve">. Disponível em: </w:t>
             </w:r>
             <w:hyperlink r:id="rId18" w:history="1">
               <w:r>
                 <w:rPr>
                   <w:rStyle w:val="Hyperlink"/>
                   <w:rFonts w:ascii="Arial" w:eastAsiaTheme="majorEastAsia" w:hAnsi="Arial" w:cs="Arial"/>
+                  <w:color w:val="auto"/>
                 </w:rPr>
-                <w:t>https://unity.com</w:t>
+                <w:t>https://github.com/gabrieldejesus/readme-model</w:t>
               </w:r>
             </w:hyperlink>
             <w:r>
               <w:rPr>
                 <w:rFonts w:ascii="Arial" w:hAnsi="Arial" w:cs="Arial"/>
               </w:rPr>
-              <w:t>. Acesso em: 27 mar. 2026.</w:t>
+              <w:t>. Acesso em: 7 maio 2026.</w:t>
             </w:r>
           </w:p>
           <w:p>
@@ -5031,26 +5598,661 @@
               <w:rPr>
                 <w:rFonts w:ascii="Arial" w:hAnsi="Arial" w:cs="Arial"/>
               </w:rPr>
-              <w:t xml:space="preserve">YGGBRASIL EDUCAÇÃO DO FUTURO. </w:t>
+              <w:t xml:space="preserve">INSTITUTO BRASILEIRO DE GEOGRAFIA E ESTATÍSTICA. </w:t>
+            </w:r>
+            <w:r>
+              <w:rPr>
+                <w:rFonts w:ascii="Arial" w:hAnsi="Arial" w:cs="Arial"/>
+                <w:b/>
+                <w:bCs/>
+              </w:rPr>
+              <w:t>Censo Demográfico 2022</w:t>
+            </w:r>
+            <w:r>
+              <w:rPr>
+                <w:rFonts w:ascii="Arial" w:hAnsi="Arial" w:cs="Arial"/>
+              </w:rPr>
+              <w:t>. Rio de Janeiro: IBGE, 2023.</w:t>
+            </w:r>
+          </w:p>
+          <w:p>
+            <w:pPr>
+              <w:pStyle w:val="NormalWeb"/>
+              <w:spacing w:line="360" w:lineRule="auto"/>
+              <w:jc w:val="both"/>
+              <w:rPr>
+                <w:rFonts w:ascii="Arial" w:hAnsi="Arial" w:cs="Arial"/>
+              </w:rPr>
+            </w:pPr>
+            <w:r>
+              <w:rPr>
+                <w:rFonts w:ascii="Arial" w:hAnsi="Arial" w:cs="Arial"/>
+              </w:rPr>
+              <w:t xml:space="preserve">IURICODE. </w:t>
             </w:r>
             <w:r>
               <w:rPr>
                 <w:rStyle w:val="nfase"/>
                 <w:rFonts w:ascii="Arial" w:eastAsiaTheme="majorEastAsia" w:hAnsi="Arial" w:cs="Arial"/>
               </w:rPr>
-              <w:t>Criando um projeto com Unity 6</w:t>
-            </w:r>
-            <w:r>
-              <w:rPr>
-                <w:rFonts w:ascii="Arial" w:hAnsi="Arial" w:cs="Arial"/>
-              </w:rPr>
-              <w:t xml:space="preserve">. [S.l.]: YouTube, 2025. Disponível em: </w:t>
+              <w:t xml:space="preserve">README </w:t>
+            </w:r>
+            <w:proofErr w:type="spellStart"/>
+            <w:r>
+              <w:rPr>
+                <w:rStyle w:val="nfase"/>
+                <w:rFonts w:ascii="Arial" w:eastAsiaTheme="majorEastAsia" w:hAnsi="Arial" w:cs="Arial"/>
+              </w:rPr>
+              <w:t>Template</w:t>
+            </w:r>
+            <w:proofErr w:type="spellEnd"/>
+            <w:r>
+              <w:rPr>
+                <w:rFonts w:ascii="Arial" w:hAnsi="Arial" w:cs="Arial"/>
+              </w:rPr>
+              <w:t xml:space="preserve">. Disponível em: </w:t>
             </w:r>
             <w:hyperlink r:id="rId19" w:history="1">
               <w:r>
                 <w:rPr>
                   <w:rStyle w:val="Hyperlink"/>
                   <w:rFonts w:ascii="Arial" w:eastAsiaTheme="majorEastAsia" w:hAnsi="Arial" w:cs="Arial"/>
+                  <w:color w:val="auto"/>
+                </w:rPr>
+                <w:t>https://github.com/iuricode/readme-template</w:t>
+              </w:r>
+            </w:hyperlink>
+            <w:r>
+              <w:rPr>
+                <w:rFonts w:ascii="Arial" w:hAnsi="Arial" w:cs="Arial"/>
+              </w:rPr>
+              <w:t>. Acesso em: 7 maio 2026.</w:t>
+            </w:r>
+          </w:p>
+          <w:p>
+            <w:pPr>
+              <w:pStyle w:val="NormalWeb"/>
+              <w:spacing w:line="360" w:lineRule="auto"/>
+              <w:jc w:val="both"/>
+              <w:rPr>
+                <w:rFonts w:ascii="Arial" w:hAnsi="Arial" w:cs="Arial"/>
+              </w:rPr>
+            </w:pPr>
+            <w:r>
+              <w:rPr>
+                <w:rFonts w:ascii="Arial" w:hAnsi="Arial" w:cs="Arial"/>
+              </w:rPr>
+              <w:t xml:space="preserve">MASSACHUSETTS INSTITUTE OF TECHNOLOGY. </w:t>
+            </w:r>
+            <w:r>
+              <w:rPr>
+                <w:rFonts w:ascii="Arial" w:hAnsi="Arial" w:cs="Arial"/>
+                <w:b/>
+                <w:bCs/>
+              </w:rPr>
+              <w:t xml:space="preserve">Data </w:t>
+            </w:r>
+            <w:proofErr w:type="spellStart"/>
+            <w:r>
+              <w:rPr>
+                <w:rFonts w:ascii="Arial" w:hAnsi="Arial" w:cs="Arial"/>
+                <w:b/>
+                <w:bCs/>
+              </w:rPr>
+              <w:t>Breach</w:t>
+            </w:r>
+            <w:proofErr w:type="spellEnd"/>
+            <w:r>
+              <w:rPr>
+                <w:rFonts w:ascii="Arial" w:hAnsi="Arial" w:cs="Arial"/>
+                <w:b/>
+                <w:bCs/>
+              </w:rPr>
+              <w:t xml:space="preserve"> Report</w:t>
+            </w:r>
+            <w:r>
+              <w:rPr>
+                <w:rFonts w:ascii="Arial" w:hAnsi="Arial" w:cs="Arial"/>
+              </w:rPr>
+              <w:t>. Cambridge: MIT, 2024.</w:t>
+            </w:r>
+          </w:p>
+          <w:p>
+            <w:pPr>
+              <w:pStyle w:val="NormalWeb"/>
+              <w:spacing w:line="360" w:lineRule="auto"/>
+              <w:jc w:val="both"/>
+              <w:rPr>
+                <w:rFonts w:ascii="Arial" w:hAnsi="Arial" w:cs="Arial"/>
+              </w:rPr>
+            </w:pPr>
+            <w:r>
+              <w:rPr>
+                <w:rFonts w:ascii="Arial" w:hAnsi="Arial" w:cs="Arial"/>
+              </w:rPr>
+              <w:t xml:space="preserve">PESQUISA GAME BRASIL. </w:t>
+            </w:r>
+            <w:r>
+              <w:rPr>
+                <w:rFonts w:ascii="Arial" w:hAnsi="Arial" w:cs="Arial"/>
+                <w:b/>
+                <w:bCs/>
+              </w:rPr>
+              <w:t>Pesquisa Game Brasil 2025</w:t>
+            </w:r>
+            <w:r>
+              <w:rPr>
+                <w:rFonts w:ascii="Arial" w:hAnsi="Arial" w:cs="Arial"/>
+              </w:rPr>
+              <w:t>. São Paulo: PGB, 2025.</w:t>
+            </w:r>
+          </w:p>
+          <w:p>
+            <w:pPr>
+              <w:pStyle w:val="NormalWeb"/>
+              <w:spacing w:line="360" w:lineRule="auto"/>
+              <w:jc w:val="both"/>
+              <w:rPr>
+                <w:rFonts w:ascii="Arial" w:hAnsi="Arial" w:cs="Arial"/>
+              </w:rPr>
+            </w:pPr>
+            <w:r>
+              <w:rPr>
+                <w:rFonts w:ascii="Arial" w:hAnsi="Arial" w:cs="Arial"/>
+              </w:rPr>
+              <w:t xml:space="preserve">NAUGHTY DOG. </w:t>
+            </w:r>
+            <w:r>
+              <w:rPr>
+                <w:rStyle w:val="nfase"/>
+                <w:rFonts w:ascii="Arial" w:eastAsiaTheme="majorEastAsia" w:hAnsi="Arial" w:cs="Arial"/>
+              </w:rPr>
+              <w:t xml:space="preserve">The </w:t>
+            </w:r>
+            <w:proofErr w:type="spellStart"/>
+            <w:r>
+              <w:rPr>
+                <w:rStyle w:val="nfase"/>
+                <w:rFonts w:ascii="Arial" w:eastAsiaTheme="majorEastAsia" w:hAnsi="Arial" w:cs="Arial"/>
+              </w:rPr>
+              <w:t>Last</w:t>
+            </w:r>
+            <w:proofErr w:type="spellEnd"/>
+            <w:r>
+              <w:rPr>
+                <w:rStyle w:val="nfase"/>
+                <w:rFonts w:ascii="Arial" w:eastAsiaTheme="majorEastAsia" w:hAnsi="Arial" w:cs="Arial"/>
+              </w:rPr>
+              <w:t xml:space="preserve"> </w:t>
+            </w:r>
+            <w:proofErr w:type="spellStart"/>
+            <w:r>
+              <w:rPr>
+                <w:rStyle w:val="nfase"/>
+                <w:rFonts w:ascii="Arial" w:eastAsiaTheme="majorEastAsia" w:hAnsi="Arial" w:cs="Arial"/>
+              </w:rPr>
+              <w:t>of</w:t>
+            </w:r>
+            <w:proofErr w:type="spellEnd"/>
+            <w:r>
+              <w:rPr>
+                <w:rStyle w:val="nfase"/>
+                <w:rFonts w:ascii="Arial" w:eastAsiaTheme="majorEastAsia" w:hAnsi="Arial" w:cs="Arial"/>
+              </w:rPr>
+              <w:t xml:space="preserve"> Us Part II – </w:t>
+            </w:r>
+            <w:proofErr w:type="spellStart"/>
+            <w:r>
+              <w:rPr>
+                <w:rStyle w:val="nfase"/>
+                <w:rFonts w:ascii="Arial" w:eastAsiaTheme="majorEastAsia" w:hAnsi="Arial" w:cs="Arial"/>
+              </w:rPr>
+              <w:t>Accessibility</w:t>
+            </w:r>
+            <w:proofErr w:type="spellEnd"/>
+            <w:r>
+              <w:rPr>
+                <w:rStyle w:val="nfase"/>
+                <w:rFonts w:ascii="Arial" w:eastAsiaTheme="majorEastAsia" w:hAnsi="Arial" w:cs="Arial"/>
+              </w:rPr>
+              <w:t xml:space="preserve"> Features</w:t>
+            </w:r>
+            <w:r>
+              <w:rPr>
+                <w:rFonts w:ascii="Arial" w:hAnsi="Arial" w:cs="Arial"/>
+              </w:rPr>
+              <w:t xml:space="preserve">. Sony </w:t>
+            </w:r>
+            <w:proofErr w:type="spellStart"/>
+            <w:r>
+              <w:rPr>
+                <w:rFonts w:ascii="Arial" w:hAnsi="Arial" w:cs="Arial"/>
+              </w:rPr>
+              <w:t>Interactive</w:t>
+            </w:r>
+            <w:proofErr w:type="spellEnd"/>
+            <w:r>
+              <w:rPr>
+                <w:rFonts w:ascii="Arial" w:hAnsi="Arial" w:cs="Arial"/>
+              </w:rPr>
+              <w:t xml:space="preserve"> </w:t>
+            </w:r>
+            <w:proofErr w:type="spellStart"/>
+            <w:r>
+              <w:rPr>
+                <w:rFonts w:ascii="Arial" w:hAnsi="Arial" w:cs="Arial"/>
+              </w:rPr>
+              <w:t>Entertainment</w:t>
+            </w:r>
+            <w:proofErr w:type="spellEnd"/>
+            <w:r>
+              <w:rPr>
+                <w:rFonts w:ascii="Arial" w:hAnsi="Arial" w:cs="Arial"/>
+              </w:rPr>
+              <w:t>, 2020.</w:t>
+            </w:r>
+          </w:p>
+          <w:p>
+            <w:pPr>
+              <w:pStyle w:val="NormalWeb"/>
+              <w:spacing w:line="360" w:lineRule="auto"/>
+              <w:jc w:val="both"/>
+              <w:rPr>
+                <w:rFonts w:ascii="Arial" w:hAnsi="Arial" w:cs="Arial"/>
+              </w:rPr>
+            </w:pPr>
+            <w:r>
+              <w:rPr>
+                <w:rFonts w:ascii="Arial" w:hAnsi="Arial" w:cs="Arial"/>
+              </w:rPr>
+              <w:t xml:space="preserve">NINTENDO. </w:t>
+            </w:r>
+            <w:proofErr w:type="spellStart"/>
+            <w:r>
+              <w:rPr>
+                <w:rStyle w:val="nfase"/>
+                <w:rFonts w:ascii="Arial" w:eastAsiaTheme="majorEastAsia" w:hAnsi="Arial" w:cs="Arial"/>
+              </w:rPr>
+              <w:t>Nintendo's</w:t>
+            </w:r>
+            <w:proofErr w:type="spellEnd"/>
+            <w:r>
+              <w:rPr>
+                <w:rStyle w:val="nfase"/>
+                <w:rFonts w:ascii="Arial" w:eastAsiaTheme="majorEastAsia" w:hAnsi="Arial" w:cs="Arial"/>
+              </w:rPr>
+              <w:t xml:space="preserve"> Approach </w:t>
+            </w:r>
+            <w:proofErr w:type="spellStart"/>
+            <w:r>
+              <w:rPr>
+                <w:rStyle w:val="nfase"/>
+                <w:rFonts w:ascii="Arial" w:eastAsiaTheme="majorEastAsia" w:hAnsi="Arial" w:cs="Arial"/>
+              </w:rPr>
+              <w:t>to</w:t>
+            </w:r>
+            <w:proofErr w:type="spellEnd"/>
+            <w:r>
+              <w:rPr>
+                <w:rStyle w:val="nfase"/>
+                <w:rFonts w:ascii="Arial" w:eastAsiaTheme="majorEastAsia" w:hAnsi="Arial" w:cs="Arial"/>
+              </w:rPr>
+              <w:t xml:space="preserve"> Online </w:t>
+            </w:r>
+            <w:proofErr w:type="spellStart"/>
+            <w:r>
+              <w:rPr>
+                <w:rStyle w:val="nfase"/>
+                <w:rFonts w:ascii="Arial" w:eastAsiaTheme="majorEastAsia" w:hAnsi="Arial" w:cs="Arial"/>
+              </w:rPr>
+              <w:t>Safety</w:t>
+            </w:r>
+            <w:proofErr w:type="spellEnd"/>
+            <w:r>
+              <w:rPr>
+                <w:rStyle w:val="nfase"/>
+                <w:rFonts w:ascii="Arial" w:eastAsiaTheme="majorEastAsia" w:hAnsi="Arial" w:cs="Arial"/>
+              </w:rPr>
+              <w:t xml:space="preserve"> </w:t>
+            </w:r>
+            <w:proofErr w:type="spellStart"/>
+            <w:r>
+              <w:rPr>
+                <w:rStyle w:val="nfase"/>
+                <w:rFonts w:ascii="Arial" w:eastAsiaTheme="majorEastAsia" w:hAnsi="Arial" w:cs="Arial"/>
+              </w:rPr>
+              <w:t>and</w:t>
+            </w:r>
+            <w:proofErr w:type="spellEnd"/>
+            <w:r>
+              <w:rPr>
+                <w:rStyle w:val="nfase"/>
+                <w:rFonts w:ascii="Arial" w:eastAsiaTheme="majorEastAsia" w:hAnsi="Arial" w:cs="Arial"/>
+              </w:rPr>
+              <w:t xml:space="preserve"> </w:t>
+            </w:r>
+            <w:proofErr w:type="spellStart"/>
+            <w:r>
+              <w:rPr>
+                <w:rStyle w:val="nfase"/>
+                <w:rFonts w:ascii="Arial" w:eastAsiaTheme="majorEastAsia" w:hAnsi="Arial" w:cs="Arial"/>
+              </w:rPr>
+              <w:t>Privacy</w:t>
+            </w:r>
+            <w:proofErr w:type="spellEnd"/>
+            <w:r>
+              <w:rPr>
+                <w:rFonts w:ascii="Arial" w:hAnsi="Arial" w:cs="Arial"/>
+              </w:rPr>
+              <w:t xml:space="preserve">. Disponível em: </w:t>
+            </w:r>
+            <w:hyperlink r:id="rId20" w:history="1">
+              <w:r>
+                <w:rPr>
+                  <w:rStyle w:val="Hyperlink"/>
+                  <w:rFonts w:ascii="Arial" w:eastAsiaTheme="majorEastAsia" w:hAnsi="Arial" w:cs="Arial"/>
+                  <w:color w:val="auto"/>
+                </w:rPr>
+                <w:t>https://www.nintendo.com/</w:t>
+              </w:r>
+            </w:hyperlink>
+            <w:r>
+              <w:rPr>
+                <w:rFonts w:ascii="Arial" w:hAnsi="Arial" w:cs="Arial"/>
+              </w:rPr>
+              <w:t>. Acesso em: maio 2026.</w:t>
+            </w:r>
+          </w:p>
+          <w:p>
+            <w:pPr>
+              <w:pStyle w:val="NormalWeb"/>
+              <w:spacing w:line="360" w:lineRule="auto"/>
+              <w:jc w:val="both"/>
+              <w:rPr>
+                <w:rFonts w:ascii="Arial" w:hAnsi="Arial" w:cs="Arial"/>
+              </w:rPr>
+            </w:pPr>
+            <w:r>
+              <w:rPr>
+                <w:rFonts w:ascii="Arial" w:hAnsi="Arial" w:cs="Arial"/>
+              </w:rPr>
+              <w:t xml:space="preserve">SILICON &amp; SYNAPSE. </w:t>
+            </w:r>
+            <w:r>
+              <w:rPr>
+                <w:rStyle w:val="nfase"/>
+                <w:rFonts w:ascii="Arial" w:eastAsiaTheme="majorEastAsia" w:hAnsi="Arial" w:cs="Arial"/>
+              </w:rPr>
+              <w:t xml:space="preserve">Rock 'n' </w:t>
+            </w:r>
+            <w:proofErr w:type="spellStart"/>
+            <w:r>
+              <w:rPr>
+                <w:rStyle w:val="nfase"/>
+                <w:rFonts w:ascii="Arial" w:eastAsiaTheme="majorEastAsia" w:hAnsi="Arial" w:cs="Arial"/>
+              </w:rPr>
+              <w:t>Roll</w:t>
+            </w:r>
+            <w:proofErr w:type="spellEnd"/>
+            <w:r>
+              <w:rPr>
+                <w:rStyle w:val="nfase"/>
+                <w:rFonts w:ascii="Arial" w:eastAsiaTheme="majorEastAsia" w:hAnsi="Arial" w:cs="Arial"/>
+              </w:rPr>
+              <w:t xml:space="preserve"> Racing</w:t>
+            </w:r>
+            <w:r>
+              <w:rPr>
+                <w:rFonts w:ascii="Arial" w:hAnsi="Arial" w:cs="Arial"/>
+              </w:rPr>
+              <w:t xml:space="preserve">. Publicado por </w:t>
+            </w:r>
+            <w:proofErr w:type="spellStart"/>
+            <w:r>
+              <w:rPr>
+                <w:rFonts w:ascii="Arial" w:hAnsi="Arial" w:cs="Arial"/>
+              </w:rPr>
+              <w:t>Interplay</w:t>
+            </w:r>
+            <w:proofErr w:type="spellEnd"/>
+            <w:r>
+              <w:rPr>
+                <w:rFonts w:ascii="Arial" w:hAnsi="Arial" w:cs="Arial"/>
+              </w:rPr>
+              <w:t xml:space="preserve"> Productions. Super Nintendo </w:t>
+            </w:r>
+            <w:proofErr w:type="spellStart"/>
+            <w:r>
+              <w:rPr>
+                <w:rFonts w:ascii="Arial" w:hAnsi="Arial" w:cs="Arial"/>
+              </w:rPr>
+              <w:t>Entertainment</w:t>
+            </w:r>
+            <w:proofErr w:type="spellEnd"/>
+            <w:r>
+              <w:rPr>
+                <w:rFonts w:ascii="Arial" w:hAnsi="Arial" w:cs="Arial"/>
+              </w:rPr>
+              <w:t xml:space="preserve"> System, 1993. 1 jogo eletrônico.</w:t>
+            </w:r>
+          </w:p>
+          <w:p>
+            <w:pPr>
+              <w:pStyle w:val="NormalWeb"/>
+              <w:spacing w:line="360" w:lineRule="auto"/>
+              <w:jc w:val="both"/>
+              <w:rPr>
+                <w:rFonts w:ascii="Arial" w:hAnsi="Arial" w:cs="Arial"/>
+              </w:rPr>
+            </w:pPr>
+            <w:r>
+              <w:rPr>
+                <w:rFonts w:ascii="Arial" w:hAnsi="Arial" w:cs="Arial"/>
+              </w:rPr>
+              <w:t xml:space="preserve">SINGLETRAC; SONY INTERACTIVE STUDIOS AMERICA. </w:t>
+            </w:r>
+            <w:proofErr w:type="spellStart"/>
+            <w:r>
+              <w:rPr>
+                <w:rStyle w:val="nfase"/>
+                <w:rFonts w:ascii="Arial" w:eastAsiaTheme="majorEastAsia" w:hAnsi="Arial" w:cs="Arial"/>
+              </w:rPr>
+              <w:t>Twisted</w:t>
+            </w:r>
+            <w:proofErr w:type="spellEnd"/>
+            <w:r>
+              <w:rPr>
+                <w:rStyle w:val="nfase"/>
+                <w:rFonts w:ascii="Arial" w:eastAsiaTheme="majorEastAsia" w:hAnsi="Arial" w:cs="Arial"/>
+              </w:rPr>
+              <w:t xml:space="preserve"> Metal</w:t>
+            </w:r>
+            <w:r>
+              <w:rPr>
+                <w:rFonts w:ascii="Arial" w:hAnsi="Arial" w:cs="Arial"/>
+              </w:rPr>
+              <w:t xml:space="preserve">. Publicado por Sony Computer </w:t>
+            </w:r>
+            <w:proofErr w:type="spellStart"/>
+            <w:r>
+              <w:rPr>
+                <w:rFonts w:ascii="Arial" w:hAnsi="Arial" w:cs="Arial"/>
+              </w:rPr>
+              <w:t>Entertainment</w:t>
+            </w:r>
+            <w:proofErr w:type="spellEnd"/>
+            <w:r>
+              <w:rPr>
+                <w:rFonts w:ascii="Arial" w:hAnsi="Arial" w:cs="Arial"/>
+              </w:rPr>
+              <w:t>. PlayStation, 1995. 1 jogo eletrônico.</w:t>
+            </w:r>
+          </w:p>
+          <w:p>
+            <w:pPr>
+              <w:pStyle w:val="NormalWeb"/>
+              <w:spacing w:line="360" w:lineRule="auto"/>
+              <w:jc w:val="both"/>
+              <w:rPr>
+                <w:rFonts w:ascii="Arial" w:hAnsi="Arial" w:cs="Arial"/>
+              </w:rPr>
+            </w:pPr>
+            <w:r>
+              <w:rPr>
+                <w:rFonts w:ascii="Arial" w:hAnsi="Arial" w:cs="Arial"/>
+              </w:rPr>
+              <w:t xml:space="preserve">TOPTAL. </w:t>
+            </w:r>
+            <w:proofErr w:type="spellStart"/>
+            <w:r>
+              <w:rPr>
+                <w:rStyle w:val="nfase"/>
+                <w:rFonts w:ascii="Arial" w:eastAsiaTheme="majorEastAsia" w:hAnsi="Arial" w:cs="Arial"/>
+              </w:rPr>
+              <w:t>Gitignore</w:t>
+            </w:r>
+            <w:proofErr w:type="spellEnd"/>
+            <w:r>
+              <w:rPr>
+                <w:rStyle w:val="nfase"/>
+                <w:rFonts w:ascii="Arial" w:eastAsiaTheme="majorEastAsia" w:hAnsi="Arial" w:cs="Arial"/>
+              </w:rPr>
+              <w:t xml:space="preserve"> </w:t>
+            </w:r>
+            <w:proofErr w:type="spellStart"/>
+            <w:r>
+              <w:rPr>
+                <w:rStyle w:val="nfase"/>
+                <w:rFonts w:ascii="Arial" w:eastAsiaTheme="majorEastAsia" w:hAnsi="Arial" w:cs="Arial"/>
+              </w:rPr>
+              <w:t>Generator</w:t>
+            </w:r>
+            <w:proofErr w:type="spellEnd"/>
+            <w:r>
+              <w:rPr>
+                <w:rFonts w:ascii="Arial" w:hAnsi="Arial" w:cs="Arial"/>
+              </w:rPr>
+              <w:t xml:space="preserve">. Disponível em: </w:t>
+            </w:r>
+            <w:hyperlink r:id="rId21" w:history="1">
+              <w:r>
+                <w:rPr>
+                  <w:rStyle w:val="Hyperlink"/>
+                  <w:rFonts w:ascii="Arial" w:eastAsiaTheme="majorEastAsia" w:hAnsi="Arial" w:cs="Arial"/>
+                  <w:color w:val="auto"/>
+                </w:rPr>
+                <w:t>https://www.toptal.com/developers/gitignore</w:t>
+              </w:r>
+            </w:hyperlink>
+            <w:r>
+              <w:rPr>
+                <w:rFonts w:ascii="Arial" w:hAnsi="Arial" w:cs="Arial"/>
+              </w:rPr>
+              <w:t>. Acesso em: 7 maio 2026.</w:t>
+            </w:r>
+          </w:p>
+          <w:p>
+            <w:pPr>
+              <w:pStyle w:val="NormalWeb"/>
+              <w:spacing w:line="360" w:lineRule="auto"/>
+              <w:jc w:val="both"/>
+              <w:rPr>
+                <w:rFonts w:ascii="Arial" w:hAnsi="Arial" w:cs="Arial"/>
+              </w:rPr>
+            </w:pPr>
+            <w:r>
+              <w:rPr>
+                <w:rFonts w:ascii="Arial" w:hAnsi="Arial" w:cs="Arial"/>
+              </w:rPr>
+              <w:t xml:space="preserve">UNITY TECHNOLOGIES. </w:t>
+            </w:r>
+            <w:r>
+              <w:rPr>
+                <w:rStyle w:val="nfase"/>
+                <w:rFonts w:ascii="Arial" w:eastAsiaTheme="majorEastAsia" w:hAnsi="Arial" w:cs="Arial"/>
+              </w:rPr>
+              <w:t xml:space="preserve">Unity </w:t>
+            </w:r>
+            <w:proofErr w:type="spellStart"/>
+            <w:r>
+              <w:rPr>
+                <w:rStyle w:val="nfase"/>
+                <w:rFonts w:ascii="Arial" w:eastAsiaTheme="majorEastAsia" w:hAnsi="Arial" w:cs="Arial"/>
+              </w:rPr>
+              <w:t>Engine</w:t>
+            </w:r>
+            <w:proofErr w:type="spellEnd"/>
+            <w:r>
+              <w:rPr>
+                <w:rFonts w:ascii="Arial" w:hAnsi="Arial" w:cs="Arial"/>
+              </w:rPr>
+              <w:t xml:space="preserve">. San Francisco: Unity Technologies, 2005. Disponível em: </w:t>
+            </w:r>
+            <w:hyperlink r:id="rId22" w:history="1">
+              <w:r>
+                <w:rPr>
+                  <w:rStyle w:val="Hyperlink"/>
+                  <w:rFonts w:ascii="Arial" w:eastAsiaTheme="majorEastAsia" w:hAnsi="Arial" w:cs="Arial"/>
+                  <w:color w:val="auto"/>
+                </w:rPr>
+                <w:t>https://unity.com</w:t>
+              </w:r>
+            </w:hyperlink>
+            <w:r>
+              <w:rPr>
+                <w:rFonts w:ascii="Arial" w:hAnsi="Arial" w:cs="Arial"/>
+              </w:rPr>
+              <w:t>. Acesso em: 27 mar. 2026.</w:t>
+            </w:r>
+          </w:p>
+          <w:p>
+            <w:pPr>
+              <w:pStyle w:val="NormalWeb"/>
+              <w:spacing w:line="360" w:lineRule="auto"/>
+              <w:jc w:val="both"/>
+              <w:rPr>
+                <w:rFonts w:ascii="Arial" w:hAnsi="Arial" w:cs="Arial"/>
+              </w:rPr>
+            </w:pPr>
+            <w:r>
+              <w:rPr>
+                <w:rFonts w:ascii="Arial" w:hAnsi="Arial" w:cs="Arial"/>
+              </w:rPr>
+              <w:t xml:space="preserve">YGGBRASIL EDUCAÇÃO DO FUTURO. </w:t>
+            </w:r>
+            <w:r>
+              <w:rPr>
+                <w:rStyle w:val="nfase"/>
+                <w:rFonts w:ascii="Arial" w:eastAsiaTheme="majorEastAsia" w:hAnsi="Arial" w:cs="Arial"/>
+              </w:rPr>
+              <w:t>Criando um projeto com Unity 6</w:t>
+            </w:r>
+            <w:r>
+              <w:rPr>
+                <w:rFonts w:ascii="Arial" w:hAnsi="Arial" w:cs="Arial"/>
+              </w:rPr>
+              <w:t>. [</w:t>
+            </w:r>
+            <w:proofErr w:type="spellStart"/>
+            <w:r>
+              <w:rPr>
+                <w:rFonts w:ascii="Arial" w:hAnsi="Arial" w:cs="Arial"/>
+              </w:rPr>
+              <w:t>S.l</w:t>
+            </w:r>
+            <w:proofErr w:type="spellEnd"/>
+            <w:r>
+              <w:rPr>
+                <w:rFonts w:ascii="Arial" w:hAnsi="Arial" w:cs="Arial"/>
+              </w:rPr>
+              <w:t xml:space="preserve">.]: YouTube, 2025. Disponível em: </w:t>
+            </w:r>
+            <w:hyperlink r:id="rId23" w:history="1">
+              <w:r>
+                <w:rPr>
+                  <w:rStyle w:val="Hyperlink"/>
+                  <w:rFonts w:ascii="Arial" w:eastAsiaTheme="majorEastAsia" w:hAnsi="Arial" w:cs="Arial"/>
+                  <w:color w:val="auto"/>
                 </w:rPr>
                 <w:t>https://www.youtube.com/watch?v=TBUJWUvc1Eg</w:t>
               </w:r>
@@ -5069,7 +6271,6 @@
               <w:jc w:val="both"/>
               <w:rPr>
                 <w:rFonts w:ascii="Arial" w:eastAsia="Arial" w:hAnsi="Arial" w:cs="Arial"/>
-                <w:color w:val="1F4E79"/>
                 <w:sz w:val="24"/>
                 <w:szCs w:val="24"/>
               </w:rPr>
@@ -5092,691 +6293,6 @@
     </w:p>
     <w:p>
       <w:pPr>
-        <w:spacing w:after="0" w:line="360" w:lineRule="auto"/>
-        <w:jc w:val="both"/>
-        <w:rPr>
-          <w:rFonts w:ascii="Arial" w:eastAsia="Arial" w:hAnsi="Arial" w:cs="Arial"/>
-          <w:b/>
-          <w:sz w:val="24"/>
-          <w:szCs w:val="24"/>
-        </w:rPr>
-      </w:pPr>
-      <w:r>
-        <w:rPr>
-          <w:rFonts w:ascii="Arial" w:eastAsia="Arial" w:hAnsi="Arial" w:cs="Arial"/>
-          <w:b/>
-          <w:sz w:val="24"/>
-          <w:szCs w:val="24"/>
-        </w:rPr>
-        <w:t>ANEXO</w:t>
-      </w:r>
-      <w:r>
-        <w:rPr>
-          <w:rFonts w:ascii="Arial" w:eastAsia="Arial" w:hAnsi="Arial" w:cs="Arial"/>
-          <w:b/>
-          <w:sz w:val="24"/>
-          <w:szCs w:val="24"/>
-        </w:rPr>
-        <w:t>S</w:t>
-      </w:r>
-    </w:p>
-    <w:p>
-      <w:pPr>
-        <w:spacing w:after="0" w:line="360" w:lineRule="auto"/>
-        <w:jc w:val="both"/>
-        <w:rPr>
-          <w:rFonts w:ascii="Arial" w:eastAsia="Arial" w:hAnsi="Arial" w:cs="Arial"/>
-          <w:b/>
-          <w:sz w:val="24"/>
-          <w:szCs w:val="24"/>
-        </w:rPr>
-      </w:pPr>
-    </w:p>
-    <w:tbl>
-      <w:tblPr>
-        <w:tblW w:w="9345" w:type="dxa"/>
-        <w:tblBorders>
-          <w:top w:val="single" w:sz="4" w:space="0" w:color="000000"/>
-          <w:left w:val="single" w:sz="4" w:space="0" w:color="000000"/>
-          <w:bottom w:val="single" w:sz="4" w:space="0" w:color="000000"/>
-          <w:right w:val="single" w:sz="4" w:space="0" w:color="000000"/>
-          <w:insideH w:val="single" w:sz="4" w:space="0" w:color="000000"/>
-          <w:insideV w:val="single" w:sz="4" w:space="0" w:color="000000"/>
-        </w:tblBorders>
-        <w:tblLayout w:type="fixed"/>
-        <w:tblLook w:val="0400" w:firstRow="0" w:lastRow="0" w:firstColumn="0" w:lastColumn="0" w:noHBand="0" w:noVBand="1"/>
-      </w:tblPr>
-      <w:tblGrid>
-        <w:gridCol w:w="9345"/>
-      </w:tblGrid>
-      <w:tr>
-        <w:tc>
-          <w:tcPr>
-            <w:tcW w:w="9345" w:type="dxa"/>
-          </w:tcPr>
-          <w:p>
-            <w:pPr>
-              <w:spacing w:line="360" w:lineRule="auto"/>
-              <w:jc w:val="both"/>
-              <w:rPr>
-                <w:rFonts w:ascii="Arial" w:eastAsia="Arial" w:hAnsi="Arial" w:cs="Arial"/>
-                <w:color w:val="0C3512" w:themeColor="accent3" w:themeShade="80"/>
-                <w:sz w:val="24"/>
-                <w:szCs w:val="24"/>
-                <w:highlight w:val="white"/>
-              </w:rPr>
-            </w:pPr>
-            <w:r>
-              <w:rPr>
-                <w:rFonts w:ascii="Arial" w:eastAsia="Arial" w:hAnsi="Arial" w:cs="Arial"/>
-                <w:color w:val="0C3512" w:themeColor="accent3" w:themeShade="80"/>
-                <w:sz w:val="24"/>
-                <w:szCs w:val="24"/>
-                <w:highlight w:val="white"/>
-              </w:rPr>
-              <w:t>Links disponíveis para acesso e download:</w:t>
-            </w:r>
-          </w:p>
-          <w:p>
-            <w:pPr>
-              <w:pStyle w:val="PargrafodaLista"/>
-              <w:numPr>
-                <w:ilvl w:val="0"/>
-                <w:numId w:val="5"/>
-              </w:numPr>
-              <w:spacing w:after="0" w:line="360" w:lineRule="auto"/>
-              <w:jc w:val="both"/>
-              <w:rPr>
-                <w:rFonts w:ascii="Arial" w:eastAsia="Times New Roman" w:hAnsi="Arial" w:cs="Arial"/>
-                <w:sz w:val="24"/>
-                <w:szCs w:val="24"/>
-                <w:lang w:eastAsia="pt-BR"/>
-              </w:rPr>
-            </w:pPr>
-            <w:r>
-              <w:rPr>
-                <w:rFonts w:ascii="Arial" w:eastAsia="Times New Roman" w:hAnsi="Arial" w:cs="Arial"/>
-                <w:sz w:val="24"/>
-                <w:szCs w:val="24"/>
-                <w:lang w:eastAsia="pt-BR"/>
-              </w:rPr>
-              <w:t>Atribuições</w:t>
-            </w:r>
-            <w:r>
-              <w:rPr>
-                <w:rFonts w:ascii="Arial" w:eastAsia="Times New Roman" w:hAnsi="Arial" w:cs="Arial"/>
-                <w:sz w:val="24"/>
-                <w:szCs w:val="24"/>
-                <w:lang w:eastAsia="pt-BR"/>
-              </w:rPr>
-              <w:t xml:space="preserve"> do Projeto: </w:t>
-            </w:r>
-            <w:hyperlink r:id="rId20" w:tgtFrame="_new" w:history="1">
-              <w:r>
-                <w:rPr>
-                  <w:rFonts w:ascii="Arial" w:eastAsia="Times New Roman" w:hAnsi="Arial" w:cs="Arial"/>
-                  <w:color w:val="0000FF"/>
-                  <w:sz w:val="24"/>
-                  <w:szCs w:val="24"/>
-                  <w:u w:val="single"/>
-                  <w:lang w:eastAsia="pt-BR"/>
-                </w:rPr>
-                <w:t>https://bit.ly/atribuicoes-jogos-digitais</w:t>
-              </w:r>
-            </w:hyperlink>
-            <w:r>
-              <w:rPr>
-                <w:rFonts w:ascii="Arial" w:eastAsia="Times New Roman" w:hAnsi="Arial" w:cs="Arial"/>
-                <w:sz w:val="24"/>
-                <w:szCs w:val="24"/>
-                <w:lang w:eastAsia="pt-BR"/>
-              </w:rPr>
-              <w:t xml:space="preserve"> </w:t>
-            </w:r>
-          </w:p>
-          <w:p>
-            <w:pPr>
-              <w:pStyle w:val="PargrafodaLista"/>
-              <w:numPr>
-                <w:ilvl w:val="0"/>
-                <w:numId w:val="5"/>
-              </w:numPr>
-              <w:spacing w:line="360" w:lineRule="auto"/>
-              <w:jc w:val="both"/>
-              <w:rPr>
-                <w:rFonts w:ascii="Arial" w:eastAsia="Arial" w:hAnsi="Arial" w:cs="Arial"/>
-                <w:color w:val="0C3512" w:themeColor="accent3" w:themeShade="80"/>
-                <w:sz w:val="24"/>
-                <w:szCs w:val="24"/>
-              </w:rPr>
-            </w:pPr>
-            <w:r>
-              <w:rPr>
-                <w:rFonts w:ascii="Arial" w:eastAsia="Times New Roman" w:hAnsi="Arial" w:cs="Arial"/>
-                <w:sz w:val="24"/>
-                <w:szCs w:val="24"/>
-                <w:lang w:eastAsia="pt-BR"/>
-              </w:rPr>
-              <w:t xml:space="preserve">Artigo Científico - Implicações Éticas do Uso de Algoritmos de Retenção pela Indústria de Jogos Digitais no Isolamento Social de Jogadores: </w:t>
-            </w:r>
-            <w:hyperlink r:id="rId21" w:tgtFrame="_new" w:history="1">
-              <w:r>
-                <w:rPr>
-                  <w:rFonts w:ascii="Arial" w:eastAsia="Times New Roman" w:hAnsi="Arial" w:cs="Arial"/>
-                  <w:color w:val="0000FF"/>
-                  <w:sz w:val="24"/>
-                  <w:szCs w:val="24"/>
-                  <w:u w:val="single"/>
-                  <w:lang w:eastAsia="pt-BR"/>
-                </w:rPr>
-                <w:t>https://bit.ly/artigo-etica-cadd</w:t>
-              </w:r>
-            </w:hyperlink>
-          </w:p>
-          <w:p>
-            <w:pPr>
-              <w:pStyle w:val="PargrafodaLista"/>
-              <w:numPr>
-                <w:ilvl w:val="0"/>
-                <w:numId w:val="5"/>
-              </w:numPr>
-              <w:spacing w:line="360" w:lineRule="auto"/>
-              <w:jc w:val="both"/>
-              <w:rPr>
-                <w:rFonts w:ascii="Arial" w:eastAsia="Arial" w:hAnsi="Arial" w:cs="Arial"/>
-                <w:color w:val="0C3512" w:themeColor="accent3" w:themeShade="80"/>
-                <w:sz w:val="24"/>
-                <w:szCs w:val="24"/>
-              </w:rPr>
-            </w:pPr>
-            <w:r>
-              <w:rPr>
-                <w:rFonts w:ascii="Arial" w:eastAsia="Times New Roman" w:hAnsi="Arial" w:cs="Arial"/>
-                <w:sz w:val="24"/>
-                <w:szCs w:val="24"/>
-                <w:lang w:eastAsia="pt-BR"/>
-              </w:rPr>
-              <w:t xml:space="preserve">Banner do Projeto: </w:t>
-            </w:r>
-            <w:hyperlink r:id="rId22" w:tgtFrame="_new" w:history="1">
-              <w:r>
-                <w:rPr>
-                  <w:rFonts w:ascii="Arial" w:eastAsia="Times New Roman" w:hAnsi="Arial" w:cs="Arial"/>
-                  <w:color w:val="0000FF"/>
-                  <w:sz w:val="24"/>
-                  <w:szCs w:val="24"/>
-                  <w:u w:val="single"/>
-                  <w:lang w:eastAsia="pt-BR"/>
-                </w:rPr>
-                <w:t>https://bit.ly/fecap-cadd-banner</w:t>
-              </w:r>
-            </w:hyperlink>
-            <w:r>
-              <w:rPr>
-                <w:rFonts w:ascii="Arial" w:eastAsia="Times New Roman" w:hAnsi="Arial" w:cs="Arial"/>
-                <w:sz w:val="24"/>
-                <w:szCs w:val="24"/>
-                <w:lang w:eastAsia="pt-BR"/>
-              </w:rPr>
-              <w:t xml:space="preserve"> </w:t>
-            </w:r>
-          </w:p>
-          <w:p>
-            <w:pPr>
-              <w:pStyle w:val="PargrafodaLista"/>
-              <w:numPr>
-                <w:ilvl w:val="0"/>
-                <w:numId w:val="5"/>
-              </w:numPr>
-              <w:spacing w:after="0" w:line="360" w:lineRule="auto"/>
-              <w:jc w:val="both"/>
-              <w:rPr>
-                <w:rFonts w:ascii="Arial" w:eastAsia="Times New Roman" w:hAnsi="Arial" w:cs="Arial"/>
-                <w:sz w:val="24"/>
-                <w:szCs w:val="24"/>
-                <w:lang w:eastAsia="pt-BR"/>
-              </w:rPr>
-            </w:pPr>
-            <w:r>
-              <w:rPr>
-                <w:rFonts w:ascii="Arial" w:eastAsia="Times New Roman" w:hAnsi="Arial" w:cs="Arial"/>
-                <w:sz w:val="24"/>
-                <w:szCs w:val="24"/>
-                <w:lang w:eastAsia="pt-BR"/>
-              </w:rPr>
-              <w:t xml:space="preserve">Cálculos e Desafios - Lógica do Jogo: </w:t>
-            </w:r>
-            <w:hyperlink r:id="rId23" w:tgtFrame="_new" w:history="1">
-              <w:r>
-                <w:rPr>
-                  <w:rFonts w:ascii="Arial" w:eastAsia="Times New Roman" w:hAnsi="Arial" w:cs="Arial"/>
-                  <w:color w:val="0000FF"/>
-                  <w:sz w:val="24"/>
-                  <w:szCs w:val="24"/>
-                  <w:u w:val="single"/>
-                  <w:lang w:eastAsia="pt-BR"/>
-                </w:rPr>
-                <w:t>https://bit.ly/calculo_cadd</w:t>
-              </w:r>
-            </w:hyperlink>
-            <w:r>
-              <w:rPr>
-                <w:rFonts w:ascii="Arial" w:eastAsia="Times New Roman" w:hAnsi="Arial" w:cs="Arial"/>
-                <w:sz w:val="24"/>
-                <w:szCs w:val="24"/>
-                <w:lang w:eastAsia="pt-BR"/>
-              </w:rPr>
-              <w:t xml:space="preserve"> </w:t>
-            </w:r>
-          </w:p>
-          <w:p>
-            <w:pPr>
-              <w:pStyle w:val="PargrafodaLista"/>
-              <w:numPr>
-                <w:ilvl w:val="0"/>
-                <w:numId w:val="5"/>
-              </w:numPr>
-              <w:spacing w:after="0" w:line="360" w:lineRule="auto"/>
-              <w:jc w:val="both"/>
-              <w:rPr>
-                <w:rFonts w:ascii="Arial" w:eastAsia="Times New Roman" w:hAnsi="Arial" w:cs="Arial"/>
-                <w:sz w:val="24"/>
-                <w:szCs w:val="24"/>
-                <w:lang w:eastAsia="pt-BR"/>
-              </w:rPr>
-            </w:pPr>
-            <w:r>
-              <w:rPr>
-                <w:rFonts w:ascii="Arial" w:eastAsia="Times New Roman" w:hAnsi="Arial" w:cs="Arial"/>
-                <w:sz w:val="24"/>
-                <w:szCs w:val="24"/>
-                <w:lang w:eastAsia="pt-BR"/>
-              </w:rPr>
-              <w:t xml:space="preserve">Configurações (Settings) do Projeto: </w:t>
-            </w:r>
-            <w:hyperlink r:id="rId24" w:tgtFrame="_new" w:history="1">
-              <w:r>
-                <w:rPr>
-                  <w:rFonts w:ascii="Arial" w:eastAsia="Times New Roman" w:hAnsi="Arial" w:cs="Arial"/>
-                  <w:color w:val="0000FF"/>
-                  <w:sz w:val="24"/>
-                  <w:szCs w:val="24"/>
-                  <w:u w:val="single"/>
-                  <w:lang w:eastAsia="pt-BR"/>
-                </w:rPr>
-                <w:t>https://bit.ly/pi-cadd-settings</w:t>
-              </w:r>
-            </w:hyperlink>
-            <w:r>
-              <w:rPr>
-                <w:rFonts w:ascii="Arial" w:eastAsia="Times New Roman" w:hAnsi="Arial" w:cs="Arial"/>
-                <w:sz w:val="24"/>
-                <w:szCs w:val="24"/>
-                <w:lang w:eastAsia="pt-BR"/>
-              </w:rPr>
-              <w:t xml:space="preserve"> </w:t>
-            </w:r>
-          </w:p>
-          <w:p>
-            <w:pPr>
-              <w:pStyle w:val="PargrafodaLista"/>
-              <w:numPr>
-                <w:ilvl w:val="0"/>
-                <w:numId w:val="5"/>
-              </w:numPr>
-              <w:spacing w:after="0" w:line="360" w:lineRule="auto"/>
-              <w:jc w:val="both"/>
-              <w:rPr>
-                <w:rFonts w:ascii="Arial" w:eastAsia="Times New Roman" w:hAnsi="Arial" w:cs="Arial"/>
-                <w:sz w:val="24"/>
-                <w:szCs w:val="24"/>
-                <w:lang w:eastAsia="pt-BR"/>
-              </w:rPr>
-            </w:pPr>
-            <w:r>
-              <w:rPr>
-                <w:rFonts w:ascii="Arial" w:eastAsia="Times New Roman" w:hAnsi="Arial" w:cs="Arial"/>
-                <w:sz w:val="24"/>
-                <w:szCs w:val="24"/>
-                <w:lang w:eastAsia="pt-BR"/>
-              </w:rPr>
-              <w:t xml:space="preserve">Foto do Jogo: </w:t>
-            </w:r>
-            <w:hyperlink r:id="rId25" w:tgtFrame="_new" w:history="1">
-              <w:r>
-                <w:rPr>
-                  <w:rFonts w:ascii="Arial" w:eastAsia="Times New Roman" w:hAnsi="Arial" w:cs="Arial"/>
-                  <w:color w:val="0000FF"/>
-                  <w:sz w:val="24"/>
-                  <w:szCs w:val="24"/>
-                  <w:u w:val="single"/>
-                  <w:lang w:eastAsia="pt-BR"/>
-                </w:rPr>
-                <w:t>https://bit.ly/urban-chase-photo</w:t>
-              </w:r>
-            </w:hyperlink>
-            <w:r>
-              <w:rPr>
-                <w:rFonts w:ascii="Arial" w:eastAsia="Times New Roman" w:hAnsi="Arial" w:cs="Arial"/>
-                <w:sz w:val="24"/>
-                <w:szCs w:val="24"/>
-                <w:lang w:eastAsia="pt-BR"/>
-              </w:rPr>
-              <w:t xml:space="preserve"> </w:t>
-            </w:r>
-          </w:p>
-          <w:p>
-            <w:pPr>
-              <w:pStyle w:val="PargrafodaLista"/>
-              <w:numPr>
-                <w:ilvl w:val="0"/>
-                <w:numId w:val="5"/>
-              </w:numPr>
-              <w:spacing w:after="0" w:line="360" w:lineRule="auto"/>
-              <w:jc w:val="both"/>
-              <w:rPr>
-                <w:rFonts w:ascii="Arial" w:eastAsia="Times New Roman" w:hAnsi="Arial" w:cs="Arial"/>
-                <w:sz w:val="24"/>
-                <w:szCs w:val="24"/>
-                <w:lang w:eastAsia="pt-BR"/>
-              </w:rPr>
-            </w:pPr>
-            <w:r>
-              <w:rPr>
-                <w:rFonts w:ascii="Arial" w:eastAsia="Times New Roman" w:hAnsi="Arial" w:cs="Arial"/>
-                <w:sz w:val="24"/>
-                <w:szCs w:val="24"/>
-                <w:lang w:eastAsia="pt-BR"/>
-              </w:rPr>
-              <w:t xml:space="preserve">Game Design Document (GDD): </w:t>
-            </w:r>
-            <w:hyperlink r:id="rId26" w:tgtFrame="_new" w:history="1">
-              <w:r>
-                <w:rPr>
-                  <w:rFonts w:ascii="Arial" w:eastAsia="Times New Roman" w:hAnsi="Arial" w:cs="Arial"/>
-                  <w:color w:val="0000FF"/>
-                  <w:sz w:val="24"/>
-                  <w:szCs w:val="24"/>
-                  <w:u w:val="single"/>
-                  <w:lang w:eastAsia="pt-BR"/>
-                </w:rPr>
-                <w:t>https://bit.ly/gdd-urban-chase</w:t>
-              </w:r>
-            </w:hyperlink>
-            <w:r>
-              <w:rPr>
-                <w:rFonts w:ascii="Arial" w:eastAsia="Times New Roman" w:hAnsi="Arial" w:cs="Arial"/>
-                <w:sz w:val="24"/>
-                <w:szCs w:val="24"/>
-                <w:lang w:eastAsia="pt-BR"/>
-              </w:rPr>
-              <w:t xml:space="preserve"> </w:t>
-            </w:r>
-          </w:p>
-          <w:p>
-            <w:pPr>
-              <w:pStyle w:val="PargrafodaLista"/>
-              <w:numPr>
-                <w:ilvl w:val="0"/>
-                <w:numId w:val="5"/>
-              </w:numPr>
-              <w:spacing w:after="0" w:line="360" w:lineRule="auto"/>
-              <w:jc w:val="both"/>
-              <w:rPr>
-                <w:rFonts w:ascii="Arial" w:eastAsia="Times New Roman" w:hAnsi="Arial" w:cs="Arial"/>
-                <w:sz w:val="24"/>
-                <w:szCs w:val="24"/>
-                <w:lang w:eastAsia="pt-BR"/>
-              </w:rPr>
-            </w:pPr>
-            <w:r>
-              <w:rPr>
-                <w:rFonts w:ascii="Arial" w:eastAsia="Times New Roman" w:hAnsi="Arial" w:cs="Arial"/>
-                <w:sz w:val="24"/>
-                <w:szCs w:val="24"/>
-                <w:lang w:eastAsia="pt-BR"/>
-              </w:rPr>
-              <w:t xml:space="preserve">GitHub do Projeto: </w:t>
-            </w:r>
-            <w:hyperlink r:id="rId27" w:tgtFrame="_new" w:history="1">
-              <w:r>
-                <w:rPr>
-                  <w:rFonts w:ascii="Arial" w:eastAsia="Times New Roman" w:hAnsi="Arial" w:cs="Arial"/>
-                  <w:color w:val="0000FF"/>
-                  <w:sz w:val="24"/>
-                  <w:szCs w:val="24"/>
-                  <w:u w:val="single"/>
-                  <w:lang w:eastAsia="pt-BR"/>
-                </w:rPr>
-                <w:t>https://bit.ly/github-projeto-1</w:t>
-              </w:r>
-            </w:hyperlink>
-            <w:r>
-              <w:rPr>
-                <w:rFonts w:ascii="Arial" w:eastAsia="Times New Roman" w:hAnsi="Arial" w:cs="Arial"/>
-                <w:sz w:val="24"/>
-                <w:szCs w:val="24"/>
-                <w:lang w:eastAsia="pt-BR"/>
-              </w:rPr>
-              <w:t xml:space="preserve"> </w:t>
-            </w:r>
-          </w:p>
-          <w:p>
-            <w:pPr>
-              <w:pStyle w:val="PargrafodaLista"/>
-              <w:numPr>
-                <w:ilvl w:val="0"/>
-                <w:numId w:val="5"/>
-              </w:numPr>
-              <w:spacing w:after="0" w:line="360" w:lineRule="auto"/>
-              <w:jc w:val="both"/>
-              <w:rPr>
-                <w:rFonts w:ascii="Arial" w:eastAsia="Times New Roman" w:hAnsi="Arial" w:cs="Arial"/>
-                <w:sz w:val="24"/>
-                <w:szCs w:val="24"/>
-                <w:lang w:eastAsia="pt-BR"/>
-              </w:rPr>
-            </w:pPr>
-            <w:r>
-              <w:rPr>
-                <w:rFonts w:ascii="Arial" w:eastAsia="Times New Roman" w:hAnsi="Arial" w:cs="Arial"/>
-                <w:sz w:val="24"/>
-                <w:szCs w:val="24"/>
-                <w:lang w:eastAsia="pt-BR"/>
-              </w:rPr>
-              <w:t xml:space="preserve">Relatório de Análise de Impacto Ético e Social do Projeto Urban Chase: </w:t>
-            </w:r>
-            <w:hyperlink r:id="rId28" w:tgtFrame="_new" w:history="1">
-              <w:r>
-                <w:rPr>
-                  <w:rFonts w:ascii="Arial" w:eastAsia="Times New Roman" w:hAnsi="Arial" w:cs="Arial"/>
-                  <w:color w:val="0000FF"/>
-                  <w:sz w:val="24"/>
-                  <w:szCs w:val="24"/>
-                  <w:u w:val="single"/>
-                  <w:lang w:eastAsia="pt-BR"/>
-                </w:rPr>
-                <w:t>https://bit.ly/google-doc-notes</w:t>
-              </w:r>
-            </w:hyperlink>
-            <w:r>
-              <w:rPr>
-                <w:rFonts w:ascii="Arial" w:eastAsia="Times New Roman" w:hAnsi="Arial" w:cs="Arial"/>
-                <w:sz w:val="24"/>
-                <w:szCs w:val="24"/>
-                <w:lang w:eastAsia="pt-BR"/>
-              </w:rPr>
-              <w:t xml:space="preserve"> </w:t>
-            </w:r>
-          </w:p>
-          <w:p>
-            <w:pPr>
-              <w:spacing w:line="360" w:lineRule="auto"/>
-              <w:jc w:val="both"/>
-              <w:rPr>
-                <w:rFonts w:ascii="Arial" w:eastAsia="Arial" w:hAnsi="Arial" w:cs="Arial"/>
-                <w:b/>
-                <w:sz w:val="24"/>
-                <w:szCs w:val="24"/>
-              </w:rPr>
-            </w:pPr>
-          </w:p>
-        </w:tc>
-      </w:tr>
-    </w:tbl>
-    <w:p>
-      <w:pPr>
-        <w:spacing w:after="0" w:line="360" w:lineRule="auto"/>
-        <w:jc w:val="both"/>
-        <w:rPr>
-          <w:rFonts w:ascii="Arial" w:eastAsia="Arial" w:hAnsi="Arial" w:cs="Arial"/>
-          <w:b/>
-          <w:sz w:val="24"/>
-          <w:szCs w:val="24"/>
-        </w:rPr>
-      </w:pPr>
-    </w:p>
-    <w:p>
-      <w:pPr>
-        <w:spacing w:after="0" w:line="360" w:lineRule="auto"/>
-        <w:jc w:val="both"/>
-        <w:rPr>
-          <w:rFonts w:ascii="Arial" w:eastAsia="Arial" w:hAnsi="Arial" w:cs="Arial"/>
-          <w:sz w:val="24"/>
-          <w:szCs w:val="24"/>
-        </w:rPr>
-      </w:pPr>
-    </w:p>
-    <w:tbl>
-      <w:tblPr>
-        <w:tblW w:w="9345" w:type="dxa"/>
-        <w:tblBorders>
-          <w:top w:val="single" w:sz="4" w:space="0" w:color="000000"/>
-          <w:left w:val="single" w:sz="4" w:space="0" w:color="000000"/>
-          <w:bottom w:val="single" w:sz="4" w:space="0" w:color="000000"/>
-          <w:right w:val="single" w:sz="4" w:space="0" w:color="000000"/>
-          <w:insideH w:val="single" w:sz="4" w:space="0" w:color="000000"/>
-          <w:insideV w:val="single" w:sz="4" w:space="0" w:color="000000"/>
-        </w:tblBorders>
-        <w:tblLayout w:type="fixed"/>
-        <w:tblLook w:val="0400" w:firstRow="0" w:lastRow="0" w:firstColumn="0" w:lastColumn="0" w:noHBand="0" w:noVBand="1"/>
-      </w:tblPr>
-      <w:tblGrid>
-        <w:gridCol w:w="3046"/>
-        <w:gridCol w:w="6299"/>
-      </w:tblGrid>
-      <w:tr>
-        <w:tc>
-          <w:tcPr>
-            <w:tcW w:w="3046" w:type="dxa"/>
-          </w:tcPr>
-          <w:p>
-            <w:pPr>
-              <w:spacing w:line="360" w:lineRule="auto"/>
-              <w:jc w:val="both"/>
-              <w:rPr>
-                <w:rFonts w:ascii="Arial" w:eastAsia="Arial" w:hAnsi="Arial" w:cs="Arial"/>
-                <w:b/>
-                <w:sz w:val="24"/>
-                <w:szCs w:val="24"/>
-              </w:rPr>
-            </w:pPr>
-            <w:r>
-              <w:rPr>
-                <w:rFonts w:ascii="Arial" w:eastAsia="Arial" w:hAnsi="Arial" w:cs="Arial"/>
-                <w:b/>
-                <w:sz w:val="24"/>
-                <w:szCs w:val="24"/>
-              </w:rPr>
-              <w:t>Documentos FECAP</w:t>
-            </w:r>
-          </w:p>
-        </w:tc>
-        <w:tc>
-          <w:tcPr>
-            <w:tcW w:w="6299" w:type="dxa"/>
-          </w:tcPr>
-          <w:p>
-            <w:pPr>
-              <w:spacing w:line="360" w:lineRule="auto"/>
-              <w:jc w:val="both"/>
-              <w:rPr>
-                <w:rFonts w:ascii="Arial" w:eastAsia="Arial" w:hAnsi="Arial" w:cs="Arial"/>
-                <w:sz w:val="24"/>
-                <w:szCs w:val="24"/>
-              </w:rPr>
-            </w:pPr>
-          </w:p>
-        </w:tc>
-      </w:tr>
-      <w:tr>
-        <w:tc>
-          <w:tcPr>
-            <w:tcW w:w="3046" w:type="dxa"/>
-          </w:tcPr>
-          <w:p>
-            <w:pPr>
-              <w:spacing w:line="360" w:lineRule="auto"/>
-              <w:jc w:val="both"/>
-              <w:rPr>
-                <w:rFonts w:ascii="Arial" w:eastAsia="Arial" w:hAnsi="Arial" w:cs="Arial"/>
-                <w:sz w:val="24"/>
-                <w:szCs w:val="24"/>
-              </w:rPr>
-            </w:pPr>
-            <w:r>
-              <w:rPr>
-                <w:rFonts w:ascii="Arial" w:eastAsia="Arial" w:hAnsi="Arial" w:cs="Arial"/>
-                <w:sz w:val="24"/>
-                <w:szCs w:val="24"/>
-              </w:rPr>
-              <w:lastRenderedPageBreak/>
-              <w:t>Regulamento das Atividade de Extensão</w:t>
-            </w:r>
-          </w:p>
-        </w:tc>
-        <w:tc>
-          <w:tcPr>
-            <w:tcW w:w="6299" w:type="dxa"/>
-          </w:tcPr>
-          <w:p>
-            <w:pPr>
-              <w:spacing w:line="360" w:lineRule="auto"/>
-              <w:jc w:val="both"/>
-              <w:rPr>
-                <w:rFonts w:ascii="Arial" w:eastAsia="Arial" w:hAnsi="Arial" w:cs="Arial"/>
-                <w:sz w:val="24"/>
-                <w:szCs w:val="24"/>
-              </w:rPr>
-            </w:pPr>
-          </w:p>
-        </w:tc>
-      </w:tr>
-    </w:tbl>
-    <w:p>
-      <w:pPr>
-        <w:spacing w:after="0" w:line="360" w:lineRule="auto"/>
-        <w:jc w:val="both"/>
-        <w:rPr>
-          <w:rFonts w:ascii="Arial" w:eastAsia="Arial" w:hAnsi="Arial" w:cs="Arial"/>
-          <w:sz w:val="24"/>
-          <w:szCs w:val="24"/>
-        </w:rPr>
-      </w:pPr>
-    </w:p>
-    <w:p>
-      <w:pPr>
-        <w:spacing w:line="360" w:lineRule="auto"/>
-        <w:jc w:val="both"/>
-        <w:rPr>
-          <w:rFonts w:ascii="Arial" w:hAnsi="Arial" w:cs="Arial"/>
-          <w:sz w:val="24"/>
-          <w:szCs w:val="24"/>
-        </w:rPr>
-      </w:pPr>
-    </w:p>
-    <w:p>
-      <w:pPr>
         <w:spacing w:line="360" w:lineRule="auto"/>
         <w:ind w:left="-851"/>
         <w:jc w:val="both"/>
@@ -5807,8 +6323,8 @@
       </w:pPr>
     </w:p>
     <w:sectPr>
-      <w:headerReference w:type="default" r:id="rId29"/>
-      <w:footerReference w:type="default" r:id="rId30"/>
+      <w:headerReference w:type="default" r:id="rId24"/>
+      <w:footerReference w:type="default" r:id="rId25"/>
       <w:pgSz w:w="11906" w:h="16838"/>
       <w:pgMar w:top="1417" w:right="1701" w:bottom="1417" w:left="1701" w:header="708" w:footer="708" w:gutter="0"/>
       <w:cols w:space="708"/>
@@ -5819,7 +6335,7 @@
 </file>
 
 <file path=word/endnotes.xml><?xml version="1.0" encoding="utf-8"?>
-<w:endnotes xmlns:wpc="http://schemas.microsoft.com/office/word/2010/wordprocessingCanvas" xmlns:cx="http://schemas.microsoft.com/office/drawing/2014/chartex" xmlns:cx1="http://schemas.microsoft.com/office/drawing/2015/9/8/chartex" xmlns:cx2="http://schemas.microsoft.com/office/drawing/2015/10/21/chartex" xmlns:cx3="http://schemas.microsoft.com/office/drawing/2016/5/9/chartex" xmlns:cx4="http://schemas.microsoft.com/office/drawing/2016/5/10/chartex" xmlns:cx5="http://schemas.microsoft.com/office/drawing/2016/5/11/chartex" xmlns:cx6="http://schemas.microsoft.com/office/drawing/2016/5/12/chartex" xmlns:cx7="http://schemas.microsoft.com/office/drawing/2016/5/13/chartex" xmlns:cx8="http://schemas.microsoft.com/office/drawing/2016/5/14/chartex" xmlns:mc="http://schemas.openxmlformats.org/markup-compatibility/2006" xmlns:aink="http://schemas.microsoft.com/office/drawing/2016/ink" xmlns:am3d="http://schemas.microsoft.com/office/drawing/2017/model3d" xmlns:o="urn:schemas-microsoft-com:office:office" xmlns:r="http://schemas.openxmlformats.org/officeDocument/2006/relationships" xmlns:m="http://schemas.openxmlformats.org/officeDocument/2006/math" xmlns:v="urn:schemas-microsoft-com:vml" xmlns:wp14="http://schemas.microsoft.com/office/word/2010/wordprocessingDrawing" xmlns:wp="http://schemas.openxmlformats.org/drawingml/2006/wordprocessingDrawing" xmlns:w10="urn:schemas-microsoft-com:office:word" xmlns:w="http://schemas.openxmlformats.org/wordprocessingml/2006/main" xmlns:w14="http://schemas.microsoft.com/office/word/2010/wordml" xmlns:w15="http://schemas.microsoft.com/office/word/2012/wordml" xmlns:w16cid="http://schemas.microsoft.com/office/word/2016/wordml/cid" xmlns:w16se="http://schemas.microsoft.com/office/word/2015/wordml/symex" xmlns:wpg="http://schemas.microsoft.com/office/word/2010/wordprocessingGroup" xmlns:wpi="http://schemas.microsoft.com/office/word/2010/wordprocessingInk" xmlns:wne="http://schemas.microsoft.com/office/word/2006/wordml" xmlns:wps="http://schemas.microsoft.com/office/word/2010/wordprocessingShape" mc:Ignorable="w14 w15 w16se w16cid wp14">
+<w:endnotes xmlns:wpc="http://schemas.microsoft.com/office/word/2010/wordprocessingCanvas" xmlns:cx="http://schemas.microsoft.com/office/drawing/2014/chartex" xmlns:cx1="http://schemas.microsoft.com/office/drawing/2015/9/8/chartex" xmlns:cx2="http://schemas.microsoft.com/office/drawing/2015/10/21/chartex" xmlns:cx3="http://schemas.microsoft.com/office/drawing/2016/5/9/chartex" xmlns:cx4="http://schemas.microsoft.com/office/drawing/2016/5/10/chartex" xmlns:cx5="http://schemas.microsoft.com/office/drawing/2016/5/11/chartex" xmlns:cx6="http://schemas.microsoft.com/office/drawing/2016/5/12/chartex" xmlns:cx7="http://schemas.microsoft.com/office/drawing/2016/5/13/chartex" xmlns:cx8="http://schemas.microsoft.com/office/drawing/2016/5/14/chartex" xmlns:mc="http://schemas.openxmlformats.org/markup-compatibility/2006" xmlns:aink="http://schemas.microsoft.com/office/drawing/2016/ink" xmlns:am3d="http://schemas.microsoft.com/office/drawing/2017/model3d" xmlns:o="urn:schemas-microsoft-com:office:office" xmlns:oel="http://schemas.microsoft.com/office/2019/extlst" xmlns:r="http://schemas.openxmlformats.org/officeDocument/2006/relationships" xmlns:m="http://schemas.openxmlformats.org/officeDocument/2006/math" xmlns:v="urn:schemas-microsoft-com:vml" xmlns:wp14="http://schemas.microsoft.com/office/word/2010/wordprocessingDrawing" xmlns:wp="http://schemas.openxmlformats.org/drawingml/2006/wordprocessingDrawing" xmlns:w10="urn:schemas-microsoft-com:office:word" xmlns:w="http://schemas.openxmlformats.org/wordprocessingml/2006/main" xmlns:w14="http://schemas.microsoft.com/office/word/2010/wordml" xmlns:w15="http://schemas.microsoft.com/office/word/2012/wordml" xmlns:w16cex="http://schemas.microsoft.com/office/word/2018/wordml/cex" xmlns:w16cid="http://schemas.microsoft.com/office/word/2016/wordml/cid" xmlns:w16="http://schemas.microsoft.com/office/word/2018/wordml" xmlns:w16sdtdh="http://schemas.microsoft.com/office/word/2020/wordml/sdtdatahash" xmlns:w16se="http://schemas.microsoft.com/office/word/2015/wordml/symex" xmlns:wpg="http://schemas.microsoft.com/office/word/2010/wordprocessingGroup" xmlns:wpi="http://schemas.microsoft.com/office/word/2010/wordprocessingInk" xmlns:wne="http://schemas.microsoft.com/office/word/2006/wordml" xmlns:wps="http://schemas.microsoft.com/office/word/2010/wordprocessingShape" mc:Ignorable="w14 w15 w16se w16cid w16 w16cex w16sdtdh wp14">
   <w:endnote w:type="separator" w:id="-1">
     <w:p>
       <w:pPr>
@@ -5838,63 +6354,52 @@
       <w:r>
         <w:continuationSeparator/>
       </w:r>
+    </w:p>
+  </w:endnote>
+  <w:endnote w:type="continuationNotice" w:id="1">
+    <w:p>
+      <w:pPr>
+        <w:spacing w:after="0" w:line="240" w:lineRule="auto"/>
+      </w:pPr>
     </w:p>
   </w:endnote>
 </w:endnotes>
 </file>
 
 <file path=word/footer1.xml><?xml version="1.0" encoding="utf-8"?>
-<w:ftr xmlns:wpc="http://schemas.microsoft.com/office/word/2010/wordprocessingCanvas" xmlns:cx="http://schemas.microsoft.com/office/drawing/2014/chartex" xmlns:cx1="http://schemas.microsoft.com/office/drawing/2015/9/8/chartex" xmlns:cx2="http://schemas.microsoft.com/office/drawing/2015/10/21/chartex" xmlns:cx3="http://schemas.microsoft.com/office/drawing/2016/5/9/chartex" xmlns:cx4="http://schemas.microsoft.com/office/drawing/2016/5/10/chartex" xmlns:cx5="http://schemas.microsoft.com/office/drawing/2016/5/11/chartex" xmlns:cx6="http://schemas.microsoft.com/office/drawing/2016/5/12/chartex" xmlns:cx7="http://schemas.microsoft.com/office/drawing/2016/5/13/chartex" xmlns:cx8="http://schemas.microsoft.com/office/drawing/2016/5/14/chartex" xmlns:mc="http://schemas.openxmlformats.org/markup-compatibility/2006" xmlns:aink="http://schemas.microsoft.com/office/drawing/2016/ink" xmlns:am3d="http://schemas.microsoft.com/office/drawing/2017/model3d" xmlns:o="urn:schemas-microsoft-com:office:office" xmlns:r="http://schemas.openxmlformats.org/officeDocument/2006/relationships" xmlns:m="http://schemas.openxmlformats.org/officeDocument/2006/math" xmlns:v="urn:schemas-microsoft-com:vml" xmlns:wp14="http://schemas.microsoft.com/office/word/2010/wordprocessingDrawing" xmlns:wp="http://schemas.openxmlformats.org/drawingml/2006/wordprocessingDrawing" xmlns:w10="urn:schemas-microsoft-com:office:word" xmlns:w="http://schemas.openxmlformats.org/wordprocessingml/2006/main" xmlns:w14="http://schemas.microsoft.com/office/word/2010/wordml" xmlns:w15="http://schemas.microsoft.com/office/word/2012/wordml" xmlns:w16cid="http://schemas.microsoft.com/office/word/2016/wordml/cid" xmlns:w16se="http://schemas.microsoft.com/office/word/2015/wordml/symex" xmlns:wpg="http://schemas.microsoft.com/office/word/2010/wordprocessingGroup" xmlns:wpi="http://schemas.microsoft.com/office/word/2010/wordprocessingInk" xmlns:wne="http://schemas.microsoft.com/office/word/2006/wordml" xmlns:wps="http://schemas.microsoft.com/office/word/2010/wordprocessingShape" mc:Ignorable="w14 w15 w16se w16cid wp14">
-  <w:tbl>
-    <w:tblPr>
-      <w:tblW w:w="0" w:type="auto"/>
-      <w:tblLook w:val="06A0" w:firstRow="1" w:lastRow="0" w:firstColumn="1" w:lastColumn="0" w:noHBand="1" w:noVBand="1"/>
-    </w:tblPr>
-    <w:tblGrid>
-      <w:gridCol w:w="2830"/>
-      <w:gridCol w:w="2830"/>
-      <w:gridCol w:w="2830"/>
-    </w:tblGrid>
-    <w:tr>
-      <w:trPr>
-        <w:trHeight w:val="300"/>
-      </w:trPr>
-      <w:tc>
-        <w:tcPr>
-          <w:tcW w:w="2830" w:type="dxa"/>
-        </w:tcPr>
-        <w:p>
-          <w:pPr>
-            <w:pStyle w:val="Cabealho"/>
-            <w:ind w:left="-115"/>
-          </w:pPr>
-        </w:p>
-      </w:tc>
-      <w:tc>
-        <w:tcPr>
-          <w:tcW w:w="2830" w:type="dxa"/>
-        </w:tcPr>
-        <w:p>
-          <w:pPr>
-            <w:pStyle w:val="Cabealho"/>
-            <w:jc w:val="center"/>
-          </w:pPr>
-        </w:p>
-      </w:tc>
-      <w:tc>
-        <w:tcPr>
-          <w:tcW w:w="2830" w:type="dxa"/>
-        </w:tcPr>
-        <w:p>
-          <w:pPr>
-            <w:pStyle w:val="Cabealho"/>
-            <w:ind w:right="-115"/>
-            <w:jc w:val="right"/>
-          </w:pPr>
-        </w:p>
-      </w:tc>
-    </w:tr>
-  </w:tbl>
+<w:ftr xmlns:wpc="http://schemas.microsoft.com/office/word/2010/wordprocessingCanvas" xmlns:cx="http://schemas.microsoft.com/office/drawing/2014/chartex" xmlns:cx1="http://schemas.microsoft.com/office/drawing/2015/9/8/chartex" xmlns:cx2="http://schemas.microsoft.com/office/drawing/2015/10/21/chartex" xmlns:cx3="http://schemas.microsoft.com/office/drawing/2016/5/9/chartex" xmlns:cx4="http://schemas.microsoft.com/office/drawing/2016/5/10/chartex" xmlns:cx5="http://schemas.microsoft.com/office/drawing/2016/5/11/chartex" xmlns:cx6="http://schemas.microsoft.com/office/drawing/2016/5/12/chartex" xmlns:cx7="http://schemas.microsoft.com/office/drawing/2016/5/13/chartex" xmlns:cx8="http://schemas.microsoft.com/office/drawing/2016/5/14/chartex" xmlns:mc="http://schemas.openxmlformats.org/markup-compatibility/2006" xmlns:aink="http://schemas.microsoft.com/office/drawing/2016/ink" xmlns:am3d="http://schemas.microsoft.com/office/drawing/2017/model3d" xmlns:o="urn:schemas-microsoft-com:office:office" xmlns:oel="http://schemas.microsoft.com/office/2019/extlst" xmlns:r="http://schemas.openxmlformats.org/officeDocument/2006/relationships" xmlns:m="http://schemas.openxmlformats.org/officeDocument/2006/math" xmlns:v="urn:schemas-microsoft-com:vml" xmlns:wp14="http://schemas.microsoft.com/office/word/2010/wordprocessingDrawing" xmlns:wp="http://schemas.openxmlformats.org/drawingml/2006/wordprocessingDrawing" xmlns:w10="urn:schemas-microsoft-com:office:word" xmlns:w="http://schemas.openxmlformats.org/wordprocessingml/2006/main" xmlns:w14="http://schemas.microsoft.com/office/word/2010/wordml" xmlns:w15="http://schemas.microsoft.com/office/word/2012/wordml" xmlns:w16cex="http://schemas.microsoft.com/office/word/2018/wordml/cex" xmlns:w16cid="http://schemas.microsoft.com/office/word/2016/wordml/cid" xmlns:w16="http://schemas.microsoft.com/office/word/2018/wordml" xmlns:w16sdtdh="http://schemas.microsoft.com/office/word/2020/wordml/sdtdatahash" xmlns:w16se="http://schemas.microsoft.com/office/word/2015/wordml/symex" xmlns:wpg="http://schemas.microsoft.com/office/word/2010/wordprocessingGroup" xmlns:wpi="http://schemas.microsoft.com/office/word/2010/wordprocessingInk" xmlns:wne="http://schemas.microsoft.com/office/word/2006/wordml" xmlns:wps="http://schemas.microsoft.com/office/word/2010/wordprocessingShape" mc:Ignorable="w14 w15 w16se w16cid w16 w16cex w16sdtdh wp14">
+  <w:sdt>
+    <w:sdtPr>
+      <w:id w:val="2043012595"/>
+      <w:docPartObj>
+        <w:docPartGallery w:val="Page Numbers (Bottom of Page)"/>
+        <w:docPartUnique/>
+      </w:docPartObj>
+    </w:sdtPr>
+    <w:sdtContent>
+      <w:p>
+        <w:pPr>
+          <w:pStyle w:val="Rodap"/>
+          <w:jc w:val="right"/>
+        </w:pPr>
+        <w:r>
+          <w:fldChar w:fldCharType="begin"/>
+        </w:r>
+        <w:r>
+          <w:instrText>PAGE   \* MERGEFORMAT</w:instrText>
+        </w:r>
+        <w:r>
+          <w:fldChar w:fldCharType="separate"/>
+        </w:r>
+        <w:r>
+          <w:t>2</w:t>
+        </w:r>
+        <w:r>
+          <w:fldChar w:fldCharType="end"/>
+        </w:r>
+      </w:p>
+    </w:sdtContent>
+  </w:sdt>
   <w:p>
     <w:pPr>
       <w:pStyle w:val="Rodap"/>
@@ -5904,7 +6409,7 @@
 </file>
 
 <file path=word/footnotes.xml><?xml version="1.0" encoding="utf-8"?>
-<w:footnotes xmlns:wpc="http://schemas.microsoft.com/office/word/2010/wordprocessingCanvas" xmlns:cx="http://schemas.microsoft.com/office/drawing/2014/chartex" xmlns:cx1="http://schemas.microsoft.com/office/drawing/2015/9/8/chartex" xmlns:cx2="http://schemas.microsoft.com/office/drawing/2015/10/21/chartex" xmlns:cx3="http://schemas.microsoft.com/office/drawing/2016/5/9/chartex" xmlns:cx4="http://schemas.microsoft.com/office/drawing/2016/5/10/chartex" xmlns:cx5="http://schemas.microsoft.com/office/drawing/2016/5/11/chartex" xmlns:cx6="http://schemas.microsoft.com/office/drawing/2016/5/12/chartex" xmlns:cx7="http://schemas.microsoft.com/office/drawing/2016/5/13/chartex" xmlns:cx8="http://schemas.microsoft.com/office/drawing/2016/5/14/chartex" xmlns:mc="http://schemas.openxmlformats.org/markup-compatibility/2006" xmlns:aink="http://schemas.microsoft.com/office/drawing/2016/ink" xmlns:am3d="http://schemas.microsoft.com/office/drawing/2017/model3d" xmlns:o="urn:schemas-microsoft-com:office:office" xmlns:r="http://schemas.openxmlformats.org/officeDocument/2006/relationships" xmlns:m="http://schemas.openxmlformats.org/officeDocument/2006/math" xmlns:v="urn:schemas-microsoft-com:vml" xmlns:wp14="http://schemas.microsoft.com/office/word/2010/wordprocessingDrawing" xmlns:wp="http://schemas.openxmlformats.org/drawingml/2006/wordprocessingDrawing" xmlns:w10="urn:schemas-microsoft-com:office:word" xmlns:w="http://schemas.openxmlformats.org/wordprocessingml/2006/main" xmlns:w14="http://schemas.microsoft.com/office/word/2010/wordml" xmlns:w15="http://schemas.microsoft.com/office/word/2012/wordml" xmlns:w16cid="http://schemas.microsoft.com/office/word/2016/wordml/cid" xmlns:w16se="http://schemas.microsoft.com/office/word/2015/wordml/symex" xmlns:wpg="http://schemas.microsoft.com/office/word/2010/wordprocessingGroup" xmlns:wpi="http://schemas.microsoft.com/office/word/2010/wordprocessingInk" xmlns:wne="http://schemas.microsoft.com/office/word/2006/wordml" xmlns:wps="http://schemas.microsoft.com/office/word/2010/wordprocessingShape" mc:Ignorable="w14 w15 w16se w16cid wp14">
+<w:footnotes xmlns:wpc="http://schemas.microsoft.com/office/word/2010/wordprocessingCanvas" xmlns:cx="http://schemas.microsoft.com/office/drawing/2014/chartex" xmlns:cx1="http://schemas.microsoft.com/office/drawing/2015/9/8/chartex" xmlns:cx2="http://schemas.microsoft.com/office/drawing/2015/10/21/chartex" xmlns:cx3="http://schemas.microsoft.com/office/drawing/2016/5/9/chartex" xmlns:cx4="http://schemas.microsoft.com/office/drawing/2016/5/10/chartex" xmlns:cx5="http://schemas.microsoft.com/office/drawing/2016/5/11/chartex" xmlns:cx6="http://schemas.microsoft.com/office/drawing/2016/5/12/chartex" xmlns:cx7="http://schemas.microsoft.com/office/drawing/2016/5/13/chartex" xmlns:cx8="http://schemas.microsoft.com/office/drawing/2016/5/14/chartex" xmlns:mc="http://schemas.openxmlformats.org/markup-compatibility/2006" xmlns:aink="http://schemas.microsoft.com/office/drawing/2016/ink" xmlns:am3d="http://schemas.microsoft.com/office/drawing/2017/model3d" xmlns:o="urn:schemas-microsoft-com:office:office" xmlns:oel="http://schemas.microsoft.com/office/2019/extlst" xmlns:r="http://schemas.openxmlformats.org/officeDocument/2006/relationships" xmlns:m="http://schemas.openxmlformats.org/officeDocument/2006/math" xmlns:v="urn:schemas-microsoft-com:vml" xmlns:wp14="http://schemas.microsoft.com/office/word/2010/wordprocessingDrawing" xmlns:wp="http://schemas.openxmlformats.org/drawingml/2006/wordprocessingDrawing" xmlns:w10="urn:schemas-microsoft-com:office:word" xmlns:w="http://schemas.openxmlformats.org/wordprocessingml/2006/main" xmlns:w14="http://schemas.microsoft.com/office/word/2010/wordml" xmlns:w15="http://schemas.microsoft.com/office/word/2012/wordml" xmlns:w16cex="http://schemas.microsoft.com/office/word/2018/wordml/cex" xmlns:w16cid="http://schemas.microsoft.com/office/word/2016/wordml/cid" xmlns:w16="http://schemas.microsoft.com/office/word/2018/wordml" xmlns:w16sdtdh="http://schemas.microsoft.com/office/word/2020/wordml/sdtdatahash" xmlns:w16se="http://schemas.microsoft.com/office/word/2015/wordml/symex" xmlns:wpg="http://schemas.microsoft.com/office/word/2010/wordprocessingGroup" xmlns:wpi="http://schemas.microsoft.com/office/word/2010/wordprocessingInk" xmlns:wne="http://schemas.microsoft.com/office/word/2006/wordml" xmlns:wps="http://schemas.microsoft.com/office/word/2010/wordprocessingShape" mc:Ignorable="w14 w15 w16se w16cid w16 w16cex w16sdtdh wp14">
   <w:footnote w:type="separator" w:id="-1">
     <w:p>
       <w:pPr>
@@ -5923,13 +6428,20 @@
       <w:r>
         <w:continuationSeparator/>
       </w:r>
+    </w:p>
+  </w:footnote>
+  <w:footnote w:type="continuationNotice" w:id="1">
+    <w:p>
+      <w:pPr>
+        <w:spacing w:after="0" w:line="240" w:lineRule="auto"/>
+      </w:pPr>
     </w:p>
   </w:footnote>
 </w:footnotes>
 </file>
 
 <file path=word/header1.xml><?xml version="1.0" encoding="utf-8"?>
-<w:hdr xmlns:wpc="http://schemas.microsoft.com/office/word/2010/wordprocessingCanvas" xmlns:cx="http://schemas.microsoft.com/office/drawing/2014/chartex" xmlns:cx1="http://schemas.microsoft.com/office/drawing/2015/9/8/chartex" xmlns:cx2="http://schemas.microsoft.com/office/drawing/2015/10/21/chartex" xmlns:cx3="http://schemas.microsoft.com/office/drawing/2016/5/9/chartex" xmlns:cx4="http://schemas.microsoft.com/office/drawing/2016/5/10/chartex" xmlns:cx5="http://schemas.microsoft.com/office/drawing/2016/5/11/chartex" xmlns:cx6="http://schemas.microsoft.com/office/drawing/2016/5/12/chartex" xmlns:cx7="http://schemas.microsoft.com/office/drawing/2016/5/13/chartex" xmlns:cx8="http://schemas.microsoft.com/office/drawing/2016/5/14/chartex" xmlns:mc="http://schemas.openxmlformats.org/markup-compatibility/2006" xmlns:aink="http://schemas.microsoft.com/office/drawing/2016/ink" xmlns:am3d="http://schemas.microsoft.com/office/drawing/2017/model3d" xmlns:o="urn:schemas-microsoft-com:office:office" xmlns:r="http://schemas.openxmlformats.org/officeDocument/2006/relationships" xmlns:m="http://schemas.openxmlformats.org/officeDocument/2006/math" xmlns:v="urn:schemas-microsoft-com:vml" xmlns:wp14="http://schemas.microsoft.com/office/word/2010/wordprocessingDrawing" xmlns:wp="http://schemas.openxmlformats.org/drawingml/2006/wordprocessingDrawing" xmlns:w10="urn:schemas-microsoft-com:office:word" xmlns:w="http://schemas.openxmlformats.org/wordprocessingml/2006/main" xmlns:w14="http://schemas.microsoft.com/office/word/2010/wordml" xmlns:w15="http://schemas.microsoft.com/office/word/2012/wordml" xmlns:w16cid="http://schemas.microsoft.com/office/word/2016/wordml/cid" xmlns:w16se="http://schemas.microsoft.com/office/word/2015/wordml/symex" xmlns:wpg="http://schemas.microsoft.com/office/word/2010/wordprocessingGroup" xmlns:wpi="http://schemas.microsoft.com/office/word/2010/wordprocessingInk" xmlns:wne="http://schemas.microsoft.com/office/word/2006/wordml" xmlns:wps="http://schemas.microsoft.com/office/word/2010/wordprocessingShape" mc:Ignorable="w14 w15 w16se w16cid wp14">
+<w:hdr xmlns:wpc="http://schemas.microsoft.com/office/word/2010/wordprocessingCanvas" xmlns:cx="http://schemas.microsoft.com/office/drawing/2014/chartex" xmlns:cx1="http://schemas.microsoft.com/office/drawing/2015/9/8/chartex" xmlns:cx2="http://schemas.microsoft.com/office/drawing/2015/10/21/chartex" xmlns:cx3="http://schemas.microsoft.com/office/drawing/2016/5/9/chartex" xmlns:cx4="http://schemas.microsoft.com/office/drawing/2016/5/10/chartex" xmlns:cx5="http://schemas.microsoft.com/office/drawing/2016/5/11/chartex" xmlns:cx6="http://schemas.microsoft.com/office/drawing/2016/5/12/chartex" xmlns:cx7="http://schemas.microsoft.com/office/drawing/2016/5/13/chartex" xmlns:cx8="http://schemas.microsoft.com/office/drawing/2016/5/14/chartex" xmlns:mc="http://schemas.openxmlformats.org/markup-compatibility/2006" xmlns:aink="http://schemas.microsoft.com/office/drawing/2016/ink" xmlns:am3d="http://schemas.microsoft.com/office/drawing/2017/model3d" xmlns:o="urn:schemas-microsoft-com:office:office" xmlns:oel="http://schemas.microsoft.com/office/2019/extlst" xmlns:r="http://schemas.openxmlformats.org/officeDocument/2006/relationships" xmlns:m="http://schemas.openxmlformats.org/officeDocument/2006/math" xmlns:v="urn:schemas-microsoft-com:vml" xmlns:wp14="http://schemas.microsoft.com/office/word/2010/wordprocessingDrawing" xmlns:wp="http://schemas.openxmlformats.org/drawingml/2006/wordprocessingDrawing" xmlns:w10="urn:schemas-microsoft-com:office:word" xmlns:w="http://schemas.openxmlformats.org/wordprocessingml/2006/main" xmlns:w14="http://schemas.microsoft.com/office/word/2010/wordml" xmlns:w15="http://schemas.microsoft.com/office/word/2012/wordml" xmlns:w16cex="http://schemas.microsoft.com/office/word/2018/wordml/cex" xmlns:w16cid="http://schemas.microsoft.com/office/word/2016/wordml/cid" xmlns:w16="http://schemas.microsoft.com/office/word/2018/wordml" xmlns:w16sdtdh="http://schemas.microsoft.com/office/word/2020/wordml/sdtdatahash" xmlns:w16se="http://schemas.microsoft.com/office/word/2015/wordml/symex" xmlns:wpg="http://schemas.microsoft.com/office/word/2010/wordprocessingGroup" xmlns:wpi="http://schemas.microsoft.com/office/word/2010/wordprocessingInk" xmlns:wne="http://schemas.microsoft.com/office/word/2006/wordml" xmlns:wps="http://schemas.microsoft.com/office/word/2010/wordprocessingShape" mc:Ignorable="w14 w15 w16se w16cid w16 w16cex w16sdtdh wp14">
   <w:p>
     <w:pPr>
       <w:pStyle w:val="Cabealho"/>
@@ -5999,7 +6511,7 @@
 </file>
 
 <file path=word/numbering.xml><?xml version="1.0" encoding="utf-8"?>
-<w:numbering xmlns:wpc="http://schemas.microsoft.com/office/word/2010/wordprocessingCanvas" xmlns:cx="http://schemas.microsoft.com/office/drawing/2014/chartex" xmlns:cx1="http://schemas.microsoft.com/office/drawing/2015/9/8/chartex" xmlns:cx2="http://schemas.microsoft.com/office/drawing/2015/10/21/chartex" xmlns:cx3="http://schemas.microsoft.com/office/drawing/2016/5/9/chartex" xmlns:cx4="http://schemas.microsoft.com/office/drawing/2016/5/10/chartex" xmlns:cx5="http://schemas.microsoft.com/office/drawing/2016/5/11/chartex" xmlns:cx6="http://schemas.microsoft.com/office/drawing/2016/5/12/chartex" xmlns:cx7="http://schemas.microsoft.com/office/drawing/2016/5/13/chartex" xmlns:cx8="http://schemas.microsoft.com/office/drawing/2016/5/14/chartex" xmlns:mc="http://schemas.openxmlformats.org/markup-compatibility/2006" xmlns:aink="http://schemas.microsoft.com/office/drawing/2016/ink" xmlns:am3d="http://schemas.microsoft.com/office/drawing/2017/model3d" xmlns:o="urn:schemas-microsoft-com:office:office" xmlns:r="http://schemas.openxmlformats.org/officeDocument/2006/relationships" xmlns:m="http://schemas.openxmlformats.org/officeDocument/2006/math" xmlns:v="urn:schemas-microsoft-com:vml" xmlns:wp14="http://schemas.microsoft.com/office/word/2010/wordprocessingDrawing" xmlns:wp="http://schemas.openxmlformats.org/drawingml/2006/wordprocessingDrawing" xmlns:w10="urn:schemas-microsoft-com:office:word" xmlns:w="http://schemas.openxmlformats.org/wordprocessingml/2006/main" xmlns:w14="http://schemas.microsoft.com/office/word/2010/wordml" xmlns:w15="http://schemas.microsoft.com/office/word/2012/wordml" xmlns:w16cid="http://schemas.microsoft.com/office/word/2016/wordml/cid" xmlns:w16se="http://schemas.microsoft.com/office/word/2015/wordml/symex" xmlns:wpg="http://schemas.microsoft.com/office/word/2010/wordprocessingGroup" xmlns:wpi="http://schemas.microsoft.com/office/word/2010/wordprocessingInk" xmlns:wne="http://schemas.microsoft.com/office/word/2006/wordml" xmlns:wps="http://schemas.microsoft.com/office/word/2010/wordprocessingShape" mc:Ignorable="w14 w15 w16se w16cid wp14">
+<w:numbering xmlns:wpc="http://schemas.microsoft.com/office/word/2010/wordprocessingCanvas" xmlns:cx="http://schemas.microsoft.com/office/drawing/2014/chartex" xmlns:cx1="http://schemas.microsoft.com/office/drawing/2015/9/8/chartex" xmlns:cx2="http://schemas.microsoft.com/office/drawing/2015/10/21/chartex" xmlns:cx3="http://schemas.microsoft.com/office/drawing/2016/5/9/chartex" xmlns:cx4="http://schemas.microsoft.com/office/drawing/2016/5/10/chartex" xmlns:cx5="http://schemas.microsoft.com/office/drawing/2016/5/11/chartex" xmlns:cx6="http://schemas.microsoft.com/office/drawing/2016/5/12/chartex" xmlns:cx7="http://schemas.microsoft.com/office/drawing/2016/5/13/chartex" xmlns:cx8="http://schemas.microsoft.com/office/drawing/2016/5/14/chartex" xmlns:mc="http://schemas.openxmlformats.org/markup-compatibility/2006" xmlns:aink="http://schemas.microsoft.com/office/drawing/2016/ink" xmlns:am3d="http://schemas.microsoft.com/office/drawing/2017/model3d" xmlns:o="urn:schemas-microsoft-com:office:office" xmlns:oel="http://schemas.microsoft.com/office/2019/extlst" xmlns:r="http://schemas.openxmlformats.org/officeDocument/2006/relationships" xmlns:m="http://schemas.openxmlformats.org/officeDocument/2006/math" xmlns:v="urn:schemas-microsoft-com:vml" xmlns:wp14="http://schemas.microsoft.com/office/word/2010/wordprocessingDrawing" xmlns:wp="http://schemas.openxmlformats.org/drawingml/2006/wordprocessingDrawing" xmlns:w10="urn:schemas-microsoft-com:office:word" xmlns:w="http://schemas.openxmlformats.org/wordprocessingml/2006/main" xmlns:w14="http://schemas.microsoft.com/office/word/2010/wordml" xmlns:w15="http://schemas.microsoft.com/office/word/2012/wordml" xmlns:w16cex="http://schemas.microsoft.com/office/word/2018/wordml/cex" xmlns:w16cid="http://schemas.microsoft.com/office/word/2016/wordml/cid" xmlns:w16="http://schemas.microsoft.com/office/word/2018/wordml" xmlns:w16sdtdh="http://schemas.microsoft.com/office/word/2020/wordml/sdtdatahash" xmlns:w16se="http://schemas.microsoft.com/office/word/2015/wordml/symex" xmlns:wpg="http://schemas.microsoft.com/office/word/2010/wordprocessingGroup" xmlns:wpi="http://schemas.microsoft.com/office/word/2010/wordprocessingInk" xmlns:wne="http://schemas.microsoft.com/office/word/2006/wordml" xmlns:wps="http://schemas.microsoft.com/office/word/2010/wordprocessingShape" mc:Ignorable="w14 w15 w16se w16cid w16 w16cex w16sdtdh wp14">
   <w:abstractNum w:abstractNumId="0" w15:restartNumberingAfterBreak="0">
     <w:nsid w:val="17913EB3"/>
     <w:multiLevelType w:val="multilevel"/>
@@ -6087,6 +6599,95 @@
     </w:lvl>
   </w:abstractNum>
   <w:abstractNum w:abstractNumId="1" w15:restartNumberingAfterBreak="0">
+    <w:nsid w:val="4F8D24DE"/>
+    <w:multiLevelType w:val="hybridMultilevel"/>
+    <w:tmpl w:val="9B8E13E2"/>
+    <w:lvl w:ilvl="0" w:tplc="626ADD20">
+      <w:start w:val="1"/>
+      <w:numFmt w:val="decimal"/>
+      <w:lvlText w:val="%1-"/>
+      <w:lvlJc w:val="left"/>
+      <w:pPr>
+        <w:ind w:left="720" w:hanging="360"/>
+      </w:pPr>
+      <w:rPr>
+        <w:rFonts w:hint="default"/>
+      </w:rPr>
+    </w:lvl>
+    <w:lvl w:ilvl="1" w:tplc="04160019" w:tentative="1">
+      <w:start w:val="1"/>
+      <w:numFmt w:val="lowerLetter"/>
+      <w:lvlText w:val="%2."/>
+      <w:lvlJc w:val="left"/>
+      <w:pPr>
+        <w:ind w:left="1440" w:hanging="360"/>
+      </w:pPr>
+    </w:lvl>
+    <w:lvl w:ilvl="2" w:tplc="0416001B" w:tentative="1">
+      <w:start w:val="1"/>
+      <w:numFmt w:val="lowerRoman"/>
+      <w:lvlText w:val="%3."/>
+      <w:lvlJc w:val="right"/>
+      <w:pPr>
+        <w:ind w:left="2160" w:hanging="180"/>
+      </w:pPr>
+    </w:lvl>
+    <w:lvl w:ilvl="3" w:tplc="0416000F" w:tentative="1">
+      <w:start w:val="1"/>
+      <w:numFmt w:val="decimal"/>
+      <w:lvlText w:val="%4."/>
+      <w:lvlJc w:val="left"/>
+      <w:pPr>
+        <w:ind w:left="2880" w:hanging="360"/>
+      </w:pPr>
+    </w:lvl>
+    <w:lvl w:ilvl="4" w:tplc="04160019" w:tentative="1">
+      <w:start w:val="1"/>
+      <w:numFmt w:val="lowerLetter"/>
+      <w:lvlText w:val="%5."/>
+      <w:lvlJc w:val="left"/>
+      <w:pPr>
+        <w:ind w:left="3600" w:hanging="360"/>
+      </w:pPr>
+    </w:lvl>
+    <w:lvl w:ilvl="5" w:tplc="0416001B" w:tentative="1">
+      <w:start w:val="1"/>
+      <w:numFmt w:val="lowerRoman"/>
+      <w:lvlText w:val="%6."/>
+      <w:lvlJc w:val="right"/>
+      <w:pPr>
+        <w:ind w:left="4320" w:hanging="180"/>
+      </w:pPr>
+    </w:lvl>
+    <w:lvl w:ilvl="6" w:tplc="0416000F" w:tentative="1">
+      <w:start w:val="1"/>
+      <w:numFmt w:val="decimal"/>
+      <w:lvlText w:val="%7."/>
+      <w:lvlJc w:val="left"/>
+      <w:pPr>
+        <w:ind w:left="5040" w:hanging="360"/>
+      </w:pPr>
+    </w:lvl>
+    <w:lvl w:ilvl="7" w:tplc="04160019" w:tentative="1">
+      <w:start w:val="1"/>
+      <w:numFmt w:val="lowerLetter"/>
+      <w:lvlText w:val="%8."/>
+      <w:lvlJc w:val="left"/>
+      <w:pPr>
+        <w:ind w:left="5760" w:hanging="360"/>
+      </w:pPr>
+    </w:lvl>
+    <w:lvl w:ilvl="8" w:tplc="0416001B" w:tentative="1">
+      <w:start w:val="1"/>
+      <w:numFmt w:val="lowerRoman"/>
+      <w:lvlText w:val="%9."/>
+      <w:lvlJc w:val="right"/>
+      <w:pPr>
+        <w:ind w:left="6480" w:hanging="180"/>
+      </w:pPr>
+    </w:lvl>
+  </w:abstractNum>
+  <w:abstractNum w:abstractNumId="2" w15:restartNumberingAfterBreak="0">
     <w:nsid w:val="50E6404F"/>
     <w:multiLevelType w:val="hybridMultilevel"/>
     <w:tmpl w:val="A9F47D06"/>
@@ -6199,7 +6800,7 @@
       </w:rPr>
     </w:lvl>
   </w:abstractNum>
-  <w:abstractNum w:abstractNumId="2" w15:restartNumberingAfterBreak="0">
+  <w:abstractNum w:abstractNumId="3" w15:restartNumberingAfterBreak="0">
     <w:nsid w:val="5E18112E"/>
     <w:multiLevelType w:val="multilevel"/>
     <w:tmpl w:val="8B3ACFBC"/>
@@ -6348,7 +6949,7 @@
       </w:rPr>
     </w:lvl>
   </w:abstractNum>
-  <w:abstractNum w:abstractNumId="3" w15:restartNumberingAfterBreak="0">
+  <w:abstractNum w:abstractNumId="4" w15:restartNumberingAfterBreak="0">
     <w:nsid w:val="6184414D"/>
     <w:multiLevelType w:val="hybridMultilevel"/>
     <w:tmpl w:val="C144BEFA"/>
@@ -6461,7 +7062,96 @@
       </w:rPr>
     </w:lvl>
   </w:abstractNum>
-  <w:abstractNum w:abstractNumId="4" w15:restartNumberingAfterBreak="0">
+  <w:abstractNum w:abstractNumId="5" w15:restartNumberingAfterBreak="0">
+    <w:nsid w:val="66906C43"/>
+    <w:multiLevelType w:val="hybridMultilevel"/>
+    <w:tmpl w:val="48EE2AD8"/>
+    <w:lvl w:ilvl="0" w:tplc="04160011">
+      <w:start w:val="1"/>
+      <w:numFmt w:val="decimal"/>
+      <w:lvlText w:val="%1)"/>
+      <w:lvlJc w:val="left"/>
+      <w:pPr>
+        <w:ind w:left="720" w:hanging="360"/>
+      </w:pPr>
+      <w:rPr>
+        <w:rFonts w:hint="default"/>
+      </w:rPr>
+    </w:lvl>
+    <w:lvl w:ilvl="1" w:tplc="04160019" w:tentative="1">
+      <w:start w:val="1"/>
+      <w:numFmt w:val="lowerLetter"/>
+      <w:lvlText w:val="%2."/>
+      <w:lvlJc w:val="left"/>
+      <w:pPr>
+        <w:ind w:left="1440" w:hanging="360"/>
+      </w:pPr>
+    </w:lvl>
+    <w:lvl w:ilvl="2" w:tplc="0416001B" w:tentative="1">
+      <w:start w:val="1"/>
+      <w:numFmt w:val="lowerRoman"/>
+      <w:lvlText w:val="%3."/>
+      <w:lvlJc w:val="right"/>
+      <w:pPr>
+        <w:ind w:left="2160" w:hanging="180"/>
+      </w:pPr>
+    </w:lvl>
+    <w:lvl w:ilvl="3" w:tplc="0416000F" w:tentative="1">
+      <w:start w:val="1"/>
+      <w:numFmt w:val="decimal"/>
+      <w:lvlText w:val="%4."/>
+      <w:lvlJc w:val="left"/>
+      <w:pPr>
+        <w:ind w:left="2880" w:hanging="360"/>
+      </w:pPr>
+    </w:lvl>
+    <w:lvl w:ilvl="4" w:tplc="04160019" w:tentative="1">
+      <w:start w:val="1"/>
+      <w:numFmt w:val="lowerLetter"/>
+      <w:lvlText w:val="%5."/>
+      <w:lvlJc w:val="left"/>
+      <w:pPr>
+        <w:ind w:left="3600" w:hanging="360"/>
+      </w:pPr>
+    </w:lvl>
+    <w:lvl w:ilvl="5" w:tplc="0416001B" w:tentative="1">
+      <w:start w:val="1"/>
+      <w:numFmt w:val="lowerRoman"/>
+      <w:lvlText w:val="%6."/>
+      <w:lvlJc w:val="right"/>
+      <w:pPr>
+        <w:ind w:left="4320" w:hanging="180"/>
+      </w:pPr>
+    </w:lvl>
+    <w:lvl w:ilvl="6" w:tplc="0416000F" w:tentative="1">
+      <w:start w:val="1"/>
+      <w:numFmt w:val="decimal"/>
+      <w:lvlText w:val="%7."/>
+      <w:lvlJc w:val="left"/>
+      <w:pPr>
+        <w:ind w:left="5040" w:hanging="360"/>
+      </w:pPr>
+    </w:lvl>
+    <w:lvl w:ilvl="7" w:tplc="04160019" w:tentative="1">
+      <w:start w:val="1"/>
+      <w:numFmt w:val="lowerLetter"/>
+      <w:lvlText w:val="%8."/>
+      <w:lvlJc w:val="left"/>
+      <w:pPr>
+        <w:ind w:left="5760" w:hanging="360"/>
+      </w:pPr>
+    </w:lvl>
+    <w:lvl w:ilvl="8" w:tplc="0416001B" w:tentative="1">
+      <w:start w:val="1"/>
+      <w:numFmt w:val="lowerRoman"/>
+      <w:lvlText w:val="%9."/>
+      <w:lvlJc w:val="right"/>
+      <w:pPr>
+        <w:ind w:left="6480" w:hanging="180"/>
+      </w:pPr>
+    </w:lvl>
+  </w:abstractNum>
+  <w:abstractNum w:abstractNumId="6" w15:restartNumberingAfterBreak="0">
     <w:nsid w:val="79FC1BDE"/>
     <w:multiLevelType w:val="hybridMultilevel"/>
     <w:tmpl w:val="E28E126A"/>
@@ -6573,26 +7263,32 @@
       </w:rPr>
     </w:lvl>
   </w:abstractNum>
-  <w:num w:numId="1">
+  <w:num w:numId="1" w16cid:durableId="238947414">
     <w:abstractNumId w:val="0"/>
   </w:num>
-  <w:num w:numId="2">
+  <w:num w:numId="2" w16cid:durableId="196699695">
+    <w:abstractNumId w:val="3"/>
+  </w:num>
+  <w:num w:numId="3" w16cid:durableId="868758131">
     <w:abstractNumId w:val="2"/>
   </w:num>
-  <w:num w:numId="3">
-    <w:abstractNumId w:val="1"/>
+  <w:num w:numId="4" w16cid:durableId="1445884965">
+    <w:abstractNumId w:val="6"/>
   </w:num>
-  <w:num w:numId="4">
+  <w:num w:numId="5" w16cid:durableId="880358124">
     <w:abstractNumId w:val="4"/>
   </w:num>
-  <w:num w:numId="5">
-    <w:abstractNumId w:val="3"/>
+  <w:num w:numId="6" w16cid:durableId="28602949">
+    <w:abstractNumId w:val="5"/>
+  </w:num>
+  <w:num w:numId="7" w16cid:durableId="529882833">
+    <w:abstractNumId w:val="1"/>
   </w:num>
 </w:numbering>
 </file>
 
 <file path=word/styles.xml><?xml version="1.0" encoding="utf-8"?>
-<w:styles xmlns:mc="http://schemas.openxmlformats.org/markup-compatibility/2006" xmlns:r="http://schemas.openxmlformats.org/officeDocument/2006/relationships" xmlns:w="http://schemas.openxmlformats.org/wordprocessingml/2006/main" xmlns:w14="http://schemas.microsoft.com/office/word/2010/wordml" xmlns:w15="http://schemas.microsoft.com/office/word/2012/wordml" xmlns:w16cid="http://schemas.microsoft.com/office/word/2016/wordml/cid" xmlns:w16se="http://schemas.microsoft.com/office/word/2015/wordml/symex" mc:Ignorable="w14 w15 w16se w16cid">
+<w:styles xmlns:mc="http://schemas.openxmlformats.org/markup-compatibility/2006" xmlns:r="http://schemas.openxmlformats.org/officeDocument/2006/relationships" xmlns:w="http://schemas.openxmlformats.org/wordprocessingml/2006/main" xmlns:w14="http://schemas.microsoft.com/office/word/2010/wordml" xmlns:w15="http://schemas.microsoft.com/office/word/2012/wordml" xmlns:w16cex="http://schemas.microsoft.com/office/word/2018/wordml/cex" xmlns:w16cid="http://schemas.microsoft.com/office/word/2016/wordml/cid" xmlns:w16="http://schemas.microsoft.com/office/word/2018/wordml" xmlns:w16sdtdh="http://schemas.microsoft.com/office/word/2020/wordml/sdtdatahash" xmlns:w16se="http://schemas.microsoft.com/office/word/2015/wordml/symex" mc:Ignorable="w14 w15 w16se w16cid w16 w16cex w16sdtdh">
   <w:docDefaults>
     <w:rPrDefault>
       <w:rPr>
@@ -6610,7 +7306,7 @@
       </w:pPr>
     </w:pPrDefault>
   </w:docDefaults>
-  <w:latentStyles w:defLockedState="0" w:defUIPriority="99" w:defSemiHidden="0" w:defUnhideWhenUsed="0" w:defQFormat="0" w:count="375">
+  <w:latentStyles w:defLockedState="0" w:defUIPriority="99" w:defSemiHidden="0" w:defUnhideWhenUsed="0" w:defQFormat="0" w:count="376">
     <w:lsdException w:name="Normal" w:uiPriority="0" w:qFormat="1"/>
     <w:lsdException w:name="heading 1" w:uiPriority="9" w:qFormat="1"/>
     <w:lsdException w:name="heading 2" w:semiHidden="1" w:uiPriority="9" w:unhideWhenUsed="1" w:qFormat="1"/>
@@ -6986,6 +7682,7 @@
     <w:lsdException w:name="Smart Hyperlink" w:semiHidden="1" w:unhideWhenUsed="1"/>
     <w:lsdException w:name="Hashtag" w:semiHidden="1" w:unhideWhenUsed="1"/>
     <w:lsdException w:name="Unresolved Mention" w:semiHidden="1" w:unhideWhenUsed="1"/>
+    <w:lsdException w:name="Smart Link" w:semiHidden="1" w:unhideWhenUsed="1"/>
   </w:latentStyles>
   <w:style w:type="paragraph" w:default="1" w:styleId="Normal">
     <w:name w:val="Normal"/>
@@ -7203,7 +7900,6 @@
   <w:style w:type="character" w:default="1" w:styleId="Fontepargpadro">
     <w:name w:val="Default Paragraph Font"/>
     <w:uiPriority w:val="1"/>
-    <w:semiHidden/>
     <w:unhideWhenUsed/>
   </w:style>
   <w:style w:type="table" w:default="1" w:styleId="Tabelanormal">
@@ -7642,6 +8338,13 @@
       <w:u w:val="single"/>
     </w:rPr>
   </w:style>
+  <w:style w:type="character" w:styleId="Nmerodepgina">
+    <w:name w:val="page number"/>
+    <w:basedOn w:val="Fontepargpadro"/>
+    <w:uiPriority w:val="99"/>
+    <w:unhideWhenUsed/>
+    <w:rsid w:val="00A202AC"/>
+  </w:style>
 </w:styles>
 </file>
 
@@ -7941,17 +8644,6 @@
 </file>
 
 <file path=customXml/item1.xml><?xml version="1.0" encoding="utf-8"?>
-<p:properties xmlns:p="http://schemas.microsoft.com/office/2006/metadata/properties" xmlns:xsi="http://www.w3.org/2001/XMLSchema-instance" xmlns:pc="http://schemas.microsoft.com/office/infopath/2007/PartnerControls">
-  <documentManagement>
-    <lcf76f155ced4ddcb4097134ff3c332f xmlns="8ca2a57e-8138-4b57-956a-eb6e2c7049cc">
-      <Terms xmlns="http://schemas.microsoft.com/office/infopath/2007/PartnerControls"/>
-    </lcf76f155ced4ddcb4097134ff3c332f>
-    <TaxCatchAll xmlns="1d2798d9-1030-4cc5-be7b-200f9e628651" xsi:nil="true"/>
-  </documentManagement>
-</p:properties>
-</file>
-
-<file path=customXml/item2.xml><?xml version="1.0" encoding="utf-8"?>
 <?mso-contentType ?>
 <FormTemplates xmlns="http://schemas.microsoft.com/sharepoint/v3/contenttype/forms">
   <Display>DocumentLibraryForm</Display>
@@ -7960,31 +8652,29 @@
 </FormTemplates>
 </file>
 
+<file path=customXml/item2.xml><?xml version="1.0" encoding="utf-8"?>
+<p:properties xmlns:p="http://schemas.microsoft.com/office/2006/metadata/properties" xmlns:xsi="http://www.w3.org/2001/XMLSchema-instance" xmlns:pc="http://schemas.microsoft.com/office/infopath/2007/PartnerControls">
+  <documentManagement>
+    <_activity xmlns="cad2fdee-5bc2-4e59-8f6d-8fb6c4a72a29" xsi:nil="true"/>
+  </documentManagement>
+</p:properties>
+</file>
+
 <file path=customXml/item3.xml><?xml version="1.0" encoding="utf-8"?>
-<ct:contentTypeSchema xmlns:ct="http://schemas.microsoft.com/office/2006/metadata/contentType" xmlns:ma="http://schemas.microsoft.com/office/2006/metadata/properties/metaAttributes" ct:_="" ma:_="" ma:contentTypeName="Documento" ma:contentTypeID="0x01010045364877AF745B4281652B53F43C594A" ma:contentTypeVersion="15" ma:contentTypeDescription="Crie um novo documento." ma:contentTypeScope="" ma:versionID="d0aca78f0edc9854d9577b32f48b226a">
-  <xsd:schema xmlns:xsd="http://www.w3.org/2001/XMLSchema" xmlns:xs="http://www.w3.org/2001/XMLSchema" xmlns:p="http://schemas.microsoft.com/office/2006/metadata/properties" xmlns:ns2="1d2798d9-1030-4cc5-be7b-200f9e628651" xmlns:ns3="8ca2a57e-8138-4b57-956a-eb6e2c7049cc" targetNamespace="http://schemas.microsoft.com/office/2006/metadata/properties" ma:root="true" ma:fieldsID="4612fc6d25e147ba50590cbb4310a89d" ns2:_="" ns3:_="">
-    <xsd:import namespace="1d2798d9-1030-4cc5-be7b-200f9e628651"/>
-    <xsd:import namespace="8ca2a57e-8138-4b57-956a-eb6e2c7049cc"/>
+<ct:contentTypeSchema xmlns:ct="http://schemas.microsoft.com/office/2006/metadata/contentType" xmlns:ma="http://schemas.microsoft.com/office/2006/metadata/properties/metaAttributes" ct:_="" ma:_="" ma:contentTypeName="Document" ma:contentTypeID="0x010100F3CB940A1AFFE242948B49F7727FC6C5" ma:contentTypeVersion="5" ma:contentTypeDescription="Create a new document." ma:contentTypeScope="" ma:versionID="6df083afcf11a9156f1280dda7845208">
+  <xsd:schema xmlns:xsd="http://www.w3.org/2001/XMLSchema" xmlns:xs="http://www.w3.org/2001/XMLSchema" xmlns:p="http://schemas.microsoft.com/office/2006/metadata/properties" xmlns:ns3="cad2fdee-5bc2-4e59-8f6d-8fb6c4a72a29" targetNamespace="http://schemas.microsoft.com/office/2006/metadata/properties" ma:root="true" ma:fieldsID="fef79d4d3f420eee7bdf07c18c62176c" ns3:_="">
+    <xsd:import namespace="cad2fdee-5bc2-4e59-8f6d-8fb6c4a72a29"/>
     <xsd:element name="properties">
       <xsd:complexType>
         <xsd:sequence>
           <xsd:element name="documentManagement">
             <xsd:complexType>
               <xsd:all>
-                <xsd:element ref="ns2:SharedWithUsers" minOccurs="0"/>
-                <xsd:element ref="ns2:SharedWithDetails" minOccurs="0"/>
+                <xsd:element ref="ns3:MediaServiceDateTaken" minOccurs="0"/>
                 <xsd:element ref="ns3:MediaServiceMetadata" minOccurs="0"/>
                 <xsd:element ref="ns3:MediaServiceFastMetadata" minOccurs="0"/>
                 <xsd:element ref="ns3:MediaServiceSearchProperties" minOccurs="0"/>
-                <xsd:element ref="ns3:MediaServiceObjectDetectorVersions" minOccurs="0"/>
-                <xsd:element ref="ns3:lcf76f155ced4ddcb4097134ff3c332f" minOccurs="0"/>
-                <xsd:element ref="ns2:TaxCatchAll" minOccurs="0"/>
-                <xsd:element ref="ns3:MediaServiceDateTaken" minOccurs="0"/>
-                <xsd:element ref="ns3:MediaServiceOCR" minOccurs="0"/>
-                <xsd:element ref="ns3:MediaServiceGenerationTime" minOccurs="0"/>
-                <xsd:element ref="ns3:MediaServiceEventHashCode" minOccurs="0"/>
-                <xsd:element ref="ns3:MediaServiceLocation" minOccurs="0"/>
-                <xsd:element ref="ns3:MediaLengthInSeconds" minOccurs="0"/>
+                <xsd:element ref="ns3:_activity" minOccurs="0"/>
               </xsd:all>
             </xsd:complexType>
           </xsd:element>
@@ -7992,107 +8682,32 @@
       </xsd:complexType>
     </xsd:element>
   </xsd:schema>
-  <xsd:schema xmlns:xsd="http://www.w3.org/2001/XMLSchema" xmlns:xs="http://www.w3.org/2001/XMLSchema" xmlns:dms="http://schemas.microsoft.com/office/2006/documentManagement/types" xmlns:pc="http://schemas.microsoft.com/office/infopath/2007/PartnerControls" targetNamespace="1d2798d9-1030-4cc5-be7b-200f9e628651" elementFormDefault="qualified">
+  <xsd:schema xmlns:xsd="http://www.w3.org/2001/XMLSchema" xmlns:xs="http://www.w3.org/2001/XMLSchema" xmlns:dms="http://schemas.microsoft.com/office/2006/documentManagement/types" xmlns:pc="http://schemas.microsoft.com/office/infopath/2007/PartnerControls" targetNamespace="cad2fdee-5bc2-4e59-8f6d-8fb6c4a72a29" elementFormDefault="qualified">
     <xsd:import namespace="http://schemas.microsoft.com/office/2006/documentManagement/types"/>
     <xsd:import namespace="http://schemas.microsoft.com/office/infopath/2007/PartnerControls"/>
-    <xsd:element name="SharedWithUsers" ma:index="8" nillable="true" ma:displayName="Compartilhado com" ma:internalName="SharedWithUsers" ma:readOnly="true">
-      <xsd:complexType>
-        <xsd:complexContent>
-          <xsd:extension base="dms:UserMulti">
-            <xsd:sequence>
-              <xsd:element name="UserInfo" minOccurs="0" maxOccurs="unbounded">
-                <xsd:complexType>
-                  <xsd:sequence>
-                    <xsd:element name="DisplayName" type="xsd:string" minOccurs="0"/>
-                    <xsd:element name="AccountId" type="dms:UserId" minOccurs="0" nillable="true"/>
-                    <xsd:element name="AccountType" type="xsd:string" minOccurs="0"/>
-                  </xsd:sequence>
-                </xsd:complexType>
-              </xsd:element>
-            </xsd:sequence>
-          </xsd:extension>
-        </xsd:complexContent>
-      </xsd:complexType>
-    </xsd:element>
-    <xsd:element name="SharedWithDetails" ma:index="9" nillable="true" ma:displayName="Detalhes de Compartilhado Com" ma:internalName="SharedWithDetails" ma:readOnly="true">
+    <xsd:element name="MediaServiceDateTaken" ma:index="8" nillable="true" ma:displayName="MediaServiceDateTaken" ma:hidden="true" ma:indexed="true" ma:internalName="MediaServiceDateTaken" ma:readOnly="true">
       <xsd:simpleType>
-        <xsd:restriction base="dms:Note">
-          <xsd:maxLength value="255"/>
-        </xsd:restriction>
+        <xsd:restriction base="dms:Text"/>
       </xsd:simpleType>
     </xsd:element>
-    <xsd:element name="TaxCatchAll" ma:index="16" nillable="true" ma:displayName="Taxonomy Catch All Column" ma:hidden="true" ma:list="{e2adbafb-c224-4d2e-8ca4-b5c3cc77204d}" ma:internalName="TaxCatchAll" ma:showField="CatchAllData" ma:web="1d2798d9-1030-4cc5-be7b-200f9e628651">
-      <xsd:complexType>
-        <xsd:complexContent>
-          <xsd:extension base="dms:MultiChoiceLookup">
-            <xsd:sequence>
-              <xsd:element name="Value" type="dms:Lookup" maxOccurs="unbounded" minOccurs="0" nillable="true"/>
-            </xsd:sequence>
-          </xsd:extension>
-        </xsd:complexContent>
-      </xsd:complexType>
-    </xsd:element>
-  </xsd:schema>
-  <xsd:schema xmlns:xsd="http://www.w3.org/2001/XMLSchema" xmlns:xs="http://www.w3.org/2001/XMLSchema" xmlns:dms="http://schemas.microsoft.com/office/2006/documentManagement/types" xmlns:pc="http://schemas.microsoft.com/office/infopath/2007/PartnerControls" targetNamespace="8ca2a57e-8138-4b57-956a-eb6e2c7049cc" elementFormDefault="qualified">
-    <xsd:import namespace="http://schemas.microsoft.com/office/2006/documentManagement/types"/>
-    <xsd:import namespace="http://schemas.microsoft.com/office/infopath/2007/PartnerControls"/>
-    <xsd:element name="MediaServiceMetadata" ma:index="10" nillable="true" ma:displayName="MediaServiceMetadata" ma:hidden="true" ma:internalName="MediaServiceMetadata" ma:readOnly="true">
+    <xsd:element name="MediaServiceMetadata" ma:index="9" nillable="true" ma:displayName="MediaServiceMetadata" ma:hidden="true" ma:internalName="MediaServiceMetadata" ma:readOnly="true">
       <xsd:simpleType>
         <xsd:restriction base="dms:Note"/>
       </xsd:simpleType>
     </xsd:element>
-    <xsd:element name="MediaServiceFastMetadata" ma:index="11" nillable="true" ma:displayName="MediaServiceFastMetadata" ma:hidden="true" ma:internalName="MediaServiceFastMetadata" ma:readOnly="true">
+    <xsd:element name="MediaServiceFastMetadata" ma:index="10" nillable="true" ma:displayName="MediaServiceFastMetadata" ma:hidden="true" ma:internalName="MediaServiceFastMetadata" ma:readOnly="true">
       <xsd:simpleType>
         <xsd:restriction base="dms:Note"/>
       </xsd:simpleType>
     </xsd:element>
-    <xsd:element name="MediaServiceSearchProperties" ma:index="12" nillable="true" ma:displayName="MediaServiceSearchProperties" ma:hidden="true" ma:internalName="MediaServiceSearchProperties" ma:readOnly="true">
+    <xsd:element name="MediaServiceSearchProperties" ma:index="11" nillable="true" ma:displayName="MediaServiceSearchProperties" ma:hidden="true" ma:internalName="MediaServiceSearchProperties" ma:readOnly="true">
       <xsd:simpleType>
         <xsd:restriction base="dms:Note"/>
       </xsd:simpleType>
     </xsd:element>
-    <xsd:element name="MediaServiceObjectDetectorVersions" ma:index="13" nillable="true" ma:displayName="MediaServiceObjectDetectorVersions" ma:hidden="true" ma:indexed="true" ma:internalName="MediaServiceObjectDetectorVersions" ma:readOnly="true">
+    <xsd:element name="_activity" ma:index="12" nillable="true" ma:displayName="_activity" ma:hidden="true" ma:internalName="_activity">
       <xsd:simpleType>
-        <xsd:restriction base="dms:Text"/>
-      </xsd:simpleType>
-    </xsd:element>
-    <xsd:element name="lcf76f155ced4ddcb4097134ff3c332f" ma:index="15" nillable="true" ma:taxonomy="true" ma:internalName="lcf76f155ced4ddcb4097134ff3c332f" ma:taxonomyFieldName="MediaServiceImageTags" ma:displayName="Marcações de imagem" ma:readOnly="false" ma:fieldId="{5cf76f15-5ced-4ddc-b409-7134ff3c332f}" ma:taxonomyMulti="true" ma:sspId="aeda4b81-a95b-4c43-add2-24b94db42d7b" ma:termSetId="09814cd3-568e-fe90-9814-8d621ff8fb84" ma:anchorId="fba54fb3-c3e1-fe81-a776-ca4b69148c4d" ma:open="true" ma:isKeyword="false">
-      <xsd:complexType>
-        <xsd:sequence>
-          <xsd:element ref="pc:Terms" minOccurs="0" maxOccurs="1"/>
-        </xsd:sequence>
-      </xsd:complexType>
-    </xsd:element>
-    <xsd:element name="MediaServiceDateTaken" ma:index="17" nillable="true" ma:displayName="MediaServiceDateTaken" ma:hidden="true" ma:indexed="true" ma:internalName="MediaServiceDateTaken" ma:readOnly="true">
-      <xsd:simpleType>
-        <xsd:restriction base="dms:Text"/>
-      </xsd:simpleType>
-    </xsd:element>
-    <xsd:element name="MediaServiceOCR" ma:index="18" nillable="true" ma:displayName="Extracted Text" ma:internalName="MediaServiceOCR" ma:readOnly="true">
-      <xsd:simpleType>
-        <xsd:restriction base="dms:Note">
-          <xsd:maxLength value="255"/>
-        </xsd:restriction>
-      </xsd:simpleType>
-    </xsd:element>
-    <xsd:element name="MediaServiceGenerationTime" ma:index="19" nillable="true" ma:displayName="MediaServiceGenerationTime" ma:hidden="true" ma:internalName="MediaServiceGenerationTime" ma:readOnly="true">
-      <xsd:simpleType>
-        <xsd:restriction base="dms:Text"/>
-      </xsd:simpleType>
-    </xsd:element>
-    <xsd:element name="MediaServiceEventHashCode" ma:index="20" nillable="true" ma:displayName="MediaServiceEventHashCode" ma:hidden="true" ma:internalName="MediaServiceEventHashCode" ma:readOnly="true">
-      <xsd:simpleType>
-        <xsd:restriction base="dms:Text"/>
-      </xsd:simpleType>
-    </xsd:element>
-    <xsd:element name="MediaServiceLocation" ma:index="21" nillable="true" ma:displayName="Location" ma:indexed="true" ma:internalName="MediaServiceLocation" ma:readOnly="true">
-      <xsd:simpleType>
-        <xsd:restriction base="dms:Text"/>
-      </xsd:simpleType>
-    </xsd:element>
-    <xsd:element name="MediaLengthInSeconds" ma:index="22" nillable="true" ma:displayName="MediaLengthInSeconds" ma:hidden="true" ma:internalName="MediaLengthInSeconds" ma:readOnly="true">
-      <xsd:simpleType>
-        <xsd:restriction base="dms:Unknown"/>
+        <xsd:restriction base="dms:Note"/>
       </xsd:simpleType>
     </xsd:element>
   </xsd:schema>
@@ -8105,8 +8720,8 @@
         <xsd:element ref="dc:creator" minOccurs="0" maxOccurs="1"/>
         <xsd:element ref="dcterms:created" minOccurs="0" maxOccurs="1"/>
         <xsd:element ref="dc:identifier" minOccurs="0" maxOccurs="1"/>
-        <xsd:element name="contentType" minOccurs="0" maxOccurs="1" type="xsd:string" ma:index="0" ma:displayName="Tipo de Conteúdo"/>
-        <xsd:element ref="dc:title" minOccurs="0" maxOccurs="1" ma:index="4" ma:displayName="Título"/>
+        <xsd:element name="contentType" minOccurs="0" maxOccurs="1" type="xsd:string" ma:index="0" ma:displayName="Content Type"/>
+        <xsd:element ref="dc:title" minOccurs="0" maxOccurs="1" ma:index="4" ma:displayName="Title"/>
         <xsd:element ref="dc:subject" minOccurs="0" maxOccurs="1"/>
         <xsd:element ref="dc:description" minOccurs="0" maxOccurs="1"/>
         <xsd:element name="keywords" minOccurs="0" maxOccurs="1" type="xsd:string"/>
@@ -8196,17 +8811,6 @@
 </file>
 
 <file path=customXml/itemProps1.xml><?xml version="1.0" encoding="utf-8"?>
-<ds:datastoreItem xmlns:ds="http://schemas.openxmlformats.org/officeDocument/2006/customXml" ds:itemID="{F4C3DEEC-2600-444B-9739-BAA4A738EA1E}">
-  <ds:schemaRefs>
-    <ds:schemaRef ds:uri="http://schemas.microsoft.com/office/2006/metadata/properties"/>
-    <ds:schemaRef ds:uri="http://schemas.microsoft.com/office/infopath/2007/PartnerControls"/>
-    <ds:schemaRef ds:uri="8ca2a57e-8138-4b57-956a-eb6e2c7049cc"/>
-    <ds:schemaRef ds:uri="1d2798d9-1030-4cc5-be7b-200f9e628651"/>
-  </ds:schemaRefs>
-</ds:datastoreItem>
-</file>
-
-<file path=customXml/itemProps2.xml><?xml version="1.0" encoding="utf-8"?>
 <ds:datastoreItem xmlns:ds="http://schemas.openxmlformats.org/officeDocument/2006/customXml" ds:itemID="{48DFB5F4-52F4-4628-91A3-77FC7DBF31CA}">
   <ds:schemaRefs>
     <ds:schemaRef ds:uri="http://schemas.microsoft.com/sharepoint/v3/contenttype/forms"/>
@@ -8214,15 +8818,30 @@
 </ds:datastoreItem>
 </file>
 
+<file path=customXml/itemProps2.xml><?xml version="1.0" encoding="utf-8"?>
+<ds:datastoreItem xmlns:ds="http://schemas.openxmlformats.org/officeDocument/2006/customXml" ds:itemID="{F4C3DEEC-2600-444B-9739-BAA4A738EA1E}">
+  <ds:schemaRefs>
+    <ds:schemaRef ds:uri="http://purl.org/dc/elements/1.1/"/>
+    <ds:schemaRef ds:uri="cad2fdee-5bc2-4e59-8f6d-8fb6c4a72a29"/>
+    <ds:schemaRef ds:uri="http://purl.org/dc/terms/"/>
+    <ds:schemaRef ds:uri="http://schemas.microsoft.com/office/infopath/2007/PartnerControls"/>
+    <ds:schemaRef ds:uri="http://purl.org/dc/dcmitype/"/>
+    <ds:schemaRef ds:uri="http://schemas.openxmlformats.org/package/2006/metadata/core-properties"/>
+    <ds:schemaRef ds:uri="http://schemas.microsoft.com/office/2006/metadata/properties"/>
+    <ds:schemaRef ds:uri="http://schemas.microsoft.com/office/2006/documentManagement/types"/>
+    <ds:schemaRef ds:uri="http://www.w3.org/XML/1998/namespace"/>
+  </ds:schemaRefs>
+</ds:datastoreItem>
+</file>
+
 <file path=customXml/itemProps3.xml><?xml version="1.0" encoding="utf-8"?>
-<ds:datastoreItem xmlns:ds="http://schemas.openxmlformats.org/officeDocument/2006/customXml" ds:itemID="{05CF8F48-FB5F-4E20-B2D4-E9A2A1F67ED6}">
+<ds:datastoreItem xmlns:ds="http://schemas.openxmlformats.org/officeDocument/2006/customXml" ds:itemID="{E264020D-7327-4B3D-91B3-AB1011FADAF7}">
   <ds:schemaRefs>
     <ds:schemaRef ds:uri="http://schemas.microsoft.com/office/2006/metadata/contentType"/>
     <ds:schemaRef ds:uri="http://schemas.microsoft.com/office/2006/metadata/properties/metaAttributes"/>
     <ds:schemaRef ds:uri="http://www.w3.org/2001/XMLSchema"/>
     <ds:schemaRef ds:uri="http://schemas.microsoft.com/office/2006/metadata/properties"/>
-    <ds:schemaRef ds:uri="1d2798d9-1030-4cc5-be7b-200f9e628651"/>
-    <ds:schemaRef ds:uri="8ca2a57e-8138-4b57-956a-eb6e2c7049cc"/>
+    <ds:schemaRef ds:uri="cad2fdee-5bc2-4e59-8f6d-8fb6c4a72a29"/>
     <ds:schemaRef ds:uri="http://schemas.microsoft.com/office/2006/documentManagement/types"/>
     <ds:schemaRef ds:uri="http://schemas.microsoft.com/office/infopath/2007/PartnerControls"/>
     <ds:schemaRef ds:uri="http://schemas.openxmlformats.org/package/2006/metadata/core-properties"/>

--- a/documentos/Entrega 2/Projeto Interdisciplinar/Documento - Projeto de Extensão - COM Empresa - 2026_1.docx
+++ b/documentos/Entrega 2/Projeto Interdisciplinar/Documento - Projeto de Extensão - COM Empresa - 2026_1.docx
@@ -405,15 +405,7 @@
                 <w:sz w:val="24"/>
                 <w:szCs w:val="24"/>
               </w:rPr>
-              <w:t>C</w:t>
-            </w:r>
-            <w:r>
-              <w:rPr>
-                <w:rFonts w:ascii="Arial" w:eastAsia="Arial" w:hAnsi="Arial" w:cs="Arial"/>
-                <w:sz w:val="24"/>
-                <w:szCs w:val="24"/>
-              </w:rPr>
-              <w:t>aio Fábio Freitas</w:t>
+              <w:t>Caio Fábio Freitas</w:t>
             </w:r>
           </w:p>
           <w:p>
@@ -676,6 +668,7 @@
           <w:sz w:val="24"/>
           <w:szCs w:val="24"/>
         </w:rPr>
+        <w:lastRenderedPageBreak/>
         <w:t>Professor</w:t>
       </w:r>
       <w:r>
@@ -777,15 +770,7 @@
                 <w:sz w:val="24"/>
                 <w:szCs w:val="24"/>
               </w:rPr>
-              <w:t>David de Oliveira Lemes</w:t>
-            </w:r>
-            <w:r>
-              <w:rPr>
-                <w:rFonts w:ascii="Arial" w:hAnsi="Arial" w:cs="Arial"/>
-                <w:sz w:val="24"/>
-                <w:szCs w:val="24"/>
-              </w:rPr>
-              <w:t>,</w:t>
+              <w:t>David de Oliveira Lemes,</w:t>
             </w:r>
             <w:r>
               <w:rPr>
@@ -817,23 +802,7 @@
                 <w:sz w:val="24"/>
                 <w:szCs w:val="24"/>
               </w:rPr>
-              <w:t xml:space="preserve">Pires, </w:t>
-            </w:r>
-            <w:r>
-              <w:rPr>
-                <w:rFonts w:ascii="Arial" w:hAnsi="Arial" w:cs="Arial"/>
-                <w:sz w:val="24"/>
-                <w:szCs w:val="24"/>
-              </w:rPr>
-              <w:t>Renata Muniz do Nascimento</w:t>
-            </w:r>
-            <w:r>
-              <w:rPr>
-                <w:rFonts w:ascii="Arial" w:hAnsi="Arial" w:cs="Arial"/>
-                <w:sz w:val="24"/>
-                <w:szCs w:val="24"/>
-              </w:rPr>
-              <w:t xml:space="preserve">, </w:t>
+              <w:t xml:space="preserve">Pires, Renata Muniz do Nascimento, </w:t>
             </w:r>
             <w:r>
               <w:rPr>
@@ -1418,7 +1387,14 @@
               <w:rPr>
                 <w:rFonts w:ascii="Arial" w:hAnsi="Arial" w:cs="Arial"/>
               </w:rPr>
-              <w:t>com o objetivo de promover conscientização social por meio da gamificação. O projeto foi motivado pela necessidade de representar, de forma interativa, os desafios enfrentados por agentes de segurança ao tentar conter criminosos sem causar danos à cidade e à população.</w:t>
+              <w:t xml:space="preserve">com o objetivo de promover conscientização social por meio da gamificação. O projeto foi motivado pela necessidade de representar, de forma interativa, os desafios enfrentados por </w:t>
+            </w:r>
+            <w:r>
+              <w:rPr>
+                <w:rFonts w:ascii="Arial" w:hAnsi="Arial" w:cs="Arial"/>
+              </w:rPr>
+              <w:lastRenderedPageBreak/>
+              <w:t>agentes de segurança ao tentar conter criminosos sem causar danos à cidade e à população.</w:t>
             </w:r>
           </w:p>
           <w:p>
@@ -1661,6 +1637,7 @@
           <w:sz w:val="24"/>
           <w:szCs w:val="24"/>
         </w:rPr>
+        <w:lastRenderedPageBreak/>
         <w:t xml:space="preserve">Produto decorrente do projeto </w:t>
       </w:r>
     </w:p>
@@ -1919,6 +1896,7 @@
                 <w:b/>
                 <w:bCs/>
               </w:rPr>
+              <w:lastRenderedPageBreak/>
               <w:t>Figura 3:</w:t>
             </w:r>
             <w:r>
@@ -2125,6 +2103,7 @@
           <w:sz w:val="24"/>
           <w:szCs w:val="24"/>
         </w:rPr>
+        <w:lastRenderedPageBreak/>
         <w:t>2. IDENTIFICAÇÃO DO CENÁRIO DE INTERVENÇÃO E HIPÓTESES DE SOLUÇÃO</w:t>
       </w:r>
     </w:p>
@@ -2490,6 +2469,7 @@
           <w:sz w:val="24"/>
           <w:szCs w:val="24"/>
         </w:rPr>
+        <w:lastRenderedPageBreak/>
         <w:t>Apresentação do(s) problema(s) observado(s) e delimitação do objeto de estudo e intervenção</w:t>
       </w:r>
     </w:p>
@@ -2822,15 +2802,7 @@
                 <w:sz w:val="24"/>
                 <w:szCs w:val="24"/>
               </w:rPr>
-              <w:t>Com base nisso, o processo utilizado para garantir a</w:t>
-            </w:r>
-            <w:r>
-              <w:rPr>
-                <w:rFonts w:ascii="Arial" w:eastAsia="Arial" w:hAnsi="Arial" w:cs="Arial"/>
-                <w:sz w:val="24"/>
-                <w:szCs w:val="24"/>
-              </w:rPr>
-              <w:t xml:space="preserve"> integridade ética do jogo é o uso do GitHub para controle de versão com práticas as quais evitam a exposição de chaves de API ou dados sensíveis nos repositórios públicos, visto que, relatórios recentes apontam crescimento expressivo de incidentes de vazamento: um levantamento citado pelo MIT indica aumento de 493% nos vazamentos de dados no Brasil em determinados períodos recentes. </w:t>
+              <w:t xml:space="preserve">Com base nisso, o processo utilizado para garantir a integridade ética do jogo é o uso do GitHub para controle de versão com práticas as quais evitam a exposição de chaves de API ou dados sensíveis nos repositórios públicos, visto que, relatórios recentes apontam crescimento expressivo de incidentes de vazamento: um levantamento citado pelo MIT indica aumento de 493% nos vazamentos de dados no Brasil em determinados períodos recentes. </w:t>
             </w:r>
           </w:p>
           <w:p>
@@ -2859,7 +2831,7 @@
                 <w14:ligatures w14:val="standardContextual"/>
               </w:rPr>
               <w:drawing>
-                <wp:inline distT="0" distB="0" distL="0" distR="0" wp14:anchorId="2FF2647C" wp14:editId="6FCBE6D4">
+                <wp:inline distT="0" distB="0" distL="0" distR="0" wp14:anchorId="2FF2647C" wp14:editId="09B28570">
                   <wp:extent cx="4829175" cy="3209925"/>
                   <wp:effectExtent l="0" t="0" r="9525" b="9525"/>
                   <wp:docPr id="9" name="Imagem 9" descr="Gráfico&#10;&#10;O conteúdo gerado por IA pode estar incorreto."/>
@@ -2924,6 +2896,7 @@
                 <w:sz w:val="24"/>
                 <w:szCs w:val="24"/>
               </w:rPr>
+              <w:lastRenderedPageBreak/>
               <w:t>Outro fator crucial é a equidade. A Pesquisa Game Brasil 2025 mostrou que pessoas de menor renda jogam principalmente no celular, e consoles e PCs gamer continuam concentrados nas classes mais altas.</w:t>
             </w:r>
           </w:p>
@@ -2953,7 +2926,7 @@
                 <w14:ligatures w14:val="standardContextual"/>
               </w:rPr>
               <w:drawing>
-                <wp:inline distT="0" distB="0" distL="0" distR="0" wp14:anchorId="0D4E1FB3" wp14:editId="0CC862C4">
+                <wp:inline distT="0" distB="0" distL="0" distR="0" wp14:anchorId="0D4E1FB3" wp14:editId="159ED733">
                   <wp:extent cx="5768340" cy="3499485"/>
                   <wp:effectExtent l="0" t="0" r="3810" b="5715"/>
                   <wp:docPr id="10" name="Imagem 10" descr="Gráfico, Gráfico de barras&#10;&#10;O conteúdo gerado por IA pode estar incorreto."/>
@@ -3018,15 +2991,7 @@
                 <w:sz w:val="24"/>
                 <w:szCs w:val="24"/>
               </w:rPr>
-              <w:t xml:space="preserve">Ademais, </w:t>
-            </w:r>
-            <w:r>
-              <w:rPr>
-                <w:rFonts w:ascii="Arial" w:eastAsia="Arial" w:hAnsi="Arial" w:cs="Arial"/>
-                <w:sz w:val="24"/>
-                <w:szCs w:val="24"/>
-              </w:rPr>
-              <w:t>numa realidade de 14,4 milhões de pessoas com deficiência no Brasil, o Urban Chase busca integrar recursos que permitam que qualquer pessoa, independentemente de suas limitações físicas, possa controlar os personagens, devido ao compromisso ético que o jogo visa utilizar e também implementar no pensamento dos players.</w:t>
+              <w:t>Ademais, numa realidade de 14,4 milhões de pessoas com deficiência no Brasil, o Urban Chase busca integrar recursos que permitam que qualquer pessoa, independentemente de suas limitações físicas, possa controlar os personagens, devido ao compromisso ético que o jogo visa utilizar e também implementar no pensamento dos players.</w:t>
             </w:r>
           </w:p>
           <w:p>
@@ -3118,6 +3083,7 @@
           <w:sz w:val="24"/>
           <w:szCs w:val="24"/>
         </w:rPr>
+        <w:lastRenderedPageBreak/>
         <w:t>Definição de hipóteses para a solução do problema observado</w:t>
       </w:r>
     </w:p>
@@ -3629,6 +3595,7 @@
           <w:sz w:val="24"/>
           <w:szCs w:val="24"/>
         </w:rPr>
+        <w:lastRenderedPageBreak/>
         <w:t>3 DESCRIÇÃO DO PROJETO</w:t>
       </w:r>
     </w:p>
@@ -3882,10 +3849,10 @@
           <w:tcPr>
             <w:tcW w:w="9300" w:type="dxa"/>
             <w:tcBorders>
-              <w:top w:val="single" w:sz="4" w:space="0" w:color="000000"/>
-              <w:left w:val="single" w:sz="4" w:space="0" w:color="000000"/>
-              <w:bottom w:val="single" w:sz="4" w:space="0" w:color="000000"/>
-              <w:right w:val="single" w:sz="4" w:space="0" w:color="000000"/>
+              <w:top w:val="single" w:sz="4" w:space="0" w:color="000000" w:themeColor="text1"/>
+              <w:left w:val="single" w:sz="4" w:space="0" w:color="000000" w:themeColor="text1"/>
+              <w:bottom w:val="single" w:sz="4" w:space="0" w:color="000000" w:themeColor="text1"/>
+              <w:right w:val="single" w:sz="4" w:space="0" w:color="000000" w:themeColor="text1"/>
             </w:tcBorders>
           </w:tcPr>
           <w:p>
@@ -3912,7 +3879,7 @@
               <w:ind w:left="187" w:right="342" w:firstLine="523"/>
               <w:jc w:val="both"/>
               <w:rPr>
-                <w:rFonts w:ascii="Arial" w:hAnsi="Arial" w:cs="Arial"/>
+                <w:rFonts w:ascii="Arial" w:eastAsia="Arial" w:hAnsi="Arial" w:cs="Arial"/>
               </w:rPr>
             </w:pPr>
             <w:r>
@@ -3926,6 +3893,9 @@
                 <w:rFonts w:ascii="Arial" w:hAnsi="Arial" w:cs="Arial"/>
               </w:rPr>
               <w:t xml:space="preserve"> criar uma jogabilidade baseada em ação indireta e estratégia que proporciona uma experiência imersiva, na qual o jogador interage com um cenário dinâmico e responsivo.</w:t>
+            </w:r>
+            <w:r>
+              <w:t xml:space="preserve"> </w:t>
             </w:r>
           </w:p>
           <w:p>
@@ -3935,7 +3905,69 @@
               <w:ind w:left="187" w:right="342" w:firstLine="523"/>
               <w:jc w:val="both"/>
               <w:rPr>
-                <w:rFonts w:ascii="Arial" w:hAnsi="Arial" w:cs="Arial"/>
+                <w:rFonts w:ascii="Arial" w:eastAsia="Arial" w:hAnsi="Arial" w:cs="Arial"/>
+              </w:rPr>
+            </w:pPr>
+            <w:r>
+              <w:rPr>
+                <w:rFonts w:ascii="Arial" w:eastAsia="Arial" w:hAnsi="Arial" w:cs="Arial"/>
+              </w:rPr>
+              <w:t xml:space="preserve">Além do entretenimento, o jogo </w:t>
+            </w:r>
+            <w:r>
+              <w:rPr>
+                <w:rFonts w:ascii="Arial" w:eastAsia="Arial" w:hAnsi="Arial" w:cs="Arial"/>
+                <w:i/>
+                <w:iCs/>
+              </w:rPr>
+              <w:t>Urban Chase</w:t>
+            </w:r>
+            <w:r>
+              <w:rPr>
+                <w:rFonts w:ascii="Arial" w:eastAsia="Arial" w:hAnsi="Arial" w:cs="Arial"/>
+              </w:rPr>
+              <w:t xml:space="preserve"> busca alinhar-se aos princípios ESG (Environmental, Social and Governance) e aos Objetivos de Desenvolvimento Sustentável (ODS) da ONU, especialmente no incentivo à conscientização social, à tomada de decisões responsáveis e à valorização de ambientes urbanos mais sustentáveis e inclusivos. Dessa forma, o projeto contribui para os ODS 11 </w:t>
+            </w:r>
+            <w:r>
+              <w:rPr>
+                <w:rFonts w:ascii="Arial" w:eastAsia="Arial" w:hAnsi="Arial" w:cs="Arial"/>
+              </w:rPr>
+              <w:t>(Cidades</w:t>
+            </w:r>
+            <w:r>
+              <w:rPr>
+                <w:rFonts w:ascii="Arial" w:eastAsia="Arial" w:hAnsi="Arial" w:cs="Arial"/>
+              </w:rPr>
+              <w:t xml:space="preserve"> e Comunidades Sustentáveis), ao estimular reflexões sobre a integridade do ambiente </w:t>
+            </w:r>
+            <w:r>
+              <w:rPr>
+                <w:rFonts w:ascii="Arial" w:eastAsia="Arial" w:hAnsi="Arial" w:cs="Arial"/>
+              </w:rPr>
+              <w:t>urbano e</w:t>
+            </w:r>
+            <w:r>
+              <w:rPr>
+                <w:rFonts w:ascii="Arial" w:eastAsia="Arial" w:hAnsi="Arial" w:cs="Arial"/>
+              </w:rPr>
+              <w:t xml:space="preserve"> ODS 9 (Indústria, Inovação </w:t>
+            </w:r>
+            <w:r>
+              <w:rPr>
+                <w:rFonts w:ascii="Arial" w:eastAsia="Arial" w:hAnsi="Arial" w:cs="Arial"/>
+              </w:rPr>
+              <w:lastRenderedPageBreak/>
+              <w:t>e Infraestrutura, ao utilizar a tecnologia e o game design como ferramentas de inovação e impacto social positivo.</w:t>
+            </w:r>
+          </w:p>
+          <w:p>
+            <w:pPr>
+              <w:pStyle w:val="NormalWeb"/>
+              <w:spacing w:before="0" w:beforeAutospacing="0" w:after="0" w:afterAutospacing="0" w:line="360" w:lineRule="auto"/>
+              <w:ind w:left="187" w:right="342" w:firstLine="523"/>
+              <w:jc w:val="both"/>
+              <w:rPr>
+                <w:rFonts w:ascii="Arial" w:eastAsia="Arial" w:hAnsi="Arial" w:cs="Arial"/>
               </w:rPr>
             </w:pPr>
           </w:p>
@@ -3970,54 +4002,6 @@
         <w:jc w:val="both"/>
         <w:rPr>
           <w:rFonts w:ascii="Arial" w:eastAsia="Arial" w:hAnsi="Arial" w:cs="Arial"/>
-          <w:sz w:val="24"/>
-          <w:szCs w:val="24"/>
-        </w:rPr>
-      </w:pPr>
-    </w:p>
-    <w:p>
-      <w:pPr>
-        <w:spacing w:after="0" w:line="360" w:lineRule="auto"/>
-        <w:jc w:val="both"/>
-        <w:rPr>
-          <w:rFonts w:ascii="Arial" w:eastAsia="Arial" w:hAnsi="Arial" w:cs="Arial"/>
-          <w:b/>
-          <w:sz w:val="24"/>
-          <w:szCs w:val="24"/>
-        </w:rPr>
-      </w:pPr>
-    </w:p>
-    <w:p>
-      <w:pPr>
-        <w:spacing w:after="0" w:line="360" w:lineRule="auto"/>
-        <w:jc w:val="both"/>
-        <w:rPr>
-          <w:rFonts w:ascii="Arial" w:eastAsia="Arial" w:hAnsi="Arial" w:cs="Arial"/>
-          <w:b/>
-          <w:sz w:val="24"/>
-          <w:szCs w:val="24"/>
-        </w:rPr>
-      </w:pPr>
-    </w:p>
-    <w:p>
-      <w:pPr>
-        <w:spacing w:after="0" w:line="360" w:lineRule="auto"/>
-        <w:jc w:val="both"/>
-        <w:rPr>
-          <w:rFonts w:ascii="Arial" w:eastAsia="Arial" w:hAnsi="Arial" w:cs="Arial"/>
-          <w:b/>
-          <w:sz w:val="24"/>
-          <w:szCs w:val="24"/>
-        </w:rPr>
-      </w:pPr>
-    </w:p>
-    <w:p>
-      <w:pPr>
-        <w:spacing w:after="0" w:line="360" w:lineRule="auto"/>
-        <w:jc w:val="both"/>
-        <w:rPr>
-          <w:rFonts w:ascii="Arial" w:eastAsia="Arial" w:hAnsi="Arial" w:cs="Arial"/>
-          <w:b/>
           <w:sz w:val="24"/>
           <w:szCs w:val="24"/>
         </w:rPr>
@@ -5175,66 +5159,6 @@
           <w:szCs w:val="24"/>
         </w:rPr>
       </w:pPr>
-    </w:p>
-    <w:p>
-      <w:pPr>
-        <w:spacing w:after="0" w:line="360" w:lineRule="auto"/>
-        <w:jc w:val="both"/>
-        <w:rPr>
-          <w:rFonts w:ascii="Arial" w:eastAsia="Arial" w:hAnsi="Arial" w:cs="Arial"/>
-          <w:b/>
-          <w:sz w:val="24"/>
-          <w:szCs w:val="24"/>
-        </w:rPr>
-      </w:pPr>
-    </w:p>
-    <w:p>
-      <w:pPr>
-        <w:spacing w:after="0" w:line="360" w:lineRule="auto"/>
-        <w:jc w:val="both"/>
-        <w:rPr>
-          <w:rFonts w:ascii="Arial" w:eastAsia="Arial" w:hAnsi="Arial" w:cs="Arial"/>
-          <w:b/>
-          <w:sz w:val="24"/>
-          <w:szCs w:val="24"/>
-        </w:rPr>
-      </w:pPr>
-    </w:p>
-    <w:p>
-      <w:pPr>
-        <w:spacing w:after="0" w:line="360" w:lineRule="auto"/>
-        <w:jc w:val="both"/>
-        <w:rPr>
-          <w:rFonts w:ascii="Arial" w:eastAsia="Arial" w:hAnsi="Arial" w:cs="Arial"/>
-          <w:b/>
-          <w:sz w:val="24"/>
-          <w:szCs w:val="24"/>
-        </w:rPr>
-      </w:pPr>
-    </w:p>
-    <w:p>
-      <w:pPr>
-        <w:spacing w:after="0" w:line="360" w:lineRule="auto"/>
-        <w:jc w:val="both"/>
-        <w:rPr>
-          <w:rFonts w:ascii="Arial" w:eastAsia="Arial" w:hAnsi="Arial" w:cs="Arial"/>
-          <w:b/>
-          <w:sz w:val="24"/>
-          <w:szCs w:val="24"/>
-        </w:rPr>
-      </w:pPr>
-    </w:p>
-    <w:p>
-      <w:pPr>
-        <w:spacing w:after="0" w:line="360" w:lineRule="auto"/>
-        <w:jc w:val="both"/>
-        <w:rPr>
-          <w:rFonts w:ascii="Arial" w:eastAsia="Arial" w:hAnsi="Arial" w:cs="Arial"/>
-          <w:b/>
-          <w:sz w:val="24"/>
-          <w:szCs w:val="24"/>
-        </w:rPr>
-      </w:pPr>
       <w:r>
         <w:rPr>
           <w:rFonts w:ascii="Arial" w:eastAsia="Arial" w:hAnsi="Arial" w:cs="Arial"/>
@@ -5242,6 +5166,7 @@
           <w:sz w:val="24"/>
           <w:szCs w:val="24"/>
         </w:rPr>
+        <w:lastRenderedPageBreak/>
         <w:t xml:space="preserve">Referências </w:t>
       </w:r>
     </w:p>
@@ -5976,6 +5901,7 @@
               <w:rPr>
                 <w:rFonts w:ascii="Arial" w:hAnsi="Arial" w:cs="Arial"/>
               </w:rPr>
+              <w:lastRenderedPageBreak/>
               <w:t xml:space="preserve">SILICON &amp; SYNAPSE. </w:t>
             </w:r>
             <w:r>
@@ -6376,6 +6302,7 @@
         <w:docPartUnique/>
       </w:docPartObj>
     </w:sdtPr>
+    <w:sdtEndPr/>
     <w:sdtContent>
       <w:p>
         <w:pPr>
@@ -7900,6 +7827,7 @@
   <w:style w:type="character" w:default="1" w:styleId="Fontepargpadro">
     <w:name w:val="Default Paragraph Font"/>
     <w:uiPriority w:val="1"/>
+    <w:semiHidden/>
     <w:unhideWhenUsed/>
   </w:style>
   <w:style w:type="table" w:default="1" w:styleId="Tabelanormal">
@@ -8644,20 +8572,20 @@
 </file>
 
 <file path=customXml/item1.xml><?xml version="1.0" encoding="utf-8"?>
+<p:properties xmlns:p="http://schemas.microsoft.com/office/2006/metadata/properties" xmlns:xsi="http://www.w3.org/2001/XMLSchema-instance" xmlns:pc="http://schemas.microsoft.com/office/infopath/2007/PartnerControls">
+  <documentManagement>
+    <_activity xmlns="cad2fdee-5bc2-4e59-8f6d-8fb6c4a72a29" xsi:nil="true"/>
+  </documentManagement>
+</p:properties>
+</file>
+
+<file path=customXml/item2.xml><?xml version="1.0" encoding="utf-8"?>
 <?mso-contentType ?>
 <FormTemplates xmlns="http://schemas.microsoft.com/sharepoint/v3/contenttype/forms">
   <Display>DocumentLibraryForm</Display>
   <Edit>DocumentLibraryForm</Edit>
   <New>DocumentLibraryForm</New>
 </FormTemplates>
-</file>
-
-<file path=customXml/item2.xml><?xml version="1.0" encoding="utf-8"?>
-<p:properties xmlns:p="http://schemas.microsoft.com/office/2006/metadata/properties" xmlns:xsi="http://www.w3.org/2001/XMLSchema-instance" xmlns:pc="http://schemas.microsoft.com/office/infopath/2007/PartnerControls">
-  <documentManagement>
-    <_activity xmlns="cad2fdee-5bc2-4e59-8f6d-8fb6c4a72a29" xsi:nil="true"/>
-  </documentManagement>
-</p:properties>
 </file>
 
 <file path=customXml/item3.xml><?xml version="1.0" encoding="utf-8"?>
@@ -8811,25 +8739,25 @@
 </file>
 
 <file path=customXml/itemProps1.xml><?xml version="1.0" encoding="utf-8"?>
-<ds:datastoreItem xmlns:ds="http://schemas.openxmlformats.org/officeDocument/2006/customXml" ds:itemID="{48DFB5F4-52F4-4628-91A3-77FC7DBF31CA}">
+<ds:datastoreItem xmlns:ds="http://schemas.openxmlformats.org/officeDocument/2006/customXml" ds:itemID="{F4C3DEEC-2600-444B-9739-BAA4A738EA1E}">
   <ds:schemaRefs>
-    <ds:schemaRef ds:uri="http://schemas.microsoft.com/sharepoint/v3/contenttype/forms"/>
+    <ds:schemaRef ds:uri="http://purl.org/dc/elements/1.1/"/>
+    <ds:schemaRef ds:uri="cad2fdee-5bc2-4e59-8f6d-8fb6c4a72a29"/>
+    <ds:schemaRef ds:uri="http://schemas.microsoft.com/office/2006/metadata/properties"/>
+    <ds:schemaRef ds:uri="http://schemas.microsoft.com/office/2006/documentManagement/types"/>
+    <ds:schemaRef ds:uri="http://schemas.openxmlformats.org/package/2006/metadata/core-properties"/>
+    <ds:schemaRef ds:uri="http://purl.org/dc/terms/"/>
+    <ds:schemaRef ds:uri="http://www.w3.org/XML/1998/namespace"/>
+    <ds:schemaRef ds:uri="http://schemas.microsoft.com/office/infopath/2007/PartnerControls"/>
+    <ds:schemaRef ds:uri="http://purl.org/dc/dcmitype/"/>
   </ds:schemaRefs>
 </ds:datastoreItem>
 </file>
 
 <file path=customXml/itemProps2.xml><?xml version="1.0" encoding="utf-8"?>
-<ds:datastoreItem xmlns:ds="http://schemas.openxmlformats.org/officeDocument/2006/customXml" ds:itemID="{F4C3DEEC-2600-444B-9739-BAA4A738EA1E}">
+<ds:datastoreItem xmlns:ds="http://schemas.openxmlformats.org/officeDocument/2006/customXml" ds:itemID="{48DFB5F4-52F4-4628-91A3-77FC7DBF31CA}">
   <ds:schemaRefs>
-    <ds:schemaRef ds:uri="http://purl.org/dc/elements/1.1/"/>
-    <ds:schemaRef ds:uri="cad2fdee-5bc2-4e59-8f6d-8fb6c4a72a29"/>
-    <ds:schemaRef ds:uri="http://purl.org/dc/terms/"/>
-    <ds:schemaRef ds:uri="http://schemas.microsoft.com/office/infopath/2007/PartnerControls"/>
-    <ds:schemaRef ds:uri="http://purl.org/dc/dcmitype/"/>
-    <ds:schemaRef ds:uri="http://schemas.openxmlformats.org/package/2006/metadata/core-properties"/>
-    <ds:schemaRef ds:uri="http://schemas.microsoft.com/office/2006/metadata/properties"/>
-    <ds:schemaRef ds:uri="http://schemas.microsoft.com/office/2006/documentManagement/types"/>
-    <ds:schemaRef ds:uri="http://www.w3.org/XML/1998/namespace"/>
+    <ds:schemaRef ds:uri="http://schemas.microsoft.com/sharepoint/v3/contenttype/forms"/>
   </ds:schemaRefs>
 </ds:datastoreItem>
 </file>

--- a/documentos/Entrega 2/Projeto Interdisciplinar/Documento - Projeto de Extensão - COM Empresa - 2026_1.docx
+++ b/documentos/Entrega 2/Projeto Interdisciplinar/Documento - Projeto de Extensão - COM Empresa - 2026_1.docx
@@ -1244,7 +1244,6 @@
             <w:pPr>
               <w:pStyle w:val="NormalWeb"/>
               <w:spacing w:before="0" w:beforeAutospacing="0" w:after="0" w:afterAutospacing="0" w:line="360" w:lineRule="auto"/>
-              <w:ind w:right="435"/>
               <w:jc w:val="both"/>
               <w:rPr>
                 <w:rFonts w:ascii="Arial" w:hAnsi="Arial" w:cs="Arial"/>
@@ -1260,49 +1259,50 @@
               <w:rPr>
                 <w:rFonts w:ascii="Arial" w:hAnsi="Arial" w:cs="Arial"/>
               </w:rPr>
-              <w:t xml:space="preserve">O Urban Chase tem um significado social, isto é, vai além de apenas um gameplay. Nesse sentido, o jogo procura implementar uma reflexão em seu público-alvo sobre </w:t>
-            </w:r>
-            <w:r>
-              <w:rPr>
-                <w:rFonts w:ascii="Arial" w:hAnsi="Arial" w:cs="Arial"/>
-              </w:rPr>
-              <w:t xml:space="preserve">os seguintes </w:t>
-            </w:r>
-            <w:r>
-              <w:rPr>
-                <w:rFonts w:ascii="Arial" w:hAnsi="Arial" w:cs="Arial"/>
-              </w:rPr>
-              <w:t>fatores:</w:t>
-            </w:r>
-            <w:r>
-              <w:rPr>
-                <w:rFonts w:ascii="Arial" w:hAnsi="Arial" w:cs="Arial"/>
-              </w:rPr>
-              <w:t xml:space="preserve"> a demolição constante do patrimônio público </w:t>
-            </w:r>
-            <w:r>
-              <w:rPr>
-                <w:rFonts w:ascii="Arial" w:hAnsi="Arial" w:cs="Arial"/>
-              </w:rPr>
-              <w:t>e a</w:t>
-            </w:r>
-            <w:r>
-              <w:rPr>
-                <w:rFonts w:ascii="Arial" w:hAnsi="Arial" w:cs="Arial"/>
-              </w:rPr>
-              <w:t xml:space="preserve"> dificuldade enfrentada por </w:t>
-            </w:r>
-            <w:r>
-              <w:rPr>
-                <w:rFonts w:ascii="Arial" w:hAnsi="Arial" w:cs="Arial"/>
-              </w:rPr>
-              <w:t>policiais</w:t>
-            </w:r>
-            <w:r>
-              <w:rPr>
-                <w:rFonts w:ascii="Arial" w:hAnsi="Arial" w:cs="Arial"/>
-              </w:rPr>
-              <w:t xml:space="preserve"> em conter agentes criminosos.</w:t>
+              <w:t xml:space="preserve"> </w:t>
+            </w:r>
+            <w:r>
+              <w:rPr>
+                <w:rFonts w:ascii="Arial" w:hAnsi="Arial" w:cs="Arial"/>
+              </w:rPr>
+              <w:t>O Urban Chase possui um propósito social que vai além do entretenimento, buscando conscientizar os jogadores sobre a depredação do patrimônio público e os desafios enfrentados por agentes de segurança no combate à criminalidade. A destruição de espaços urbanos compromete recursos coletivos, aumenta gastos públicos e contribui para a sensação de insegurança da população, enquanto a preservação desses ambientes está diretamente ligada à confiança nas instituições públicas.</w:t>
+            </w:r>
+          </w:p>
+          <w:p>
+            <w:pPr>
+              <w:pStyle w:val="NormalWeb"/>
+              <w:spacing w:before="0" w:beforeAutospacing="0" w:after="0" w:afterAutospacing="0" w:line="360" w:lineRule="auto"/>
+              <w:jc w:val="both"/>
+              <w:rPr>
+                <w:rFonts w:ascii="Arial" w:hAnsi="Arial" w:cs="Arial"/>
+              </w:rPr>
+            </w:pPr>
+          </w:p>
+          <w:p>
+            <w:pPr>
+              <w:spacing w:after="0" w:line="360" w:lineRule="auto"/>
+              <w:jc w:val="both"/>
+              <w:rPr>
+                <w:rFonts w:ascii="Arial" w:hAnsi="Arial" w:cs="Arial"/>
+                <w:sz w:val="24"/>
+                <w:szCs w:val="24"/>
+              </w:rPr>
+            </w:pPr>
+            <w:r>
+              <w:rPr>
+                <w:rFonts w:ascii="Arial" w:hAnsi="Arial" w:cs="Arial"/>
+                <w:sz w:val="24"/>
+                <w:szCs w:val="24"/>
+              </w:rPr>
+              <w:t xml:space="preserve">   </w:t>
+            </w:r>
+            <w:r>
+              <w:rPr>
+                <w:rFonts w:ascii="Arial" w:hAnsi="Arial" w:cs="Arial"/>
+                <w:sz w:val="24"/>
+                <w:szCs w:val="24"/>
+              </w:rPr>
+              <w:t>Diante desse cenário, o jogo foi desenvolvido para representar, de forma interativa, os desafios de conter criminosos sem causar danos à cidade e às pessoas ao redor. Para isso, o projeto utiliza conceitos de gamificação aplicados à educação e à conscientização social, estratégia considerada eficiente para ampliar o engajamento e o aprendizado em ambientes digitais (PRENSKY, 2012).</w:t>
             </w:r>
           </w:p>
           <w:p>
@@ -1315,18 +1315,6 @@
                 <w:rFonts w:ascii="Arial" w:hAnsi="Arial" w:cs="Arial"/>
               </w:rPr>
             </w:pPr>
-            <w:r>
-              <w:rPr>
-                <w:rFonts w:ascii="Arial" w:hAnsi="Arial" w:cs="Arial"/>
-              </w:rPr>
-              <w:t xml:space="preserve"> </w:t>
-            </w:r>
-            <w:r>
-              <w:rPr>
-                <w:rFonts w:ascii="Arial" w:hAnsi="Arial" w:cs="Arial"/>
-              </w:rPr>
-              <w:t>A depredação do patrimônio público gera prejuízos diretos à coletividade, comprometendo recursos e serviços essenciais à população. Atos de vandalismo urbano impactam diretamente a qualidade de vida, aumentam gastos públicos e contribuem para a sensação de insegurança social (FÓRUM BRASILEIRO DE SEGURANÇA PÚBLICA, 2025).</w:t>
-            </w:r>
           </w:p>
           <w:p>
             <w:pPr>
@@ -1338,275 +1326,10 @@
                 <w:rFonts w:ascii="Arial" w:hAnsi="Arial" w:cs="Arial"/>
               </w:rPr>
             </w:pPr>
-            <w:r>
-              <w:rPr>
-                <w:rFonts w:ascii="Arial" w:hAnsi="Arial" w:cs="Arial"/>
-              </w:rPr>
-              <w:t>A percepção de segurança da população está diretamente ligada à preservação dos espaços urbanos e à confiança nas instituições públicas (LOPES, 2025). Nesse contexto, agentes de segurança enfrentam o desafio de conter ocorrências sem ampliar os danos ao patrimônio e às pessoas ao redor</w:t>
-            </w:r>
-            <w:r>
-              <w:rPr>
-                <w:rFonts w:ascii="Arial" w:hAnsi="Arial" w:cs="Arial"/>
-              </w:rPr>
-              <w:t>.</w:t>
-            </w:r>
-          </w:p>
-          <w:p>
-            <w:pPr>
-              <w:pStyle w:val="NormalWeb"/>
-              <w:spacing w:before="0" w:beforeAutospacing="0" w:after="0" w:afterAutospacing="0" w:line="360" w:lineRule="auto"/>
-              <w:ind w:right="435"/>
-              <w:jc w:val="both"/>
-              <w:rPr>
-                <w:rFonts w:ascii="Arial" w:hAnsi="Arial" w:cs="Arial"/>
-              </w:rPr>
-            </w:pPr>
-            <w:r>
-              <w:rPr>
-                <w:rFonts w:ascii="Arial" w:hAnsi="Arial" w:cs="Arial"/>
-              </w:rPr>
-              <w:t>Diante do crescimento dos casos de vandalismo urbano e dos prejuízos causados ao patrimônio público, a equipe desenvolveu o “</w:t>
-            </w:r>
-            <w:r>
-              <w:rPr>
-                <w:rFonts w:ascii="Arial" w:hAnsi="Arial" w:cs="Arial"/>
-                <w:i/>
-                <w:iCs/>
-              </w:rPr>
-              <w:t>Urban Chase”</w:t>
-            </w:r>
-            <w:r>
-              <w:rPr>
-                <w:rFonts w:ascii="Arial" w:hAnsi="Arial" w:cs="Arial"/>
-                <w:b/>
-                <w:bCs/>
-              </w:rPr>
-              <w:t xml:space="preserve"> </w:t>
-            </w:r>
-            <w:r>
-              <w:rPr>
-                <w:rFonts w:ascii="Arial" w:hAnsi="Arial" w:cs="Arial"/>
-              </w:rPr>
-              <w:t xml:space="preserve">com o objetivo de promover conscientização social por meio da gamificação. O projeto foi motivado pela necessidade de representar, de forma interativa, os desafios enfrentados por </w:t>
-            </w:r>
-            <w:r>
-              <w:rPr>
-                <w:rFonts w:ascii="Arial" w:hAnsi="Arial" w:cs="Arial"/>
-              </w:rPr>
-              <w:lastRenderedPageBreak/>
-              <w:t>agentes de segurança ao tentar conter criminosos sem causar danos à cidade e à população.</w:t>
-            </w:r>
-          </w:p>
-          <w:p>
-            <w:pPr>
-              <w:pStyle w:val="NormalWeb"/>
-              <w:spacing w:line="360" w:lineRule="auto"/>
-              <w:ind w:right="435"/>
-              <w:rPr>
-                <w:rFonts w:ascii="Arial" w:hAnsi="Arial" w:cs="Arial"/>
-              </w:rPr>
-            </w:pPr>
-            <w:r>
-              <w:rPr>
-                <w:rFonts w:ascii="Arial" w:hAnsi="Arial" w:cs="Arial"/>
-              </w:rPr>
-              <w:t>A proposta utiliza conceitos de gamificação aplicados à educação e à conscientização social, prática considerada eficiente para aumentar o engajamento e o aprendizado em ambientes digitais (PRENSKY, 2012).</w:t>
-            </w:r>
-          </w:p>
-          <w:p>
-            <w:pPr>
-              <w:pStyle w:val="NormalWeb"/>
-              <w:spacing w:before="0" w:beforeAutospacing="0" w:after="0" w:afterAutospacing="0" w:line="360" w:lineRule="auto"/>
-              <w:ind w:right="435"/>
-              <w:jc w:val="both"/>
-              <w:rPr>
-                <w:rFonts w:ascii="Arial" w:hAnsi="Arial" w:cs="Arial"/>
-              </w:rPr>
-            </w:pPr>
           </w:p>
         </w:tc>
       </w:tr>
     </w:tbl>
-    <w:p>
-      <w:pPr>
-        <w:spacing w:before="240" w:after="0" w:line="360" w:lineRule="auto"/>
-        <w:jc w:val="both"/>
-        <w:rPr>
-          <w:rFonts w:ascii="Arial" w:eastAsia="Arial" w:hAnsi="Arial" w:cs="Arial"/>
-          <w:b/>
-          <w:sz w:val="24"/>
-          <w:szCs w:val="24"/>
-        </w:rPr>
-      </w:pPr>
-    </w:p>
-    <w:p>
-      <w:pPr>
-        <w:spacing w:before="240" w:after="0" w:line="360" w:lineRule="auto"/>
-        <w:jc w:val="both"/>
-        <w:rPr>
-          <w:rFonts w:ascii="Arial" w:eastAsia="Arial" w:hAnsi="Arial" w:cs="Arial"/>
-          <w:b/>
-          <w:sz w:val="24"/>
-          <w:szCs w:val="24"/>
-        </w:rPr>
-      </w:pPr>
-    </w:p>
-    <w:p>
-      <w:pPr>
-        <w:spacing w:before="240" w:after="0" w:line="360" w:lineRule="auto"/>
-        <w:jc w:val="both"/>
-        <w:rPr>
-          <w:rFonts w:ascii="Arial" w:eastAsia="Arial" w:hAnsi="Arial" w:cs="Arial"/>
-          <w:b/>
-          <w:sz w:val="24"/>
-          <w:szCs w:val="24"/>
-        </w:rPr>
-      </w:pPr>
-    </w:p>
-    <w:p>
-      <w:pPr>
-        <w:spacing w:before="240" w:after="0" w:line="360" w:lineRule="auto"/>
-        <w:jc w:val="both"/>
-        <w:rPr>
-          <w:rFonts w:ascii="Arial" w:eastAsia="Arial" w:hAnsi="Arial" w:cs="Arial"/>
-          <w:b/>
-          <w:sz w:val="24"/>
-          <w:szCs w:val="24"/>
-        </w:rPr>
-      </w:pPr>
-    </w:p>
-    <w:p>
-      <w:pPr>
-        <w:spacing w:before="240" w:after="0" w:line="360" w:lineRule="auto"/>
-        <w:jc w:val="both"/>
-        <w:rPr>
-          <w:rFonts w:ascii="Arial" w:eastAsia="Arial" w:hAnsi="Arial" w:cs="Arial"/>
-          <w:b/>
-          <w:sz w:val="24"/>
-          <w:szCs w:val="24"/>
-        </w:rPr>
-      </w:pPr>
-    </w:p>
-    <w:p>
-      <w:pPr>
-        <w:spacing w:before="240" w:after="0" w:line="360" w:lineRule="auto"/>
-        <w:jc w:val="both"/>
-        <w:rPr>
-          <w:rFonts w:ascii="Arial" w:eastAsia="Arial" w:hAnsi="Arial" w:cs="Arial"/>
-          <w:b/>
-          <w:sz w:val="24"/>
-          <w:szCs w:val="24"/>
-        </w:rPr>
-      </w:pPr>
-    </w:p>
-    <w:p>
-      <w:pPr>
-        <w:spacing w:before="240" w:after="0" w:line="360" w:lineRule="auto"/>
-        <w:jc w:val="both"/>
-        <w:rPr>
-          <w:rFonts w:ascii="Arial" w:eastAsia="Arial" w:hAnsi="Arial" w:cs="Arial"/>
-          <w:b/>
-          <w:sz w:val="24"/>
-          <w:szCs w:val="24"/>
-        </w:rPr>
-      </w:pPr>
-    </w:p>
-    <w:p>
-      <w:pPr>
-        <w:spacing w:before="240" w:after="0" w:line="360" w:lineRule="auto"/>
-        <w:jc w:val="both"/>
-        <w:rPr>
-          <w:rFonts w:ascii="Arial" w:eastAsia="Arial" w:hAnsi="Arial" w:cs="Arial"/>
-          <w:b/>
-          <w:sz w:val="24"/>
-          <w:szCs w:val="24"/>
-        </w:rPr>
-      </w:pPr>
-    </w:p>
-    <w:p>
-      <w:pPr>
-        <w:spacing w:before="240" w:after="0" w:line="360" w:lineRule="auto"/>
-        <w:jc w:val="both"/>
-        <w:rPr>
-          <w:rFonts w:ascii="Arial" w:eastAsia="Arial" w:hAnsi="Arial" w:cs="Arial"/>
-          <w:b/>
-          <w:sz w:val="24"/>
-          <w:szCs w:val="24"/>
-        </w:rPr>
-      </w:pPr>
-    </w:p>
-    <w:p>
-      <w:pPr>
-        <w:spacing w:before="240" w:after="0" w:line="360" w:lineRule="auto"/>
-        <w:jc w:val="both"/>
-        <w:rPr>
-          <w:rFonts w:ascii="Arial" w:eastAsia="Arial" w:hAnsi="Arial" w:cs="Arial"/>
-          <w:b/>
-          <w:sz w:val="24"/>
-          <w:szCs w:val="24"/>
-        </w:rPr>
-      </w:pPr>
-    </w:p>
-    <w:p>
-      <w:pPr>
-        <w:spacing w:before="240" w:after="0" w:line="360" w:lineRule="auto"/>
-        <w:jc w:val="both"/>
-        <w:rPr>
-          <w:rFonts w:ascii="Arial" w:eastAsia="Arial" w:hAnsi="Arial" w:cs="Arial"/>
-          <w:b/>
-          <w:sz w:val="24"/>
-          <w:szCs w:val="24"/>
-        </w:rPr>
-      </w:pPr>
-    </w:p>
-    <w:p>
-      <w:pPr>
-        <w:spacing w:before="240" w:after="0" w:line="360" w:lineRule="auto"/>
-        <w:jc w:val="both"/>
-        <w:rPr>
-          <w:rFonts w:ascii="Arial" w:eastAsia="Arial" w:hAnsi="Arial" w:cs="Arial"/>
-          <w:b/>
-          <w:sz w:val="24"/>
-          <w:szCs w:val="24"/>
-        </w:rPr>
-      </w:pPr>
-    </w:p>
-    <w:p>
-      <w:pPr>
-        <w:spacing w:before="240" w:after="0" w:line="360" w:lineRule="auto"/>
-        <w:jc w:val="both"/>
-        <w:rPr>
-          <w:rFonts w:ascii="Arial" w:eastAsia="Arial" w:hAnsi="Arial" w:cs="Arial"/>
-          <w:b/>
-          <w:sz w:val="24"/>
-          <w:szCs w:val="24"/>
-        </w:rPr>
-      </w:pPr>
-    </w:p>
-    <w:p>
-      <w:pPr>
-        <w:spacing w:before="240" w:after="0" w:line="360" w:lineRule="auto"/>
-        <w:jc w:val="both"/>
-        <w:rPr>
-          <w:rFonts w:ascii="Arial" w:eastAsia="Arial" w:hAnsi="Arial" w:cs="Arial"/>
-          <w:b/>
-          <w:sz w:val="24"/>
-          <w:szCs w:val="24"/>
-        </w:rPr>
-      </w:pPr>
-    </w:p>
-    <w:p>
-      <w:pPr>
-        <w:spacing w:before="240" w:after="0" w:line="360" w:lineRule="auto"/>
-        <w:jc w:val="both"/>
-        <w:rPr>
-          <w:rFonts w:ascii="Arial" w:eastAsia="Arial" w:hAnsi="Arial" w:cs="Arial"/>
-          <w:b/>
-          <w:sz w:val="24"/>
-          <w:szCs w:val="24"/>
-        </w:rPr>
-      </w:pPr>
-    </w:p>
     <w:p>
       <w:pPr>
         <w:spacing w:before="240" w:after="0" w:line="360" w:lineRule="auto"/>
@@ -2450,18 +2173,6 @@
           <w:szCs w:val="24"/>
         </w:rPr>
       </w:pPr>
-    </w:p>
-    <w:p>
-      <w:pPr>
-        <w:spacing w:after="0" w:line="360" w:lineRule="auto"/>
-        <w:jc w:val="both"/>
-        <w:rPr>
-          <w:rFonts w:ascii="Arial" w:eastAsia="Arial" w:hAnsi="Arial" w:cs="Arial"/>
-          <w:b/>
-          <w:sz w:val="24"/>
-          <w:szCs w:val="24"/>
-        </w:rPr>
-      </w:pPr>
       <w:r>
         <w:rPr>
           <w:rFonts w:ascii="Arial" w:eastAsia="Arial" w:hAnsi="Arial" w:cs="Arial"/>
@@ -2487,10 +2198,10 @@
           <w:tcPr>
             <w:tcW w:w="9300" w:type="dxa"/>
             <w:tcBorders>
-              <w:top w:val="single" w:sz="4" w:space="0" w:color="000000"/>
-              <w:left w:val="single" w:sz="4" w:space="0" w:color="000000"/>
-              <w:bottom w:val="single" w:sz="4" w:space="0" w:color="000000"/>
-              <w:right w:val="single" w:sz="4" w:space="0" w:color="000000"/>
+              <w:top w:val="single" w:sz="4" w:space="0" w:color="000000" w:themeColor="text1"/>
+              <w:left w:val="single" w:sz="4" w:space="0" w:color="000000" w:themeColor="text1"/>
+              <w:bottom w:val="single" w:sz="4" w:space="0" w:color="000000" w:themeColor="text1"/>
+              <w:right w:val="single" w:sz="4" w:space="0" w:color="000000" w:themeColor="text1"/>
             </w:tcBorders>
           </w:tcPr>
           <w:p>
@@ -2516,8 +2227,26 @@
                 <w:sz w:val="24"/>
                 <w:szCs w:val="24"/>
               </w:rPr>
-              <w:t xml:space="preserve">         Dentro da indústria de games digitais, existe um grande problema: lacunas de</w:t>
-            </w:r>
+              <w:t xml:space="preserve">     </w:t>
+            </w:r>
+            <w:r>
+              <w:rPr>
+                <w:rFonts w:ascii="Arial" w:eastAsia="Arial" w:hAnsi="Arial" w:cs="Arial"/>
+                <w:sz w:val="24"/>
+                <w:szCs w:val="24"/>
+              </w:rPr>
+              <w:t xml:space="preserve">Dentro da indústria de jogos digitais, há uma lacuna de mercado voltada a projetos que integrem ética, conscientização social e cidadania, especialmente em temas como segurança pública e preservação do patrimônio. Nesse contexto, o Urban Chase busca atuar não apenas como entretenimento, mas também como ferramenta lúdica de educação patrimonial e cidadã, alinhando tecnologia e bem-estar social. Além disso, o projeto prioriza privacidade e segurança de dados por meio do uso do GitHub para controle de versão, adotando práticas que evitam a exposição de chaves de API e informações sensíveis em repositórios públicos, diante do crescimento expressivo de incidentes de vazamento no Brasil, incluindo um aumento de 493% apontado em levantamentos citados pelo Massachusetts </w:t>
+            </w:r>
+            <w:proofErr w:type="spellStart"/>
+            <w:r>
+              <w:rPr>
+                <w:rFonts w:ascii="Arial" w:eastAsia="Arial" w:hAnsi="Arial" w:cs="Arial"/>
+                <w:sz w:val="24"/>
+                <w:szCs w:val="24"/>
+              </w:rPr>
+              <w:t>Institute</w:t>
+            </w:r>
+            <w:proofErr w:type="spellEnd"/>
             <w:r>
               <w:rPr>
                 <w:rFonts w:ascii="Arial" w:eastAsia="Arial" w:hAnsi="Arial" w:cs="Arial"/>
@@ -2526,13 +2255,23 @@
               </w:rPr>
               <w:t xml:space="preserve"> </w:t>
             </w:r>
-            <w:r>
-              <w:rPr>
-                <w:rFonts w:ascii="Arial" w:eastAsia="Arial" w:hAnsi="Arial" w:cs="Arial"/>
-                <w:sz w:val="24"/>
-                <w:szCs w:val="24"/>
-              </w:rPr>
-              <w:t>mercados totais endereçáveis voltados a ideias que integram a ética e a</w:t>
+            <w:proofErr w:type="spellStart"/>
+            <w:r>
+              <w:rPr>
+                <w:rFonts w:ascii="Arial" w:eastAsia="Arial" w:hAnsi="Arial" w:cs="Arial"/>
+                <w:sz w:val="24"/>
+                <w:szCs w:val="24"/>
+              </w:rPr>
+              <w:t>of</w:t>
+            </w:r>
+            <w:proofErr w:type="spellEnd"/>
+            <w:r>
+              <w:rPr>
+                <w:rFonts w:ascii="Arial" w:eastAsia="Arial" w:hAnsi="Arial" w:cs="Arial"/>
+                <w:sz w:val="24"/>
+                <w:szCs w:val="24"/>
+              </w:rPr>
+              <w:t xml:space="preserve"> Technology.</w:t>
             </w:r>
           </w:p>
           <w:p>
@@ -2555,285 +2294,15 @@
             <w:r>
               <w:rPr>
                 <w:rFonts w:ascii="Arial" w:eastAsia="Arial" w:hAnsi="Arial" w:cs="Arial"/>
-                <w:sz w:val="24"/>
-                <w:szCs w:val="24"/>
-              </w:rPr>
-              <w:t>estimulação do fortalecimento do senso comum dos cidadãos com os jogos</w:t>
-            </w:r>
-            <w:r>
-              <w:rPr>
-                <w:rFonts w:ascii="Arial" w:eastAsia="Arial" w:hAnsi="Arial" w:cs="Arial"/>
-                <w:sz w:val="24"/>
-                <w:szCs w:val="24"/>
-              </w:rPr>
-              <w:t xml:space="preserve">, ainda mais quando se trata de </w:t>
-            </w:r>
-            <w:r>
-              <w:rPr>
-                <w:rFonts w:ascii="Arial" w:eastAsia="Arial" w:hAnsi="Arial" w:cs="Arial"/>
-                <w:sz w:val="24"/>
-                <w:szCs w:val="24"/>
-              </w:rPr>
-              <w:t>segurança policial e deterioração do patrimônio público.</w:t>
-            </w:r>
-          </w:p>
-          <w:p>
-            <w:pPr>
-              <w:pBdr>
-                <w:top w:val="nil"/>
-                <w:left w:val="nil"/>
-                <w:bottom w:val="nil"/>
-                <w:right w:val="nil"/>
-                <w:between w:val="nil"/>
-              </w:pBdr>
-              <w:spacing w:after="0" w:line="360" w:lineRule="auto"/>
-              <w:jc w:val="both"/>
-              <w:rPr>
-                <w:rFonts w:ascii="Arial" w:eastAsia="Arial" w:hAnsi="Arial" w:cs="Arial"/>
-                <w:sz w:val="24"/>
-                <w:szCs w:val="24"/>
-              </w:rPr>
-            </w:pPr>
-          </w:p>
-          <w:p>
-            <w:pPr>
-              <w:pBdr>
-                <w:top w:val="nil"/>
-                <w:left w:val="nil"/>
-                <w:bottom w:val="nil"/>
-                <w:right w:val="nil"/>
-                <w:between w:val="nil"/>
-              </w:pBdr>
-              <w:spacing w:after="0" w:line="360" w:lineRule="auto"/>
-              <w:jc w:val="both"/>
-              <w:rPr>
-                <w:rFonts w:ascii="Arial" w:eastAsia="Arial" w:hAnsi="Arial" w:cs="Arial"/>
-                <w:sz w:val="24"/>
-                <w:szCs w:val="24"/>
-              </w:rPr>
-            </w:pPr>
-            <w:r>
-              <w:rPr>
-                <w:rFonts w:ascii="Arial" w:eastAsia="Arial" w:hAnsi="Arial" w:cs="Arial"/>
-                <w:sz w:val="24"/>
-                <w:szCs w:val="24"/>
-              </w:rPr>
-              <w:t xml:space="preserve">       </w:t>
-            </w:r>
-            <w:r>
-              <w:rPr>
-                <w:rFonts w:ascii="Arial" w:eastAsia="Arial" w:hAnsi="Arial" w:cs="Arial"/>
-                <w:sz w:val="24"/>
-                <w:szCs w:val="24"/>
-              </w:rPr>
-              <w:t>Diante desse cenário, O Urban Chase é um jogo que tem o potencial de atuar sendo utilizado não apenas para lazer, mas como um instrumento lúdico em campanhas de educação</w:t>
-            </w:r>
-            <w:r>
-              <w:rPr>
-                <w:rFonts w:ascii="Arial" w:eastAsia="Arial" w:hAnsi="Arial" w:cs="Arial"/>
-                <w:sz w:val="24"/>
-                <w:szCs w:val="24"/>
-              </w:rPr>
-              <w:t xml:space="preserve"> </w:t>
-            </w:r>
-            <w:r>
-              <w:rPr>
-                <w:rFonts w:ascii="Arial" w:eastAsia="Arial" w:hAnsi="Arial" w:cs="Arial"/>
-                <w:sz w:val="24"/>
-                <w:szCs w:val="24"/>
-              </w:rPr>
-              <w:t>patrimonial e cidadã, alinhando o desenvolvimento tecnológico ao bem-estar social.</w:t>
-            </w:r>
-          </w:p>
-          <w:p>
-            <w:pPr>
-              <w:pBdr>
-                <w:top w:val="nil"/>
-                <w:left w:val="nil"/>
-                <w:bottom w:val="nil"/>
-                <w:right w:val="nil"/>
-                <w:between w:val="nil"/>
-              </w:pBdr>
-              <w:spacing w:after="0" w:line="360" w:lineRule="auto"/>
-              <w:jc w:val="both"/>
-              <w:rPr>
-                <w:rFonts w:ascii="Arial" w:eastAsia="Arial" w:hAnsi="Arial" w:cs="Arial"/>
-                <w:sz w:val="24"/>
-                <w:szCs w:val="24"/>
-              </w:rPr>
-            </w:pPr>
-          </w:p>
-          <w:p>
-            <w:pPr>
-              <w:pBdr>
-                <w:top w:val="nil"/>
-                <w:left w:val="nil"/>
-                <w:bottom w:val="nil"/>
-                <w:right w:val="nil"/>
-                <w:between w:val="nil"/>
-              </w:pBdr>
-              <w:spacing w:after="0" w:line="360" w:lineRule="auto"/>
-              <w:jc w:val="both"/>
-              <w:rPr>
-                <w:rFonts w:ascii="Arial" w:eastAsia="Arial" w:hAnsi="Arial" w:cs="Arial"/>
-                <w:sz w:val="24"/>
-                <w:szCs w:val="24"/>
-              </w:rPr>
-            </w:pPr>
-            <w:r>
-              <w:rPr>
-                <w:rFonts w:ascii="Arial" w:eastAsia="Arial" w:hAnsi="Arial" w:cs="Arial"/>
-                <w:sz w:val="24"/>
-                <w:szCs w:val="24"/>
-              </w:rPr>
-              <w:t xml:space="preserve">      </w:t>
-            </w:r>
-            <w:r>
-              <w:rPr>
-                <w:rFonts w:ascii="Arial" w:eastAsia="Arial" w:hAnsi="Arial" w:cs="Arial"/>
-                <w:sz w:val="24"/>
-                <w:szCs w:val="24"/>
-              </w:rPr>
-              <w:t xml:space="preserve"> </w:t>
-            </w:r>
-            <w:r>
-              <w:rPr>
-                <w:rFonts w:ascii="Arial" w:eastAsia="Arial" w:hAnsi="Arial" w:cs="Arial"/>
-                <w:sz w:val="24"/>
-                <w:szCs w:val="24"/>
-              </w:rPr>
-              <w:t>Sob esse raciocínio,</w:t>
-            </w:r>
-            <w:r>
-              <w:rPr>
-                <w:rFonts w:ascii="Arial" w:eastAsia="Arial" w:hAnsi="Arial" w:cs="Arial"/>
-                <w:sz w:val="24"/>
-                <w:szCs w:val="24"/>
-              </w:rPr>
-              <w:t xml:space="preserve"> nota se que</w:t>
-            </w:r>
-            <w:r>
-              <w:rPr>
-                <w:rFonts w:ascii="Arial" w:eastAsia="Arial" w:hAnsi="Arial" w:cs="Arial"/>
-                <w:sz w:val="24"/>
-                <w:szCs w:val="24"/>
-              </w:rPr>
-              <w:t xml:space="preserve"> há </w:t>
-            </w:r>
-            <w:r>
-              <w:rPr>
-                <w:rFonts w:ascii="Arial" w:eastAsia="Arial" w:hAnsi="Arial" w:cs="Arial"/>
-                <w:sz w:val="24"/>
-                <w:szCs w:val="24"/>
-              </w:rPr>
-              <w:t xml:space="preserve">uma lacuna de mercados totais endereçáveis voltados </w:t>
-            </w:r>
-            <w:r>
-              <w:rPr>
-                <w:rFonts w:ascii="Arial" w:eastAsia="Arial" w:hAnsi="Arial" w:cs="Arial"/>
-                <w:sz w:val="24"/>
-                <w:szCs w:val="24"/>
-              </w:rPr>
-              <w:t>a privacidade e segurança de dados</w:t>
-            </w:r>
-            <w:r>
-              <w:rPr>
-                <w:rFonts w:ascii="Arial" w:eastAsia="Arial" w:hAnsi="Arial" w:cs="Arial"/>
-                <w:sz w:val="24"/>
-                <w:szCs w:val="24"/>
-              </w:rPr>
-              <w:t>.</w:t>
-            </w:r>
-          </w:p>
-          <w:p>
-            <w:pPr>
-              <w:pBdr>
-                <w:top w:val="nil"/>
-                <w:left w:val="nil"/>
-                <w:bottom w:val="nil"/>
-                <w:right w:val="nil"/>
-                <w:between w:val="nil"/>
-              </w:pBdr>
-              <w:spacing w:after="0" w:line="360" w:lineRule="auto"/>
-              <w:jc w:val="both"/>
-              <w:rPr>
-                <w:rFonts w:ascii="Arial" w:eastAsia="Arial" w:hAnsi="Arial" w:cs="Arial"/>
-                <w:sz w:val="24"/>
-                <w:szCs w:val="24"/>
-              </w:rPr>
-            </w:pPr>
-          </w:p>
-          <w:p>
-            <w:pPr>
-              <w:pBdr>
-                <w:top w:val="nil"/>
-                <w:left w:val="nil"/>
-                <w:bottom w:val="nil"/>
-                <w:right w:val="nil"/>
-                <w:between w:val="nil"/>
-              </w:pBdr>
-              <w:spacing w:after="0" w:line="360" w:lineRule="auto"/>
-              <w:jc w:val="both"/>
-              <w:rPr>
-                <w:rFonts w:ascii="Arial" w:eastAsia="Arial" w:hAnsi="Arial" w:cs="Arial"/>
-                <w:sz w:val="24"/>
-                <w:szCs w:val="24"/>
-              </w:rPr>
-            </w:pPr>
-            <w:r>
-              <w:rPr>
-                <w:rFonts w:ascii="Arial" w:eastAsia="Arial" w:hAnsi="Arial" w:cs="Arial"/>
-                <w:sz w:val="24"/>
-                <w:szCs w:val="24"/>
-              </w:rPr>
-              <w:t xml:space="preserve">     </w:t>
-            </w:r>
-            <w:r>
-              <w:rPr>
-                <w:rFonts w:ascii="Arial" w:eastAsia="Arial" w:hAnsi="Arial" w:cs="Arial"/>
-                <w:sz w:val="24"/>
-                <w:szCs w:val="24"/>
-              </w:rPr>
-              <w:t xml:space="preserve">   </w:t>
-            </w:r>
-            <w:r>
-              <w:rPr>
-                <w:rFonts w:ascii="Arial" w:eastAsia="Arial" w:hAnsi="Arial" w:cs="Arial"/>
-                <w:sz w:val="24"/>
-                <w:szCs w:val="24"/>
-              </w:rPr>
-              <w:t xml:space="preserve">Com base nisso, o processo utilizado para garantir a integridade ética do jogo é o uso do GitHub para controle de versão com práticas as quais evitam a exposição de chaves de API ou dados sensíveis nos repositórios públicos, visto que, relatórios recentes apontam crescimento expressivo de incidentes de vazamento: um levantamento citado pelo MIT indica aumento de 493% nos vazamentos de dados no Brasil em determinados períodos recentes. </w:t>
-            </w:r>
-          </w:p>
-          <w:p>
-            <w:pPr>
-              <w:pBdr>
-                <w:top w:val="nil"/>
-                <w:left w:val="nil"/>
-                <w:bottom w:val="nil"/>
-                <w:right w:val="nil"/>
-                <w:between w:val="nil"/>
-              </w:pBdr>
-              <w:spacing w:after="0" w:line="360" w:lineRule="auto"/>
-              <w:jc w:val="both"/>
-              <w:rPr>
-                <w:rFonts w:ascii="Arial" w:eastAsia="Arial" w:hAnsi="Arial" w:cs="Arial"/>
-                <w:sz w:val="24"/>
-                <w:szCs w:val="24"/>
-              </w:rPr>
-            </w:pPr>
-            <w:r>
-              <w:rPr>
-                <w:rFonts w:ascii="Arial" w:eastAsia="Arial" w:hAnsi="Arial" w:cs="Arial"/>
                 <w:noProof/>
                 <w:sz w:val="24"/>
                 <w:szCs w:val="24"/>
                 <w14:ligatures w14:val="standardContextual"/>
               </w:rPr>
               <w:drawing>
-                <wp:inline distT="0" distB="0" distL="0" distR="0" wp14:anchorId="2FF2647C" wp14:editId="09B28570">
-                  <wp:extent cx="4829175" cy="3209925"/>
-                  <wp:effectExtent l="0" t="0" r="9525" b="9525"/>
+                <wp:inline distT="0" distB="0" distL="0" distR="0" wp14:anchorId="2FF2647C" wp14:editId="79F66A57">
+                  <wp:extent cx="5619750" cy="4981017"/>
+                  <wp:effectExtent l="0" t="0" r="0" b="0"/>
                   <wp:docPr id="9" name="Imagem 9" descr="Gráfico&#10;&#10;O conteúdo gerado por IA pode estar incorreto."/>
                   <wp:cNvGraphicFramePr>
                     <a:graphicFrameLocks xmlns:a="http://schemas.openxmlformats.org/drawingml/2006/main" noChangeAspect="1"/>
@@ -2860,7 +2329,7 @@
                         <pic:spPr>
                           <a:xfrm>
                             <a:off x="0" y="0"/>
-                            <a:ext cx="4847237" cy="3221931"/>
+                            <a:ext cx="5650291" cy="5008086"/>
                           </a:xfrm>
                           <a:prstGeom prst="rect">
                             <a:avLst/>
@@ -2890,15 +2359,6 @@
                 <w:szCs w:val="24"/>
               </w:rPr>
             </w:pPr>
-            <w:r>
-              <w:rPr>
-                <w:rFonts w:ascii="Arial" w:eastAsia="Arial" w:hAnsi="Arial" w:cs="Arial"/>
-                <w:sz w:val="24"/>
-                <w:szCs w:val="24"/>
-              </w:rPr>
-              <w:lastRenderedPageBreak/>
-              <w:t>Outro fator crucial é a equidade. A Pesquisa Game Brasil 2025 mostrou que pessoas de menor renda jogam principalmente no celular, e consoles e PCs gamer continuam concentrados nas classes mais altas.</w:t>
-            </w:r>
           </w:p>
           <w:p>
             <w:pPr>
@@ -2917,6 +2377,51 @@
                 <w:szCs w:val="24"/>
               </w:rPr>
             </w:pPr>
+          </w:p>
+          <w:p>
+            <w:pPr>
+              <w:pBdr>
+                <w:top w:val="nil"/>
+                <w:left w:val="nil"/>
+                <w:bottom w:val="nil"/>
+                <w:right w:val="nil"/>
+                <w:between w:val="nil"/>
+              </w:pBdr>
+              <w:spacing w:after="0" w:line="360" w:lineRule="auto"/>
+              <w:jc w:val="both"/>
+              <w:rPr>
+                <w:rFonts w:ascii="Arial" w:eastAsia="Arial" w:hAnsi="Arial" w:cs="Arial"/>
+                <w:sz w:val="24"/>
+                <w:szCs w:val="24"/>
+              </w:rPr>
+            </w:pPr>
+            <w:r>
+              <w:rPr>
+                <w:rFonts w:ascii="Arial" w:eastAsia="Arial" w:hAnsi="Arial" w:cs="Arial"/>
+                <w:sz w:val="24"/>
+                <w:szCs w:val="24"/>
+              </w:rPr>
+              <w:lastRenderedPageBreak/>
+              <w:t>Outro fator crucial é a equidade. A Pesquisa Game Brasil 2025 mostrou que pessoas de menor renda jogam principalmente no celular, e consoles e PCs gamer continuam concentrados nas classes mais altas.</w:t>
+            </w:r>
+          </w:p>
+          <w:p>
+            <w:pPr>
+              <w:pBdr>
+                <w:top w:val="nil"/>
+                <w:left w:val="nil"/>
+                <w:bottom w:val="nil"/>
+                <w:right w:val="nil"/>
+                <w:between w:val="nil"/>
+              </w:pBdr>
+              <w:spacing w:after="0" w:line="360" w:lineRule="auto"/>
+              <w:jc w:val="both"/>
+              <w:rPr>
+                <w:rFonts w:ascii="Arial" w:eastAsia="Arial" w:hAnsi="Arial" w:cs="Arial"/>
+                <w:sz w:val="24"/>
+                <w:szCs w:val="24"/>
+              </w:rPr>
+            </w:pPr>
             <w:r>
               <w:rPr>
                 <w:rFonts w:ascii="Arial" w:eastAsia="Arial" w:hAnsi="Arial" w:cs="Arial"/>
@@ -2926,9 +2431,9 @@
                 <w14:ligatures w14:val="standardContextual"/>
               </w:rPr>
               <w:drawing>
-                <wp:inline distT="0" distB="0" distL="0" distR="0" wp14:anchorId="0D4E1FB3" wp14:editId="159ED733">
-                  <wp:extent cx="5768340" cy="3499485"/>
-                  <wp:effectExtent l="0" t="0" r="3810" b="5715"/>
+                <wp:inline distT="0" distB="0" distL="0" distR="0" wp14:anchorId="0D4E1FB3" wp14:editId="1CAFB89D">
+                  <wp:extent cx="5768340" cy="6705600"/>
+                  <wp:effectExtent l="0" t="0" r="3810" b="0"/>
                   <wp:docPr id="10" name="Imagem 10" descr="Gráfico, Gráfico de barras&#10;&#10;O conteúdo gerado por IA pode estar incorreto."/>
                   <wp:cNvGraphicFramePr>
                     <a:graphicFrameLocks xmlns:a="http://schemas.openxmlformats.org/drawingml/2006/main" noChangeAspect="1"/>
@@ -2955,7 +2460,7 @@
                         <pic:spPr>
                           <a:xfrm>
                             <a:off x="0" y="0"/>
-                            <a:ext cx="5768340" cy="3499485"/>
+                            <a:ext cx="5768340" cy="6705600"/>
                           </a:xfrm>
                           <a:prstGeom prst="rect">
                             <a:avLst/>
@@ -2985,14 +2490,6 @@
                 <w:szCs w:val="24"/>
               </w:rPr>
             </w:pPr>
-            <w:r>
-              <w:rPr>
-                <w:rFonts w:ascii="Arial" w:eastAsia="Arial" w:hAnsi="Arial" w:cs="Arial"/>
-                <w:sz w:val="24"/>
-                <w:szCs w:val="24"/>
-              </w:rPr>
-              <w:t>Ademais, numa realidade de 14,4 milhões de pessoas com deficiência no Brasil, o Urban Chase busca integrar recursos que permitam que qualquer pessoa, independentemente de suas limitações físicas, possa controlar os personagens, devido ao compromisso ético que o jogo visa utilizar e também implementar no pensamento dos players.</w:t>
-            </w:r>
           </w:p>
           <w:p>
             <w:pPr>
@@ -3011,6 +2508,69 @@
                 <w:szCs w:val="24"/>
               </w:rPr>
             </w:pPr>
+          </w:p>
+          <w:p>
+            <w:pPr>
+              <w:pBdr>
+                <w:top w:val="nil"/>
+                <w:left w:val="nil"/>
+                <w:bottom w:val="nil"/>
+                <w:right w:val="nil"/>
+                <w:between w:val="nil"/>
+              </w:pBdr>
+              <w:spacing w:after="0" w:line="360" w:lineRule="auto"/>
+              <w:jc w:val="both"/>
+              <w:rPr>
+                <w:rFonts w:ascii="Arial" w:eastAsia="Arial" w:hAnsi="Arial" w:cs="Arial"/>
+                <w:sz w:val="24"/>
+                <w:szCs w:val="24"/>
+              </w:rPr>
+            </w:pPr>
+          </w:p>
+          <w:p>
+            <w:pPr>
+              <w:pBdr>
+                <w:top w:val="nil"/>
+                <w:left w:val="nil"/>
+                <w:bottom w:val="nil"/>
+                <w:right w:val="nil"/>
+                <w:between w:val="nil"/>
+              </w:pBdr>
+              <w:spacing w:after="0" w:line="360" w:lineRule="auto"/>
+              <w:jc w:val="both"/>
+              <w:rPr>
+                <w:rFonts w:ascii="Arial" w:eastAsia="Arial" w:hAnsi="Arial" w:cs="Arial"/>
+                <w:sz w:val="24"/>
+                <w:szCs w:val="24"/>
+              </w:rPr>
+            </w:pPr>
+            <w:r>
+              <w:rPr>
+                <w:rFonts w:ascii="Arial" w:eastAsia="Arial" w:hAnsi="Arial" w:cs="Arial"/>
+                <w:sz w:val="24"/>
+                <w:szCs w:val="24"/>
+              </w:rPr>
+              <w:lastRenderedPageBreak/>
+              <w:t>Ademais, numa realidade de 14,4 milhões de pessoas com deficiência no Brasil, o Urban Chase busca integrar recursos que permitam que qualquer pessoa, independentemente de suas limitações físicas, possa controlar os personagens, devido ao compromisso ético que o jogo visa utilizar e também implementar no pensamento dos players.</w:t>
+            </w:r>
+          </w:p>
+          <w:p>
+            <w:pPr>
+              <w:pBdr>
+                <w:top w:val="nil"/>
+                <w:left w:val="nil"/>
+                <w:bottom w:val="nil"/>
+                <w:right w:val="nil"/>
+                <w:between w:val="nil"/>
+              </w:pBdr>
+              <w:spacing w:after="0" w:line="360" w:lineRule="auto"/>
+              <w:jc w:val="both"/>
+              <w:rPr>
+                <w:rFonts w:ascii="Arial" w:eastAsia="Arial" w:hAnsi="Arial" w:cs="Arial"/>
+                <w:sz w:val="24"/>
+                <w:szCs w:val="24"/>
+              </w:rPr>
+            </w:pPr>
             <w:r>
               <w:rPr>
                 <w:rFonts w:ascii="Arial" w:eastAsia="Arial" w:hAnsi="Arial" w:cs="Arial"/>
@@ -3020,8 +2580,8 @@
                 <w14:ligatures w14:val="standardContextual"/>
               </w:rPr>
               <w:drawing>
-                <wp:inline distT="0" distB="0" distL="0" distR="0" wp14:anchorId="73F740B7" wp14:editId="59C41286">
-                  <wp:extent cx="5768340" cy="3086100"/>
+                <wp:inline distT="0" distB="0" distL="0" distR="0" wp14:anchorId="73F740B7" wp14:editId="456C68B5">
+                  <wp:extent cx="5768340" cy="4591050"/>
                   <wp:effectExtent l="0" t="0" r="3810" b="0"/>
                   <wp:docPr id="11" name="Imagem 11" descr="Gráfico&#10;&#10;O conteúdo gerado por IA pode estar incorreto."/>
                   <wp:cNvGraphicFramePr>
@@ -3049,7 +2609,7 @@
                         <pic:spPr>
                           <a:xfrm>
                             <a:off x="0" y="0"/>
-                            <a:ext cx="5768340" cy="3086100"/>
+                            <a:ext cx="5768340" cy="4591050"/>
                           </a:xfrm>
                           <a:prstGeom prst="rect">
                             <a:avLst/>
@@ -3076,6 +2636,18 @@
           <w:szCs w:val="24"/>
         </w:rPr>
       </w:pPr>
+    </w:p>
+    <w:p>
+      <w:pPr>
+        <w:spacing w:after="0" w:line="360" w:lineRule="auto"/>
+        <w:jc w:val="both"/>
+        <w:rPr>
+          <w:rFonts w:ascii="Arial" w:eastAsia="Arial" w:hAnsi="Arial" w:cs="Arial"/>
+          <w:b/>
+          <w:sz w:val="24"/>
+          <w:szCs w:val="24"/>
+        </w:rPr>
+      </w:pPr>
       <w:r>
         <w:rPr>
           <w:rFonts w:ascii="Arial" w:eastAsia="Arial" w:hAnsi="Arial" w:cs="Arial"/>
@@ -3083,7 +2655,6 @@
           <w:sz w:val="24"/>
           <w:szCs w:val="24"/>
         </w:rPr>
-        <w:lastRenderedPageBreak/>
         <w:t>Definição de hipóteses para a solução do problema observado</w:t>
       </w:r>
     </w:p>
@@ -3138,434 +2709,12 @@
                 <w:sz w:val="24"/>
                 <w:szCs w:val="24"/>
               </w:rPr>
-              <w:t>Para solucionar o problema de lacunas de mercados totais endereçáveis que integram desenvolvimento social com jogos, postula-se uma responsabilidade social dos</w:t>
-            </w:r>
-            <w:r>
-              <w:rPr>
-                <w:rFonts w:ascii="Arial" w:eastAsia="Arial" w:hAnsi="Arial" w:cs="Arial"/>
-                <w:sz w:val="24"/>
-                <w:szCs w:val="24"/>
-              </w:rPr>
-              <w:t xml:space="preserve"> </w:t>
-            </w:r>
-            <w:r>
-              <w:rPr>
-                <w:rFonts w:ascii="Arial" w:eastAsia="Arial" w:hAnsi="Arial" w:cs="Arial"/>
-                <w:sz w:val="24"/>
-                <w:szCs w:val="24"/>
-              </w:rPr>
-              <w:t>desenvolvedores em alinhar a proposta de entretenimento a uma conscientização</w:t>
-            </w:r>
-            <w:r>
-              <w:rPr>
-                <w:rFonts w:ascii="Arial" w:eastAsia="Arial" w:hAnsi="Arial" w:cs="Arial"/>
-                <w:sz w:val="24"/>
-                <w:szCs w:val="24"/>
-              </w:rPr>
-              <w:t xml:space="preserve"> </w:t>
-            </w:r>
-            <w:r>
-              <w:rPr>
-                <w:rFonts w:ascii="Arial" w:eastAsia="Arial" w:hAnsi="Arial" w:cs="Arial"/>
-                <w:sz w:val="24"/>
-                <w:szCs w:val="24"/>
-              </w:rPr>
-              <w:t>social, conforme as boas práticas da indústria de jogos, que apesar de preconizar,</w:t>
-            </w:r>
-            <w:r>
-              <w:rPr>
-                <w:rFonts w:ascii="Arial" w:eastAsia="Arial" w:hAnsi="Arial" w:cs="Arial"/>
-                <w:sz w:val="24"/>
-                <w:szCs w:val="24"/>
-              </w:rPr>
-              <w:t xml:space="preserve"> </w:t>
-            </w:r>
-            <w:r>
-              <w:rPr>
-                <w:rFonts w:ascii="Arial" w:eastAsia="Arial" w:hAnsi="Arial" w:cs="Arial"/>
-                <w:sz w:val="24"/>
-                <w:szCs w:val="24"/>
-              </w:rPr>
-              <w:t>não valoriza a divulgação de jogos com integrações éticas, ainda mais sendo</w:t>
-            </w:r>
-            <w:r>
-              <w:rPr>
-                <w:rFonts w:ascii="Arial" w:eastAsia="Arial" w:hAnsi="Arial" w:cs="Arial"/>
-                <w:sz w:val="24"/>
-                <w:szCs w:val="24"/>
-              </w:rPr>
-              <w:t xml:space="preserve"> </w:t>
-            </w:r>
-            <w:r>
-              <w:rPr>
-                <w:rFonts w:ascii="Arial" w:eastAsia="Arial" w:hAnsi="Arial" w:cs="Arial"/>
-                <w:sz w:val="24"/>
-                <w:szCs w:val="24"/>
-              </w:rPr>
-              <w:t>voltados a segurança urbana e policial.</w:t>
-            </w:r>
-          </w:p>
-          <w:p>
-            <w:pPr>
-              <w:pBdr>
-                <w:top w:val="nil"/>
-                <w:left w:val="nil"/>
-                <w:bottom w:val="nil"/>
-                <w:right w:val="nil"/>
-                <w:between w:val="nil"/>
-              </w:pBdr>
-              <w:spacing w:after="0" w:line="360" w:lineRule="auto"/>
-              <w:jc w:val="both"/>
-              <w:rPr>
-                <w:rFonts w:ascii="Arial" w:eastAsia="Arial" w:hAnsi="Arial" w:cs="Arial"/>
-                <w:sz w:val="24"/>
-                <w:szCs w:val="24"/>
-              </w:rPr>
-            </w:pPr>
-          </w:p>
-          <w:p>
-            <w:pPr>
-              <w:pBdr>
-                <w:top w:val="nil"/>
-                <w:left w:val="nil"/>
-                <w:bottom w:val="nil"/>
-                <w:right w:val="nil"/>
-                <w:between w:val="nil"/>
-              </w:pBdr>
-              <w:spacing w:after="0" w:line="360" w:lineRule="auto"/>
-              <w:jc w:val="both"/>
-              <w:rPr>
-                <w:rFonts w:ascii="Arial" w:eastAsia="Arial" w:hAnsi="Arial" w:cs="Arial"/>
-                <w:sz w:val="24"/>
-                <w:szCs w:val="24"/>
-              </w:rPr>
-            </w:pPr>
-            <w:r>
-              <w:rPr>
-                <w:rFonts w:ascii="Arial" w:eastAsia="Arial" w:hAnsi="Arial" w:cs="Arial"/>
-                <w:sz w:val="24"/>
-                <w:szCs w:val="24"/>
-              </w:rPr>
-              <w:t xml:space="preserve"> Como intervenção direta frente </w:t>
-            </w:r>
-            <w:r>
-              <w:rPr>
-                <w:rFonts w:ascii="Arial" w:eastAsia="Arial" w:hAnsi="Arial" w:cs="Arial"/>
-                <w:sz w:val="24"/>
-                <w:szCs w:val="24"/>
-              </w:rPr>
-              <w:t>a falta de segurança e privacidade de dados presentes nos jogos, assim</w:t>
-            </w:r>
-            <w:r>
-              <w:rPr>
-                <w:rFonts w:ascii="Arial" w:eastAsia="Arial" w:hAnsi="Arial" w:cs="Arial"/>
-                <w:sz w:val="24"/>
-                <w:szCs w:val="24"/>
-              </w:rPr>
-              <w:t xml:space="preserve"> como a Nintendo enfatiza a segurança do ambiente para o público infantil, </w:t>
-            </w:r>
-            <w:r>
-              <w:rPr>
-                <w:rFonts w:ascii="Arial" w:eastAsia="Arial" w:hAnsi="Arial" w:cs="Arial"/>
-                <w:sz w:val="24"/>
-                <w:szCs w:val="24"/>
-              </w:rPr>
-              <w:t>especula-se que</w:t>
-            </w:r>
-            <w:r>
-              <w:rPr>
-                <w:rFonts w:ascii="Arial" w:eastAsia="Arial" w:hAnsi="Arial" w:cs="Arial"/>
-                <w:sz w:val="24"/>
-                <w:szCs w:val="24"/>
-              </w:rPr>
-              <w:t xml:space="preserve"> o Urban Chase deseja</w:t>
-            </w:r>
-            <w:r>
-              <w:rPr>
-                <w:rFonts w:ascii="Arial" w:eastAsia="Arial" w:hAnsi="Arial" w:cs="Arial"/>
-                <w:sz w:val="24"/>
-                <w:szCs w:val="24"/>
-              </w:rPr>
-              <w:t xml:space="preserve"> ser um ambiente seguro, priorizando a proteção do usuário acima da monetização de dados, ainda mais tendo em vista que, infelizmente, ainda existem poucos jogos que se preocupam com a segurança dos jogadores.</w:t>
-            </w:r>
-          </w:p>
-          <w:p>
-            <w:pPr>
-              <w:pBdr>
-                <w:top w:val="nil"/>
-                <w:left w:val="nil"/>
-                <w:bottom w:val="nil"/>
-                <w:right w:val="nil"/>
-                <w:between w:val="nil"/>
-              </w:pBdr>
-              <w:spacing w:after="0" w:line="360" w:lineRule="auto"/>
-              <w:jc w:val="both"/>
-              <w:rPr>
-                <w:rFonts w:ascii="Arial" w:eastAsia="Arial" w:hAnsi="Arial" w:cs="Arial"/>
-                <w:sz w:val="24"/>
-                <w:szCs w:val="24"/>
-              </w:rPr>
-            </w:pPr>
-          </w:p>
-          <w:p>
-            <w:pPr>
-              <w:pBdr>
-                <w:top w:val="nil"/>
-                <w:left w:val="nil"/>
-                <w:bottom w:val="nil"/>
-                <w:right w:val="nil"/>
-                <w:between w:val="nil"/>
-              </w:pBdr>
-              <w:spacing w:after="0" w:line="360" w:lineRule="auto"/>
-              <w:jc w:val="both"/>
-              <w:rPr>
-                <w:rFonts w:ascii="Arial" w:eastAsia="Arial" w:hAnsi="Arial" w:cs="Arial"/>
-                <w:sz w:val="24"/>
-                <w:szCs w:val="24"/>
-              </w:rPr>
-            </w:pPr>
-            <w:r>
-              <w:rPr>
-                <w:rFonts w:ascii="Arial" w:eastAsia="Arial" w:hAnsi="Arial" w:cs="Arial"/>
-                <w:sz w:val="24"/>
-                <w:szCs w:val="24"/>
-              </w:rPr>
-              <w:t>Fundamentado nisso</w:t>
-            </w:r>
-            <w:r>
-              <w:rPr>
-                <w:rFonts w:ascii="Arial" w:eastAsia="Arial" w:hAnsi="Arial" w:cs="Arial"/>
-                <w:sz w:val="24"/>
-                <w:szCs w:val="24"/>
-              </w:rPr>
-              <w:t xml:space="preserve">, o modelo de negócios do jogo </w:t>
-            </w:r>
-            <w:r>
-              <w:rPr>
-                <w:rFonts w:ascii="Arial" w:eastAsia="Arial" w:hAnsi="Arial" w:cs="Arial"/>
-                <w:sz w:val="24"/>
-                <w:szCs w:val="24"/>
-              </w:rPr>
-              <w:t xml:space="preserve">é teorizado em </w:t>
-            </w:r>
-            <w:r>
-              <w:rPr>
-                <w:rFonts w:ascii="Arial" w:eastAsia="Arial" w:hAnsi="Arial" w:cs="Arial"/>
-                <w:sz w:val="24"/>
-                <w:szCs w:val="24"/>
-              </w:rPr>
-              <w:t xml:space="preserve">fontes de receita futuras, como licenciamento e parcerias com instituições de ensino ou órgãos públicos, porque este tipo de empreendimento não coloca a integridade dos jogadores em risco e </w:t>
-            </w:r>
-            <w:r>
-              <w:rPr>
-                <w:rFonts w:ascii="Arial" w:eastAsia="Arial" w:hAnsi="Arial" w:cs="Arial"/>
-                <w:sz w:val="24"/>
-                <w:szCs w:val="24"/>
-              </w:rPr>
-              <w:t>ainda,</w:t>
-            </w:r>
-            <w:r>
-              <w:rPr>
-                <w:rFonts w:ascii="Arial" w:eastAsia="Arial" w:hAnsi="Arial" w:cs="Arial"/>
-                <w:sz w:val="24"/>
-                <w:szCs w:val="24"/>
-              </w:rPr>
-              <w:t xml:space="preserve"> de acordo com a SBIE (Simpósio Brasileiro de Informática na Educação</w:t>
-            </w:r>
-            <w:r>
-              <w:rPr>
-                <w:rFonts w:ascii="Arial" w:eastAsia="Arial" w:hAnsi="Arial" w:cs="Arial"/>
-                <w:sz w:val="24"/>
-                <w:szCs w:val="24"/>
-              </w:rPr>
-              <w:t>), mostra</w:t>
-            </w:r>
-            <w:r>
-              <w:rPr>
-                <w:rFonts w:ascii="Arial" w:eastAsia="Arial" w:hAnsi="Arial" w:cs="Arial"/>
-                <w:sz w:val="24"/>
-                <w:szCs w:val="24"/>
-              </w:rPr>
-              <w:t xml:space="preserve"> crescimento do uso de metodologias ágeis, design participativo, aprendizagem baseada em projetos e gamificação escolar.</w:t>
-            </w:r>
-          </w:p>
-          <w:p>
-            <w:pPr>
-              <w:pBdr>
-                <w:top w:val="nil"/>
-                <w:left w:val="nil"/>
-                <w:bottom w:val="nil"/>
-                <w:right w:val="nil"/>
-                <w:between w:val="nil"/>
-              </w:pBdr>
-              <w:spacing w:after="0" w:line="360" w:lineRule="auto"/>
-              <w:jc w:val="both"/>
-              <w:rPr>
-                <w:rFonts w:ascii="Arial" w:eastAsia="Arial" w:hAnsi="Arial" w:cs="Arial"/>
-                <w:sz w:val="24"/>
-                <w:szCs w:val="24"/>
-              </w:rPr>
-            </w:pPr>
-          </w:p>
-          <w:p>
-            <w:pPr>
-              <w:pBdr>
-                <w:top w:val="nil"/>
-                <w:left w:val="nil"/>
-                <w:bottom w:val="nil"/>
-                <w:right w:val="nil"/>
-                <w:between w:val="nil"/>
-              </w:pBdr>
-              <w:spacing w:after="0" w:line="360" w:lineRule="auto"/>
-              <w:jc w:val="both"/>
-              <w:rPr>
-                <w:rFonts w:ascii="Arial" w:eastAsia="Arial" w:hAnsi="Arial" w:cs="Arial"/>
-                <w:sz w:val="24"/>
-                <w:szCs w:val="24"/>
-              </w:rPr>
-            </w:pPr>
-            <w:r>
-              <w:rPr>
-                <w:rFonts w:ascii="Arial" w:eastAsia="Arial" w:hAnsi="Arial" w:cs="Arial"/>
-                <w:sz w:val="24"/>
-                <w:szCs w:val="24"/>
-              </w:rPr>
-              <w:t xml:space="preserve"> </w:t>
-            </w:r>
-            <w:r>
-              <w:rPr>
-                <w:rFonts w:ascii="Arial" w:eastAsia="Arial" w:hAnsi="Arial" w:cs="Arial"/>
-                <w:sz w:val="24"/>
-                <w:szCs w:val="24"/>
-              </w:rPr>
-              <w:t>Além do mais, o</w:t>
-            </w:r>
-            <w:r>
-              <w:rPr>
-                <w:rFonts w:ascii="Arial" w:eastAsia="Arial" w:hAnsi="Arial" w:cs="Arial"/>
-                <w:sz w:val="24"/>
-                <w:szCs w:val="24"/>
-              </w:rPr>
-              <w:t xml:space="preserve"> Urban </w:t>
-            </w:r>
-            <w:r>
-              <w:rPr>
-                <w:rFonts w:ascii="Arial" w:eastAsia="Arial" w:hAnsi="Arial" w:cs="Arial"/>
-                <w:sz w:val="24"/>
-                <w:szCs w:val="24"/>
-              </w:rPr>
-              <w:t xml:space="preserve">Chase, em sua eventualidade, supõe </w:t>
-            </w:r>
-            <w:r>
-              <w:rPr>
-                <w:rFonts w:ascii="Arial" w:eastAsia="Arial" w:hAnsi="Arial" w:cs="Arial"/>
-                <w:sz w:val="24"/>
-                <w:szCs w:val="24"/>
-              </w:rPr>
-              <w:t>premissas que favorecem a inclusão, facilitada pela utilização de uma mecânica de "Controle Indireto", que é um facilitador para jogadores com limitações motoras que não conseguem executar movimentos complexos de joysticks ou teclado em tempo re</w:t>
-            </w:r>
-            <w:r>
-              <w:rPr>
-                <w:rFonts w:ascii="Arial" w:eastAsia="Arial" w:hAnsi="Arial" w:cs="Arial"/>
-                <w:sz w:val="24"/>
-                <w:szCs w:val="24"/>
-              </w:rPr>
-              <w:t>al.</w:t>
-            </w:r>
-          </w:p>
-          <w:p>
-            <w:pPr>
-              <w:pBdr>
-                <w:top w:val="nil"/>
-                <w:left w:val="nil"/>
-                <w:bottom w:val="nil"/>
-                <w:right w:val="nil"/>
-                <w:between w:val="nil"/>
-              </w:pBdr>
-              <w:spacing w:after="0" w:line="360" w:lineRule="auto"/>
-              <w:jc w:val="both"/>
-              <w:rPr>
-                <w:rFonts w:ascii="Arial" w:eastAsia="Arial" w:hAnsi="Arial" w:cs="Arial"/>
-                <w:sz w:val="24"/>
-                <w:szCs w:val="24"/>
-              </w:rPr>
-            </w:pPr>
+              <w:t>O Urban Chase busca unir entretenimento e conscientização social, abordando temas como segurança urbana e cidadania. O projeto prioriza ética, privacidade e inclusão, inspirando-se em práticas da Nintendo ao defender um ambiente seguro sem monetização de dados. Além disso, o jogo considera futuras parcerias com instituições de ensino e órgãos públicos, acompanhando tendências de gamificação e acessibilidade apontadas pelo Simpósio Brasileiro de Informática na Educação por meio da mecânica de “Controle Indireto”, que favorece jogadores com limitações motoras.</w:t>
+            </w:r>
           </w:p>
         </w:tc>
       </w:tr>
     </w:tbl>
-    <w:p>
-      <w:pPr>
-        <w:spacing w:after="0" w:line="360" w:lineRule="auto"/>
-        <w:jc w:val="both"/>
-        <w:rPr>
-          <w:rFonts w:ascii="Arial" w:eastAsia="Arial" w:hAnsi="Arial" w:cs="Arial"/>
-          <w:b/>
-          <w:sz w:val="24"/>
-          <w:szCs w:val="24"/>
-        </w:rPr>
-      </w:pPr>
-    </w:p>
-    <w:p>
-      <w:pPr>
-        <w:spacing w:after="0" w:line="360" w:lineRule="auto"/>
-        <w:jc w:val="both"/>
-        <w:rPr>
-          <w:rFonts w:ascii="Arial" w:eastAsia="Arial" w:hAnsi="Arial" w:cs="Arial"/>
-          <w:b/>
-          <w:sz w:val="24"/>
-          <w:szCs w:val="24"/>
-        </w:rPr>
-      </w:pPr>
-    </w:p>
-    <w:p>
-      <w:pPr>
-        <w:spacing w:after="0" w:line="360" w:lineRule="auto"/>
-        <w:jc w:val="both"/>
-        <w:rPr>
-          <w:rFonts w:ascii="Arial" w:eastAsia="Arial" w:hAnsi="Arial" w:cs="Arial"/>
-          <w:b/>
-          <w:sz w:val="24"/>
-          <w:szCs w:val="24"/>
-        </w:rPr>
-      </w:pPr>
-    </w:p>
-    <w:p>
-      <w:pPr>
-        <w:spacing w:after="0" w:line="360" w:lineRule="auto"/>
-        <w:jc w:val="both"/>
-        <w:rPr>
-          <w:rFonts w:ascii="Arial" w:eastAsia="Arial" w:hAnsi="Arial" w:cs="Arial"/>
-          <w:b/>
-          <w:sz w:val="24"/>
-          <w:szCs w:val="24"/>
-        </w:rPr>
-      </w:pPr>
-    </w:p>
-    <w:p>
-      <w:pPr>
-        <w:spacing w:after="0" w:line="360" w:lineRule="auto"/>
-        <w:jc w:val="both"/>
-        <w:rPr>
-          <w:rFonts w:ascii="Arial" w:eastAsia="Arial" w:hAnsi="Arial" w:cs="Arial"/>
-          <w:b/>
-          <w:sz w:val="24"/>
-          <w:szCs w:val="24"/>
-        </w:rPr>
-      </w:pPr>
-    </w:p>
-    <w:p>
-      <w:pPr>
-        <w:spacing w:after="0" w:line="360" w:lineRule="auto"/>
-        <w:jc w:val="both"/>
-        <w:rPr>
-          <w:rFonts w:ascii="Arial" w:eastAsia="Arial" w:hAnsi="Arial" w:cs="Arial"/>
-          <w:b/>
-          <w:sz w:val="24"/>
-          <w:szCs w:val="24"/>
-        </w:rPr>
-      </w:pPr>
-    </w:p>
     <w:p>
       <w:pPr>
         <w:spacing w:after="0" w:line="360" w:lineRule="auto"/>
@@ -3862,102 +3011,14 @@
               <w:ind w:left="187" w:right="342" w:firstLine="523"/>
               <w:jc w:val="both"/>
               <w:rPr>
-                <w:rFonts w:ascii="Arial" w:hAnsi="Arial" w:cs="Arial"/>
-              </w:rPr>
-            </w:pPr>
-            <w:r>
-              <w:rPr>
-                <w:rFonts w:ascii="Arial" w:hAnsi="Arial" w:cs="Arial"/>
-              </w:rPr>
-              <w:t>O principal objetivo do jogador é minimizar os danos causados ao ambiente urbano enquanto auxilia, diretamente, o policial a capturar o fugitivo.</w:t>
-            </w:r>
-          </w:p>
-          <w:p>
-            <w:pPr>
-              <w:pStyle w:val="NormalWeb"/>
-              <w:spacing w:before="0" w:beforeAutospacing="0" w:after="0" w:afterAutospacing="0" w:line="360" w:lineRule="auto"/>
-              <w:ind w:left="187" w:right="342" w:firstLine="523"/>
-              <w:jc w:val="both"/>
-              <w:rPr>
-                <w:rFonts w:ascii="Arial" w:eastAsia="Arial" w:hAnsi="Arial" w:cs="Arial"/>
-              </w:rPr>
-            </w:pPr>
-            <w:r>
-              <w:rPr>
-                <w:rFonts w:ascii="Arial" w:hAnsi="Arial" w:cs="Arial"/>
-              </w:rPr>
-              <w:t>Já, o objetivo dos desenvolvedores é</w:t>
-            </w:r>
-            <w:r>
-              <w:rPr>
-                <w:rFonts w:ascii="Arial" w:hAnsi="Arial" w:cs="Arial"/>
-              </w:rPr>
-              <w:t xml:space="preserve"> criar uma jogabilidade baseada em ação indireta e estratégia que proporciona uma experiência imersiva, na qual o jogador interage com um cenário dinâmico e responsivo.</w:t>
-            </w:r>
-            <w:r>
-              <w:t xml:space="preserve"> </w:t>
-            </w:r>
-          </w:p>
-          <w:p>
-            <w:pPr>
-              <w:pStyle w:val="NormalWeb"/>
-              <w:spacing w:before="0" w:beforeAutospacing="0" w:after="0" w:afterAutospacing="0" w:line="360" w:lineRule="auto"/>
-              <w:ind w:left="187" w:right="342" w:firstLine="523"/>
-              <w:jc w:val="both"/>
-              <w:rPr>
-                <w:rFonts w:ascii="Arial" w:eastAsia="Arial" w:hAnsi="Arial" w:cs="Arial"/>
-              </w:rPr>
-            </w:pPr>
-            <w:r>
-              <w:rPr>
-                <w:rFonts w:ascii="Arial" w:eastAsia="Arial" w:hAnsi="Arial" w:cs="Arial"/>
-              </w:rPr>
-              <w:t xml:space="preserve">Além do entretenimento, o jogo </w:t>
-            </w:r>
-            <w:r>
-              <w:rPr>
-                <w:rFonts w:ascii="Arial" w:eastAsia="Arial" w:hAnsi="Arial" w:cs="Arial"/>
-                <w:i/>
-                <w:iCs/>
-              </w:rPr>
-              <w:t>Urban Chase</w:t>
-            </w:r>
-            <w:r>
-              <w:rPr>
-                <w:rFonts w:ascii="Arial" w:eastAsia="Arial" w:hAnsi="Arial" w:cs="Arial"/>
-              </w:rPr>
-              <w:t xml:space="preserve"> busca alinhar-se aos princípios ESG (Environmental, Social and Governance) e aos Objetivos de Desenvolvimento Sustentável (ODS) da ONU, especialmente no incentivo à conscientização social, à tomada de decisões responsáveis e à valorização de ambientes urbanos mais sustentáveis e inclusivos. Dessa forma, o projeto contribui para os ODS 11 </w:t>
-            </w:r>
-            <w:r>
-              <w:rPr>
-                <w:rFonts w:ascii="Arial" w:eastAsia="Arial" w:hAnsi="Arial" w:cs="Arial"/>
-              </w:rPr>
-              <w:t>(Cidades</w:t>
-            </w:r>
-            <w:r>
-              <w:rPr>
-                <w:rFonts w:ascii="Arial" w:eastAsia="Arial" w:hAnsi="Arial" w:cs="Arial"/>
-              </w:rPr>
-              <w:t xml:space="preserve"> e Comunidades Sustentáveis), ao estimular reflexões sobre a integridade do ambiente </w:t>
-            </w:r>
-            <w:r>
-              <w:rPr>
-                <w:rFonts w:ascii="Arial" w:eastAsia="Arial" w:hAnsi="Arial" w:cs="Arial"/>
-              </w:rPr>
-              <w:t>urbano e</w:t>
-            </w:r>
-            <w:r>
-              <w:rPr>
-                <w:rFonts w:ascii="Arial" w:eastAsia="Arial" w:hAnsi="Arial" w:cs="Arial"/>
-              </w:rPr>
-              <w:t xml:space="preserve"> ODS 9 (Indústria, Inovação </w:t>
-            </w:r>
-            <w:r>
-              <w:rPr>
-                <w:rFonts w:ascii="Arial" w:eastAsia="Arial" w:hAnsi="Arial" w:cs="Arial"/>
-              </w:rPr>
-              <w:lastRenderedPageBreak/>
-              <w:t>e Infraestrutura, ao utilizar a tecnologia e o game design como ferramentas de inovação e impacto social positivo.</w:t>
+                <w:rFonts w:ascii="Arial" w:eastAsia="Arial" w:hAnsi="Arial" w:cs="Arial"/>
+              </w:rPr>
+            </w:pPr>
+            <w:r>
+              <w:rPr>
+                <w:rFonts w:ascii="Arial" w:eastAsia="Arial" w:hAnsi="Arial" w:cs="Arial"/>
+              </w:rPr>
+              <w:t>O Urban Chase tem como objetivo fazer com que o jogador minimize os danos ao ambiente urbano enquanto auxilia um policial na captura de um fugitivo, utilizando uma jogabilidade baseada em ação indireta e estratégia em um cenário dinâmico e responsivo. Além do entretenimento, o projeto busca alinhar-se aos princípios ESG e aos Objetivos de Desenvolvimento Sustentável da ONU, especialmente os ODS 11, relacionados a cidades e comunidades sustentáveis, e os ODS 9, voltados à inovação e infraestrutura, ao utilizar tecnologia e game design como ferramentas de conscientização social e impacto positivo.</w:t>
             </w:r>
           </w:p>
           <w:p>
@@ -4013,6 +3074,18 @@
         <w:jc w:val="both"/>
         <w:rPr>
           <w:rFonts w:ascii="Arial" w:eastAsia="Arial" w:hAnsi="Arial" w:cs="Arial"/>
+          <w:b/>
+          <w:sz w:val="24"/>
+          <w:szCs w:val="24"/>
+        </w:rPr>
+      </w:pPr>
+    </w:p>
+    <w:p>
+      <w:pPr>
+        <w:spacing w:after="0" w:line="360" w:lineRule="auto"/>
+        <w:jc w:val="both"/>
+        <w:rPr>
+          <w:rFonts w:ascii="Arial" w:eastAsia="Arial" w:hAnsi="Arial" w:cs="Arial"/>
           <w:sz w:val="24"/>
           <w:szCs w:val="24"/>
         </w:rPr>
@@ -4024,6 +3097,7 @@
           <w:sz w:val="24"/>
           <w:szCs w:val="24"/>
         </w:rPr>
+        <w:lastRenderedPageBreak/>
         <w:t xml:space="preserve">Métodos </w:t>
       </w:r>
     </w:p>
@@ -4067,141 +3141,45 @@
               <w:rPr>
                 <w:rFonts w:ascii="Arial" w:hAnsi="Arial" w:cs="Arial"/>
               </w:rPr>
-              <w:t xml:space="preserve">As principais formulações desenvolvidas durante o sprint </w:t>
-            </w:r>
-            <w:r>
-              <w:rPr>
-                <w:rFonts w:ascii="Arial" w:hAnsi="Arial" w:cs="Arial"/>
-              </w:rPr>
-              <w:t>foram: programação</w:t>
-            </w:r>
-            <w:r>
-              <w:rPr>
-                <w:rFonts w:ascii="Arial" w:hAnsi="Arial" w:cs="Arial"/>
-              </w:rPr>
-              <w:t xml:space="preserve"> voltada a desenvolvimento de jogos com C# e Unity</w:t>
-            </w:r>
-            <w:r>
-              <w:rPr>
-                <w:rFonts w:ascii="Arial" w:hAnsi="Arial" w:cs="Arial"/>
-              </w:rPr>
-              <w:t xml:space="preserve"> </w:t>
-            </w:r>
-            <w:r>
-              <w:rPr>
-                <w:rFonts w:ascii="Arial" w:hAnsi="Arial" w:cs="Arial"/>
-              </w:rPr>
-              <w:t>junto à implementação da metodologia Scrum para desenvolver a prototipagem com o intuito de validá-la no GitHub para versionamento de códigos</w:t>
-            </w:r>
-            <w:r>
-              <w:rPr>
-                <w:rFonts w:ascii="Arial" w:hAnsi="Arial" w:cs="Arial"/>
-              </w:rPr>
-              <w:t>,</w:t>
-            </w:r>
-            <w:r>
-              <w:rPr>
-                <w:rFonts w:ascii="Arial" w:hAnsi="Arial" w:cs="Arial"/>
-              </w:rPr>
-              <w:t xml:space="preserve"> organização de tarefas via Kanban aplicado no Notion e </w:t>
-            </w:r>
-            <w:r>
-              <w:rPr>
-                <w:rFonts w:ascii="Arial" w:hAnsi="Arial" w:cs="Arial"/>
-              </w:rPr>
-              <w:t xml:space="preserve">no </w:t>
-            </w:r>
-            <w:r>
-              <w:rPr>
-                <w:rFonts w:ascii="Arial" w:hAnsi="Arial" w:cs="Arial"/>
-              </w:rPr>
-              <w:t>E-mail,</w:t>
-            </w:r>
-            <w:r>
-              <w:rPr>
-                <w:rFonts w:ascii="Arial" w:hAnsi="Arial" w:cs="Arial"/>
-              </w:rPr>
-              <w:t xml:space="preserve"> </w:t>
-            </w:r>
-            <w:r>
-              <w:rPr>
-                <w:rFonts w:ascii="Arial" w:hAnsi="Arial" w:cs="Arial"/>
-              </w:rPr>
-              <w:t>documentação</w:t>
-            </w:r>
-            <w:r>
-              <w:rPr>
-                <w:rFonts w:ascii="Arial" w:hAnsi="Arial" w:cs="Arial"/>
-              </w:rPr>
-              <w:t xml:space="preserve"> </w:t>
-            </w:r>
-            <w:r>
-              <w:rPr>
-                <w:rFonts w:ascii="Arial" w:hAnsi="Arial" w:cs="Arial"/>
-              </w:rPr>
-              <w:t>via Microsoft Word</w:t>
-            </w:r>
-            <w:r>
-              <w:rPr>
-                <w:rFonts w:ascii="Arial" w:hAnsi="Arial" w:cs="Arial"/>
-              </w:rPr>
-              <w:t xml:space="preserve">, </w:t>
-            </w:r>
-            <w:r>
-              <w:rPr>
-                <w:rFonts w:ascii="Arial" w:hAnsi="Arial" w:cs="Arial"/>
-              </w:rPr>
-              <w:t>automatização dos processos via Claude</w:t>
-            </w:r>
-            <w:r>
-              <w:rPr>
-                <w:rFonts w:ascii="Arial" w:hAnsi="Arial" w:cs="Arial"/>
-              </w:rPr>
-              <w:t xml:space="preserve"> e divulgação via Linkedln.</w:t>
-            </w:r>
-          </w:p>
-          <w:p>
-            <w:pPr>
-              <w:pStyle w:val="NormalWeb"/>
-              <w:spacing w:before="261" w:beforeAutospacing="0" w:after="0" w:afterAutospacing="0" w:line="360" w:lineRule="auto"/>
-              <w:ind w:right="432"/>
-              <w:jc w:val="both"/>
-              <w:rPr>
-                <w:rFonts w:ascii="Arial" w:hAnsi="Arial" w:cs="Arial"/>
-              </w:rPr>
-            </w:pPr>
-            <w:r>
-              <w:rPr>
-                <w:rFonts w:ascii="Arial" w:hAnsi="Arial" w:cs="Arial"/>
-              </w:rPr>
-              <w:t xml:space="preserve">            </w:t>
-            </w:r>
-            <w:r>
-              <w:rPr>
-                <w:rFonts w:ascii="Arial" w:hAnsi="Arial" w:cs="Arial"/>
-              </w:rPr>
-              <w:t>O projeto contempla múltiplos segmentos estratégicos, como o extrato acadêmico da FECAP (estudantes, professores e colaboradores) os quais integrarão e, possivelmente, testarão os protótipos realizados, empresas de tecnologia interessadas em inovação e projetos educacionais, as quais poderão consultar o projeto e transformá-lo em um modelo não apenas escalonável, mas também adaptável no mercado, escolas que buscam novas ferramentas de aprendizagem para integrar o jogo à suas metodologias de ensino, além de órgãos públicos ou governamentais voltados à conscientização social que, mediante a promoção do protótipo, gerarão valores à população.</w:t>
+              <w:t xml:space="preserve">Durante o sprint, foram desenvolvidas atividades voltadas à programação de jogos com C# e Unity, utilizando a metodologia Scrum para criação e validação de protótipos no GitHub, além da organização de tarefas via </w:t>
+            </w:r>
+            <w:proofErr w:type="spellStart"/>
+            <w:r>
+              <w:rPr>
+                <w:rFonts w:ascii="Arial" w:hAnsi="Arial" w:cs="Arial"/>
+              </w:rPr>
+              <w:t>Kanban</w:t>
+            </w:r>
+            <w:proofErr w:type="spellEnd"/>
+            <w:r>
+              <w:rPr>
+                <w:rFonts w:ascii="Arial" w:hAnsi="Arial" w:cs="Arial"/>
+              </w:rPr>
+              <w:t xml:space="preserve"> no </w:t>
+            </w:r>
+            <w:proofErr w:type="spellStart"/>
+            <w:r>
+              <w:rPr>
+                <w:rFonts w:ascii="Arial" w:hAnsi="Arial" w:cs="Arial"/>
+              </w:rPr>
+              <w:t>Notion</w:t>
+            </w:r>
+            <w:proofErr w:type="spellEnd"/>
+            <w:r>
+              <w:rPr>
+                <w:rFonts w:ascii="Arial" w:hAnsi="Arial" w:cs="Arial"/>
+              </w:rPr>
+              <w:t>, documentação no Microsoft Word, automatização de processos com Claude e divulgação pelo LinkedIn. O projeto também contempla diferentes segmentos estratégicos, como a comunidade acadêmica da Fundação Escola de Comércio Álvares Penteado, empresas de tecnologia, instituições de ensino e órgãos públicos interessados em inovação, conscientização social e novas ferramentas educacionais.</w:t>
             </w:r>
           </w:p>
           <w:p>
             <w:pPr>
               <w:pStyle w:val="NormalWeb"/>
               <w:spacing w:before="0" w:beforeAutospacing="0" w:after="0" w:afterAutospacing="0" w:line="360" w:lineRule="auto"/>
-              <w:ind w:left="720" w:right="432" w:firstLine="172"/>
-              <w:jc w:val="both"/>
-              <w:rPr>
-                <w:rFonts w:ascii="Arial" w:hAnsi="Arial" w:cs="Arial"/>
-              </w:rPr>
-            </w:pPr>
-          </w:p>
-          <w:p>
-            <w:pPr>
-              <w:spacing w:after="0" w:line="360" w:lineRule="auto"/>
-              <w:jc w:val="both"/>
-              <w:rPr>
-                <w:rFonts w:ascii="Arial" w:eastAsia="Arial" w:hAnsi="Arial" w:cs="Arial"/>
-                <w:sz w:val="24"/>
-                <w:szCs w:val="24"/>
+              <w:ind w:right="432"/>
+              <w:jc w:val="both"/>
+              <w:rPr>
+                <w:rFonts w:ascii="Arial" w:eastAsia="Arial" w:hAnsi="Arial" w:cs="Arial"/>
               </w:rPr>
             </w:pPr>
           </w:p>
@@ -4276,31 +3254,15 @@
                 <w:sz w:val="24"/>
                 <w:szCs w:val="24"/>
               </w:rPr>
-              <w:t xml:space="preserve">               O</w:t>
-            </w:r>
-            <w:r>
-              <w:rPr>
-                <w:rFonts w:ascii="Arial" w:eastAsia="Arial" w:hAnsi="Arial" w:cs="Arial"/>
-                <w:sz w:val="24"/>
-                <w:szCs w:val="24"/>
-              </w:rPr>
-              <w:t xml:space="preserve"> Urban Chase </w:t>
-            </w:r>
-            <w:r>
-              <w:rPr>
-                <w:rFonts w:ascii="Arial" w:eastAsia="Arial" w:hAnsi="Arial" w:cs="Arial"/>
-                <w:sz w:val="24"/>
-                <w:szCs w:val="24"/>
-              </w:rPr>
-              <w:t>pretende</w:t>
-            </w:r>
-            <w:r>
-              <w:rPr>
-                <w:rFonts w:ascii="Arial" w:eastAsia="Arial" w:hAnsi="Arial" w:cs="Arial"/>
-                <w:sz w:val="24"/>
-                <w:szCs w:val="24"/>
-              </w:rPr>
-              <w:t xml:space="preserve"> ser um ambiente seguro, priorizando a proteção do</w:t>
+              <w:t xml:space="preserve">               </w:t>
+            </w:r>
+            <w:r>
+              <w:rPr>
+                <w:rFonts w:ascii="Arial" w:eastAsia="Arial" w:hAnsi="Arial" w:cs="Arial"/>
+                <w:sz w:val="24"/>
+                <w:szCs w:val="24"/>
+              </w:rPr>
+              <w:t>O Urban Chase busca ser um ambiente seguro que prioriza a proteção do usuário acima da monetização de dados, promovendo inclusão, acessibilidade, educação e conscientização social. Com base nesse compromisso ético, o jogo pretende integrar recursos que permitam a participação de pessoas com limitações físicas, enquanto incentiva o raciocínio estratégico por meio do controle do Detetive Daniel, levando o jogador a compreender os impactos do vandalismo e os desafios de uma perseguição policial eficiente. Além disso, mesmo sendo um protótipo local, o projeto adota princípios da Lei Geral de Proteção de Dados para garantir privacidade, segurança e confidencialidade na experiência do usuário.</w:t>
             </w:r>
           </w:p>
           <w:p>
@@ -4313,401 +3275,6 @@
                 <w:szCs w:val="24"/>
               </w:rPr>
             </w:pPr>
-            <w:r>
-              <w:rPr>
-                <w:rFonts w:ascii="Arial" w:eastAsia="Arial" w:hAnsi="Arial" w:cs="Arial"/>
-                <w:sz w:val="24"/>
-                <w:szCs w:val="24"/>
-              </w:rPr>
-              <w:t xml:space="preserve"> </w:t>
-            </w:r>
-            <w:r>
-              <w:rPr>
-                <w:rFonts w:ascii="Arial" w:eastAsia="Arial" w:hAnsi="Arial" w:cs="Arial"/>
-                <w:sz w:val="24"/>
-                <w:szCs w:val="24"/>
-              </w:rPr>
-              <w:t xml:space="preserve">usuário acima da monetização de dados, </w:t>
-            </w:r>
-            <w:r>
-              <w:rPr>
-                <w:rFonts w:ascii="Arial" w:eastAsia="Arial" w:hAnsi="Arial" w:cs="Arial"/>
-                <w:sz w:val="24"/>
-                <w:szCs w:val="24"/>
-              </w:rPr>
-              <w:t>a inclusão, a educação, a conscientização e acessibilidade.</w:t>
-            </w:r>
-          </w:p>
-          <w:p>
-            <w:pPr>
-              <w:spacing w:after="0" w:line="360" w:lineRule="auto"/>
-              <w:jc w:val="both"/>
-              <w:rPr>
-                <w:rFonts w:ascii="Arial" w:eastAsia="Arial" w:hAnsi="Arial" w:cs="Arial"/>
-                <w:sz w:val="24"/>
-                <w:szCs w:val="24"/>
-              </w:rPr>
-            </w:pPr>
-          </w:p>
-          <w:p>
-            <w:pPr>
-              <w:spacing w:after="0" w:line="360" w:lineRule="auto"/>
-              <w:jc w:val="both"/>
-              <w:rPr>
-                <w:rFonts w:ascii="Arial" w:eastAsia="Arial" w:hAnsi="Arial" w:cs="Arial"/>
-                <w:sz w:val="24"/>
-                <w:szCs w:val="24"/>
-              </w:rPr>
-            </w:pPr>
-            <w:r>
-              <w:rPr>
-                <w:rFonts w:ascii="Arial" w:eastAsia="Arial" w:hAnsi="Arial" w:cs="Arial"/>
-                <w:sz w:val="24"/>
-                <w:szCs w:val="24"/>
-              </w:rPr>
-              <w:t xml:space="preserve">               </w:t>
-            </w:r>
-            <w:r>
-              <w:rPr>
-                <w:rFonts w:ascii="Arial" w:eastAsia="Arial" w:hAnsi="Arial" w:cs="Arial"/>
-                <w:sz w:val="24"/>
-                <w:szCs w:val="24"/>
-              </w:rPr>
-              <w:t>Fundamentado nisso</w:t>
-            </w:r>
-            <w:r>
-              <w:rPr>
-                <w:rFonts w:ascii="Arial" w:eastAsia="Arial" w:hAnsi="Arial" w:cs="Arial"/>
-                <w:sz w:val="24"/>
-                <w:szCs w:val="24"/>
-              </w:rPr>
-              <w:t>, busca-se integrar recursos que permitam que qualquer</w:t>
-            </w:r>
-          </w:p>
-          <w:p>
-            <w:pPr>
-              <w:spacing w:after="0" w:line="360" w:lineRule="auto"/>
-              <w:jc w:val="both"/>
-              <w:rPr>
-                <w:rFonts w:ascii="Arial" w:eastAsia="Arial" w:hAnsi="Arial" w:cs="Arial"/>
-                <w:sz w:val="24"/>
-                <w:szCs w:val="24"/>
-              </w:rPr>
-            </w:pPr>
-            <w:r>
-              <w:rPr>
-                <w:rFonts w:ascii="Arial" w:eastAsia="Arial" w:hAnsi="Arial" w:cs="Arial"/>
-                <w:sz w:val="24"/>
-                <w:szCs w:val="24"/>
-              </w:rPr>
-              <w:t>pessoa, independentemente de suas limitações físicas, possa controlar os</w:t>
-            </w:r>
-          </w:p>
-          <w:p>
-            <w:pPr>
-              <w:spacing w:after="0" w:line="360" w:lineRule="auto"/>
-              <w:jc w:val="both"/>
-              <w:rPr>
-                <w:rFonts w:ascii="Arial" w:eastAsia="Arial" w:hAnsi="Arial" w:cs="Arial"/>
-                <w:sz w:val="24"/>
-                <w:szCs w:val="24"/>
-              </w:rPr>
-            </w:pPr>
-            <w:r>
-              <w:rPr>
-                <w:rFonts w:ascii="Arial" w:eastAsia="Arial" w:hAnsi="Arial" w:cs="Arial"/>
-                <w:sz w:val="24"/>
-                <w:szCs w:val="24"/>
-              </w:rPr>
-              <w:t>personagens, devido ao compromisso ético que o jogo visa utilizar e também</w:t>
-            </w:r>
-          </w:p>
-          <w:p>
-            <w:pPr>
-              <w:spacing w:after="0" w:line="360" w:lineRule="auto"/>
-              <w:jc w:val="both"/>
-              <w:rPr>
-                <w:rFonts w:ascii="Arial" w:eastAsia="Arial" w:hAnsi="Arial" w:cs="Arial"/>
-                <w:sz w:val="24"/>
-                <w:szCs w:val="24"/>
-              </w:rPr>
-            </w:pPr>
-            <w:r>
-              <w:rPr>
-                <w:rFonts w:ascii="Arial" w:eastAsia="Arial" w:hAnsi="Arial" w:cs="Arial"/>
-                <w:sz w:val="24"/>
-                <w:szCs w:val="24"/>
-              </w:rPr>
-              <w:t>implementar no pensamento dos players.</w:t>
-            </w:r>
-          </w:p>
-          <w:p>
-            <w:pPr>
-              <w:spacing w:after="0" w:line="360" w:lineRule="auto"/>
-              <w:jc w:val="both"/>
-              <w:rPr>
-                <w:rFonts w:ascii="Arial" w:eastAsia="Arial" w:hAnsi="Arial" w:cs="Arial"/>
-                <w:sz w:val="24"/>
-                <w:szCs w:val="24"/>
-              </w:rPr>
-            </w:pPr>
-          </w:p>
-          <w:p>
-            <w:pPr>
-              <w:spacing w:after="0" w:line="360" w:lineRule="auto"/>
-              <w:jc w:val="both"/>
-              <w:rPr>
-                <w:rFonts w:ascii="Arial" w:eastAsia="Arial" w:hAnsi="Arial" w:cs="Arial"/>
-                <w:sz w:val="24"/>
-                <w:szCs w:val="24"/>
-              </w:rPr>
-            </w:pPr>
-            <w:r>
-              <w:rPr>
-                <w:rFonts w:ascii="Arial" w:eastAsia="Arial" w:hAnsi="Arial" w:cs="Arial"/>
-                <w:sz w:val="24"/>
-                <w:szCs w:val="24"/>
-              </w:rPr>
-              <w:t xml:space="preserve">               </w:t>
-            </w:r>
-            <w:r>
-              <w:rPr>
-                <w:rFonts w:ascii="Arial" w:eastAsia="Arial" w:hAnsi="Arial" w:cs="Arial"/>
-                <w:sz w:val="24"/>
-                <w:szCs w:val="24"/>
-              </w:rPr>
-              <w:t>Ao controlar o Detetive Daniel, o jogador irá dispor de estratégia e raciocínio</w:t>
-            </w:r>
-          </w:p>
-          <w:p>
-            <w:pPr>
-              <w:spacing w:after="0" w:line="360" w:lineRule="auto"/>
-              <w:jc w:val="both"/>
-              <w:rPr>
-                <w:rFonts w:ascii="Arial" w:eastAsia="Arial" w:hAnsi="Arial" w:cs="Arial"/>
-                <w:sz w:val="24"/>
-                <w:szCs w:val="24"/>
-              </w:rPr>
-            </w:pPr>
-            <w:r>
-              <w:rPr>
-                <w:rFonts w:ascii="Arial" w:eastAsia="Arial" w:hAnsi="Arial" w:cs="Arial"/>
-                <w:sz w:val="24"/>
-                <w:szCs w:val="24"/>
-              </w:rPr>
-              <w:t>tático para promover uma mudança de perspectiva sobre o vandalismo já dentro da</w:t>
-            </w:r>
-          </w:p>
-          <w:p>
-            <w:pPr>
-              <w:spacing w:after="0" w:line="360" w:lineRule="auto"/>
-              <w:jc w:val="both"/>
-              <w:rPr>
-                <w:rFonts w:ascii="Arial" w:eastAsia="Arial" w:hAnsi="Arial" w:cs="Arial"/>
-                <w:sz w:val="24"/>
-                <w:szCs w:val="24"/>
-              </w:rPr>
-            </w:pPr>
-            <w:r>
-              <w:rPr>
-                <w:rFonts w:ascii="Arial" w:eastAsia="Arial" w:hAnsi="Arial" w:cs="Arial"/>
-                <w:sz w:val="24"/>
-                <w:szCs w:val="24"/>
-              </w:rPr>
-              <w:t xml:space="preserve">experiência do game, </w:t>
-            </w:r>
-            <w:r>
-              <w:rPr>
-                <w:rFonts w:ascii="Arial" w:eastAsia="Arial" w:hAnsi="Arial" w:cs="Arial"/>
-                <w:sz w:val="24"/>
-                <w:szCs w:val="24"/>
-              </w:rPr>
-              <w:t>pois,</w:t>
-            </w:r>
-            <w:r>
-              <w:rPr>
-                <w:rFonts w:ascii="Arial" w:eastAsia="Arial" w:hAnsi="Arial" w:cs="Arial"/>
-                <w:sz w:val="24"/>
-                <w:szCs w:val="24"/>
-              </w:rPr>
-              <w:t xml:space="preserve"> o player, para conseguir concluir as fases dele,</w:t>
-            </w:r>
-          </w:p>
-          <w:p>
-            <w:pPr>
-              <w:spacing w:after="0" w:line="360" w:lineRule="auto"/>
-              <w:jc w:val="both"/>
-              <w:rPr>
-                <w:rFonts w:ascii="Arial" w:eastAsia="Arial" w:hAnsi="Arial" w:cs="Arial"/>
-                <w:sz w:val="24"/>
-                <w:szCs w:val="24"/>
-              </w:rPr>
-            </w:pPr>
-            <w:r>
-              <w:rPr>
-                <w:rFonts w:ascii="Arial" w:eastAsia="Arial" w:hAnsi="Arial" w:cs="Arial"/>
-                <w:sz w:val="24"/>
-                <w:szCs w:val="24"/>
-              </w:rPr>
-              <w:t>obrigatoriamente, entenderá o meio ético que o jogo apresenta, isto é, passa a</w:t>
-            </w:r>
-          </w:p>
-          <w:p>
-            <w:pPr>
-              <w:spacing w:after="0" w:line="360" w:lineRule="auto"/>
-              <w:jc w:val="both"/>
-              <w:rPr>
-                <w:rFonts w:ascii="Arial" w:eastAsia="Arial" w:hAnsi="Arial" w:cs="Arial"/>
-                <w:sz w:val="24"/>
-                <w:szCs w:val="24"/>
-              </w:rPr>
-            </w:pPr>
-            <w:r>
-              <w:rPr>
-                <w:rFonts w:ascii="Arial" w:eastAsia="Arial" w:hAnsi="Arial" w:cs="Arial"/>
-                <w:sz w:val="24"/>
-                <w:szCs w:val="24"/>
-              </w:rPr>
-              <w:t xml:space="preserve">compreender os danos da depredação </w:t>
-            </w:r>
-            <w:r>
-              <w:rPr>
-                <w:rFonts w:ascii="Arial" w:eastAsia="Arial" w:hAnsi="Arial" w:cs="Arial"/>
-                <w:sz w:val="24"/>
-                <w:szCs w:val="24"/>
-              </w:rPr>
-              <w:t>dos patrimônios</w:t>
-            </w:r>
-            <w:r>
-              <w:rPr>
-                <w:rFonts w:ascii="Arial" w:eastAsia="Arial" w:hAnsi="Arial" w:cs="Arial"/>
-                <w:sz w:val="24"/>
-                <w:szCs w:val="24"/>
-              </w:rPr>
-              <w:t xml:space="preserve"> e a falta de uma perseguição</w:t>
-            </w:r>
-          </w:p>
-          <w:p>
-            <w:pPr>
-              <w:spacing w:after="0" w:line="360" w:lineRule="auto"/>
-              <w:jc w:val="both"/>
-              <w:rPr>
-                <w:rFonts w:ascii="Arial" w:eastAsia="Arial" w:hAnsi="Arial" w:cs="Arial"/>
-                <w:sz w:val="24"/>
-                <w:szCs w:val="24"/>
-              </w:rPr>
-            </w:pPr>
-            <w:r>
-              <w:rPr>
-                <w:rFonts w:ascii="Arial" w:eastAsia="Arial" w:hAnsi="Arial" w:cs="Arial"/>
-                <w:sz w:val="24"/>
-                <w:szCs w:val="24"/>
-              </w:rPr>
-              <w:t>policial eficiente, os quais podem ser dados de forma moral ou material</w:t>
-            </w:r>
-          </w:p>
-          <w:p>
-            <w:pPr>
-              <w:spacing w:after="0" w:line="360" w:lineRule="auto"/>
-              <w:jc w:val="both"/>
-              <w:rPr>
-                <w:rFonts w:ascii="Arial" w:eastAsia="Arial" w:hAnsi="Arial" w:cs="Arial"/>
-                <w:sz w:val="24"/>
-                <w:szCs w:val="24"/>
-              </w:rPr>
-            </w:pPr>
-          </w:p>
-          <w:p>
-            <w:pPr>
-              <w:spacing w:after="0" w:line="360" w:lineRule="auto"/>
-              <w:jc w:val="both"/>
-              <w:rPr>
-                <w:rFonts w:ascii="Arial" w:eastAsia="Arial" w:hAnsi="Arial" w:cs="Arial"/>
-                <w:sz w:val="24"/>
-                <w:szCs w:val="24"/>
-              </w:rPr>
-            </w:pPr>
-            <w:r>
-              <w:rPr>
-                <w:rFonts w:ascii="Arial" w:eastAsia="Arial" w:hAnsi="Arial" w:cs="Arial"/>
-                <w:sz w:val="24"/>
-                <w:szCs w:val="24"/>
-              </w:rPr>
-              <w:t xml:space="preserve">       </w:t>
-            </w:r>
-            <w:r>
-              <w:rPr>
-                <w:rFonts w:ascii="Arial" w:eastAsia="Arial" w:hAnsi="Arial" w:cs="Arial"/>
-                <w:sz w:val="24"/>
-                <w:szCs w:val="24"/>
-              </w:rPr>
-              <w:t xml:space="preserve">       </w:t>
-            </w:r>
-            <w:r>
-              <w:rPr>
-                <w:rFonts w:ascii="Arial" w:eastAsia="Arial" w:hAnsi="Arial" w:cs="Arial"/>
-                <w:sz w:val="24"/>
-                <w:szCs w:val="24"/>
-              </w:rPr>
-              <w:t>Ou seja, apesar da natureza local do protótipo, o grupo assume o</w:t>
-            </w:r>
-          </w:p>
-          <w:p>
-            <w:pPr>
-              <w:spacing w:after="0" w:line="360" w:lineRule="auto"/>
-              <w:jc w:val="both"/>
-              <w:rPr>
-                <w:rFonts w:ascii="Arial" w:eastAsia="Arial" w:hAnsi="Arial" w:cs="Arial"/>
-                <w:sz w:val="24"/>
-                <w:szCs w:val="24"/>
-              </w:rPr>
-            </w:pPr>
-            <w:r>
-              <w:rPr>
-                <w:rFonts w:ascii="Arial" w:eastAsia="Arial" w:hAnsi="Arial" w:cs="Arial"/>
-                <w:sz w:val="24"/>
-                <w:szCs w:val="24"/>
-              </w:rPr>
-              <w:t>compromisso ético com a privacidade desde a concepção do produto, baseando-se</w:t>
-            </w:r>
-          </w:p>
-          <w:p>
-            <w:pPr>
-              <w:spacing w:after="0" w:line="360" w:lineRule="auto"/>
-              <w:jc w:val="both"/>
-              <w:rPr>
-                <w:rFonts w:ascii="Arial" w:eastAsia="Arial" w:hAnsi="Arial" w:cs="Arial"/>
-                <w:sz w:val="24"/>
-                <w:szCs w:val="24"/>
-              </w:rPr>
-            </w:pPr>
-            <w:r>
-              <w:rPr>
-                <w:rFonts w:ascii="Arial" w:eastAsia="Arial" w:hAnsi="Arial" w:cs="Arial"/>
-                <w:sz w:val="24"/>
-                <w:szCs w:val="24"/>
-              </w:rPr>
-              <w:t>nos princípios da LGPD (Lei Geral de Proteção de Dados) para tornar a experiência</w:t>
-            </w:r>
-          </w:p>
-          <w:p>
-            <w:pPr>
-              <w:spacing w:after="0" w:line="360" w:lineRule="auto"/>
-              <w:jc w:val="both"/>
-              <w:rPr>
-                <w:rFonts w:ascii="Arial" w:eastAsia="Arial" w:hAnsi="Arial" w:cs="Arial"/>
-                <w:sz w:val="24"/>
-                <w:szCs w:val="24"/>
-              </w:rPr>
-            </w:pPr>
-            <w:r>
-              <w:rPr>
-                <w:rFonts w:ascii="Arial" w:eastAsia="Arial" w:hAnsi="Arial" w:cs="Arial"/>
-                <w:sz w:val="24"/>
-                <w:szCs w:val="24"/>
-              </w:rPr>
-              <w:t>do usuário segura e confidencial.</w:t>
-            </w:r>
           </w:p>
         </w:tc>
       </w:tr>
@@ -4972,72 +3539,6 @@
               <w:t>um agente de transformação social.</w:t>
             </w:r>
           </w:p>
-          <w:p>
-            <w:pPr>
-              <w:tabs>
-                <w:tab w:val="left" w:pos="360"/>
-              </w:tabs>
-              <w:spacing w:after="0" w:line="360" w:lineRule="auto"/>
-              <w:jc w:val="both"/>
-              <w:rPr>
-                <w:rFonts w:ascii="Arial" w:eastAsia="Arial" w:hAnsi="Arial" w:cs="Arial"/>
-                <w:sz w:val="24"/>
-                <w:szCs w:val="24"/>
-              </w:rPr>
-            </w:pPr>
-            <w:r>
-              <w:rPr>
-                <w:rFonts w:ascii="Arial" w:eastAsia="Arial" w:hAnsi="Arial" w:cs="Arial"/>
-                <w:sz w:val="24"/>
-                <w:szCs w:val="24"/>
-              </w:rPr>
-              <w:t>Depreende-se, portanto, que o jogo não apenas entretém, mas convida o</w:t>
-            </w:r>
-          </w:p>
-          <w:p>
-            <w:pPr>
-              <w:tabs>
-                <w:tab w:val="left" w:pos="360"/>
-              </w:tabs>
-              <w:spacing w:after="0" w:line="360" w:lineRule="auto"/>
-              <w:jc w:val="both"/>
-              <w:rPr>
-                <w:rFonts w:ascii="Arial" w:eastAsia="Arial" w:hAnsi="Arial" w:cs="Arial"/>
-                <w:sz w:val="24"/>
-                <w:szCs w:val="24"/>
-              </w:rPr>
-            </w:pPr>
-            <w:r>
-              <w:rPr>
-                <w:rFonts w:ascii="Arial" w:eastAsia="Arial" w:hAnsi="Arial" w:cs="Arial"/>
-                <w:sz w:val="24"/>
-                <w:szCs w:val="24"/>
-              </w:rPr>
-              <w:t>jogador a refletir sobre seu papel na sociedade, cumprindo o objetivo de criar</w:t>
-            </w:r>
-          </w:p>
-          <w:p>
-            <w:pPr>
-              <w:tabs>
-                <w:tab w:val="left" w:pos="360"/>
-              </w:tabs>
-              <w:spacing w:after="0" w:line="360" w:lineRule="auto"/>
-              <w:jc w:val="both"/>
-              <w:rPr>
-                <w:rFonts w:ascii="Arial" w:eastAsia="Arial" w:hAnsi="Arial" w:cs="Arial"/>
-                <w:sz w:val="24"/>
-                <w:szCs w:val="24"/>
-              </w:rPr>
-            </w:pPr>
-            <w:r>
-              <w:rPr>
-                <w:rFonts w:ascii="Arial" w:eastAsia="Arial" w:hAnsi="Arial" w:cs="Arial"/>
-                <w:sz w:val="24"/>
-                <w:szCs w:val="24"/>
-              </w:rPr>
-              <w:t>tecnologia com consciência e responsabilidade.</w:t>
-            </w:r>
-          </w:p>
         </w:tc>
       </w:tr>
     </w:tbl>
@@ -5047,102 +3548,6 @@
         <w:jc w:val="both"/>
         <w:rPr>
           <w:rFonts w:ascii="Arial" w:eastAsia="Arial" w:hAnsi="Arial" w:cs="Arial"/>
-          <w:sz w:val="24"/>
-          <w:szCs w:val="24"/>
-        </w:rPr>
-      </w:pPr>
-    </w:p>
-    <w:p>
-      <w:pPr>
-        <w:spacing w:after="0" w:line="360" w:lineRule="auto"/>
-        <w:jc w:val="both"/>
-        <w:rPr>
-          <w:rFonts w:ascii="Arial" w:eastAsia="Arial" w:hAnsi="Arial" w:cs="Arial"/>
-          <w:b/>
-          <w:sz w:val="24"/>
-          <w:szCs w:val="24"/>
-        </w:rPr>
-      </w:pPr>
-    </w:p>
-    <w:p>
-      <w:pPr>
-        <w:spacing w:after="0" w:line="360" w:lineRule="auto"/>
-        <w:jc w:val="both"/>
-        <w:rPr>
-          <w:rFonts w:ascii="Arial" w:eastAsia="Arial" w:hAnsi="Arial" w:cs="Arial"/>
-          <w:b/>
-          <w:sz w:val="24"/>
-          <w:szCs w:val="24"/>
-        </w:rPr>
-      </w:pPr>
-    </w:p>
-    <w:p>
-      <w:pPr>
-        <w:spacing w:after="0" w:line="360" w:lineRule="auto"/>
-        <w:jc w:val="both"/>
-        <w:rPr>
-          <w:rFonts w:ascii="Arial" w:eastAsia="Arial" w:hAnsi="Arial" w:cs="Arial"/>
-          <w:b/>
-          <w:sz w:val="24"/>
-          <w:szCs w:val="24"/>
-        </w:rPr>
-      </w:pPr>
-    </w:p>
-    <w:p>
-      <w:pPr>
-        <w:spacing w:after="0" w:line="360" w:lineRule="auto"/>
-        <w:jc w:val="both"/>
-        <w:rPr>
-          <w:rFonts w:ascii="Arial" w:eastAsia="Arial" w:hAnsi="Arial" w:cs="Arial"/>
-          <w:b/>
-          <w:sz w:val="24"/>
-          <w:szCs w:val="24"/>
-        </w:rPr>
-      </w:pPr>
-    </w:p>
-    <w:p>
-      <w:pPr>
-        <w:spacing w:after="0" w:line="360" w:lineRule="auto"/>
-        <w:jc w:val="both"/>
-        <w:rPr>
-          <w:rFonts w:ascii="Arial" w:eastAsia="Arial" w:hAnsi="Arial" w:cs="Arial"/>
-          <w:b/>
-          <w:sz w:val="24"/>
-          <w:szCs w:val="24"/>
-        </w:rPr>
-      </w:pPr>
-    </w:p>
-    <w:p>
-      <w:pPr>
-        <w:spacing w:after="0" w:line="360" w:lineRule="auto"/>
-        <w:jc w:val="both"/>
-        <w:rPr>
-          <w:rFonts w:ascii="Arial" w:eastAsia="Arial" w:hAnsi="Arial" w:cs="Arial"/>
-          <w:b/>
-          <w:sz w:val="24"/>
-          <w:szCs w:val="24"/>
-        </w:rPr>
-      </w:pPr>
-    </w:p>
-    <w:p>
-      <w:pPr>
-        <w:spacing w:after="0" w:line="360" w:lineRule="auto"/>
-        <w:jc w:val="both"/>
-        <w:rPr>
-          <w:rFonts w:ascii="Arial" w:eastAsia="Arial" w:hAnsi="Arial" w:cs="Arial"/>
-          <w:b/>
-          <w:sz w:val="24"/>
-          <w:szCs w:val="24"/>
-        </w:rPr>
-      </w:pPr>
-    </w:p>
-    <w:p>
-      <w:pPr>
-        <w:spacing w:after="0" w:line="360" w:lineRule="auto"/>
-        <w:jc w:val="both"/>
-        <w:rPr>
-          <w:rFonts w:ascii="Arial" w:eastAsia="Arial" w:hAnsi="Arial" w:cs="Arial"/>
-          <w:b/>
           <w:sz w:val="24"/>
           <w:szCs w:val="24"/>
         </w:rPr>
@@ -8741,14 +7146,14 @@
 <file path=customXml/itemProps1.xml><?xml version="1.0" encoding="utf-8"?>
 <ds:datastoreItem xmlns:ds="http://schemas.openxmlformats.org/officeDocument/2006/customXml" ds:itemID="{F4C3DEEC-2600-444B-9739-BAA4A738EA1E}">
   <ds:schemaRefs>
+    <ds:schemaRef ds:uri="http://schemas.microsoft.com/office/2006/documentManagement/types"/>
+    <ds:schemaRef ds:uri="http://purl.org/dc/terms/"/>
+    <ds:schemaRef ds:uri="http://schemas.microsoft.com/office/infopath/2007/PartnerControls"/>
     <ds:schemaRef ds:uri="http://purl.org/dc/elements/1.1/"/>
+    <ds:schemaRef ds:uri="http://schemas.microsoft.com/office/2006/metadata/properties"/>
+    <ds:schemaRef ds:uri="http://schemas.openxmlformats.org/package/2006/metadata/core-properties"/>
     <ds:schemaRef ds:uri="cad2fdee-5bc2-4e59-8f6d-8fb6c4a72a29"/>
-    <ds:schemaRef ds:uri="http://schemas.microsoft.com/office/2006/metadata/properties"/>
-    <ds:schemaRef ds:uri="http://schemas.microsoft.com/office/2006/documentManagement/types"/>
-    <ds:schemaRef ds:uri="http://schemas.openxmlformats.org/package/2006/metadata/core-properties"/>
-    <ds:schemaRef ds:uri="http://purl.org/dc/terms/"/>
     <ds:schemaRef ds:uri="http://www.w3.org/XML/1998/namespace"/>
-    <ds:schemaRef ds:uri="http://schemas.microsoft.com/office/infopath/2007/PartnerControls"/>
     <ds:schemaRef ds:uri="http://purl.org/dc/dcmitype/"/>
   </ds:schemaRefs>
 </ds:datastoreItem>
